--- a/docs/Maturski rad - urnek (1).docx
+++ b/docs/Maturski rad - urnek (1).docx
@@ -151,7 +151,7 @@
           </mc:Choice>
           <mc:Fallback>
             <w:pict>
-              <v:rect w14:anchorId="3580E71A" id="Rectangle 26" o:spid="_x0000_s1026" style="position:absolute;margin-left:-27pt;margin-top:-73.05pt;width:423pt;height:81pt;z-index:251660288;visibility:visible;mso-wrap-style:square;mso-width-percent:0;mso-height-percent:0;mso-wrap-distance-left:9pt;mso-wrap-distance-top:0;mso-wrap-distance-right:9pt;mso-wrap-distance-bottom:0;mso-position-horizontal:absolute;mso-position-horizontal-relative:text;mso-position-vertical:absolute;mso-position-vertical-relative:text;mso-width-percent:0;mso-height-percent:0;mso-width-relative:page;mso-height-relative:page;v-text-anchor:top" o:gfxdata="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" strokecolor="white"/>
+              <v:rect w14:anchorId="085E7E5D" id="Rectangle 26" o:spid="_x0000_s1026" style="position:absolute;margin-left:-27pt;margin-top:-73.05pt;width:423pt;height:81pt;z-index:251660288;visibility:visible;mso-wrap-style:square;mso-width-percent:0;mso-height-percent:0;mso-wrap-distance-left:9pt;mso-wrap-distance-top:0;mso-wrap-distance-right:9pt;mso-wrap-distance-bottom:0;mso-position-horizontal:absolute;mso-position-horizontal-relative:text;mso-position-vertical:absolute;mso-position-vertical-relative:text;mso-width-percent:0;mso-height-percent:0;mso-width-relative:page;mso-height-relative:page;v-text-anchor:top" o:gfxdata="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" strokecolor="white"/>
             </w:pict>
           </mc:Fallback>
         </mc:AlternateContent>
@@ -578,13 +578,7 @@
         <w:rPr>
           <w:lang w:val="hr-HR"/>
         </w:rPr>
-        <w:t xml:space="preserve">Zulfić Edin, dipl. ing. el.teh.                    </w:t>
-      </w:r>
-      <w:r>
-        <w:rPr>
-          <w:lang w:val="hr-HR"/>
-        </w:rPr>
-        <w:t xml:space="preserve">                              </w:t>
+        <w:t xml:space="preserve">Zulfić Edin, dipl. ing. el.teh.                                                  </w:t>
       </w:r>
       <w:r>
         <w:rPr>
@@ -635,11 +629,6 @@
           <w:lang w:val="hr-HR"/>
         </w:rPr>
         <w:tab/>
-      </w:r>
-      <w:r>
-        <w:rPr>
-          <w:lang w:val="hr-HR"/>
-        </w:rPr>
         <w:t>Lamija Mujkić</w:t>
       </w:r>
     </w:p>
@@ -740,7 +729,7 @@
           </mc:Choice>
           <mc:Fallback>
             <w:pict>
-              <v:rect w14:anchorId="6CBAA93C" id="Rectangle 25" o:spid="_x0000_s1026" style="position:absolute;margin-left:12pt;margin-top:483.1pt;width:423pt;height:81pt;z-index:251661312;visibility:visible;mso-wrap-style:square;mso-width-percent:0;mso-height-percent:0;mso-wrap-distance-left:9pt;mso-wrap-distance-top:0;mso-wrap-distance-right:9pt;mso-wrap-distance-bottom:0;mso-position-horizontal:absolute;mso-position-horizontal-relative:text;mso-position-vertical:absolute;mso-position-vertical-relative:text;mso-width-percent:0;mso-height-percent:0;mso-width-relative:page;mso-height-relative:page;v-text-anchor:top" o:gfxdata="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" strokecolor="white"/>
+              <v:rect w14:anchorId="686D20C5" id="Rectangle 25" o:spid="_x0000_s1026" style="position:absolute;margin-left:12pt;margin-top:483.1pt;width:423pt;height:81pt;z-index:251661312;visibility:visible;mso-wrap-style:square;mso-width-percent:0;mso-height-percent:0;mso-wrap-distance-left:9pt;mso-wrap-distance-top:0;mso-wrap-distance-right:9pt;mso-wrap-distance-bottom:0;mso-position-horizontal:absolute;mso-position-horizontal-relative:text;mso-position-vertical:absolute;mso-position-vertical-relative:text;mso-width-percent:0;mso-height-percent:0;mso-width-relative:page;mso-height-relative:page;v-text-anchor:top" o:gfxdata="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" strokecolor="white"/>
             </w:pict>
           </mc:Fallback>
         </mc:AlternateContent>
@@ -761,6 +750,12 @@
     <w:bookmarkStart w:id="0" w:name="_Toc247374824" w:displacedByCustomXml="next"/>
     <w:sdt>
       <w:sdtPr>
+        <w:rPr>
+          <w:rFonts w:ascii="Times New Roman" w:eastAsia="Times New Roman" w:hAnsi="Times New Roman" w:cs="Times New Roman"/>
+          <w:color w:val="auto"/>
+          <w:sz w:val="24"/>
+          <w:szCs w:val="24"/>
+        </w:rPr>
         <w:id w:val="304437119"/>
         <w:docPartObj>
           <w:docPartGallery w:val="Table of Contents"/>
@@ -769,13 +764,9 @@
       </w:sdtPr>
       <w:sdtEndPr>
         <w:rPr>
-          <w:rFonts w:ascii="Times New Roman" w:eastAsia="Times New Roman" w:hAnsi="Times New Roman" w:cs="Times New Roman"/>
           <w:b/>
           <w:bCs/>
           <w:noProof/>
-          <w:color w:val="auto"/>
-          <w:sz w:val="24"/>
-          <w:szCs w:val="24"/>
         </w:rPr>
       </w:sdtEndPr>
       <w:sdtContent>
@@ -783,11 +774,9 @@
           <w:pPr>
             <w:pStyle w:val="TOCHeading"/>
           </w:pPr>
-          <w:proofErr w:type="spellStart"/>
           <w:r>
             <w:t>Sadržaj</w:t>
           </w:r>
-          <w:proofErr w:type="spellEnd"/>
         </w:p>
         <w:p/>
         <w:p>
@@ -1483,8 +1472,6 @@
           <w:lang w:val="hr-HR"/>
         </w:rPr>
       </w:pPr>
-      <w:bookmarkStart w:id="1" w:name="_GoBack"/>
-      <w:bookmarkEnd w:id="1"/>
     </w:p>
     <w:p>
       <w:pPr>
@@ -1504,72 +1491,103 @@
         </w:rPr>
         <w:br w:type="page"/>
       </w:r>
-      <w:bookmarkStart w:id="2" w:name="_Toc223797189"/>
+      <w:bookmarkStart w:id="1" w:name="_Toc223797189"/>
       <w:r>
         <w:lastRenderedPageBreak/>
         <w:t>1.</w:t>
       </w:r>
       <w:r>
-        <w:t xml:space="preserve"> </w:t>
-      </w:r>
-      <w:proofErr w:type="spellStart"/>
-      <w:r>
-        <w:t>Uvo</w:t>
+        <w:t xml:space="preserve"> Uvo</w:t>
       </w:r>
       <w:bookmarkEnd w:id="0"/>
       <w:r>
         <w:t>d</w:t>
       </w:r>
-      <w:bookmarkEnd w:id="2"/>
-      <w:proofErr w:type="spellEnd"/>
+      <w:bookmarkEnd w:id="1"/>
     </w:p>
     <w:p>
       <w:pPr>
         <w:jc w:val="both"/>
-      </w:pPr>
-      <w:r>
+        <w:rPr>
+          <w:lang w:val="hr-HR"/>
+        </w:rPr>
+      </w:pPr>
+      <w:r>
+        <w:rPr>
+          <w:lang w:val="hr-HR"/>
+        </w:rPr>
         <w:t>School Bell System predstavlja inovativno rješenje za upravljanje školskim zvonom zasnovano na modernim tehnologijama i mikrokontrolerima. Sistem je razvijen koristeći ESP32 mikrokontroler, koji omogućava bežičnu kontrolu i integraciju sa LED matricom, čime se učenicima i osoblju škole pružaju vizuelne obavijesti i informacije u realnom vremenu. Primarna svrha ovog sistema je automatizacija školskog zvona i olakšavanje upravljanja rasporedom zvona i dodatnim obavještenjima, što značajno smanjuje potrebu za manuelnom kontrolom i povećava efikasnost školskog okruženja.</w:t>
       </w:r>
     </w:p>
     <w:p>
       <w:pPr>
         <w:jc w:val="both"/>
+        <w:rPr>
+          <w:lang w:val="hr-HR"/>
+        </w:rPr>
       </w:pPr>
     </w:p>
     <w:p>
       <w:pPr>
         <w:jc w:val="both"/>
-      </w:pPr>
-      <w:r>
+        <w:rPr>
+          <w:lang w:val="hr-HR"/>
+        </w:rPr>
+      </w:pPr>
+      <w:r>
+        <w:rPr>
+          <w:lang w:val="hr-HR"/>
+        </w:rPr>
         <w:t>Centralni dio sistema čini ESP32 mikrokontroler, koji upravlja relejnim modulom za aktiviranje školskog zvona, čita i prikazuje poruke na LED matrici te pohranjuje sve rasporede u internu memoriju. Zahvaljujući integriranoj WiFi i Bluetooth funkcionalnosti, ESP32 omogućava komunikaciju sa Windows desktop aplikacijom, koja služi kao korisnički interfejs za kreiranje rasporeda, slanje poruka i testiranje zvona. Ovakva arhitektura omogućava da sistem radi u realnom vremenu, a podaci ostaju sačuvani čak i u slučaju nestanka struje, čime se povećava pouzdanost i stabilnost sistema.</w:t>
       </w:r>
     </w:p>
     <w:p>
       <w:pPr>
         <w:jc w:val="both"/>
+        <w:rPr>
+          <w:lang w:val="hr-HR"/>
+        </w:rPr>
       </w:pPr>
     </w:p>
     <w:p>
       <w:pPr>
         <w:jc w:val="both"/>
-      </w:pPr>
-      <w:r>
+        <w:rPr>
+          <w:lang w:val="hr-HR"/>
+        </w:rPr>
+      </w:pPr>
+      <w:r>
+        <w:rPr>
+          <w:lang w:val="hr-HR"/>
+        </w:rPr>
         <w:t>Kako bi se prevazišla ograničenja desktop aplikacije, razvijen je i web interfejs sa sedam stranica – index, obavještenja, raspored, dežurstvo, testiranje zvona, postavke, profil i sistem. Web aplikacija koristi zajedničke CSS i JavaScript fajlove, a komunikacija sa ESP32 uređajem odvija se preko JSON protokola i WiFi mreže. Ovaj pristup omogućava bežični pristup sistemu sa bilo kojeg uređaja u mreži, čime se eliminira potreba za kablovskom vezom i manuelnom interakcijom, te se značajno olakšava upravljanje rasporedima i vizuelnim obavještenjima.</w:t>
       </w:r>
     </w:p>
     <w:p>
       <w:pPr>
         <w:jc w:val="both"/>
+        <w:rPr>
+          <w:lang w:val="hr-HR"/>
+        </w:rPr>
       </w:pPr>
     </w:p>
     <w:p>
       <w:pPr>
         <w:jc w:val="both"/>
-      </w:pPr>
-      <w:r>
+        <w:rPr>
+          <w:lang w:val="hr-HR"/>
+        </w:rPr>
+      </w:pPr>
+      <w:r>
+        <w:rPr>
+          <w:lang w:val="hr-HR"/>
+        </w:rPr>
         <w:t>Kombinacija ESP32 mikrokontrolera, relejnog modula, LED matrice i web aplikacije stvara kompletan i fleksibilan sistem koji može pratiti i prilagođavati se školskom rasporedu, pružajući korisnicima intuitivno i pouzdano iskustvo. Kroz ovaj projekat demonstrirana je primjena modernih tehnologija u svakodnevnim školskim procesima, kao i mogućnost integracije bežične komunikacije i vizuelnih prikaza u automatizovane sisteme za upravljanje informacijama.</w:t>
       </w:r>
       <w:r>
+        <w:rPr>
+          <w:lang w:val="hr-HR"/>
+        </w:rPr>
         <w:br w:type="page"/>
       </w:r>
     </w:p>
@@ -1577,17 +1595,17 @@
       <w:pPr>
         <w:pStyle w:val="Heading1"/>
       </w:pPr>
-      <w:bookmarkStart w:id="3" w:name="_Toc247374825"/>
-      <w:bookmarkStart w:id="4" w:name="_Toc223797190"/>
+      <w:bookmarkStart w:id="2" w:name="_Toc247374825"/>
+      <w:bookmarkStart w:id="3" w:name="_Toc223797190"/>
       <w:r>
         <w:lastRenderedPageBreak/>
         <w:t xml:space="preserve">2. </w:t>
       </w:r>
+      <w:bookmarkEnd w:id="2"/>
+      <w:r>
+        <w:t>Korištene komponente i tehnička osnova</w:t>
+      </w:r>
       <w:bookmarkEnd w:id="3"/>
-      <w:r>
-        <w:t>Korištene komponente i tehnička osnova</w:t>
-      </w:r>
-      <w:bookmarkEnd w:id="4"/>
     </w:p>
     <w:p>
       <w:pPr>
@@ -1859,7 +1877,8 @@
             </w:pPr>
             <w:r>
               <w:rPr>
-                <w:lang w:val="hr-HR" w:eastAsia="bs-Latn-BA"/>
+                <w:noProof/>
+                <w:lang w:val="en-GB" w:eastAsia="en-GB"/>
               </w:rPr>
               <w:drawing>
                 <wp:inline distT="0" distB="0" distL="0" distR="0" wp14:anchorId="25FA5997" wp14:editId="104BBEB0">
@@ -1974,7 +1993,8 @@
             </w:pPr>
             <w:r>
               <w:rPr>
-                <w:lang w:val="hr-HR" w:eastAsia="bs-Latn-BA"/>
+                <w:noProof/>
+                <w:lang w:val="en-GB" w:eastAsia="en-GB"/>
               </w:rPr>
               <w:drawing>
                 <wp:inline distT="0" distB="0" distL="0" distR="0" wp14:anchorId="44DF2EB1" wp14:editId="410F2474">
@@ -2043,15 +2063,7 @@
                 <w:szCs w:val="22"/>
                 <w:lang w:val="hr-HR" w:eastAsia="bs-Latn-BA"/>
               </w:rPr>
-              <w:t>Napojna jedinica (5V, 5A, 25W)</w:t>
-            </w:r>
-            <w:r>
-              <w:rPr>
-                <w:sz w:val="22"/>
-                <w:szCs w:val="22"/>
-                <w:lang w:val="hr-HR" w:eastAsia="bs-Latn-BA"/>
-              </w:rPr>
-              <w:t xml:space="preserve"> služi za napajanje slova na ploči i daje dovoljan napon matrici.</w:t>
+              <w:t>Napojna jedinica (5V, 5A, 25W) služi za napajanje slova na ploči i daje dovoljan napon matrici.</w:t>
             </w:r>
           </w:p>
         </w:tc>
@@ -2208,10 +2220,51 @@
           </w:tcPr>
           <w:p>
             <w:pPr>
+              <w:jc w:val="center"/>
               <w:rPr>
                 <w:lang w:val="hr-HR" w:eastAsia="bs-Latn-BA"/>
               </w:rPr>
             </w:pPr>
+            <w:r>
+              <w:rPr>
+                <w:lang w:val="hr-HR" w:eastAsia="bs-Latn-BA"/>
+              </w:rPr>
+              <w:drawing>
+                <wp:inline distT="0" distB="0" distL="0" distR="0" wp14:anchorId="72CC37B5" wp14:editId="7CEFC992">
+                  <wp:extent cx="1135073" cy="998220"/>
+                  <wp:effectExtent l="0" t="0" r="8255" b="0"/>
+                  <wp:docPr id="2" name="Picture 2"/>
+                  <wp:cNvGraphicFramePr>
+                    <a:graphicFrameLocks xmlns:a="http://schemas.openxmlformats.org/drawingml/2006/main" noChangeAspect="1"/>
+                  </wp:cNvGraphicFramePr>
+                  <a:graphic xmlns:a="http://schemas.openxmlformats.org/drawingml/2006/main">
+                    <a:graphicData uri="http://schemas.openxmlformats.org/drawingml/2006/picture">
+                      <pic:pic xmlns:pic="http://schemas.openxmlformats.org/drawingml/2006/picture">
+                        <pic:nvPicPr>
+                          <pic:cNvPr id="1" name=""/>
+                          <pic:cNvPicPr/>
+                        </pic:nvPicPr>
+                        <pic:blipFill>
+                          <a:blip r:embed="rId13"/>
+                          <a:stretch>
+                            <a:fillRect/>
+                          </a:stretch>
+                        </pic:blipFill>
+                        <pic:spPr>
+                          <a:xfrm>
+                            <a:off x="0" y="0"/>
+                            <a:ext cx="1148135" cy="1009707"/>
+                          </a:xfrm>
+                          <a:prstGeom prst="rect">
+                            <a:avLst/>
+                          </a:prstGeom>
+                        </pic:spPr>
+                      </pic:pic>
+                    </a:graphicData>
+                  </a:graphic>
+                </wp:inline>
+              </w:drawing>
+            </w:r>
           </w:p>
         </w:tc>
         <w:tc>
@@ -2226,6 +2279,14 @@
                 <w:lang w:val="hr-HR" w:eastAsia="bs-Latn-BA"/>
               </w:rPr>
             </w:pPr>
+            <w:r>
+              <w:rPr>
+                <w:sz w:val="22"/>
+                <w:szCs w:val="22"/>
+                <w:lang w:val="hr-HR"/>
+              </w:rPr>
+              <w:t>Relej modul omogućava ESP32 mikrokontroleru da upravlja fizičkim školskim zvonom uključivanjem i isključivanjem strujnog kola.</w:t>
+            </w:r>
           </w:p>
         </w:tc>
       </w:tr>
@@ -2251,17 +2312,17 @@
       <w:r>
         <w:br w:type="page"/>
       </w:r>
-      <w:bookmarkStart w:id="5" w:name="_Toc247374826"/>
-      <w:bookmarkStart w:id="6" w:name="_Toc223797191"/>
+      <w:bookmarkStart w:id="4" w:name="_Toc247374826"/>
+      <w:bookmarkStart w:id="5" w:name="_Toc223797191"/>
       <w:r>
         <w:lastRenderedPageBreak/>
         <w:t xml:space="preserve">2.1. </w:t>
       </w:r>
+      <w:bookmarkEnd w:id="4"/>
+      <w:r>
+        <w:t>Esp32 mikrokontroler</w:t>
+      </w:r>
       <w:bookmarkEnd w:id="5"/>
-      <w:r>
-        <w:t>Esp32 mikrokontroler</w:t>
-      </w:r>
-      <w:bookmarkEnd w:id="6"/>
     </w:p>
     <w:p>
       <w:pPr>
@@ -2539,7 +2600,8 @@
       </w:pPr>
       <w:r>
         <w:rPr>
-          <w:lang w:val="hr-HR"/>
+          <w:noProof/>
+          <w:lang w:val="en-GB" w:eastAsia="en-GB"/>
         </w:rPr>
         <w:drawing>
           <wp:inline distT="0" distB="0" distL="0" distR="0" wp14:anchorId="4A60A108" wp14:editId="780E8D90">
@@ -2557,7 +2619,7 @@
                     <pic:cNvPicPr/>
                   </pic:nvPicPr>
                   <pic:blipFill rotWithShape="1">
-                    <a:blip r:embed="rId13"/>
+                    <a:blip r:embed="rId14"/>
                     <a:srcRect b="1454"/>
                     <a:stretch/>
                   </pic:blipFill>
@@ -2701,7 +2763,7 @@
           <w:lang w:val="hr-HR"/>
         </w:rPr>
       </w:pPr>
-      <w:bookmarkStart w:id="7" w:name="_Toc223797192"/>
+      <w:bookmarkStart w:id="6" w:name="_Toc223797192"/>
       <w:r>
         <w:t xml:space="preserve">2.2. </w:t>
       </w:r>
@@ -2729,7 +2791,7 @@
         </w:rPr>
         <w:t xml:space="preserve"> 32x64 P4 (RGB)</w:t>
       </w:r>
-      <w:bookmarkEnd w:id="7"/>
+      <w:bookmarkEnd w:id="6"/>
     </w:p>
     <w:p>
       <w:pPr>
@@ -2797,7 +2859,7 @@
                     </pic:cNvPicPr>
                   </pic:nvPicPr>
                   <pic:blipFill rotWithShape="1">
-                    <a:blip r:embed="rId14">
+                    <a:blip r:embed="rId15">
                       <a:clrChange>
                         <a:clrFrom>
                           <a:srgbClr val="FFFFFF"/>
@@ -2859,25 +2921,7 @@
           <w:szCs w:val="18"/>
           <w:lang w:val="hr-HR" w:eastAsia="bs-Latn-BA"/>
         </w:rPr>
-        <w:t>Slika 2.2.1. pozadina LED</w:t>
-      </w:r>
-      <w:r>
-        <w:rPr>
-          <w:i/>
-          <w:sz w:val="18"/>
-          <w:szCs w:val="18"/>
-          <w:lang w:val="hr-HR" w:eastAsia="bs-Latn-BA"/>
-        </w:rPr>
-        <w:t xml:space="preserve"> 64x32</w:t>
-      </w:r>
-      <w:r>
-        <w:rPr>
-          <w:i/>
-          <w:sz w:val="18"/>
-          <w:szCs w:val="18"/>
-          <w:lang w:val="hr-HR" w:eastAsia="bs-Latn-BA"/>
-        </w:rPr>
-        <w:t xml:space="preserve">  matrice</w:t>
+        <w:t>Slika 2.2.1. pozadina LED 64x32  matrice</w:t>
       </w:r>
     </w:p>
     <w:p>
@@ -3039,21 +3083,8 @@
             <w:pPr>
               <w:cnfStyle w:val="000000100000" w:firstRow="0" w:lastRow="0" w:firstColumn="0" w:lastColumn="0" w:oddVBand="0" w:evenVBand="0" w:oddHBand="1" w:evenHBand="0" w:firstRowFirstColumn="0" w:firstRowLastColumn="0" w:lastRowFirstColumn="0" w:lastRowLastColumn="0"/>
             </w:pPr>
-            <w:proofErr w:type="spellStart"/>
-            <w:r>
-              <w:t>Ulazno</w:t>
-            </w:r>
-            <w:proofErr w:type="spellEnd"/>
-            <w:r>
-              <w:t xml:space="preserve"> </w:t>
-            </w:r>
-            <w:proofErr w:type="spellStart"/>
-            <w:r>
-              <w:t>napajanje</w:t>
-            </w:r>
-            <w:proofErr w:type="spellEnd"/>
-            <w:r>
-              <w:t xml:space="preserve"> od 5V</w:t>
+            <w:r>
+              <w:t>Ulazno napajanje od 5V</w:t>
             </w:r>
           </w:p>
         </w:tc>
@@ -3088,11 +3119,9 @@
             <w:pPr>
               <w:cnfStyle w:val="000000100000" w:firstRow="0" w:lastRow="0" w:firstColumn="0" w:lastColumn="0" w:oddVBand="0" w:evenVBand="0" w:oddHBand="1" w:evenHBand="0" w:firstRowFirstColumn="0" w:firstRowLastColumn="0" w:lastRowFirstColumn="0" w:lastRowLastColumn="0"/>
             </w:pPr>
-            <w:proofErr w:type="spellStart"/>
             <w:r>
               <w:t>Uzemljenje</w:t>
             </w:r>
-            <w:proofErr w:type="spellEnd"/>
           </w:p>
         </w:tc>
       </w:tr>
@@ -3119,29 +3148,8 @@
             <w:pPr>
               <w:cnfStyle w:val="000000000000" w:firstRow="0" w:lastRow="0" w:firstColumn="0" w:lastColumn="0" w:oddVBand="0" w:evenVBand="0" w:oddHBand="0" w:evenHBand="0" w:firstRowFirstColumn="0" w:firstRowLastColumn="0" w:lastRowFirstColumn="0" w:lastRowLastColumn="0"/>
             </w:pPr>
-            <w:proofErr w:type="spellStart"/>
-            <w:r>
-              <w:t>Podaci</w:t>
-            </w:r>
-            <w:proofErr w:type="spellEnd"/>
-            <w:r>
-              <w:t xml:space="preserve"> </w:t>
-            </w:r>
-            <w:proofErr w:type="spellStart"/>
-            <w:r>
-              <w:t>višeg</w:t>
-            </w:r>
-            <w:proofErr w:type="spellEnd"/>
-            <w:r>
-              <w:t xml:space="preserve"> </w:t>
-            </w:r>
-            <w:proofErr w:type="spellStart"/>
-            <w:r>
-              <w:t>bita</w:t>
-            </w:r>
-            <w:proofErr w:type="spellEnd"/>
-            <w:r>
-              <w:t xml:space="preserve"> R</w:t>
+            <w:r>
+              <w:t>Podaci višeg bita R</w:t>
             </w:r>
           </w:p>
         </w:tc>
@@ -3176,29 +3184,8 @@
             <w:pPr>
               <w:cnfStyle w:val="000000000000" w:firstRow="0" w:lastRow="0" w:firstColumn="0" w:lastColumn="0" w:oddVBand="0" w:evenVBand="0" w:oddHBand="0" w:evenHBand="0" w:firstRowFirstColumn="0" w:firstRowLastColumn="0" w:lastRowFirstColumn="0" w:lastRowLastColumn="0"/>
             </w:pPr>
-            <w:proofErr w:type="spellStart"/>
-            <w:r>
-              <w:t>Podaci</w:t>
-            </w:r>
-            <w:proofErr w:type="spellEnd"/>
-            <w:r>
-              <w:t xml:space="preserve"> </w:t>
-            </w:r>
-            <w:proofErr w:type="spellStart"/>
-            <w:r>
-              <w:t>nižeg</w:t>
-            </w:r>
-            <w:proofErr w:type="spellEnd"/>
-            <w:r>
-              <w:t xml:space="preserve"> </w:t>
-            </w:r>
-            <w:proofErr w:type="spellStart"/>
-            <w:r>
-              <w:t>bita</w:t>
-            </w:r>
-            <w:proofErr w:type="spellEnd"/>
-            <w:r>
-              <w:t xml:space="preserve"> R</w:t>
+            <w:r>
+              <w:t>Podaci nižeg bita R</w:t>
             </w:r>
           </w:p>
         </w:tc>
@@ -3227,29 +3214,8 @@
             <w:pPr>
               <w:cnfStyle w:val="000000100000" w:firstRow="0" w:lastRow="0" w:firstColumn="0" w:lastColumn="0" w:oddVBand="0" w:evenVBand="0" w:oddHBand="1" w:evenHBand="0" w:firstRowFirstColumn="0" w:firstRowLastColumn="0" w:lastRowFirstColumn="0" w:lastRowLastColumn="0"/>
             </w:pPr>
-            <w:proofErr w:type="spellStart"/>
-            <w:r>
-              <w:t>Podaci</w:t>
-            </w:r>
-            <w:proofErr w:type="spellEnd"/>
-            <w:r>
-              <w:t xml:space="preserve"> </w:t>
-            </w:r>
-            <w:proofErr w:type="spellStart"/>
-            <w:r>
-              <w:t>višeg</w:t>
-            </w:r>
-            <w:proofErr w:type="spellEnd"/>
-            <w:r>
-              <w:t xml:space="preserve"> </w:t>
-            </w:r>
-            <w:proofErr w:type="spellStart"/>
-            <w:r>
-              <w:t>bita</w:t>
-            </w:r>
-            <w:proofErr w:type="spellEnd"/>
-            <w:r>
-              <w:t xml:space="preserve"> G</w:t>
+            <w:r>
+              <w:t>Podaci višeg bita G</w:t>
             </w:r>
           </w:p>
         </w:tc>
@@ -3284,29 +3250,8 @@
             <w:pPr>
               <w:cnfStyle w:val="000000100000" w:firstRow="0" w:lastRow="0" w:firstColumn="0" w:lastColumn="0" w:oddVBand="0" w:evenVBand="0" w:oddHBand="1" w:evenHBand="0" w:firstRowFirstColumn="0" w:firstRowLastColumn="0" w:lastRowFirstColumn="0" w:lastRowLastColumn="0"/>
             </w:pPr>
-            <w:proofErr w:type="spellStart"/>
-            <w:r>
-              <w:t>Podaci</w:t>
-            </w:r>
-            <w:proofErr w:type="spellEnd"/>
-            <w:r>
-              <w:t xml:space="preserve"> </w:t>
-            </w:r>
-            <w:proofErr w:type="spellStart"/>
-            <w:r>
-              <w:t>nižeg</w:t>
-            </w:r>
-            <w:proofErr w:type="spellEnd"/>
-            <w:r>
-              <w:t xml:space="preserve"> </w:t>
-            </w:r>
-            <w:proofErr w:type="spellStart"/>
-            <w:r>
-              <w:t>bita</w:t>
-            </w:r>
-            <w:proofErr w:type="spellEnd"/>
-            <w:r>
-              <w:t xml:space="preserve"> G</w:t>
+            <w:r>
+              <w:t>Podaci nižeg bita G</w:t>
             </w:r>
           </w:p>
         </w:tc>
@@ -3334,29 +3279,8 @@
             <w:pPr>
               <w:cnfStyle w:val="000000000000" w:firstRow="0" w:lastRow="0" w:firstColumn="0" w:lastColumn="0" w:oddVBand="0" w:evenVBand="0" w:oddHBand="0" w:evenHBand="0" w:firstRowFirstColumn="0" w:firstRowLastColumn="0" w:lastRowFirstColumn="0" w:lastRowLastColumn="0"/>
             </w:pPr>
-            <w:proofErr w:type="spellStart"/>
-            <w:r>
-              <w:t>Podaci</w:t>
-            </w:r>
-            <w:proofErr w:type="spellEnd"/>
-            <w:r>
-              <w:t xml:space="preserve"> </w:t>
-            </w:r>
-            <w:proofErr w:type="spellStart"/>
-            <w:r>
-              <w:t>višeg</w:t>
-            </w:r>
-            <w:proofErr w:type="spellEnd"/>
-            <w:r>
-              <w:t xml:space="preserve"> </w:t>
-            </w:r>
-            <w:proofErr w:type="spellStart"/>
-            <w:r>
-              <w:t>bita</w:t>
-            </w:r>
-            <w:proofErr w:type="spellEnd"/>
-            <w:r>
-              <w:t xml:space="preserve"> B</w:t>
+            <w:r>
+              <w:t>Podaci višeg bita B</w:t>
             </w:r>
           </w:p>
         </w:tc>
@@ -3391,29 +3315,8 @@
             <w:pPr>
               <w:cnfStyle w:val="000000000000" w:firstRow="0" w:lastRow="0" w:firstColumn="0" w:lastColumn="0" w:oddVBand="0" w:evenVBand="0" w:oddHBand="0" w:evenHBand="0" w:firstRowFirstColumn="0" w:firstRowLastColumn="0" w:lastRowFirstColumn="0" w:lastRowLastColumn="0"/>
             </w:pPr>
-            <w:proofErr w:type="spellStart"/>
-            <w:r>
-              <w:t>Podaci</w:t>
-            </w:r>
-            <w:proofErr w:type="spellEnd"/>
-            <w:r>
-              <w:t xml:space="preserve"> </w:t>
-            </w:r>
-            <w:proofErr w:type="spellStart"/>
-            <w:r>
-              <w:t>nižeg</w:t>
-            </w:r>
-            <w:proofErr w:type="spellEnd"/>
-            <w:r>
-              <w:t xml:space="preserve"> </w:t>
-            </w:r>
-            <w:proofErr w:type="spellStart"/>
-            <w:r>
-              <w:t>bita</w:t>
-            </w:r>
-            <w:proofErr w:type="spellEnd"/>
-            <w:r>
-              <w:t xml:space="preserve"> B</w:t>
+            <w:r>
+              <w:t>Podaci nižeg bita B</w:t>
             </w:r>
           </w:p>
         </w:tc>
@@ -3442,22 +3345,15 @@
             <w:pPr>
               <w:cnfStyle w:val="000000100000" w:firstRow="0" w:lastRow="0" w:firstColumn="0" w:lastColumn="0" w:oddVBand="0" w:evenVBand="0" w:oddHBand="1" w:evenHBand="0" w:firstRowFirstColumn="0" w:firstRowLastColumn="0" w:lastRowFirstColumn="0" w:lastRowLastColumn="0"/>
             </w:pPr>
-            <w:proofErr w:type="spellStart"/>
             <w:r>
               <w:t>Odabir</w:t>
             </w:r>
-            <w:proofErr w:type="spellEnd"/>
             <w:r>
               <w:t xml:space="preserve"> A</w:t>
             </w:r>
             <w:r>
-              <w:t xml:space="preserve"> </w:t>
-            </w:r>
-            <w:proofErr w:type="spellStart"/>
-            <w:r>
-              <w:t>linije</w:t>
-            </w:r>
-            <w:proofErr w:type="spellEnd"/>
+              <w:t xml:space="preserve"> linije</w:t>
+            </w:r>
           </w:p>
         </w:tc>
         <w:tc>
@@ -3491,19 +3387,9 @@
             <w:pPr>
               <w:cnfStyle w:val="000000100000" w:firstRow="0" w:lastRow="0" w:firstColumn="0" w:lastColumn="0" w:oddVBand="0" w:evenVBand="0" w:oddHBand="1" w:evenHBand="0" w:firstRowFirstColumn="0" w:firstRowLastColumn="0" w:lastRowFirstColumn="0" w:lastRowLastColumn="0"/>
             </w:pPr>
-            <w:proofErr w:type="spellStart"/>
-            <w:r>
-              <w:t>Odabir</w:t>
-            </w:r>
-            <w:proofErr w:type="spellEnd"/>
-            <w:r>
-              <w:t xml:space="preserve"> B </w:t>
-            </w:r>
-            <w:proofErr w:type="spellStart"/>
-            <w:r>
-              <w:t>linije</w:t>
-            </w:r>
-            <w:proofErr w:type="spellEnd"/>
+            <w:r>
+              <w:t>Odabir B linije</w:t>
+            </w:r>
           </w:p>
         </w:tc>
       </w:tr>
@@ -3530,19 +3416,9 @@
             <w:pPr>
               <w:cnfStyle w:val="000000000000" w:firstRow="0" w:lastRow="0" w:firstColumn="0" w:lastColumn="0" w:oddVBand="0" w:evenVBand="0" w:oddHBand="0" w:evenHBand="0" w:firstRowFirstColumn="0" w:firstRowLastColumn="0" w:lastRowFirstColumn="0" w:lastRowLastColumn="0"/>
             </w:pPr>
-            <w:proofErr w:type="spellStart"/>
-            <w:r>
-              <w:t>Odabir</w:t>
-            </w:r>
-            <w:proofErr w:type="spellEnd"/>
-            <w:r>
-              <w:t xml:space="preserve"> C </w:t>
-            </w:r>
-            <w:proofErr w:type="spellStart"/>
-            <w:r>
-              <w:t>linije</w:t>
-            </w:r>
-            <w:proofErr w:type="spellEnd"/>
+            <w:r>
+              <w:t>Odabir C linije</w:t>
+            </w:r>
           </w:p>
         </w:tc>
         <w:tc>
@@ -3576,19 +3452,9 @@
             <w:pPr>
               <w:cnfStyle w:val="000000000000" w:firstRow="0" w:lastRow="0" w:firstColumn="0" w:lastColumn="0" w:oddVBand="0" w:evenVBand="0" w:oddHBand="0" w:evenHBand="0" w:firstRowFirstColumn="0" w:firstRowLastColumn="0" w:lastRowFirstColumn="0" w:lastRowLastColumn="0"/>
             </w:pPr>
-            <w:proofErr w:type="spellStart"/>
-            <w:r>
-              <w:t>Odabir</w:t>
-            </w:r>
-            <w:proofErr w:type="spellEnd"/>
-            <w:r>
-              <w:t xml:space="preserve"> D </w:t>
-            </w:r>
-            <w:proofErr w:type="spellStart"/>
-            <w:r>
-              <w:t>linije</w:t>
-            </w:r>
-            <w:proofErr w:type="spellEnd"/>
+            <w:r>
+              <w:t>Odabir D linije</w:t>
+            </w:r>
           </w:p>
         </w:tc>
       </w:tr>
@@ -3616,19 +3482,9 @@
             <w:pPr>
               <w:cnfStyle w:val="000000100000" w:firstRow="0" w:lastRow="0" w:firstColumn="0" w:lastColumn="0" w:oddVBand="0" w:evenVBand="0" w:oddHBand="1" w:evenHBand="0" w:firstRowFirstColumn="0" w:firstRowLastColumn="0" w:lastRowFirstColumn="0" w:lastRowLastColumn="0"/>
             </w:pPr>
-            <w:proofErr w:type="spellStart"/>
-            <w:r>
-              <w:t>Izbor</w:t>
-            </w:r>
-            <w:proofErr w:type="spellEnd"/>
-            <w:r>
-              <w:t xml:space="preserve"> E </w:t>
-            </w:r>
-            <w:proofErr w:type="spellStart"/>
-            <w:r>
-              <w:t>linije</w:t>
-            </w:r>
-            <w:proofErr w:type="spellEnd"/>
+            <w:r>
+              <w:t>Izbor E linije</w:t>
+            </w:r>
           </w:p>
         </w:tc>
         <w:tc>
@@ -3662,19 +3518,9 @@
             <w:pPr>
               <w:cnfStyle w:val="000000100000" w:firstRow="0" w:lastRow="0" w:firstColumn="0" w:lastColumn="0" w:oddVBand="0" w:evenVBand="0" w:oddHBand="1" w:evenHBand="0" w:firstRowFirstColumn="0" w:firstRowLastColumn="0" w:lastRowFirstColumn="0" w:lastRowLastColumn="0"/>
             </w:pPr>
-            <w:proofErr w:type="spellStart"/>
-            <w:r>
-              <w:t>ulaz</w:t>
-            </w:r>
-            <w:proofErr w:type="spellEnd"/>
-            <w:r>
-              <w:t xml:space="preserve"> </w:t>
-            </w:r>
-            <w:proofErr w:type="spellStart"/>
-            <w:r>
-              <w:t>takta</w:t>
-            </w:r>
-            <w:proofErr w:type="spellEnd"/>
+            <w:r>
+              <w:t>ulaz takta</w:t>
+            </w:r>
           </w:p>
         </w:tc>
       </w:tr>
@@ -3867,9 +3713,15 @@
       </w:pPr>
       <w:r>
         <w:rPr>
+          <w:lang w:val="en-GB"/>
+        </w:rPr>
+        <w:t xml:space="preserve">Regulisani ulaz napajanja od 5V, ~4A maks. </w:t>
+      </w:r>
+      <w:r>
+        <w:rPr>
           <w:lang w:val="de-AT"/>
         </w:rPr>
-        <w:t>Regulisani ulaz napajanja od 5V, ~4A maks. (sve LED diode uključene)</w:t>
+        <w:t>(sve LED diode uključene)</w:t>
       </w:r>
     </w:p>
     <w:p>
@@ -3898,35 +3750,9 @@
           <w:numId w:val="8"/>
         </w:numPr>
       </w:pPr>
-      <w:proofErr w:type="spellStart"/>
-      <w:r>
-        <w:t>Unutrašnji</w:t>
-      </w:r>
-      <w:proofErr w:type="spellEnd"/>
-      <w:r>
-        <w:t xml:space="preserve"> </w:t>
-      </w:r>
-      <w:proofErr w:type="spellStart"/>
-      <w:r>
-        <w:t>ekran</w:t>
-      </w:r>
-      <w:proofErr w:type="spellEnd"/>
-      <w:r>
-        <w:t xml:space="preserve">, </w:t>
-      </w:r>
-      <w:proofErr w:type="spellStart"/>
-      <w:r>
-        <w:t>vidljivost</w:t>
-      </w:r>
-      <w:proofErr w:type="spellEnd"/>
-      <w:r>
-        <w:t xml:space="preserve"> od 160 </w:t>
-      </w:r>
-      <w:proofErr w:type="spellStart"/>
-      <w:r>
-        <w:t>stepeni</w:t>
-      </w:r>
-      <w:proofErr w:type="spellEnd"/>
+      <w:r>
+        <w:t>Unutrašnji ekran, vidljivost od 160 stepeni</w:t>
+      </w:r>
     </w:p>
     <w:p>
       <w:pPr>
@@ -3939,96 +3765,17 @@
           <w:lang w:val="hr-HR"/>
         </w:rPr>
       </w:pPr>
-      <w:proofErr w:type="spellStart"/>
-      <w:r>
-        <w:t>Ekrani</w:t>
-      </w:r>
-      <w:proofErr w:type="spellEnd"/>
-      <w:r>
-        <w:t xml:space="preserve"> se </w:t>
-      </w:r>
-      <w:proofErr w:type="spellStart"/>
-      <w:r>
-        <w:t>mogu</w:t>
-      </w:r>
-      <w:proofErr w:type="spellEnd"/>
-      <w:r>
-        <w:t xml:space="preserve"> </w:t>
-      </w:r>
-      <w:proofErr w:type="spellStart"/>
-      <w:r>
-        <w:t>lančano</w:t>
-      </w:r>
-      <w:proofErr w:type="spellEnd"/>
-      <w:r>
-        <w:t>/</w:t>
-      </w:r>
-      <w:proofErr w:type="spellStart"/>
-      <w:r>
-        <w:t>serijski</w:t>
-      </w:r>
-      <w:proofErr w:type="spellEnd"/>
-      <w:r>
-        <w:t xml:space="preserve"> </w:t>
-      </w:r>
-      <w:proofErr w:type="spellStart"/>
-      <w:r>
-        <w:t>povezivati</w:t>
-      </w:r>
-      <w:proofErr w:type="spellEnd"/>
-      <w:r>
-        <w:t xml:space="preserve"> - </w:t>
-      </w:r>
-      <w:proofErr w:type="spellStart"/>
-      <w:r>
-        <w:t>povezivanjem</w:t>
-      </w:r>
-      <w:proofErr w:type="spellEnd"/>
-      <w:r>
-        <w:t xml:space="preserve"> </w:t>
-      </w:r>
-      <w:proofErr w:type="spellStart"/>
-      <w:r>
-        <w:t>jednog</w:t>
-      </w:r>
-      <w:proofErr w:type="spellEnd"/>
-      <w:r>
-        <w:t xml:space="preserve"> </w:t>
-      </w:r>
-      <w:proofErr w:type="spellStart"/>
-      <w:r>
-        <w:t>izlaz</w:t>
+      <w:r>
+        <w:t>Ekrani se mogu lančano/serijski povezivati - povezivanjem jednog</w:t>
+      </w:r>
+      <w:r>
+        <w:t xml:space="preserve"> izlaz</w:t>
       </w:r>
       <w:r>
         <w:t>a</w:t>
       </w:r>
-      <w:proofErr w:type="spellEnd"/>
-      <w:r>
-        <w:t xml:space="preserve"> </w:t>
-      </w:r>
-      <w:proofErr w:type="spellStart"/>
-      <w:r>
-        <w:t>sa</w:t>
-      </w:r>
-      <w:proofErr w:type="spellEnd"/>
-      <w:r>
-        <w:t xml:space="preserve"> </w:t>
-      </w:r>
-      <w:proofErr w:type="spellStart"/>
-      <w:r>
-        <w:t>sljedećim</w:t>
-      </w:r>
-      <w:proofErr w:type="spellEnd"/>
-      <w:r>
-        <w:t xml:space="preserve"> </w:t>
-      </w:r>
-      <w:proofErr w:type="spellStart"/>
-      <w:r>
-        <w:t>ulazom</w:t>
-      </w:r>
-      <w:proofErr w:type="spellEnd"/>
-      <w:r>
-        <w:t xml:space="preserve"> </w:t>
+      <w:r>
+        <w:t xml:space="preserve"> sa sljedećim ulazom </w:t>
       </w:r>
     </w:p>
     <w:p>
@@ -4054,12 +3801,9 @@
           <w:lang w:val="hr-HR"/>
         </w:rPr>
       </w:pPr>
-      <w:bookmarkStart w:id="8" w:name="_Toc223797193"/>
-      <w:r>
-        <w:t>2.3</w:t>
-      </w:r>
-      <w:r>
-        <w:t xml:space="preserve">. </w:t>
+      <w:bookmarkStart w:id="7" w:name="_Toc223797193"/>
+      <w:r>
+        <w:t xml:space="preserve">2.3. </w:t>
       </w:r>
       <w:r>
         <w:rPr>
@@ -4067,7 +3811,7 @@
         </w:rPr>
         <w:t>Napojna jedinica</w:t>
       </w:r>
-      <w:bookmarkEnd w:id="8"/>
+      <w:bookmarkEnd w:id="7"/>
     </w:p>
     <w:p>
       <w:pPr>
@@ -4132,1059 +3876,49 @@
           <w:lang w:val="en-GB"/>
         </w:rPr>
       </w:pPr>
-      <w:proofErr w:type="spellStart"/>
       <w:r>
         <w:rPr>
           <w:lang w:val="en-GB"/>
         </w:rPr>
-        <w:t>Princip</w:t>
-      </w:r>
-      <w:proofErr w:type="spellEnd"/>
-      <w:r>
+        <w:t xml:space="preserve">Princip rada napojne jedinice zasniva se na pretvaranju i regulaciji električne energije. Ulazna struja se kroz transformator, ispravljač i filtere pretvara u jednosmernu struju odgovarajuće snage, dok regulator napona održava konstantan izlazni napon bez obzira na promjene u opterećenju ili ulaznoj struji. </w:t>
+      </w:r>
+    </w:p>
+    <w:p>
+      <w:pPr>
+        <w:jc w:val="both"/>
         <w:rPr>
           <w:lang w:val="en-GB"/>
         </w:rPr>
-        <w:t xml:space="preserve"> </w:t>
-      </w:r>
-      <w:proofErr w:type="spellStart"/>
-      <w:r>
+      </w:pPr>
+    </w:p>
+    <w:p>
+      <w:pPr>
+        <w:jc w:val="both"/>
         <w:rPr>
           <w:lang w:val="en-GB"/>
         </w:rPr>
-        <w:t>rada</w:t>
-      </w:r>
-      <w:proofErr w:type="spellEnd"/>
+      </w:pPr>
       <w:r>
         <w:rPr>
           <w:lang w:val="en-GB"/>
         </w:rPr>
-        <w:t xml:space="preserve"> </w:t>
-      </w:r>
-      <w:proofErr w:type="spellStart"/>
-      <w:r>
+        <w:t>Za naš projekat koristimo napojnu jedinicu od 5 V i 5 A, koja je dovoljna da napaja LED matricu i RGB trake na slovima. Ovaj izbor omogućava sigurno i stabilno napajanje svih LED dioda, bez fluktuacija napona ili prenapona, čime se osigurava pravilno i ujednačeno osvjetljenje i pouzdan rad sistema.</w:t>
+      </w:r>
+    </w:p>
+    <w:p>
+      <w:pPr>
+        <w:jc w:val="both"/>
         <w:rPr>
           <w:lang w:val="en-GB"/>
         </w:rPr>
-        <w:t>napojne</w:t>
-      </w:r>
-      <w:proofErr w:type="spellEnd"/>
-      <w:r>
+      </w:pPr>
+    </w:p>
+    <w:p>
+      <w:pPr>
+        <w:jc w:val="both"/>
         <w:rPr>
           <w:lang w:val="en-GB"/>
         </w:rPr>
-        <w:t xml:space="preserve"> </w:t>
-      </w:r>
-      <w:proofErr w:type="spellStart"/>
-      <w:r>
-        <w:rPr>
-          <w:lang w:val="en-GB"/>
-        </w:rPr>
-        <w:t>jedinice</w:t>
-      </w:r>
-      <w:proofErr w:type="spellEnd"/>
-      <w:r>
-        <w:rPr>
-          <w:lang w:val="en-GB"/>
-        </w:rPr>
-        <w:t xml:space="preserve"> </w:t>
-      </w:r>
-      <w:proofErr w:type="spellStart"/>
-      <w:r>
-        <w:rPr>
-          <w:lang w:val="en-GB"/>
-        </w:rPr>
-        <w:t>zasniva</w:t>
-      </w:r>
-      <w:proofErr w:type="spellEnd"/>
-      <w:r>
-        <w:rPr>
-          <w:lang w:val="en-GB"/>
-        </w:rPr>
-        <w:t xml:space="preserve"> se </w:t>
-      </w:r>
-      <w:proofErr w:type="spellStart"/>
-      <w:r>
-        <w:rPr>
-          <w:lang w:val="en-GB"/>
-        </w:rPr>
-        <w:t>na</w:t>
-      </w:r>
-      <w:proofErr w:type="spellEnd"/>
-      <w:r>
-        <w:rPr>
-          <w:lang w:val="en-GB"/>
-        </w:rPr>
-        <w:t xml:space="preserve"> </w:t>
-      </w:r>
-      <w:proofErr w:type="spellStart"/>
-      <w:r>
-        <w:rPr>
-          <w:lang w:val="en-GB"/>
-        </w:rPr>
-        <w:t>pretvaranju</w:t>
-      </w:r>
-      <w:proofErr w:type="spellEnd"/>
-      <w:r>
-        <w:rPr>
-          <w:lang w:val="en-GB"/>
-        </w:rPr>
-        <w:t xml:space="preserve"> </w:t>
-      </w:r>
-      <w:proofErr w:type="spellStart"/>
-      <w:r>
-        <w:rPr>
-          <w:lang w:val="en-GB"/>
-        </w:rPr>
-        <w:t>i</w:t>
-      </w:r>
-      <w:proofErr w:type="spellEnd"/>
-      <w:r>
-        <w:rPr>
-          <w:lang w:val="en-GB"/>
-        </w:rPr>
-        <w:t xml:space="preserve"> </w:t>
-      </w:r>
-      <w:proofErr w:type="spellStart"/>
-      <w:r>
-        <w:rPr>
-          <w:lang w:val="en-GB"/>
-        </w:rPr>
-        <w:t>regulaciji</w:t>
-      </w:r>
-      <w:proofErr w:type="spellEnd"/>
-      <w:r>
-        <w:rPr>
-          <w:lang w:val="en-GB"/>
-        </w:rPr>
-        <w:t xml:space="preserve"> </w:t>
-      </w:r>
-      <w:proofErr w:type="spellStart"/>
-      <w:r>
-        <w:rPr>
-          <w:lang w:val="en-GB"/>
-        </w:rPr>
-        <w:t>električne</w:t>
-      </w:r>
-      <w:proofErr w:type="spellEnd"/>
-      <w:r>
-        <w:rPr>
-          <w:lang w:val="en-GB"/>
-        </w:rPr>
-        <w:t xml:space="preserve"> </w:t>
-      </w:r>
-      <w:proofErr w:type="spellStart"/>
-      <w:r>
-        <w:rPr>
-          <w:lang w:val="en-GB"/>
-        </w:rPr>
-        <w:t>energije</w:t>
-      </w:r>
-      <w:proofErr w:type="spellEnd"/>
-      <w:r>
-        <w:rPr>
-          <w:lang w:val="en-GB"/>
-        </w:rPr>
-        <w:t xml:space="preserve">. </w:t>
-      </w:r>
-      <w:proofErr w:type="spellStart"/>
-      <w:r>
-        <w:rPr>
-          <w:lang w:val="en-GB"/>
-        </w:rPr>
-        <w:t>Ulazna</w:t>
-      </w:r>
-      <w:proofErr w:type="spellEnd"/>
-      <w:r>
-        <w:rPr>
-          <w:lang w:val="en-GB"/>
-        </w:rPr>
-        <w:t xml:space="preserve"> </w:t>
-      </w:r>
-      <w:proofErr w:type="spellStart"/>
-      <w:r>
-        <w:rPr>
-          <w:lang w:val="en-GB"/>
-        </w:rPr>
-        <w:t>struja</w:t>
-      </w:r>
-      <w:proofErr w:type="spellEnd"/>
-      <w:r>
-        <w:rPr>
-          <w:lang w:val="en-GB"/>
-        </w:rPr>
-        <w:t xml:space="preserve"> se </w:t>
-      </w:r>
-      <w:proofErr w:type="spellStart"/>
-      <w:r>
-        <w:rPr>
-          <w:lang w:val="en-GB"/>
-        </w:rPr>
-        <w:t>kroz</w:t>
-      </w:r>
-      <w:proofErr w:type="spellEnd"/>
-      <w:r>
-        <w:rPr>
-          <w:lang w:val="en-GB"/>
-        </w:rPr>
-        <w:t xml:space="preserve"> </w:t>
-      </w:r>
-      <w:proofErr w:type="spellStart"/>
-      <w:r>
-        <w:rPr>
-          <w:lang w:val="en-GB"/>
-        </w:rPr>
-        <w:t>transformator</w:t>
-      </w:r>
-      <w:proofErr w:type="spellEnd"/>
-      <w:r>
-        <w:rPr>
-          <w:lang w:val="en-GB"/>
-        </w:rPr>
-        <w:t xml:space="preserve">, </w:t>
-      </w:r>
-      <w:proofErr w:type="spellStart"/>
-      <w:r>
-        <w:rPr>
-          <w:lang w:val="en-GB"/>
-        </w:rPr>
-        <w:t>ispravljač</w:t>
-      </w:r>
-      <w:proofErr w:type="spellEnd"/>
-      <w:r>
-        <w:rPr>
-          <w:lang w:val="en-GB"/>
-        </w:rPr>
-        <w:t xml:space="preserve"> </w:t>
-      </w:r>
-      <w:proofErr w:type="spellStart"/>
-      <w:r>
-        <w:rPr>
-          <w:lang w:val="en-GB"/>
-        </w:rPr>
-        <w:t>i</w:t>
-      </w:r>
-      <w:proofErr w:type="spellEnd"/>
-      <w:r>
-        <w:rPr>
-          <w:lang w:val="en-GB"/>
-        </w:rPr>
-        <w:t xml:space="preserve"> </w:t>
-      </w:r>
-      <w:proofErr w:type="spellStart"/>
-      <w:r>
-        <w:rPr>
-          <w:lang w:val="en-GB"/>
-        </w:rPr>
-        <w:t>filtere</w:t>
-      </w:r>
-      <w:proofErr w:type="spellEnd"/>
-      <w:r>
-        <w:rPr>
-          <w:lang w:val="en-GB"/>
-        </w:rPr>
-        <w:t xml:space="preserve"> </w:t>
-      </w:r>
-      <w:proofErr w:type="spellStart"/>
-      <w:r>
-        <w:rPr>
-          <w:lang w:val="en-GB"/>
-        </w:rPr>
-        <w:t>pretvara</w:t>
-      </w:r>
-      <w:proofErr w:type="spellEnd"/>
-      <w:r>
-        <w:rPr>
-          <w:lang w:val="en-GB"/>
-        </w:rPr>
-        <w:t xml:space="preserve"> u </w:t>
-      </w:r>
-      <w:proofErr w:type="spellStart"/>
-      <w:r>
-        <w:rPr>
-          <w:lang w:val="en-GB"/>
-        </w:rPr>
-        <w:t>jednosmernu</w:t>
-      </w:r>
-      <w:proofErr w:type="spellEnd"/>
-      <w:r>
-        <w:rPr>
-          <w:lang w:val="en-GB"/>
-        </w:rPr>
-        <w:t xml:space="preserve"> </w:t>
-      </w:r>
-      <w:proofErr w:type="spellStart"/>
-      <w:r>
-        <w:rPr>
-          <w:lang w:val="en-GB"/>
-        </w:rPr>
-        <w:t>struju</w:t>
-      </w:r>
-      <w:proofErr w:type="spellEnd"/>
-      <w:r>
-        <w:rPr>
-          <w:lang w:val="en-GB"/>
-        </w:rPr>
-        <w:t xml:space="preserve"> </w:t>
-      </w:r>
-      <w:proofErr w:type="spellStart"/>
-      <w:r>
-        <w:rPr>
-          <w:lang w:val="en-GB"/>
-        </w:rPr>
-        <w:t>odgovarajuće</w:t>
-      </w:r>
-      <w:proofErr w:type="spellEnd"/>
-      <w:r>
-        <w:rPr>
-          <w:lang w:val="en-GB"/>
-        </w:rPr>
-        <w:t xml:space="preserve"> </w:t>
-      </w:r>
-      <w:proofErr w:type="spellStart"/>
-      <w:r>
-        <w:rPr>
-          <w:lang w:val="en-GB"/>
-        </w:rPr>
-        <w:t>snage</w:t>
-      </w:r>
-      <w:proofErr w:type="spellEnd"/>
-      <w:r>
-        <w:rPr>
-          <w:lang w:val="en-GB"/>
-        </w:rPr>
-        <w:t xml:space="preserve">, </w:t>
-      </w:r>
-      <w:proofErr w:type="spellStart"/>
-      <w:r>
-        <w:rPr>
-          <w:lang w:val="en-GB"/>
-        </w:rPr>
-        <w:t>dok</w:t>
-      </w:r>
-      <w:proofErr w:type="spellEnd"/>
-      <w:r>
-        <w:rPr>
-          <w:lang w:val="en-GB"/>
-        </w:rPr>
-        <w:t xml:space="preserve"> regulator </w:t>
-      </w:r>
-      <w:proofErr w:type="spellStart"/>
-      <w:r>
-        <w:rPr>
-          <w:lang w:val="en-GB"/>
-        </w:rPr>
-        <w:t>napona</w:t>
-      </w:r>
-      <w:proofErr w:type="spellEnd"/>
-      <w:r>
-        <w:rPr>
-          <w:lang w:val="en-GB"/>
-        </w:rPr>
-        <w:t xml:space="preserve"> </w:t>
-      </w:r>
-      <w:proofErr w:type="spellStart"/>
-      <w:r>
-        <w:rPr>
-          <w:lang w:val="en-GB"/>
-        </w:rPr>
-        <w:t>održava</w:t>
-      </w:r>
-      <w:proofErr w:type="spellEnd"/>
-      <w:r>
-        <w:rPr>
-          <w:lang w:val="en-GB"/>
-        </w:rPr>
-        <w:t xml:space="preserve"> </w:t>
-      </w:r>
-      <w:proofErr w:type="spellStart"/>
-      <w:r>
-        <w:rPr>
-          <w:lang w:val="en-GB"/>
-        </w:rPr>
-        <w:t>konstantan</w:t>
-      </w:r>
-      <w:proofErr w:type="spellEnd"/>
-      <w:r>
-        <w:rPr>
-          <w:lang w:val="en-GB"/>
-        </w:rPr>
-        <w:t xml:space="preserve"> </w:t>
-      </w:r>
-      <w:proofErr w:type="spellStart"/>
-      <w:r>
-        <w:rPr>
-          <w:lang w:val="en-GB"/>
-        </w:rPr>
-        <w:t>izlazni</w:t>
-      </w:r>
-      <w:proofErr w:type="spellEnd"/>
-      <w:r>
-        <w:rPr>
-          <w:lang w:val="en-GB"/>
-        </w:rPr>
-        <w:t xml:space="preserve"> </w:t>
-      </w:r>
-      <w:proofErr w:type="spellStart"/>
-      <w:r>
-        <w:rPr>
-          <w:lang w:val="en-GB"/>
-        </w:rPr>
-        <w:t>napon</w:t>
-      </w:r>
-      <w:proofErr w:type="spellEnd"/>
-      <w:r>
-        <w:rPr>
-          <w:lang w:val="en-GB"/>
-        </w:rPr>
-        <w:t xml:space="preserve"> bez </w:t>
-      </w:r>
-      <w:proofErr w:type="spellStart"/>
-      <w:r>
-        <w:rPr>
-          <w:lang w:val="en-GB"/>
-        </w:rPr>
-        <w:t>obzira</w:t>
-      </w:r>
-      <w:proofErr w:type="spellEnd"/>
-      <w:r>
-        <w:rPr>
-          <w:lang w:val="en-GB"/>
-        </w:rPr>
-        <w:t xml:space="preserve"> </w:t>
-      </w:r>
-      <w:proofErr w:type="spellStart"/>
-      <w:r>
-        <w:rPr>
-          <w:lang w:val="en-GB"/>
-        </w:rPr>
-        <w:t>na</w:t>
-      </w:r>
-      <w:proofErr w:type="spellEnd"/>
-      <w:r>
-        <w:rPr>
-          <w:lang w:val="en-GB"/>
-        </w:rPr>
-        <w:t xml:space="preserve"> </w:t>
-      </w:r>
-      <w:proofErr w:type="spellStart"/>
-      <w:r>
-        <w:rPr>
-          <w:lang w:val="en-GB"/>
-        </w:rPr>
-        <w:t>promjene</w:t>
-      </w:r>
-      <w:proofErr w:type="spellEnd"/>
-      <w:r>
-        <w:rPr>
-          <w:lang w:val="en-GB"/>
-        </w:rPr>
-        <w:t xml:space="preserve"> u </w:t>
-      </w:r>
-      <w:proofErr w:type="spellStart"/>
-      <w:r>
-        <w:rPr>
-          <w:lang w:val="en-GB"/>
-        </w:rPr>
-        <w:t>opterećenju</w:t>
-      </w:r>
-      <w:proofErr w:type="spellEnd"/>
-      <w:r>
-        <w:rPr>
-          <w:lang w:val="en-GB"/>
-        </w:rPr>
-        <w:t xml:space="preserve"> </w:t>
-      </w:r>
-      <w:proofErr w:type="spellStart"/>
-      <w:r>
-        <w:rPr>
-          <w:lang w:val="en-GB"/>
-        </w:rPr>
-        <w:t>ili</w:t>
-      </w:r>
-      <w:proofErr w:type="spellEnd"/>
-      <w:r>
-        <w:rPr>
-          <w:lang w:val="en-GB"/>
-        </w:rPr>
-        <w:t xml:space="preserve"> </w:t>
-      </w:r>
-      <w:proofErr w:type="spellStart"/>
-      <w:r>
-        <w:rPr>
-          <w:lang w:val="en-GB"/>
-        </w:rPr>
-        <w:t>ulaznoj</w:t>
-      </w:r>
-      <w:proofErr w:type="spellEnd"/>
-      <w:r>
-        <w:rPr>
-          <w:lang w:val="en-GB"/>
-        </w:rPr>
-        <w:t xml:space="preserve"> </w:t>
-      </w:r>
-      <w:proofErr w:type="spellStart"/>
-      <w:r>
-        <w:rPr>
-          <w:lang w:val="en-GB"/>
-        </w:rPr>
-        <w:t>struji</w:t>
-      </w:r>
-      <w:proofErr w:type="spellEnd"/>
-      <w:r>
-        <w:rPr>
-          <w:lang w:val="en-GB"/>
-        </w:rPr>
-        <w:t xml:space="preserve">. </w:t>
-      </w:r>
-    </w:p>
-    <w:p>
-      <w:pPr>
-        <w:jc w:val="both"/>
-        <w:rPr>
-          <w:lang w:val="en-GB"/>
-        </w:rPr>
-      </w:pPr>
-    </w:p>
-    <w:p>
-      <w:pPr>
-        <w:jc w:val="both"/>
-        <w:rPr>
-          <w:lang w:val="en-GB"/>
-        </w:rPr>
-      </w:pPr>
-      <w:proofErr w:type="spellStart"/>
-      <w:r>
-        <w:rPr>
-          <w:lang w:val="en-GB"/>
-        </w:rPr>
-        <w:t>Za</w:t>
-      </w:r>
-      <w:proofErr w:type="spellEnd"/>
-      <w:r>
-        <w:rPr>
-          <w:lang w:val="en-GB"/>
-        </w:rPr>
-        <w:t xml:space="preserve"> </w:t>
-      </w:r>
-      <w:proofErr w:type="spellStart"/>
-      <w:r>
-        <w:rPr>
-          <w:lang w:val="en-GB"/>
-        </w:rPr>
-        <w:t>naš</w:t>
-      </w:r>
-      <w:proofErr w:type="spellEnd"/>
-      <w:r>
-        <w:rPr>
-          <w:lang w:val="en-GB"/>
-        </w:rPr>
-        <w:t xml:space="preserve"> </w:t>
-      </w:r>
-      <w:proofErr w:type="spellStart"/>
-      <w:r>
-        <w:rPr>
-          <w:lang w:val="en-GB"/>
-        </w:rPr>
-        <w:t>projekat</w:t>
-      </w:r>
-      <w:proofErr w:type="spellEnd"/>
-      <w:r>
-        <w:rPr>
-          <w:lang w:val="en-GB"/>
-        </w:rPr>
-        <w:t xml:space="preserve"> </w:t>
-      </w:r>
-      <w:proofErr w:type="spellStart"/>
-      <w:r>
-        <w:rPr>
-          <w:lang w:val="en-GB"/>
-        </w:rPr>
-        <w:t>koristimo</w:t>
-      </w:r>
-      <w:proofErr w:type="spellEnd"/>
-      <w:r>
-        <w:rPr>
-          <w:lang w:val="en-GB"/>
-        </w:rPr>
-        <w:t xml:space="preserve"> </w:t>
-      </w:r>
-      <w:proofErr w:type="spellStart"/>
-      <w:r>
-        <w:rPr>
-          <w:lang w:val="en-GB"/>
-        </w:rPr>
-        <w:t>napojnu</w:t>
-      </w:r>
-      <w:proofErr w:type="spellEnd"/>
-      <w:r>
-        <w:rPr>
-          <w:lang w:val="en-GB"/>
-        </w:rPr>
-        <w:t xml:space="preserve"> </w:t>
-      </w:r>
-      <w:proofErr w:type="spellStart"/>
-      <w:r>
-        <w:rPr>
-          <w:lang w:val="en-GB"/>
-        </w:rPr>
-        <w:t>jedinicu</w:t>
-      </w:r>
-      <w:proofErr w:type="spellEnd"/>
-      <w:r>
-        <w:rPr>
-          <w:lang w:val="en-GB"/>
-        </w:rPr>
-        <w:t xml:space="preserve"> od 5 V </w:t>
-      </w:r>
-      <w:proofErr w:type="spellStart"/>
-      <w:r>
-        <w:rPr>
-          <w:lang w:val="en-GB"/>
-        </w:rPr>
-        <w:t>i</w:t>
-      </w:r>
-      <w:proofErr w:type="spellEnd"/>
-      <w:r>
-        <w:rPr>
-          <w:lang w:val="en-GB"/>
-        </w:rPr>
-        <w:t xml:space="preserve"> 5 A, </w:t>
-      </w:r>
-      <w:proofErr w:type="spellStart"/>
-      <w:r>
-        <w:rPr>
-          <w:lang w:val="en-GB"/>
-        </w:rPr>
-        <w:t>koja</w:t>
-      </w:r>
-      <w:proofErr w:type="spellEnd"/>
-      <w:r>
-        <w:rPr>
-          <w:lang w:val="en-GB"/>
-        </w:rPr>
-        <w:t xml:space="preserve"> je </w:t>
-      </w:r>
-      <w:proofErr w:type="spellStart"/>
-      <w:r>
-        <w:rPr>
-          <w:lang w:val="en-GB"/>
-        </w:rPr>
-        <w:t>dovoljna</w:t>
-      </w:r>
-      <w:proofErr w:type="spellEnd"/>
-      <w:r>
-        <w:rPr>
-          <w:lang w:val="en-GB"/>
-        </w:rPr>
-        <w:t xml:space="preserve"> da </w:t>
-      </w:r>
-      <w:proofErr w:type="spellStart"/>
-      <w:r>
-        <w:rPr>
-          <w:lang w:val="en-GB"/>
-        </w:rPr>
-        <w:t>napaja</w:t>
-      </w:r>
-      <w:proofErr w:type="spellEnd"/>
-      <w:r>
-        <w:rPr>
-          <w:lang w:val="en-GB"/>
-        </w:rPr>
-        <w:t xml:space="preserve"> LED </w:t>
-      </w:r>
-      <w:proofErr w:type="spellStart"/>
-      <w:r>
-        <w:rPr>
-          <w:lang w:val="en-GB"/>
-        </w:rPr>
-        <w:t>matricu</w:t>
-      </w:r>
-      <w:proofErr w:type="spellEnd"/>
-      <w:r>
-        <w:rPr>
-          <w:lang w:val="en-GB"/>
-        </w:rPr>
-        <w:t xml:space="preserve"> </w:t>
-      </w:r>
-      <w:proofErr w:type="spellStart"/>
-      <w:r>
-        <w:rPr>
-          <w:lang w:val="en-GB"/>
-        </w:rPr>
-        <w:t>i</w:t>
-      </w:r>
-      <w:proofErr w:type="spellEnd"/>
-      <w:r>
-        <w:rPr>
-          <w:lang w:val="en-GB"/>
-        </w:rPr>
-        <w:t xml:space="preserve"> RGB </w:t>
-      </w:r>
-      <w:proofErr w:type="spellStart"/>
-      <w:r>
-        <w:rPr>
-          <w:lang w:val="en-GB"/>
-        </w:rPr>
-        <w:t>trake</w:t>
-      </w:r>
-      <w:proofErr w:type="spellEnd"/>
-      <w:r>
-        <w:rPr>
-          <w:lang w:val="en-GB"/>
-        </w:rPr>
-        <w:t xml:space="preserve"> </w:t>
-      </w:r>
-      <w:proofErr w:type="spellStart"/>
-      <w:r>
-        <w:rPr>
-          <w:lang w:val="en-GB"/>
-        </w:rPr>
-        <w:t>na</w:t>
-      </w:r>
-      <w:proofErr w:type="spellEnd"/>
-      <w:r>
-        <w:rPr>
-          <w:lang w:val="en-GB"/>
-        </w:rPr>
-        <w:t xml:space="preserve"> </w:t>
-      </w:r>
-      <w:proofErr w:type="spellStart"/>
-      <w:r>
-        <w:rPr>
-          <w:lang w:val="en-GB"/>
-        </w:rPr>
-        <w:t>slovima</w:t>
-      </w:r>
-      <w:proofErr w:type="spellEnd"/>
-      <w:r>
-        <w:rPr>
-          <w:lang w:val="en-GB"/>
-        </w:rPr>
-        <w:t xml:space="preserve">. </w:t>
-      </w:r>
-      <w:proofErr w:type="spellStart"/>
-      <w:r>
-        <w:rPr>
-          <w:lang w:val="en-GB"/>
-        </w:rPr>
-        <w:t>Ovaj</w:t>
-      </w:r>
-      <w:proofErr w:type="spellEnd"/>
-      <w:r>
-        <w:rPr>
-          <w:lang w:val="en-GB"/>
-        </w:rPr>
-        <w:t xml:space="preserve"> </w:t>
-      </w:r>
-      <w:proofErr w:type="spellStart"/>
-      <w:r>
-        <w:rPr>
-          <w:lang w:val="en-GB"/>
-        </w:rPr>
-        <w:t>izbor</w:t>
-      </w:r>
-      <w:proofErr w:type="spellEnd"/>
-      <w:r>
-        <w:rPr>
-          <w:lang w:val="en-GB"/>
-        </w:rPr>
-        <w:t xml:space="preserve"> </w:t>
-      </w:r>
-      <w:proofErr w:type="spellStart"/>
-      <w:r>
-        <w:rPr>
-          <w:lang w:val="en-GB"/>
-        </w:rPr>
-        <w:t>omogućava</w:t>
-      </w:r>
-      <w:proofErr w:type="spellEnd"/>
-      <w:r>
-        <w:rPr>
-          <w:lang w:val="en-GB"/>
-        </w:rPr>
-        <w:t xml:space="preserve"> </w:t>
-      </w:r>
-      <w:proofErr w:type="spellStart"/>
-      <w:r>
-        <w:rPr>
-          <w:lang w:val="en-GB"/>
-        </w:rPr>
-        <w:t>sigurno</w:t>
-      </w:r>
-      <w:proofErr w:type="spellEnd"/>
-      <w:r>
-        <w:rPr>
-          <w:lang w:val="en-GB"/>
-        </w:rPr>
-        <w:t xml:space="preserve"> </w:t>
-      </w:r>
-      <w:proofErr w:type="spellStart"/>
-      <w:r>
-        <w:rPr>
-          <w:lang w:val="en-GB"/>
-        </w:rPr>
-        <w:t>i</w:t>
-      </w:r>
-      <w:proofErr w:type="spellEnd"/>
-      <w:r>
-        <w:rPr>
-          <w:lang w:val="en-GB"/>
-        </w:rPr>
-        <w:t xml:space="preserve"> </w:t>
-      </w:r>
-      <w:proofErr w:type="spellStart"/>
-      <w:r>
-        <w:rPr>
-          <w:lang w:val="en-GB"/>
-        </w:rPr>
-        <w:t>stabilno</w:t>
-      </w:r>
-      <w:proofErr w:type="spellEnd"/>
-      <w:r>
-        <w:rPr>
-          <w:lang w:val="en-GB"/>
-        </w:rPr>
-        <w:t xml:space="preserve"> </w:t>
-      </w:r>
-      <w:proofErr w:type="spellStart"/>
-      <w:r>
-        <w:rPr>
-          <w:lang w:val="en-GB"/>
-        </w:rPr>
-        <w:t>napajanje</w:t>
-      </w:r>
-      <w:proofErr w:type="spellEnd"/>
-      <w:r>
-        <w:rPr>
-          <w:lang w:val="en-GB"/>
-        </w:rPr>
-        <w:t xml:space="preserve"> </w:t>
-      </w:r>
-      <w:proofErr w:type="spellStart"/>
-      <w:r>
-        <w:rPr>
-          <w:lang w:val="en-GB"/>
-        </w:rPr>
-        <w:t>svih</w:t>
-      </w:r>
-      <w:proofErr w:type="spellEnd"/>
-      <w:r>
-        <w:rPr>
-          <w:lang w:val="en-GB"/>
-        </w:rPr>
-        <w:t xml:space="preserve"> LED </w:t>
-      </w:r>
-      <w:proofErr w:type="spellStart"/>
-      <w:r>
-        <w:rPr>
-          <w:lang w:val="en-GB"/>
-        </w:rPr>
-        <w:t>dioda</w:t>
-      </w:r>
-      <w:proofErr w:type="spellEnd"/>
-      <w:r>
-        <w:rPr>
-          <w:lang w:val="en-GB"/>
-        </w:rPr>
-        <w:t xml:space="preserve">, bez </w:t>
-      </w:r>
-      <w:proofErr w:type="spellStart"/>
-      <w:r>
-        <w:rPr>
-          <w:lang w:val="en-GB"/>
-        </w:rPr>
-        <w:t>fluktuacija</w:t>
-      </w:r>
-      <w:proofErr w:type="spellEnd"/>
-      <w:r>
-        <w:rPr>
-          <w:lang w:val="en-GB"/>
-        </w:rPr>
-        <w:t xml:space="preserve"> </w:t>
-      </w:r>
-      <w:proofErr w:type="spellStart"/>
-      <w:r>
-        <w:rPr>
-          <w:lang w:val="en-GB"/>
-        </w:rPr>
-        <w:t>napona</w:t>
-      </w:r>
-      <w:proofErr w:type="spellEnd"/>
-      <w:r>
-        <w:rPr>
-          <w:lang w:val="en-GB"/>
-        </w:rPr>
-        <w:t xml:space="preserve"> </w:t>
-      </w:r>
-      <w:proofErr w:type="spellStart"/>
-      <w:r>
-        <w:rPr>
-          <w:lang w:val="en-GB"/>
-        </w:rPr>
-        <w:t>ili</w:t>
-      </w:r>
-      <w:proofErr w:type="spellEnd"/>
-      <w:r>
-        <w:rPr>
-          <w:lang w:val="en-GB"/>
-        </w:rPr>
-        <w:t xml:space="preserve"> </w:t>
-      </w:r>
-      <w:proofErr w:type="spellStart"/>
-      <w:r>
-        <w:rPr>
-          <w:lang w:val="en-GB"/>
-        </w:rPr>
-        <w:t>prenapona</w:t>
-      </w:r>
-      <w:proofErr w:type="spellEnd"/>
-      <w:r>
-        <w:rPr>
-          <w:lang w:val="en-GB"/>
-        </w:rPr>
-        <w:t xml:space="preserve">, </w:t>
-      </w:r>
-      <w:proofErr w:type="spellStart"/>
-      <w:r>
-        <w:rPr>
-          <w:lang w:val="en-GB"/>
-        </w:rPr>
-        <w:t>čime</w:t>
-      </w:r>
-      <w:proofErr w:type="spellEnd"/>
-      <w:r>
-        <w:rPr>
-          <w:lang w:val="en-GB"/>
-        </w:rPr>
-        <w:t xml:space="preserve"> se </w:t>
-      </w:r>
-      <w:proofErr w:type="spellStart"/>
-      <w:r>
-        <w:rPr>
-          <w:lang w:val="en-GB"/>
-        </w:rPr>
-        <w:t>osigurava</w:t>
-      </w:r>
-      <w:proofErr w:type="spellEnd"/>
-      <w:r>
-        <w:rPr>
-          <w:lang w:val="en-GB"/>
-        </w:rPr>
-        <w:t xml:space="preserve"> </w:t>
-      </w:r>
-      <w:proofErr w:type="spellStart"/>
-      <w:r>
-        <w:rPr>
-          <w:lang w:val="en-GB"/>
-        </w:rPr>
-        <w:t>pravilno</w:t>
-      </w:r>
-      <w:proofErr w:type="spellEnd"/>
-      <w:r>
-        <w:rPr>
-          <w:lang w:val="en-GB"/>
-        </w:rPr>
-        <w:t xml:space="preserve"> </w:t>
-      </w:r>
-      <w:proofErr w:type="spellStart"/>
-      <w:r>
-        <w:rPr>
-          <w:lang w:val="en-GB"/>
-        </w:rPr>
-        <w:t>i</w:t>
-      </w:r>
-      <w:proofErr w:type="spellEnd"/>
-      <w:r>
-        <w:rPr>
-          <w:lang w:val="en-GB"/>
-        </w:rPr>
-        <w:t xml:space="preserve"> </w:t>
-      </w:r>
-      <w:proofErr w:type="spellStart"/>
-      <w:r>
-        <w:rPr>
-          <w:lang w:val="en-GB"/>
-        </w:rPr>
-        <w:t>ujednačeno</w:t>
-      </w:r>
-      <w:proofErr w:type="spellEnd"/>
-      <w:r>
-        <w:rPr>
-          <w:lang w:val="en-GB"/>
-        </w:rPr>
-        <w:t xml:space="preserve"> </w:t>
-      </w:r>
-      <w:proofErr w:type="spellStart"/>
-      <w:r>
-        <w:rPr>
-          <w:lang w:val="en-GB"/>
-        </w:rPr>
-        <w:t>osvjetljenje</w:t>
-      </w:r>
-      <w:proofErr w:type="spellEnd"/>
-      <w:r>
-        <w:rPr>
-          <w:lang w:val="en-GB"/>
-        </w:rPr>
-        <w:t xml:space="preserve"> </w:t>
-      </w:r>
-      <w:proofErr w:type="spellStart"/>
-      <w:r>
-        <w:rPr>
-          <w:lang w:val="en-GB"/>
-        </w:rPr>
-        <w:t>i</w:t>
-      </w:r>
-      <w:proofErr w:type="spellEnd"/>
-      <w:r>
-        <w:rPr>
-          <w:lang w:val="en-GB"/>
-        </w:rPr>
-        <w:t xml:space="preserve"> </w:t>
-      </w:r>
-      <w:proofErr w:type="spellStart"/>
-      <w:r>
-        <w:rPr>
-          <w:lang w:val="en-GB"/>
-        </w:rPr>
-        <w:t>pouzdan</w:t>
-      </w:r>
-      <w:proofErr w:type="spellEnd"/>
-      <w:r>
-        <w:rPr>
-          <w:lang w:val="en-GB"/>
-        </w:rPr>
-        <w:t xml:space="preserve"> rad </w:t>
-      </w:r>
-      <w:proofErr w:type="spellStart"/>
-      <w:r>
-        <w:rPr>
-          <w:lang w:val="en-GB"/>
-        </w:rPr>
-        <w:t>sistema</w:t>
-      </w:r>
-      <w:proofErr w:type="spellEnd"/>
-      <w:r>
-        <w:rPr>
-          <w:lang w:val="en-GB"/>
-        </w:rPr>
-        <w:t>.</w:t>
-      </w:r>
-    </w:p>
-    <w:p>
-      <w:pPr>
-        <w:jc w:val="both"/>
-        <w:rPr>
-          <w:lang w:val="en-GB"/>
-        </w:rPr>
-      </w:pPr>
-    </w:p>
-    <w:p>
-      <w:pPr>
-        <w:jc w:val="both"/>
-        <w:rPr>
-          <w:lang w:val="en-GB"/>
-        </w:rPr>
       </w:pPr>
     </w:p>
     <w:p>
@@ -5204,7 +3938,7 @@
       <w:pPr>
         <w:pStyle w:val="Heading1"/>
       </w:pPr>
-      <w:bookmarkStart w:id="9" w:name="_Toc223797194"/>
+      <w:bookmarkStart w:id="8" w:name="_Toc223797194"/>
       <w:r>
         <w:lastRenderedPageBreak/>
         <w:t>3</w:t>
@@ -5215,7 +3949,7 @@
       <w:r>
         <w:t>Hardversko rješenje za School Bell System s LED reklamom</w:t>
       </w:r>
-      <w:bookmarkEnd w:id="9"/>
+      <w:bookmarkEnd w:id="8"/>
     </w:p>
     <w:p>
       <w:pPr>
@@ -5258,7 +3992,7 @@
                     <pic:cNvPicPr preferRelativeResize="0"/>
                   </pic:nvPicPr>
                   <pic:blipFill rotWithShape="1">
-                    <a:blip r:embed="rId15"/>
+                    <a:blip r:embed="rId16"/>
                     <a:srcRect b="6184"/>
                     <a:stretch/>
                   </pic:blipFill>
@@ -5319,7 +4053,7 @@
       <w:pPr>
         <w:pStyle w:val="Heading1"/>
       </w:pPr>
-      <w:bookmarkStart w:id="10" w:name="_Toc223797195"/>
+      <w:bookmarkStart w:id="9" w:name="_Toc223797195"/>
       <w:r>
         <w:lastRenderedPageBreak/>
         <w:t>4</w:t>
@@ -5328,35 +4062,433 @@
         <w:t xml:space="preserve">. </w:t>
       </w:r>
       <w:r>
-        <w:t>Softversko</w:t>
-      </w:r>
-      <w:r>
-        <w:t xml:space="preserve"> rješenje za School Bell System s LED reklamom</w:t>
-      </w:r>
+        <w:t>Softversko rješenje za School Bell System s LED reklamom</w:t>
+      </w:r>
+      <w:bookmarkEnd w:id="9"/>
+    </w:p>
+    <w:p>
+      <w:pPr>
+        <w:jc w:val="both"/>
+        <w:rPr>
+          <w:lang w:val="bs-Latn-BA" w:eastAsia="bs-Latn-BA"/>
+        </w:rPr>
+      </w:pPr>
+      <w:r>
+        <w:rPr>
+          <w:lang w:val="bs-Latn-BA" w:eastAsia="bs-Latn-BA"/>
+        </w:rPr>
+        <w:t>Softversko rješenje</w:t>
+      </w:r>
+      <w:r>
+        <w:rPr>
+          <w:lang w:val="bs-Latn-BA" w:eastAsia="bs-Latn-BA"/>
+        </w:rPr>
+        <w:t xml:space="preserve"> sastoji se iz dvije aplikacije</w:t>
+      </w:r>
+      <w:r>
+        <w:rPr>
+          <w:lang w:val="bs-Latn-BA" w:eastAsia="bs-Latn-BA"/>
+        </w:rPr>
+        <w:t xml:space="preserve"> kreirane na dvije različite platforme u dva različita okruženja. Za njihovu izradu korišteni su označeni (markup) jezici, poput HTML-a, CSS-a i JavaScript-a</w:t>
+      </w:r>
+      <w:r>
+        <w:rPr>
+          <w:lang w:val="bs-Latn-BA" w:eastAsia="bs-Latn-BA"/>
+        </w:rPr>
+        <w:t>, kao</w:t>
+      </w:r>
+      <w:r>
+        <w:rPr>
+          <w:lang w:val="bs-Latn-BA" w:eastAsia="bs-Latn-BA"/>
+        </w:rPr>
+        <w:t xml:space="preserve"> i programski jezik C#.</w:t>
+      </w:r>
+      <w:r>
+        <w:rPr>
+          <w:lang w:val="bs-Latn-BA" w:eastAsia="bs-Latn-BA"/>
+        </w:rPr>
+        <w:t xml:space="preserve"> Također, za izradu aplikacija korištena su sva različita editora: Microsoft Visual Studio 2022 (Windows aplikacija) i Visual Studio Code (Web-aplikacija). U nastavku slijedi objašnjenje tih platformi.</w:t>
+      </w:r>
+    </w:p>
+    <w:p>
+      <w:pPr>
+        <w:jc w:val="both"/>
+        <w:rPr>
+          <w:lang w:val="bs-Latn-BA" w:eastAsia="bs-Latn-BA"/>
+        </w:rPr>
+      </w:pPr>
+    </w:p>
+    <w:p>
+      <w:pPr>
+        <w:pStyle w:val="Heading2"/>
+      </w:pPr>
+      <w:r>
+        <w:t xml:space="preserve">4.1. </w:t>
+      </w:r>
+      <w:r>
+        <w:t>Microsoft Visual Studio</w:t>
+      </w:r>
+    </w:p>
+    <w:p>
+      <w:pPr>
+        <w:jc w:val="both"/>
+        <w:rPr>
+          <w:lang w:val="bs-Latn-BA" w:eastAsia="bs-Latn-BA"/>
+        </w:rPr>
+      </w:pPr>
+      <w:r>
+        <w:rPr>
+          <w:lang w:val="bs-Latn-BA" w:eastAsia="bs-Latn-BA"/>
+        </w:rPr>
+        <w:t>Microsoft Visual Studio je integ</w:t>
+      </w:r>
+      <w:r>
+        <w:rPr>
+          <w:lang w:val="bs-Latn-BA" w:eastAsia="bs-Latn-BA"/>
+        </w:rPr>
+        <w:t>risano</w:t>
+      </w:r>
+      <w:r>
+        <w:rPr>
+          <w:lang w:val="bs-Latn-BA" w:eastAsia="bs-Latn-BA"/>
+        </w:rPr>
+        <w:t xml:space="preserve"> razvojno okruženje (IDE) koga je razvio Microsoft. Koristi se za razvoj računarskih programa za Windows, web-s</w:t>
+      </w:r>
+      <w:r>
+        <w:rPr>
+          <w:lang w:val="bs-Latn-BA" w:eastAsia="bs-Latn-BA"/>
+        </w:rPr>
+        <w:t xml:space="preserve">tranica, aplikacija i druge usluge. </w:t>
+      </w:r>
+      <w:r>
+        <w:rPr>
+          <w:lang w:val="bs-Latn-BA" w:eastAsia="bs-Latn-BA"/>
+        </w:rPr>
+        <w:t xml:space="preserve">Visual Studio sadrži uređivač izvornog kôda koji podržava IntelliSense (komponenta koja predlaže ostatak kôda) kao i refaktoriranje </w:t>
+      </w:r>
+      <w:bookmarkStart w:id="10" w:name="_GoBack"/>
       <w:bookmarkEnd w:id="10"/>
-    </w:p>
-    <w:p>
-      <w:pPr>
-        <w:tabs>
-          <w:tab w:val="left" w:pos="5472"/>
-        </w:tabs>
+      <w:r>
         <w:rPr>
           <w:lang w:val="bs-Latn-BA" w:eastAsia="bs-Latn-BA"/>
         </w:rPr>
-      </w:pPr>
-    </w:p>
-    <w:p>
-      <w:pPr>
-        <w:pStyle w:val="Heading1"/>
-      </w:pPr>
-      <w:r>
+        <w:t xml:space="preserve">kôda. Integrirani program za otklanjanje grešaka (debugger) radi na nivou izvornog i mašinskog koda. Program također sadrži alate poput dizajnera oblika koji se koristi za pravljenje aplikacija s grafičkom korisničkim interfejsom, web-dizajnera, dizajnera klasa i dizajnera shema baza podataka. </w:t>
+      </w:r>
+    </w:p>
+    <w:p>
+      <w:pPr>
+        <w:jc w:val="both"/>
+        <w:rPr>
+          <w:lang w:val="bs-Latn-BA" w:eastAsia="bs-Latn-BA"/>
+        </w:rPr>
+      </w:pPr>
+    </w:p>
+    <w:p>
+      <w:pPr>
+        <w:jc w:val="both"/>
+        <w:rPr>
+          <w:lang w:val="bs-Latn-BA" w:eastAsia="bs-Latn-BA"/>
+        </w:rPr>
+      </w:pPr>
+      <w:r>
+        <w:rPr>
+          <w:lang w:val="bs-Latn-BA" w:eastAsia="bs-Latn-BA"/>
+        </w:rPr>
+        <w:t>Visual Studio podržava različite programske jezike i dozvoljava uređivaču kôda i debuggeru da podržava (u različitoj mjeri) gotovo bilo koji programski jezik, pod uvjetom da usluga za taj jezik postoji. Ugrađeni jezici su C, C++ i C++/CLI (preko Visual C++), VB.NET (preko Visual Basic .NET)-a, C# (preko Visual C#) i F# (počevši od programa Visual Studio 2010]).</w:t>
+      </w:r>
+    </w:p>
+    <w:p>
+      <w:pPr>
+        <w:jc w:val="both"/>
+        <w:rPr>
+          <w:lang w:val="bs-Latn-BA" w:eastAsia="bs-Latn-BA"/>
+        </w:rPr>
+      </w:pPr>
+    </w:p>
+    <w:p>
+      <w:pPr>
+        <w:rPr>
+          <w:lang w:val="bs-Latn-BA" w:eastAsia="bs-Latn-BA"/>
+        </w:rPr>
+      </w:pPr>
+      <w:r>
+        <w:rPr>
+          <w:noProof/>
+          <w:lang w:val="en-GB" w:eastAsia="en-GB"/>
+        </w:rPr>
+        <w:drawing>
+          <wp:anchor distT="0" distB="0" distL="114300" distR="114300" simplePos="0" relativeHeight="251662336" behindDoc="0" locked="0" layoutInCell="1" allowOverlap="1" wp14:anchorId="2A1EC156" wp14:editId="78EBCF10">
+            <wp:simplePos x="0" y="0"/>
+            <wp:positionH relativeFrom="column">
+              <wp:posOffset>1751330</wp:posOffset>
+            </wp:positionH>
+            <wp:positionV relativeFrom="paragraph">
+              <wp:posOffset>5715</wp:posOffset>
+            </wp:positionV>
+            <wp:extent cx="4008120" cy="2141220"/>
+            <wp:effectExtent l="0" t="0" r="0" b="0"/>
+            <wp:wrapSquare wrapText="bothSides"/>
+            <wp:docPr id="12" name="Picture 12" descr="Snimak ekrana programa Visual Studio 2013. Uređuje se izvorni kôd u programskom jeziku C++"/>
+            <wp:cNvGraphicFramePr>
+              <a:graphicFrameLocks xmlns:a="http://schemas.openxmlformats.org/drawingml/2006/main" noChangeAspect="1"/>
+            </wp:cNvGraphicFramePr>
+            <a:graphic xmlns:a="http://schemas.openxmlformats.org/drawingml/2006/main">
+              <a:graphicData uri="http://schemas.openxmlformats.org/drawingml/2006/picture">
+                <pic:pic xmlns:pic="http://schemas.openxmlformats.org/drawingml/2006/picture">
+                  <pic:nvPicPr>
+                    <pic:cNvPr id="0" name="Picture 3" descr="Snimak ekrana programa Visual Studio 2013. Uređuje se izvorni kôd u programskom jeziku C++"/>
+                    <pic:cNvPicPr>
+                      <a:picLocks noChangeAspect="1" noChangeArrowheads="1"/>
+                    </pic:cNvPicPr>
+                  </pic:nvPicPr>
+                  <pic:blipFill>
+                    <a:blip r:embed="rId17">
+                      <a:extLst>
+                        <a:ext uri="{28A0092B-C50C-407E-A947-70E740481C1C}">
+                          <a14:useLocalDpi xmlns:a14="http://schemas.microsoft.com/office/drawing/2010/main" val="0"/>
+                        </a:ext>
+                      </a:extLst>
+                    </a:blip>
+                    <a:srcRect/>
+                    <a:stretch>
+                      <a:fillRect/>
+                    </a:stretch>
+                  </pic:blipFill>
+                  <pic:spPr bwMode="auto">
+                    <a:xfrm>
+                      <a:off x="0" y="0"/>
+                      <a:ext cx="4008120" cy="2141220"/>
+                    </a:xfrm>
+                    <a:prstGeom prst="rect">
+                      <a:avLst/>
+                    </a:prstGeom>
+                    <a:noFill/>
+                    <a:ln>
+                      <a:noFill/>
+                    </a:ln>
+                  </pic:spPr>
+                </pic:pic>
+              </a:graphicData>
+            </a:graphic>
+            <wp14:sizeRelH relativeFrom="margin">
+              <wp14:pctWidth>0</wp14:pctWidth>
+            </wp14:sizeRelH>
+            <wp14:sizeRelV relativeFrom="margin">
+              <wp14:pctHeight>0</wp14:pctHeight>
+            </wp14:sizeRelV>
+          </wp:anchor>
+        </w:drawing>
+      </w:r>
+    </w:p>
+    <w:p>
+      <w:pPr>
+        <w:rPr>
+          <w:lang w:val="bs-Latn-BA" w:eastAsia="bs-Latn-BA"/>
+        </w:rPr>
+      </w:pPr>
+      <w:r>
+        <w:rPr>
+          <w:noProof/>
+          <w:lang w:val="en-GB" w:eastAsia="en-GB"/>
+        </w:rPr>
+        <w:drawing>
+          <wp:anchor distT="0" distB="0" distL="114300" distR="114300" simplePos="0" relativeHeight="251663360" behindDoc="0" locked="0" layoutInCell="1" allowOverlap="1" wp14:anchorId="1BEB22C0" wp14:editId="26A0E4FC">
+            <wp:simplePos x="0" y="0"/>
+            <wp:positionH relativeFrom="column">
+              <wp:posOffset>-121920</wp:posOffset>
+            </wp:positionH>
+            <wp:positionV relativeFrom="paragraph">
+              <wp:posOffset>135255</wp:posOffset>
+            </wp:positionV>
+            <wp:extent cx="1819275" cy="1493520"/>
+            <wp:effectExtent l="0" t="0" r="9525" b="0"/>
+            <wp:wrapSquare wrapText="bothSides"/>
+            <wp:docPr id="3" name="Picture 3" descr="Visualstudio 2022 Community(J) : Microsoft : Free Download, Borrow, and  Streaming : Internet Archive"/>
+            <wp:cNvGraphicFramePr>
+              <a:graphicFrameLocks xmlns:a="http://schemas.openxmlformats.org/drawingml/2006/main" noChangeAspect="1"/>
+            </wp:cNvGraphicFramePr>
+            <a:graphic xmlns:a="http://schemas.openxmlformats.org/drawingml/2006/main">
+              <a:graphicData uri="http://schemas.openxmlformats.org/drawingml/2006/picture">
+                <pic:pic xmlns:pic="http://schemas.openxmlformats.org/drawingml/2006/picture">
+                  <pic:nvPicPr>
+                    <pic:cNvPr id="0" name="Picture 1" descr="Visualstudio 2022 Community(J) : Microsoft : Free Download, Borrow, and  Streaming : Internet Archive"/>
+                    <pic:cNvPicPr>
+                      <a:picLocks noChangeAspect="1" noChangeArrowheads="1"/>
+                    </pic:cNvPicPr>
+                  </pic:nvPicPr>
+                  <pic:blipFill rotWithShape="1">
+                    <a:blip r:embed="rId18">
+                      <a:clrChange>
+                        <a:clrFrom>
+                          <a:srgbClr val="F0F0F0"/>
+                        </a:clrFrom>
+                        <a:clrTo>
+                          <a:srgbClr val="F0F0F0">
+                            <a:alpha val="0"/>
+                          </a:srgbClr>
+                        </a:clrTo>
+                      </a:clrChange>
+                      <a:extLst>
+                        <a:ext uri="{28A0092B-C50C-407E-A947-70E740481C1C}">
+                          <a14:useLocalDpi xmlns:a14="http://schemas.microsoft.com/office/drawing/2010/main" val="0"/>
+                        </a:ext>
+                      </a:extLst>
+                    </a:blip>
+                    <a:srcRect l="20636" r="22082"/>
+                    <a:stretch/>
+                  </pic:blipFill>
+                  <pic:spPr bwMode="auto">
+                    <a:xfrm>
+                      <a:off x="0" y="0"/>
+                      <a:ext cx="1819275" cy="1493520"/>
+                    </a:xfrm>
+                    <a:prstGeom prst="rect">
+                      <a:avLst/>
+                    </a:prstGeom>
+                    <a:noFill/>
+                    <a:ln>
+                      <a:noFill/>
+                    </a:ln>
+                    <a:extLst>
+                      <a:ext uri="{53640926-AAD7-44D8-BBD7-CCE9431645EC}">
+                        <a14:shadowObscured xmlns:a14="http://schemas.microsoft.com/office/drawing/2010/main"/>
+                      </a:ext>
+                    </a:extLst>
+                  </pic:spPr>
+                </pic:pic>
+              </a:graphicData>
+            </a:graphic>
+          </wp:anchor>
+        </w:drawing>
+      </w:r>
+    </w:p>
+    <w:p>
+      <w:pPr>
+        <w:rPr>
+          <w:lang w:val="bs-Latn-BA" w:eastAsia="bs-Latn-BA"/>
+        </w:rPr>
+      </w:pPr>
+    </w:p>
+    <w:p>
+      <w:pPr>
+        <w:jc w:val="center"/>
+        <w:rPr>
+          <w:i/>
+          <w:sz w:val="18"/>
+          <w:szCs w:val="18"/>
+          <w:lang w:val="bs-Latn-BA" w:eastAsia="bs-Latn-BA"/>
+        </w:rPr>
+      </w:pPr>
+      <w:r>
+        <w:rPr>
+          <w:i/>
+          <w:sz w:val="18"/>
+          <w:szCs w:val="18"/>
+          <w:lang w:val="bs-Latn-BA" w:eastAsia="bs-Latn-BA"/>
+        </w:rPr>
+        <w:t>Slika 4.1.1. izgled Microsoft Visual Studio okruženja</w:t>
+      </w:r>
+    </w:p>
+    <w:p>
+      <w:pPr>
+        <w:jc w:val="center"/>
+        <w:rPr>
+          <w:i/>
+          <w:sz w:val="18"/>
+          <w:szCs w:val="18"/>
+          <w:lang w:val="bs-Latn-BA" w:eastAsia="bs-Latn-BA"/>
+        </w:rPr>
+      </w:pPr>
+    </w:p>
+    <w:p>
+      <w:pPr>
+        <w:jc w:val="center"/>
+        <w:rPr>
+          <w:i/>
+          <w:sz w:val="18"/>
+          <w:szCs w:val="18"/>
+          <w:lang w:val="bs-Latn-BA" w:eastAsia="bs-Latn-BA"/>
+        </w:rPr>
+      </w:pPr>
+    </w:p>
+    <w:p>
+      <w:pPr>
+        <w:jc w:val="both"/>
+        <w:rPr>
+          <w:lang w:val="bs-Latn-BA" w:eastAsia="bs-Latn-BA"/>
+        </w:rPr>
+      </w:pPr>
+      <w:r>
+        <w:rPr>
+          <w:lang w:val="bs-Latn-BA" w:eastAsia="bs-Latn-BA"/>
+        </w:rPr>
+        <w:t>.NET je platforma otvorenog koda za izradu desktop, web i mobilnih aplikacija koje se mogu izvorno pokretati na bilo kojem operativnom sistemu. .NET sistem uključuje alate, biblioteke i jezike koji podržavaju moderan, skalabilan i visoko performansni razvoj softvera. Aktivna zajednica programera održava i podržava .NET platformu.</w:t>
+      </w:r>
+    </w:p>
+    <w:p>
+      <w:pPr>
+        <w:rPr>
+          <w:lang w:val="bs-Latn-BA" w:eastAsia="bs-Latn-BA"/>
+        </w:rPr>
+      </w:pPr>
+    </w:p>
+    <w:p>
+      <w:pPr>
+        <w:rPr>
+          <w:lang w:val="bs-Latn-BA" w:eastAsia="bs-Latn-BA"/>
+        </w:rPr>
+      </w:pPr>
+    </w:p>
+    <w:p>
+      <w:pPr>
+        <w:rPr>
+          <w:lang w:val="bs-Latn-BA" w:eastAsia="bs-Latn-BA"/>
+        </w:rPr>
+      </w:pPr>
+    </w:p>
+    <w:p>
+      <w:pPr>
+        <w:rPr>
+          <w:lang w:val="bs-Latn-BA" w:eastAsia="bs-Latn-BA"/>
+        </w:rPr>
+      </w:pPr>
+    </w:p>
+    <w:p>
+      <w:pPr>
+        <w:rPr>
+          <w:lang w:val="bs-Latn-BA" w:eastAsia="bs-Latn-BA"/>
+        </w:rPr>
+      </w:pPr>
+    </w:p>
+    <w:p>
+      <w:pPr>
+        <w:rPr>
+          <w:lang w:val="bs-Latn-BA" w:eastAsia="bs-Latn-BA"/>
+        </w:rPr>
+      </w:pPr>
+    </w:p>
+    <w:p>
+      <w:pPr>
+        <w:rPr>
+          <w:lang w:val="bs-Latn-BA" w:eastAsia="bs-Latn-BA"/>
+        </w:rPr>
+      </w:pPr>
+    </w:p>
+    <w:p>
+      <w:r>
+        <w:rPr>
+          <w:lang w:val="bs-Latn-BA" w:eastAsia="bs-Latn-BA"/>
+        </w:rPr>
         <w:br w:type="page"/>
       </w:r>
       <w:bookmarkStart w:id="11" w:name="_Toc247374830"/>
       <w:bookmarkStart w:id="12" w:name="_Toc223797196"/>
       <w:r>
         <w:lastRenderedPageBreak/>
-        <w:t>4. Zaključak</w:t>
+        <w:t>5</w:t>
+      </w:r>
+      <w:r>
+        <w:t>. Zaključak</w:t>
       </w:r>
       <w:bookmarkEnd w:id="11"/>
       <w:bookmarkEnd w:id="12"/>
@@ -5469,7 +4601,13 @@
           <w:lang w:val="hr-HR"/>
         </w:rPr>
         <w:lastRenderedPageBreak/>
-        <w:t>5. Literatura</w:t>
+        <w:t>6</w:t>
+      </w:r>
+      <w:r>
+        <w:rPr>
+          <w:lang w:val="hr-HR"/>
+        </w:rPr>
+        <w:t>. Literatura</w:t>
       </w:r>
       <w:bookmarkEnd w:id="13"/>
       <w:bookmarkEnd w:id="14"/>
@@ -5494,7 +4632,7 @@
         </w:rPr>
         <w:t xml:space="preserve">[1] </w:t>
       </w:r>
-      <w:hyperlink r:id="rId16" w:history="1">
+      <w:hyperlink r:id="rId19" w:history="1">
         <w:r>
           <w:rPr>
             <w:rStyle w:val="Hyperlink"/>
@@ -5526,7 +4664,7 @@
         </w:rPr>
         <w:t xml:space="preserve">[2] </w:t>
       </w:r>
-      <w:hyperlink r:id="rId17" w:history="1">
+      <w:hyperlink r:id="rId20" w:history="1">
         <w:r>
           <w:rPr>
             <w:rStyle w:val="Hyperlink"/>
@@ -5558,7 +4696,7 @@
         </w:rPr>
         <w:t xml:space="preserve">[3] </w:t>
       </w:r>
-      <w:hyperlink r:id="rId18" w:history="1">
+      <w:hyperlink r:id="rId21" w:history="1">
         <w:r>
           <w:rPr>
             <w:rStyle w:val="Hyperlink"/>
@@ -5590,7 +4728,7 @@
         </w:rPr>
         <w:t xml:space="preserve">[4] </w:t>
       </w:r>
-      <w:hyperlink r:id="rId19" w:history="1">
+      <w:hyperlink r:id="rId22" w:history="1">
         <w:r>
           <w:rPr>
             <w:rStyle w:val="Hyperlink"/>
@@ -5630,7 +4768,7 @@
         </w:rPr>
         <w:t xml:space="preserve">] </w:t>
       </w:r>
-      <w:hyperlink r:id="rId20" w:history="1">
+      <w:hyperlink r:id="rId23" w:history="1">
         <w:r>
           <w:rPr>
             <w:rStyle w:val="Hyperlink"/>
@@ -6066,7 +5204,7 @@
           </mc:Choice>
           <mc:Fallback>
             <w:pict>
-              <v:shapetype w14:anchorId="68900526" id="_x0000_t32" coordsize="21600,21600" o:spt="32" o:oned="t" path="m,l21600,21600e" filled="f">
+              <v:shapetype w14:anchorId="3BF745F0" id="_x0000_t32" coordsize="21600,21600" o:spt="32" o:oned="t" path="m,l21600,21600e" filled="f">
                 <v:path arrowok="t" fillok="f" o:connecttype="none"/>
                 <o:lock v:ext="edit" shapetype="t"/>
               </v:shapetype>
@@ -6162,7 +5300,7 @@
           </mc:Choice>
           <mc:Fallback>
             <w:pict>
-              <v:shape w14:anchorId="5E3222D8" id="Straight Arrow Connector 8" o:spid="_x0000_s1026" type="#_x0000_t32" style="position:absolute;margin-left:-.95pt;margin-top:64.95pt;width:454.7pt;height:0;z-index:251659264;visibility:visible;mso-wrap-style:square;mso-width-percent:0;mso-height-percent:0;mso-wrap-distance-left:9pt;mso-wrap-distance-top:-3e-5mm;mso-wrap-distance-right:9pt;mso-wrap-distance-bottom:-3e-5mm;mso-position-horizontal:absolute;mso-position-horizontal-relative:text;mso-position-vertical:absolute;mso-position-vertical-relative:text;mso-width-percent:0;mso-height-percent:0;mso-width-relative:page;mso-height-relative:page" o:gfxdata="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"/>
+              <v:shape w14:anchorId="35642180" id="Straight Arrow Connector 8" o:spid="_x0000_s1026" type="#_x0000_t32" style="position:absolute;margin-left:-.95pt;margin-top:64.95pt;width:454.7pt;height:0;z-index:251659264;visibility:visible;mso-wrap-style:square;mso-width-percent:0;mso-height-percent:0;mso-wrap-distance-left:9pt;mso-wrap-distance-top:-3e-5mm;mso-wrap-distance-right:9pt;mso-wrap-distance-bottom:-3e-5mm;mso-position-horizontal:absolute;mso-position-horizontal-relative:text;mso-position-vertical:absolute;mso-position-vertical-relative:text;mso-width-percent:0;mso-height-percent:0;mso-width-relative:page;mso-height-relative:page" o:gfxdata="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"/>
             </w:pict>
           </mc:Fallback>
         </mc:AlternateContent>
@@ -6236,7 +5374,7 @@
           </mc:Choice>
           <mc:Fallback>
             <w:pict>
-              <v:shape w14:anchorId="78F90E35" id="Straight Arrow Connector 7" o:spid="_x0000_s1026" type="#_x0000_t32" style="position:absolute;margin-left:-.95pt;margin-top:46.2pt;width:454.7pt;height:0;z-index:251658240;visibility:visible;mso-wrap-style:square;mso-width-percent:0;mso-height-percent:0;mso-wrap-distance-left:9pt;mso-wrap-distance-top:-3e-5mm;mso-wrap-distance-right:9pt;mso-wrap-distance-bottom:-3e-5mm;mso-position-horizontal:absolute;mso-position-horizontal-relative:text;mso-position-vertical:absolute;mso-position-vertical-relative:text;mso-width-percent:0;mso-height-percent:0;mso-width-relative:page;mso-height-relative:page" o:gfxdata="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"/>
+              <v:shape w14:anchorId="6F7BA30E" id="Straight Arrow Connector 7" o:spid="_x0000_s1026" type="#_x0000_t32" style="position:absolute;margin-left:-.95pt;margin-top:46.2pt;width:454.7pt;height:0;z-index:251658240;visibility:visible;mso-wrap-style:square;mso-width-percent:0;mso-height-percent:0;mso-wrap-distance-left:9pt;mso-wrap-distance-top:-3e-5mm;mso-wrap-distance-right:9pt;mso-wrap-distance-bottom:-3e-5mm;mso-position-horizontal:absolute;mso-position-horizontal-relative:text;mso-position-vertical:absolute;mso-position-vertical-relative:text;mso-width-percent:0;mso-height-percent:0;mso-width-relative:page;mso-height-relative:page" o:gfxdata="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"/>
             </w:pict>
           </mc:Fallback>
         </mc:AlternateContent>
@@ -6310,7 +5448,7 @@
           </mc:Choice>
           <mc:Fallback>
             <w:pict>
-              <v:shape w14:anchorId="2773CEEE" id="Straight Arrow Connector 6" o:spid="_x0000_s1026" type="#_x0000_t32" style="position:absolute;margin-left:-.95pt;margin-top:27.45pt;width:454.7pt;height:0;z-index:251657216;visibility:visible;mso-wrap-style:square;mso-width-percent:0;mso-height-percent:0;mso-wrap-distance-left:9pt;mso-wrap-distance-top:-3e-5mm;mso-wrap-distance-right:9pt;mso-wrap-distance-bottom:-3e-5mm;mso-position-horizontal:absolute;mso-position-horizontal-relative:text;mso-position-vertical:absolute;mso-position-vertical-relative:text;mso-width-percent:0;mso-height-percent:0;mso-width-relative:page;mso-height-relative:page" o:gfxdata="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"/>
+              <v:shape w14:anchorId="3D5F7E6C" id="Straight Arrow Connector 6" o:spid="_x0000_s1026" type="#_x0000_t32" style="position:absolute;margin-left:-.95pt;margin-top:27.45pt;width:454.7pt;height:0;z-index:251657216;visibility:visible;mso-wrap-style:square;mso-width-percent:0;mso-height-percent:0;mso-wrap-distance-left:9pt;mso-wrap-distance-top:-3e-5mm;mso-wrap-distance-right:9pt;mso-wrap-distance-bottom:-3e-5mm;mso-position-horizontal:absolute;mso-position-horizontal-relative:text;mso-position-vertical:absolute;mso-position-vertical-relative:text;mso-width-percent:0;mso-height-percent:0;mso-width-relative:page;mso-height-relative:page" o:gfxdata="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"/>
             </w:pict>
           </mc:Fallback>
         </mc:AlternateContent>
@@ -6384,7 +5522,7 @@
           </mc:Choice>
           <mc:Fallback>
             <w:pict>
-              <v:shape w14:anchorId="07DBE409" id="Straight Arrow Connector 5" o:spid="_x0000_s1026" type="#_x0000_t32" style="position:absolute;margin-left:-.95pt;margin-top:9.45pt;width:454.7pt;height:0;z-index:251656192;visibility:visible;mso-wrap-style:square;mso-width-percent:0;mso-height-percent:0;mso-wrap-distance-left:9pt;mso-wrap-distance-top:-3e-5mm;mso-wrap-distance-right:9pt;mso-wrap-distance-bottom:-3e-5mm;mso-position-horizontal:absolute;mso-position-horizontal-relative:text;mso-position-vertical:absolute;mso-position-vertical-relative:text;mso-width-percent:0;mso-height-percent:0;mso-width-relative:page;mso-height-relative:page" o:gfxdata="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"/>
+              <v:shape w14:anchorId="04B662EF" id="Straight Arrow Connector 5" o:spid="_x0000_s1026" type="#_x0000_t32" style="position:absolute;margin-left:-.95pt;margin-top:9.45pt;width:454.7pt;height:0;z-index:251656192;visibility:visible;mso-wrap-style:square;mso-width-percent:0;mso-height-percent:0;mso-wrap-distance-left:9pt;mso-wrap-distance-top:-3e-5mm;mso-wrap-distance-right:9pt;mso-wrap-distance-bottom:-3e-5mm;mso-position-horizontal:absolute;mso-position-horizontal-relative:text;mso-position-vertical:absolute;mso-position-vertical-relative:text;mso-width-percent:0;mso-height-percent:0;mso-width-relative:page;mso-height-relative:page" o:gfxdata="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"/>
             </w:pict>
           </mc:Fallback>
         </mc:AlternateContent>
@@ -8763,7 +7901,7 @@
 </file>
 
 <file path=customXml/itemProps1.xml><?xml version="1.0" encoding="utf-8"?>
-<ds:datastoreItem xmlns:ds="http://schemas.openxmlformats.org/officeDocument/2006/customXml" ds:itemID="{96BCA694-E3FD-403B-A468-24F1484F3B27}">
+<ds:datastoreItem xmlns:ds="http://schemas.openxmlformats.org/officeDocument/2006/customXml" ds:itemID="{5D1A8458-101A-4869-900C-8301651B2D1E}">
   <ds:schemaRefs>
     <ds:schemaRef ds:uri="http://schemas.openxmlformats.org/officeDocument/2006/bibliography"/>
   </ds:schemaRefs>

--- a/docs/Maturski rad - urnek (1).docx
+++ b/docs/Maturski rad - urnek (1).docx
@@ -15,7 +15,7 @@
           <w:lang w:val="en-GB" w:eastAsia="en-GB"/>
         </w:rPr>
         <w:drawing>
-          <wp:anchor distT="0" distB="0" distL="114300" distR="114300" simplePos="0" relativeHeight="251654144" behindDoc="1" locked="0" layoutInCell="1" allowOverlap="1">
+          <wp:anchor distT="0" distB="0" distL="114300" distR="114300" simplePos="0" relativeHeight="251652096" behindDoc="1" locked="0" layoutInCell="1" allowOverlap="1">
             <wp:simplePos x="0" y="0"/>
             <wp:positionH relativeFrom="column">
               <wp:posOffset>1157605</wp:posOffset>
@@ -93,7 +93,7 @@
         <mc:AlternateContent>
           <mc:Choice Requires="wps">
             <w:drawing>
-              <wp:anchor distT="0" distB="0" distL="114300" distR="114300" simplePos="0" relativeHeight="251660288" behindDoc="0" locked="0" layoutInCell="1" allowOverlap="1">
+              <wp:anchor distT="0" distB="0" distL="114300" distR="114300" simplePos="0" relativeHeight="251658240" behindDoc="0" locked="0" layoutInCell="1" allowOverlap="1">
                 <wp:simplePos x="0" y="0"/>
                 <wp:positionH relativeFrom="column">
                   <wp:posOffset>-342900</wp:posOffset>
@@ -151,7 +151,7 @@
           </mc:Choice>
           <mc:Fallback>
             <w:pict>
-              <v:rect w14:anchorId="085E7E5D" id="Rectangle 26" o:spid="_x0000_s1026" style="position:absolute;margin-left:-27pt;margin-top:-73.05pt;width:423pt;height:81pt;z-index:251660288;visibility:visible;mso-wrap-style:square;mso-width-percent:0;mso-height-percent:0;mso-wrap-distance-left:9pt;mso-wrap-distance-top:0;mso-wrap-distance-right:9pt;mso-wrap-distance-bottom:0;mso-position-horizontal:absolute;mso-position-horizontal-relative:text;mso-position-vertical:absolute;mso-position-vertical-relative:text;mso-width-percent:0;mso-height-percent:0;mso-width-relative:page;mso-height-relative:page;v-text-anchor:top" o:gfxdata="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" strokecolor="white"/>
+              <v:rect w14:anchorId="102AE756" id="Rectangle 26" o:spid="_x0000_s1026" style="position:absolute;margin-left:-27pt;margin-top:-73.05pt;width:423pt;height:81pt;z-index:251658240;visibility:visible;mso-wrap-style:square;mso-width-percent:0;mso-height-percent:0;mso-wrap-distance-left:9pt;mso-wrap-distance-top:0;mso-wrap-distance-right:9pt;mso-wrap-distance-bottom:0;mso-position-horizontal:absolute;mso-position-horizontal-relative:text;mso-position-vertical:absolute;mso-position-vertical-relative:text;mso-width-percent:0;mso-height-percent:0;mso-width-relative:page;mso-height-relative:page;v-text-anchor:top" o:gfxdata="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" strokecolor="white"/>
             </w:pict>
           </mc:Fallback>
         </mc:AlternateContent>
@@ -671,7 +671,7 @@
         <mc:AlternateContent>
           <mc:Choice Requires="wps">
             <w:drawing>
-              <wp:anchor distT="0" distB="0" distL="114300" distR="114300" simplePos="0" relativeHeight="251661312" behindDoc="0" locked="0" layoutInCell="1" allowOverlap="1">
+              <wp:anchor distT="0" distB="0" distL="114300" distR="114300" simplePos="0" relativeHeight="251659264" behindDoc="0" locked="0" layoutInCell="1" allowOverlap="1">
                 <wp:simplePos x="0" y="0"/>
                 <wp:positionH relativeFrom="column">
                   <wp:posOffset>152400</wp:posOffset>
@@ -729,7 +729,7 @@
           </mc:Choice>
           <mc:Fallback>
             <w:pict>
-              <v:rect w14:anchorId="686D20C5" id="Rectangle 25" o:spid="_x0000_s1026" style="position:absolute;margin-left:12pt;margin-top:483.1pt;width:423pt;height:81pt;z-index:251661312;visibility:visible;mso-wrap-style:square;mso-width-percent:0;mso-height-percent:0;mso-wrap-distance-left:9pt;mso-wrap-distance-top:0;mso-wrap-distance-right:9pt;mso-wrap-distance-bottom:0;mso-position-horizontal:absolute;mso-position-horizontal-relative:text;mso-position-vertical:absolute;mso-position-vertical-relative:text;mso-width-percent:0;mso-height-percent:0;mso-width-relative:page;mso-height-relative:page;v-text-anchor:top" o:gfxdata="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" strokecolor="white"/>
+              <v:rect w14:anchorId="34698DC2" id="Rectangle 25" o:spid="_x0000_s1026" style="position:absolute;margin-left:12pt;margin-top:483.1pt;width:423pt;height:81pt;z-index:251659264;visibility:visible;mso-wrap-style:square;mso-width-percent:0;mso-height-percent:0;mso-wrap-distance-left:9pt;mso-wrap-distance-top:0;mso-wrap-distance-right:9pt;mso-wrap-distance-bottom:0;mso-position-horizontal:absolute;mso-position-horizontal-relative:text;mso-position-vertical:absolute;mso-position-vertical-relative:text;mso-width-percent:0;mso-height-percent:0;mso-width-relative:page;mso-height-relative:page;v-text-anchor:top" o:gfxdata="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" strokecolor="white"/>
             </w:pict>
           </mc:Fallback>
         </mc:AlternateContent>
@@ -802,7 +802,7 @@
           <w:r>
             <w:fldChar w:fldCharType="separate"/>
           </w:r>
-          <w:hyperlink w:anchor="_Toc223797189" w:history="1">
+          <w:hyperlink w:anchor="_Toc223818033" w:history="1">
             <w:r>
               <w:rPr>
                 <w:rStyle w:val="Hyperlink"/>
@@ -829,7 +829,7 @@
                 <w:noProof/>
                 <w:webHidden/>
               </w:rPr>
-              <w:instrText xml:space="preserve"> PAGEREF _Toc223797189 \h </w:instrText>
+              <w:instrText xml:space="preserve"> PAGEREF _Toc223818033 \h </w:instrText>
             </w:r>
             <w:r>
               <w:rPr>
@@ -874,7 +874,7 @@
               <w:lang w:val="en-GB" w:eastAsia="en-GB"/>
             </w:rPr>
           </w:pPr>
-          <w:hyperlink w:anchor="_Toc223797190" w:history="1">
+          <w:hyperlink w:anchor="_Toc223818034" w:history="1">
             <w:r>
               <w:rPr>
                 <w:rStyle w:val="Hyperlink"/>
@@ -901,7 +901,7 @@
                 <w:noProof/>
                 <w:webHidden/>
               </w:rPr>
-              <w:instrText xml:space="preserve"> PAGEREF _Toc223797190 \h </w:instrText>
+              <w:instrText xml:space="preserve"> PAGEREF _Toc223818034 \h </w:instrText>
             </w:r>
             <w:r>
               <w:rPr>
@@ -946,7 +946,7 @@
               <w:lang w:val="en-GB" w:eastAsia="en-GB"/>
             </w:rPr>
           </w:pPr>
-          <w:hyperlink w:anchor="_Toc223797191" w:history="1">
+          <w:hyperlink w:anchor="_Toc223818035" w:history="1">
             <w:r>
               <w:rPr>
                 <w:rStyle w:val="Hyperlink"/>
@@ -973,7 +973,7 @@
                 <w:noProof/>
                 <w:webHidden/>
               </w:rPr>
-              <w:instrText xml:space="preserve"> PAGEREF _Toc223797191 \h </w:instrText>
+              <w:instrText xml:space="preserve"> PAGEREF _Toc223818035 \h </w:instrText>
             </w:r>
             <w:r>
               <w:rPr>
@@ -1018,7 +1018,7 @@
               <w:lang w:val="en-GB" w:eastAsia="en-GB"/>
             </w:rPr>
           </w:pPr>
-          <w:hyperlink w:anchor="_Toc223797192" w:history="1">
+          <w:hyperlink w:anchor="_Toc223818036" w:history="1">
             <w:r>
               <w:rPr>
                 <w:rStyle w:val="Hyperlink"/>
@@ -1053,7 +1053,7 @@
                 <w:noProof/>
                 <w:webHidden/>
               </w:rPr>
-              <w:instrText xml:space="preserve"> PAGEREF _Toc223797192 \h </w:instrText>
+              <w:instrText xml:space="preserve"> PAGEREF _Toc223818036 \h </w:instrText>
             </w:r>
             <w:r>
               <w:rPr>
@@ -1098,7 +1098,7 @@
               <w:lang w:val="en-GB" w:eastAsia="en-GB"/>
             </w:rPr>
           </w:pPr>
-          <w:hyperlink w:anchor="_Toc223797193" w:history="1">
+          <w:hyperlink w:anchor="_Toc223818037" w:history="1">
             <w:r>
               <w:rPr>
                 <w:rStyle w:val="Hyperlink"/>
@@ -1133,7 +1133,7 @@
                 <w:noProof/>
                 <w:webHidden/>
               </w:rPr>
-              <w:instrText xml:space="preserve"> PAGEREF _Toc223797193 \h </w:instrText>
+              <w:instrText xml:space="preserve"> PAGEREF _Toc223818037 \h </w:instrText>
             </w:r>
             <w:r>
               <w:rPr>
@@ -1178,13 +1178,13 @@
               <w:lang w:val="en-GB" w:eastAsia="en-GB"/>
             </w:rPr>
           </w:pPr>
-          <w:hyperlink w:anchor="_Toc223797194" w:history="1">
+          <w:hyperlink w:anchor="_Toc223818038" w:history="1">
             <w:r>
               <w:rPr>
                 <w:rStyle w:val="Hyperlink"/>
                 <w:noProof/>
               </w:rPr>
-              <w:t>3. Hardversko rješenje za School Bell System s LED reklamom</w:t>
+              <w:t>3. Korištene tehnologije</w:t>
             </w:r>
             <w:r>
               <w:rPr>
@@ -1205,7 +1205,7 @@
                 <w:noProof/>
                 <w:webHidden/>
               </w:rPr>
-              <w:instrText xml:space="preserve"> PAGEREF _Toc223797194 \h </w:instrText>
+              <w:instrText xml:space="preserve"> PAGEREF _Toc223818038 \h </w:instrText>
             </w:r>
             <w:r>
               <w:rPr>
@@ -1226,6 +1226,222 @@
                 <w:webHidden/>
               </w:rPr>
               <w:t>8</w:t>
+            </w:r>
+            <w:r>
+              <w:rPr>
+                <w:noProof/>
+                <w:webHidden/>
+              </w:rPr>
+              <w:fldChar w:fldCharType="end"/>
+            </w:r>
+          </w:hyperlink>
+        </w:p>
+        <w:p>
+          <w:pPr>
+            <w:pStyle w:val="TOC2"/>
+            <w:tabs>
+              <w:tab w:val="right" w:leader="dot" w:pos="9062"/>
+            </w:tabs>
+            <w:rPr>
+              <w:rFonts w:asciiTheme="minorHAnsi" w:eastAsiaTheme="minorEastAsia" w:hAnsiTheme="minorHAnsi" w:cstheme="minorBidi"/>
+              <w:noProof/>
+              <w:sz w:val="22"/>
+              <w:szCs w:val="22"/>
+              <w:lang w:val="en-GB" w:eastAsia="en-GB"/>
+            </w:rPr>
+          </w:pPr>
+          <w:hyperlink w:anchor="_Toc223818039" w:history="1">
+            <w:r>
+              <w:rPr>
+                <w:rStyle w:val="Hyperlink"/>
+                <w:noProof/>
+              </w:rPr>
+              <w:t>3.1. Microsoft Visual Studio</w:t>
+            </w:r>
+            <w:r>
+              <w:rPr>
+                <w:noProof/>
+                <w:webHidden/>
+              </w:rPr>
+              <w:tab/>
+            </w:r>
+            <w:r>
+              <w:rPr>
+                <w:noProof/>
+                <w:webHidden/>
+              </w:rPr>
+              <w:fldChar w:fldCharType="begin"/>
+            </w:r>
+            <w:r>
+              <w:rPr>
+                <w:noProof/>
+                <w:webHidden/>
+              </w:rPr>
+              <w:instrText xml:space="preserve"> PAGEREF _Toc223818039 \h </w:instrText>
+            </w:r>
+            <w:r>
+              <w:rPr>
+                <w:noProof/>
+                <w:webHidden/>
+              </w:rPr>
+            </w:r>
+            <w:r>
+              <w:rPr>
+                <w:noProof/>
+                <w:webHidden/>
+              </w:rPr>
+              <w:fldChar w:fldCharType="separate"/>
+            </w:r>
+            <w:r>
+              <w:rPr>
+                <w:noProof/>
+                <w:webHidden/>
+              </w:rPr>
+              <w:t>8</w:t>
+            </w:r>
+            <w:r>
+              <w:rPr>
+                <w:noProof/>
+                <w:webHidden/>
+              </w:rPr>
+              <w:fldChar w:fldCharType="end"/>
+            </w:r>
+          </w:hyperlink>
+        </w:p>
+        <w:p>
+          <w:pPr>
+            <w:pStyle w:val="TOC2"/>
+            <w:tabs>
+              <w:tab w:val="right" w:leader="dot" w:pos="9062"/>
+            </w:tabs>
+            <w:rPr>
+              <w:rFonts w:asciiTheme="minorHAnsi" w:eastAsiaTheme="minorEastAsia" w:hAnsiTheme="minorHAnsi" w:cstheme="minorBidi"/>
+              <w:noProof/>
+              <w:sz w:val="22"/>
+              <w:szCs w:val="22"/>
+              <w:lang w:val="en-GB" w:eastAsia="en-GB"/>
+            </w:rPr>
+          </w:pPr>
+          <w:hyperlink w:anchor="_Toc223818040" w:history="1">
+            <w:r>
+              <w:rPr>
+                <w:rStyle w:val="Hyperlink"/>
+                <w:noProof/>
+              </w:rPr>
+              <w:t>3.2. Visual Studio Code</w:t>
+            </w:r>
+            <w:r>
+              <w:rPr>
+                <w:noProof/>
+                <w:webHidden/>
+              </w:rPr>
+              <w:tab/>
+            </w:r>
+            <w:r>
+              <w:rPr>
+                <w:noProof/>
+                <w:webHidden/>
+              </w:rPr>
+              <w:fldChar w:fldCharType="begin"/>
+            </w:r>
+            <w:r>
+              <w:rPr>
+                <w:noProof/>
+                <w:webHidden/>
+              </w:rPr>
+              <w:instrText xml:space="preserve"> PAGEREF _Toc223818040 \h </w:instrText>
+            </w:r>
+            <w:r>
+              <w:rPr>
+                <w:noProof/>
+                <w:webHidden/>
+              </w:rPr>
+            </w:r>
+            <w:r>
+              <w:rPr>
+                <w:noProof/>
+                <w:webHidden/>
+              </w:rPr>
+              <w:fldChar w:fldCharType="separate"/>
+            </w:r>
+            <w:r>
+              <w:rPr>
+                <w:noProof/>
+                <w:webHidden/>
+              </w:rPr>
+              <w:t>9</w:t>
+            </w:r>
+            <w:r>
+              <w:rPr>
+                <w:noProof/>
+                <w:webHidden/>
+              </w:rPr>
+              <w:fldChar w:fldCharType="end"/>
+            </w:r>
+          </w:hyperlink>
+        </w:p>
+        <w:p>
+          <w:pPr>
+            <w:pStyle w:val="TOC2"/>
+            <w:tabs>
+              <w:tab w:val="right" w:leader="dot" w:pos="9062"/>
+            </w:tabs>
+            <w:rPr>
+              <w:rFonts w:asciiTheme="minorHAnsi" w:eastAsiaTheme="minorEastAsia" w:hAnsiTheme="minorHAnsi" w:cstheme="minorBidi"/>
+              <w:noProof/>
+              <w:sz w:val="22"/>
+              <w:szCs w:val="22"/>
+              <w:lang w:val="en-GB" w:eastAsia="en-GB"/>
+            </w:rPr>
+          </w:pPr>
+          <w:hyperlink w:anchor="_Toc223818041" w:history="1">
+            <w:r>
+              <w:rPr>
+                <w:rStyle w:val="Hyperlink"/>
+                <w:noProof/>
+              </w:rPr>
+              <w:t>3.3. Arduino IDE</w:t>
+            </w:r>
+            <w:r>
+              <w:rPr>
+                <w:noProof/>
+                <w:webHidden/>
+              </w:rPr>
+              <w:tab/>
+            </w:r>
+            <w:r>
+              <w:rPr>
+                <w:noProof/>
+                <w:webHidden/>
+              </w:rPr>
+              <w:fldChar w:fldCharType="begin"/>
+            </w:r>
+            <w:r>
+              <w:rPr>
+                <w:noProof/>
+                <w:webHidden/>
+              </w:rPr>
+              <w:instrText xml:space="preserve"> PAGEREF _Toc223818041 \h </w:instrText>
+            </w:r>
+            <w:r>
+              <w:rPr>
+                <w:noProof/>
+                <w:webHidden/>
+              </w:rPr>
+            </w:r>
+            <w:r>
+              <w:rPr>
+                <w:noProof/>
+                <w:webHidden/>
+              </w:rPr>
+              <w:fldChar w:fldCharType="separate"/>
+            </w:r>
+            <w:r>
+              <w:rPr>
+                <w:noProof/>
+                <w:webHidden/>
+              </w:rPr>
+              <w:t>10</w:t>
             </w:r>
             <w:r>
               <w:rPr>
@@ -1250,13 +1466,13 @@
               <w:lang w:val="en-GB" w:eastAsia="en-GB"/>
             </w:rPr>
           </w:pPr>
-          <w:hyperlink w:anchor="_Toc223797195" w:history="1">
+          <w:hyperlink w:anchor="_Toc223818042" w:history="1">
             <w:r>
               <w:rPr>
                 <w:rStyle w:val="Hyperlink"/>
                 <w:noProof/>
               </w:rPr>
-              <w:t>4. Softversko rješenje za School Bell System s LED reklamom</w:t>
+              <w:t>4. Hardversko rješenje za School Bell System s LED reklamom</w:t>
             </w:r>
             <w:r>
               <w:rPr>
@@ -1277,7 +1493,7 @@
                 <w:noProof/>
                 <w:webHidden/>
               </w:rPr>
-              <w:instrText xml:space="preserve"> PAGEREF _Toc223797195 \h </w:instrText>
+              <w:instrText xml:space="preserve"> PAGEREF _Toc223818042 \h </w:instrText>
             </w:r>
             <w:r>
               <w:rPr>
@@ -1297,7 +1513,7 @@
                 <w:noProof/>
                 <w:webHidden/>
               </w:rPr>
-              <w:t>9</w:t>
+              <w:t>11</w:t>
             </w:r>
             <w:r>
               <w:rPr>
@@ -1322,13 +1538,13 @@
               <w:lang w:val="en-GB" w:eastAsia="en-GB"/>
             </w:rPr>
           </w:pPr>
-          <w:hyperlink w:anchor="_Toc223797196" w:history="1">
+          <w:hyperlink w:anchor="_Toc223818043" w:history="1">
             <w:r>
               <w:rPr>
                 <w:rStyle w:val="Hyperlink"/>
                 <w:noProof/>
               </w:rPr>
-              <w:t>4. Zaključak</w:t>
+              <w:t>5. Softversko rješenje za School Bell System s LED reklamom</w:t>
             </w:r>
             <w:r>
               <w:rPr>
@@ -1349,7 +1565,7 @@
                 <w:noProof/>
                 <w:webHidden/>
               </w:rPr>
-              <w:instrText xml:space="preserve"> PAGEREF _Toc223797196 \h </w:instrText>
+              <w:instrText xml:space="preserve"> PAGEREF _Toc223818043 \h </w:instrText>
             </w:r>
             <w:r>
               <w:rPr>
@@ -1369,7 +1585,79 @@
                 <w:noProof/>
                 <w:webHidden/>
               </w:rPr>
-              <w:t>10</w:t>
+              <w:t>12</w:t>
+            </w:r>
+            <w:r>
+              <w:rPr>
+                <w:noProof/>
+                <w:webHidden/>
+              </w:rPr>
+              <w:fldChar w:fldCharType="end"/>
+            </w:r>
+          </w:hyperlink>
+        </w:p>
+        <w:p>
+          <w:pPr>
+            <w:pStyle w:val="TOC2"/>
+            <w:tabs>
+              <w:tab w:val="right" w:leader="dot" w:pos="9062"/>
+            </w:tabs>
+            <w:rPr>
+              <w:rFonts w:asciiTheme="minorHAnsi" w:eastAsiaTheme="minorEastAsia" w:hAnsiTheme="minorHAnsi" w:cstheme="minorBidi"/>
+              <w:noProof/>
+              <w:sz w:val="22"/>
+              <w:szCs w:val="22"/>
+              <w:lang w:val="en-GB" w:eastAsia="en-GB"/>
+            </w:rPr>
+          </w:pPr>
+          <w:hyperlink w:anchor="_Toc223818044" w:history="1">
+            <w:r>
+              <w:rPr>
+                <w:rStyle w:val="Hyperlink"/>
+                <w:noProof/>
+              </w:rPr>
+              <w:t>5.1. Windows .NET aplikacija</w:t>
+            </w:r>
+            <w:r>
+              <w:rPr>
+                <w:noProof/>
+                <w:webHidden/>
+              </w:rPr>
+              <w:tab/>
+            </w:r>
+            <w:r>
+              <w:rPr>
+                <w:noProof/>
+                <w:webHidden/>
+              </w:rPr>
+              <w:fldChar w:fldCharType="begin"/>
+            </w:r>
+            <w:r>
+              <w:rPr>
+                <w:noProof/>
+                <w:webHidden/>
+              </w:rPr>
+              <w:instrText xml:space="preserve"> PAGEREF _Toc223818044 \h </w:instrText>
+            </w:r>
+            <w:r>
+              <w:rPr>
+                <w:noProof/>
+                <w:webHidden/>
+              </w:rPr>
+            </w:r>
+            <w:r>
+              <w:rPr>
+                <w:noProof/>
+                <w:webHidden/>
+              </w:rPr>
+              <w:fldChar w:fldCharType="separate"/>
+            </w:r>
+            <w:r>
+              <w:rPr>
+                <w:noProof/>
+                <w:webHidden/>
+              </w:rPr>
+              <w:t>12</w:t>
             </w:r>
             <w:r>
               <w:rPr>
@@ -1394,14 +1682,86 @@
               <w:lang w:val="en-GB" w:eastAsia="en-GB"/>
             </w:rPr>
           </w:pPr>
-          <w:hyperlink w:anchor="_Toc223797197" w:history="1">
+          <w:hyperlink w:anchor="_Toc223818045" w:history="1">
             <w:r>
               <w:rPr>
                 <w:rStyle w:val="Hyperlink"/>
                 <w:noProof/>
+              </w:rPr>
+              <w:t>6. Zaključak</w:t>
+            </w:r>
+            <w:r>
+              <w:rPr>
+                <w:noProof/>
+                <w:webHidden/>
+              </w:rPr>
+              <w:tab/>
+            </w:r>
+            <w:r>
+              <w:rPr>
+                <w:noProof/>
+                <w:webHidden/>
+              </w:rPr>
+              <w:fldChar w:fldCharType="begin"/>
+            </w:r>
+            <w:r>
+              <w:rPr>
+                <w:noProof/>
+                <w:webHidden/>
+              </w:rPr>
+              <w:instrText xml:space="preserve"> PAGEREF _Toc223818045 \h </w:instrText>
+            </w:r>
+            <w:r>
+              <w:rPr>
+                <w:noProof/>
+                <w:webHidden/>
+              </w:rPr>
+            </w:r>
+            <w:r>
+              <w:rPr>
+                <w:noProof/>
+                <w:webHidden/>
+              </w:rPr>
+              <w:fldChar w:fldCharType="separate"/>
+            </w:r>
+            <w:r>
+              <w:rPr>
+                <w:noProof/>
+                <w:webHidden/>
+              </w:rPr>
+              <w:t>14</w:t>
+            </w:r>
+            <w:r>
+              <w:rPr>
+                <w:noProof/>
+                <w:webHidden/>
+              </w:rPr>
+              <w:fldChar w:fldCharType="end"/>
+            </w:r>
+          </w:hyperlink>
+        </w:p>
+        <w:p>
+          <w:pPr>
+            <w:pStyle w:val="TOC1"/>
+            <w:tabs>
+              <w:tab w:val="right" w:leader="dot" w:pos="9062"/>
+            </w:tabs>
+            <w:rPr>
+              <w:rFonts w:asciiTheme="minorHAnsi" w:eastAsiaTheme="minorEastAsia" w:hAnsiTheme="minorHAnsi" w:cstheme="minorBidi"/>
+              <w:noProof/>
+              <w:sz w:val="22"/>
+              <w:szCs w:val="22"/>
+              <w:lang w:val="en-GB" w:eastAsia="en-GB"/>
+            </w:rPr>
+          </w:pPr>
+          <w:hyperlink w:anchor="_Toc223818046" w:history="1">
+            <w:r>
+              <w:rPr>
+                <w:rStyle w:val="Hyperlink"/>
+                <w:noProof/>
                 <w:lang w:val="hr-HR"/>
               </w:rPr>
-              <w:t>5. Literatura</w:t>
+              <w:t>7. Literatura</w:t>
             </w:r>
             <w:r>
               <w:rPr>
@@ -1422,7 +1782,7 @@
                 <w:noProof/>
                 <w:webHidden/>
               </w:rPr>
-              <w:instrText xml:space="preserve"> PAGEREF _Toc223797197 \h </w:instrText>
+              <w:instrText xml:space="preserve"> PAGEREF _Toc223818046 \h </w:instrText>
             </w:r>
             <w:r>
               <w:rPr>
@@ -1442,7 +1802,7 @@
                 <w:noProof/>
                 <w:webHidden/>
               </w:rPr>
-              <w:t>11</w:t>
+              <w:t>15</w:t>
             </w:r>
             <w:r>
               <w:rPr>
@@ -1472,6 +1832,8 @@
           <w:lang w:val="hr-HR"/>
         </w:rPr>
       </w:pPr>
+      <w:bookmarkStart w:id="1" w:name="_GoBack"/>
+      <w:bookmarkEnd w:id="1"/>
     </w:p>
     <w:p>
       <w:pPr>
@@ -1491,7 +1853,7 @@
         </w:rPr>
         <w:br w:type="page"/>
       </w:r>
-      <w:bookmarkStart w:id="1" w:name="_Toc223797189"/>
+      <w:bookmarkStart w:id="2" w:name="_Toc223818033"/>
       <w:r>
         <w:lastRenderedPageBreak/>
         <w:t>1.</w:t>
@@ -1503,7 +1865,7 @@
       <w:r>
         <w:t>d</w:t>
       </w:r>
-      <w:bookmarkEnd w:id="1"/>
+      <w:bookmarkEnd w:id="2"/>
     </w:p>
     <w:p>
       <w:pPr>
@@ -1595,17 +1957,20 @@
       <w:pPr>
         <w:pStyle w:val="Heading1"/>
       </w:pPr>
-      <w:bookmarkStart w:id="2" w:name="_Toc247374825"/>
-      <w:bookmarkStart w:id="3" w:name="_Toc223797190"/>
+      <w:bookmarkStart w:id="3" w:name="_Toc247374825"/>
+      <w:bookmarkStart w:id="4" w:name="_Toc223818034"/>
       <w:r>
         <w:lastRenderedPageBreak/>
         <w:t xml:space="preserve">2. </w:t>
       </w:r>
-      <w:bookmarkEnd w:id="2"/>
-      <w:r>
-        <w:t>Korištene komponente i tehnička osnova</w:t>
-      </w:r>
       <w:bookmarkEnd w:id="3"/>
+      <w:r>
+        <w:t xml:space="preserve">Korištene komponente i </w:t>
+      </w:r>
+      <w:r>
+        <w:t>tehnička osnova</w:t>
+      </w:r>
+      <w:bookmarkEnd w:id="4"/>
     </w:p>
     <w:p>
       <w:pPr>
@@ -1735,7 +2100,7 @@
                 <w:lang w:val="en-GB" w:eastAsia="en-GB"/>
               </w:rPr>
               <w:drawing>
-                <wp:inline distT="0" distB="0" distL="0" distR="0" wp14:anchorId="6A2CAD3D" wp14:editId="4EFEF498">
+                <wp:inline distT="0" distB="0" distL="0" distR="0" wp14:anchorId="0E4AB1E1" wp14:editId="6296B7C3">
                   <wp:extent cx="1043940" cy="1043940"/>
                   <wp:effectExtent l="0" t="0" r="0" b="0"/>
                   <wp:docPr id="11" name="Picture 11" descr="ESP32-DevKitC-S1 Espressif Systems | Mouser Hungary"/>
@@ -1881,7 +2246,7 @@
                 <w:lang w:val="en-GB" w:eastAsia="en-GB"/>
               </w:rPr>
               <w:drawing>
-                <wp:inline distT="0" distB="0" distL="0" distR="0" wp14:anchorId="25FA5997" wp14:editId="104BBEB0">
+                <wp:inline distT="0" distB="0" distL="0" distR="0" wp14:anchorId="4B14A86E" wp14:editId="728E4FB6">
                   <wp:extent cx="1306567" cy="1165860"/>
                   <wp:effectExtent l="0" t="0" r="0" b="0"/>
                   <wp:docPr id="15" name="Picture 15"/>
@@ -1997,7 +2362,7 @@
                 <w:lang w:val="en-GB" w:eastAsia="en-GB"/>
               </w:rPr>
               <w:drawing>
-                <wp:inline distT="0" distB="0" distL="0" distR="0" wp14:anchorId="44DF2EB1" wp14:editId="410F2474">
+                <wp:inline distT="0" distB="0" distL="0" distR="0" wp14:anchorId="5894EB75" wp14:editId="6419C889">
                   <wp:extent cx="1090716" cy="960120"/>
                   <wp:effectExtent l="0" t="0" r="0" b="0"/>
                   <wp:docPr id="16" name="Picture 16"/>
@@ -2113,7 +2478,7 @@
                 <w:lang w:val="en-GB" w:eastAsia="en-GB"/>
               </w:rPr>
               <w:drawing>
-                <wp:inline distT="0" distB="0" distL="0" distR="0" wp14:anchorId="7CF63C0C" wp14:editId="0D6A8442">
+                <wp:inline distT="0" distB="0" distL="0" distR="0" wp14:anchorId="4C2F123A" wp14:editId="44DB0879">
                   <wp:extent cx="944880" cy="944880"/>
                   <wp:effectExtent l="0" t="0" r="7620" b="7620"/>
                   <wp:docPr id="17" name="Picture 17" descr="School Ring Time Bell 8 inch Stainless Steel Electric Bell Ring Factory  Agencies School Home Use 220V 35W : Amazon.com.au: Home Improvement"/>
@@ -2227,10 +2592,11 @@
             </w:pPr>
             <w:r>
               <w:rPr>
-                <w:lang w:val="hr-HR" w:eastAsia="bs-Latn-BA"/>
+                <w:noProof/>
+                <w:lang w:val="en-GB" w:eastAsia="en-GB"/>
               </w:rPr>
               <w:drawing>
-                <wp:inline distT="0" distB="0" distL="0" distR="0" wp14:anchorId="72CC37B5" wp14:editId="7CEFC992">
+                <wp:inline distT="0" distB="0" distL="0" distR="0" wp14:anchorId="21E0D5C9" wp14:editId="497652F7">
                   <wp:extent cx="1135073" cy="998220"/>
                   <wp:effectExtent l="0" t="0" r="8255" b="0"/>
                   <wp:docPr id="2" name="Picture 2"/>
@@ -2312,17 +2678,17 @@
       <w:r>
         <w:br w:type="page"/>
       </w:r>
-      <w:bookmarkStart w:id="4" w:name="_Toc247374826"/>
-      <w:bookmarkStart w:id="5" w:name="_Toc223797191"/>
+      <w:bookmarkStart w:id="5" w:name="_Toc247374826"/>
+      <w:bookmarkStart w:id="6" w:name="_Toc223818035"/>
       <w:r>
         <w:lastRenderedPageBreak/>
         <w:t xml:space="preserve">2.1. </w:t>
       </w:r>
-      <w:bookmarkEnd w:id="4"/>
+      <w:bookmarkEnd w:id="5"/>
       <w:r>
         <w:t>Esp32 mikrokontroler</w:t>
       </w:r>
-      <w:bookmarkEnd w:id="5"/>
+      <w:bookmarkEnd w:id="6"/>
     </w:p>
     <w:p>
       <w:pPr>
@@ -2604,7 +2970,7 @@
           <w:lang w:val="en-GB" w:eastAsia="en-GB"/>
         </w:rPr>
         <w:drawing>
-          <wp:inline distT="0" distB="0" distL="0" distR="0" wp14:anchorId="4A60A108" wp14:editId="780E8D90">
+          <wp:inline distT="0" distB="0" distL="0" distR="0" wp14:anchorId="5B59AA7E" wp14:editId="19EE78AB">
             <wp:extent cx="4381595" cy="2324100"/>
             <wp:effectExtent l="0" t="0" r="0" b="0"/>
             <wp:docPr id="1" name="Picture 1"/>
@@ -2763,7 +3129,7 @@
           <w:lang w:val="hr-HR"/>
         </w:rPr>
       </w:pPr>
-      <w:bookmarkStart w:id="6" w:name="_Toc223797192"/>
+      <w:bookmarkStart w:id="7" w:name="_Toc223818036"/>
       <w:r>
         <w:t xml:space="preserve">2.2. </w:t>
       </w:r>
@@ -2791,7 +3157,7 @@
         </w:rPr>
         <w:t xml:space="preserve"> 32x64 P4 (RGB)</w:t>
       </w:r>
-      <w:bookmarkEnd w:id="6"/>
+      <w:bookmarkEnd w:id="7"/>
     </w:p>
     <w:p>
       <w:pPr>
@@ -2842,7 +3208,7 @@
           <w:lang w:val="en-GB" w:eastAsia="en-GB"/>
         </w:rPr>
         <w:drawing>
-          <wp:inline distT="0" distB="0" distL="0" distR="0" wp14:anchorId="6159CF76" wp14:editId="4D78CF56">
+          <wp:inline distT="0" distB="0" distL="0" distR="0" wp14:anchorId="6C980A3D" wp14:editId="1FCDC95D">
             <wp:extent cx="5218583" cy="2255520"/>
             <wp:effectExtent l="0" t="0" r="0" b="0"/>
             <wp:docPr id="19" name="Picture 19" descr="RGB Full-Color LED Matrix Panel, 4mm Pitch, 64×32 Pixels, Adjustable  Brightness | RGB-Matrix-P4-64x32"/>
@@ -3801,7 +4167,7 @@
           <w:lang w:val="hr-HR"/>
         </w:rPr>
       </w:pPr>
-      <w:bookmarkStart w:id="7" w:name="_Toc223797193"/>
+      <w:bookmarkStart w:id="8" w:name="_Toc223818037"/>
       <w:r>
         <w:t xml:space="preserve">2.3. </w:t>
       </w:r>
@@ -3811,7 +4177,7 @@
         </w:rPr>
         <w:t>Napojna jedinica</w:t>
       </w:r>
-      <w:bookmarkEnd w:id="7"/>
+      <w:bookmarkEnd w:id="8"/>
     </w:p>
     <w:p>
       <w:pPr>
@@ -3923,13 +4289,29 @@
     </w:p>
     <w:p>
       <w:pPr>
-        <w:rPr>
-          <w:lang w:val="hr-HR"/>
-        </w:rPr>
-      </w:pPr>
-      <w:r>
-        <w:rPr>
-          <w:lang w:val="hr-HR"/>
+        <w:jc w:val="both"/>
+        <w:rPr>
+          <w:lang w:val="en-GB"/>
+        </w:rPr>
+      </w:pPr>
+    </w:p>
+    <w:p>
+      <w:pPr>
+        <w:jc w:val="both"/>
+        <w:rPr>
+          <w:lang w:val="en-GB"/>
+        </w:rPr>
+      </w:pPr>
+    </w:p>
+    <w:p>
+      <w:pPr>
+        <w:rPr>
+          <w:lang w:val="en-GB"/>
+        </w:rPr>
+      </w:pPr>
+      <w:r>
+        <w:rPr>
+          <w:lang w:val="en-GB"/>
         </w:rPr>
         <w:br w:type="page"/>
       </w:r>
@@ -3938,10 +4320,1056 @@
       <w:pPr>
         <w:pStyle w:val="Heading1"/>
       </w:pPr>
-      <w:bookmarkStart w:id="8" w:name="_Toc223797194"/>
+      <w:bookmarkStart w:id="9" w:name="_Toc223818038"/>
       <w:r>
         <w:lastRenderedPageBreak/>
-        <w:t>3</w:t>
+        <w:t>3. Korištene tehnologije</w:t>
+      </w:r>
+      <w:bookmarkEnd w:id="9"/>
+    </w:p>
+    <w:p>
+      <w:pPr>
+        <w:rPr>
+          <w:lang w:val="bs-Latn-BA" w:eastAsia="bs-Latn-BA"/>
+        </w:rPr>
+      </w:pPr>
+    </w:p>
+    <w:p>
+      <w:pPr>
+        <w:jc w:val="both"/>
+        <w:rPr>
+          <w:lang w:val="hr-HR"/>
+        </w:rPr>
+      </w:pPr>
+      <w:r>
+        <w:rPr>
+          <w:lang w:val="hr-HR"/>
+        </w:rPr>
+        <w:t>U izradi ovog maturskog rada korišten je niz tehnologija i razvojnih okruženja koja su omogućila realizaciju funkcionalnosti sistema. Ključnu ulogu u razvoju imali su programski jezici C++ i C#, koji su korišteni za implementaciju logike mikrokontrolerskog sistema i desktop aplikacije. Pored njih, značajnu ulogu imao je i JavaScript, dok su za izradu korisničkog interfejsa web aplikacije korišteni označivački (markup) jezici HTML i CSS. Za praćenje promjena u kodu i međusobnu koordinaciju razvoja korišten je GitHub, pri čemu su izmjene slane i preuzimane putem PowerShell-a, omogućavajući efikasnu saradnju između članova tima.</w:t>
+      </w:r>
+    </w:p>
+    <w:p>
+      <w:pPr>
+        <w:jc w:val="both"/>
+        <w:rPr>
+          <w:lang w:val="hr-HR"/>
+        </w:rPr>
+      </w:pPr>
+    </w:p>
+    <w:p>
+      <w:pPr>
+        <w:jc w:val="both"/>
+        <w:rPr>
+          <w:lang w:val="hr-HR"/>
+        </w:rPr>
+      </w:pPr>
+      <w:r>
+        <w:rPr>
+          <w:lang w:val="hr-HR"/>
+        </w:rPr>
+        <w:t>Za razvoj i testiranje softvera korišteno je više razvojnih platformi. Microsoft Visual Studio korišten je za razvoj desktop aplikacije u .NET okruženju koristeći C#, dok je Visual Studio Code pružao efikasno okruženje za rad sa HTML, CSS i JavaScript tehnologijama. Programiranje i komunikacija sa ESP32 mikrokontrolerom realizovana je pomoću Arduino IDE, koja omogućava jednostavno pisanje, kompajliranje i učitavanje programa na mikrokontroler.</w:t>
+      </w:r>
+    </w:p>
+    <w:p>
+      <w:pPr>
+        <w:jc w:val="both"/>
+        <w:rPr>
+          <w:lang w:val="hr-HR"/>
+        </w:rPr>
+      </w:pPr>
+    </w:p>
+    <w:p>
+      <w:pPr>
+        <w:jc w:val="both"/>
+        <w:rPr>
+          <w:lang w:val="hr-HR"/>
+        </w:rPr>
+      </w:pPr>
+      <w:r>
+        <w:rPr>
+          <w:lang w:val="hr-HR"/>
+        </w:rPr>
+        <w:t>U nastavku slijedi detaljnije objašnjenje korištenih platformi i alata.</w:t>
+      </w:r>
+    </w:p>
+    <w:p>
+      <w:pPr>
+        <w:jc w:val="both"/>
+        <w:rPr>
+          <w:lang w:val="hr-HR"/>
+        </w:rPr>
+      </w:pPr>
+    </w:p>
+    <w:p>
+      <w:pPr>
+        <w:pStyle w:val="Heading2"/>
+      </w:pPr>
+      <w:bookmarkStart w:id="10" w:name="_Toc223818039"/>
+      <w:r>
+        <w:t xml:space="preserve">3.1. </w:t>
+      </w:r>
+      <w:r>
+        <w:t>Microsoft Visual Studio</w:t>
+      </w:r>
+      <w:bookmarkEnd w:id="10"/>
+      <w:r>
+        <w:t xml:space="preserve"> </w:t>
+      </w:r>
+    </w:p>
+    <w:p>
+      <w:pPr>
+        <w:jc w:val="both"/>
+        <w:rPr>
+          <w:lang w:val="bs-Latn-BA" w:eastAsia="bs-Latn-BA"/>
+        </w:rPr>
+      </w:pPr>
+      <w:r>
+        <w:rPr>
+          <w:lang w:val="bs-Latn-BA" w:eastAsia="bs-Latn-BA"/>
+        </w:rPr>
+        <w:t>Microsoft Visual Studio je integ</w:t>
+      </w:r>
+      <w:r>
+        <w:rPr>
+          <w:lang w:val="bs-Latn-BA" w:eastAsia="bs-Latn-BA"/>
+        </w:rPr>
+        <w:t>risano</w:t>
+      </w:r>
+      <w:r>
+        <w:rPr>
+          <w:lang w:val="bs-Latn-BA" w:eastAsia="bs-Latn-BA"/>
+        </w:rPr>
+        <w:t xml:space="preserve"> razvojno okruženje (IDE) koga je razvio Microsoft. Koristi se za razvoj računarskih programa za Windows, web-s</w:t>
+      </w:r>
+      <w:r>
+        <w:rPr>
+          <w:lang w:val="bs-Latn-BA" w:eastAsia="bs-Latn-BA"/>
+        </w:rPr>
+        <w:t xml:space="preserve">tranice, aplikacije i druge usluge. </w:t>
+      </w:r>
+      <w:r>
+        <w:rPr>
+          <w:lang w:val="bs-Latn-BA" w:eastAsia="bs-Latn-BA"/>
+        </w:rPr>
+        <w:t xml:space="preserve">Visual Studio sadrži uređivač izvornog kôda koji podržava IntelliSense (komponenta koja predlaže ostatak kôda) kao i refaktoriranje kôda. Integrirani program za otklanjanje grešaka (debugger) radi na nivou izvornog i mašinskog koda. Program također sadrži alate poput dizajnera oblika koji se koristi za pravljenje aplikacija s grafičkom korisničkim interfejsom, web-dizajnera, dizajnera klasa i dizajnera shema baza podataka. </w:t>
+      </w:r>
+    </w:p>
+    <w:p>
+      <w:pPr>
+        <w:jc w:val="both"/>
+        <w:rPr>
+          <w:lang w:val="bs-Latn-BA" w:eastAsia="bs-Latn-BA"/>
+        </w:rPr>
+      </w:pPr>
+    </w:p>
+    <w:p>
+      <w:pPr>
+        <w:jc w:val="both"/>
+        <w:rPr>
+          <w:lang w:val="bs-Latn-BA" w:eastAsia="bs-Latn-BA"/>
+        </w:rPr>
+      </w:pPr>
+      <w:r>
+        <w:rPr>
+          <w:lang w:val="bs-Latn-BA" w:eastAsia="bs-Latn-BA"/>
+        </w:rPr>
+        <w:t xml:space="preserve">Visual Studio podržava različite programske jezike i dozvoljava uređivaču kôda i debuggeru da podržava (u različitoj mjeri) gotovo bilo koji programski jezik, pod </w:t>
+      </w:r>
+      <w:r>
+        <w:rPr>
+          <w:lang w:val="bs-Latn-BA" w:eastAsia="bs-Latn-BA"/>
+        </w:rPr>
+        <w:t>uslovom</w:t>
+      </w:r>
+      <w:r>
+        <w:rPr>
+          <w:lang w:val="bs-Latn-BA" w:eastAsia="bs-Latn-BA"/>
+        </w:rPr>
+        <w:t xml:space="preserve"> da usluga za taj jezik postoji. Ugrađeni jezici su C, C++ i C++/CLI (preko Visual C++), VB.NET (preko Visual Basic .NET)-a, C# (preko Visual C#) i F# (počevši</w:t>
+      </w:r>
+      <w:r>
+        <w:rPr>
+          <w:lang w:val="bs-Latn-BA" w:eastAsia="bs-Latn-BA"/>
+        </w:rPr>
+        <w:t xml:space="preserve"> od programa Visual Studio 2010</w:t>
+      </w:r>
+      <w:r>
+        <w:rPr>
+          <w:lang w:val="bs-Latn-BA" w:eastAsia="bs-Latn-BA"/>
+        </w:rPr>
+        <w:t>).</w:t>
+      </w:r>
+    </w:p>
+    <w:p>
+      <w:pPr>
+        <w:jc w:val="both"/>
+        <w:rPr>
+          <w:lang w:val="bs-Latn-BA" w:eastAsia="bs-Latn-BA"/>
+        </w:rPr>
+      </w:pPr>
+    </w:p>
+    <w:p>
+      <w:pPr>
+        <w:jc w:val="both"/>
+        <w:rPr>
+          <w:lang w:val="bs-Latn-BA" w:eastAsia="bs-Latn-BA"/>
+        </w:rPr>
+      </w:pPr>
+      <w:r>
+        <w:rPr>
+          <w:noProof/>
+          <w:lang w:val="en-GB" w:eastAsia="en-GB"/>
+        </w:rPr>
+        <mc:AlternateContent>
+          <mc:Choice Requires="wpg">
+            <w:drawing>
+              <wp:inline distT="0" distB="0" distL="0" distR="0" wp14:anchorId="34B2AA5C" wp14:editId="453E6064">
+                <wp:extent cx="5745480" cy="2141220"/>
+                <wp:effectExtent l="0" t="0" r="7620" b="0"/>
+                <wp:docPr id="23" name="Group 23"/>
+                <wp:cNvGraphicFramePr/>
+                <a:graphic xmlns:a="http://schemas.openxmlformats.org/drawingml/2006/main">
+                  <a:graphicData uri="http://schemas.microsoft.com/office/word/2010/wordprocessingGroup">
+                    <wpg:wgp>
+                      <wpg:cNvGrpSpPr/>
+                      <wpg:grpSpPr>
+                        <a:xfrm>
+                          <a:off x="0" y="0"/>
+                          <a:ext cx="5745480" cy="2141220"/>
+                          <a:chOff x="0" y="0"/>
+                          <a:chExt cx="5882640" cy="2141220"/>
+                        </a:xfrm>
+                      </wpg:grpSpPr>
+                      <pic:pic xmlns:pic="http://schemas.openxmlformats.org/drawingml/2006/picture">
+                        <pic:nvPicPr>
+                          <pic:cNvPr id="12" name="Picture 12" descr="Snimak ekrana programa Visual Studio 2013. Uređuje se izvorni kôd u programskom jeziku C++"/>
+                          <pic:cNvPicPr>
+                            <a:picLocks noChangeAspect="1"/>
+                          </pic:cNvPicPr>
+                        </pic:nvPicPr>
+                        <pic:blipFill>
+                          <a:blip r:embed="rId16">
+                            <a:extLst>
+                              <a:ext uri="{28A0092B-C50C-407E-A947-70E740481C1C}">
+                                <a14:useLocalDpi xmlns:a14="http://schemas.microsoft.com/office/drawing/2010/main" val="0"/>
+                              </a:ext>
+                            </a:extLst>
+                          </a:blip>
+                          <a:srcRect/>
+                          <a:stretch>
+                            <a:fillRect/>
+                          </a:stretch>
+                        </pic:blipFill>
+                        <pic:spPr bwMode="auto">
+                          <a:xfrm>
+                            <a:off x="1874520" y="0"/>
+                            <a:ext cx="4008120" cy="2141220"/>
+                          </a:xfrm>
+                          <a:prstGeom prst="rect">
+                            <a:avLst/>
+                          </a:prstGeom>
+                          <a:noFill/>
+                          <a:ln>
+                            <a:noFill/>
+                          </a:ln>
+                        </pic:spPr>
+                      </pic:pic>
+                      <pic:pic xmlns:pic="http://schemas.openxmlformats.org/drawingml/2006/picture">
+                        <pic:nvPicPr>
+                          <pic:cNvPr id="3" name="Picture 3" descr="Visualstudio 2022 Community(J) : Microsoft : Free Download, Borrow, and  Streaming : Internet Archive"/>
+                          <pic:cNvPicPr>
+                            <a:picLocks noChangeAspect="1"/>
+                          </pic:cNvPicPr>
+                        </pic:nvPicPr>
+                        <pic:blipFill rotWithShape="1">
+                          <a:blip r:embed="rId17">
+                            <a:clrChange>
+                              <a:clrFrom>
+                                <a:srgbClr val="F0F0F0"/>
+                              </a:clrFrom>
+                              <a:clrTo>
+                                <a:srgbClr val="F0F0F0">
+                                  <a:alpha val="0"/>
+                                </a:srgbClr>
+                              </a:clrTo>
+                            </a:clrChange>
+                            <a:extLst>
+                              <a:ext uri="{28A0092B-C50C-407E-A947-70E740481C1C}">
+                                <a14:useLocalDpi xmlns:a14="http://schemas.microsoft.com/office/drawing/2010/main" val="0"/>
+                              </a:ext>
+                            </a:extLst>
+                          </a:blip>
+                          <a:srcRect l="20636" r="22082"/>
+                          <a:stretch/>
+                        </pic:blipFill>
+                        <pic:spPr bwMode="auto">
+                          <a:xfrm>
+                            <a:off x="0" y="304800"/>
+                            <a:ext cx="1819275" cy="1493520"/>
+                          </a:xfrm>
+                          <a:prstGeom prst="rect">
+                            <a:avLst/>
+                          </a:prstGeom>
+                          <a:noFill/>
+                          <a:ln>
+                            <a:noFill/>
+                          </a:ln>
+                          <a:extLst>
+                            <a:ext uri="{53640926-AAD7-44D8-BBD7-CCE9431645EC}">
+                              <a14:shadowObscured xmlns:a14="http://schemas.microsoft.com/office/drawing/2010/main"/>
+                            </a:ext>
+                          </a:extLst>
+                        </pic:spPr>
+                      </pic:pic>
+                    </wpg:wgp>
+                  </a:graphicData>
+                </a:graphic>
+              </wp:inline>
+            </w:drawing>
+          </mc:Choice>
+          <mc:Fallback>
+            <w:pict>
+              <v:group w14:anchorId="05CBC2FC" id="Group 23" o:spid="_x0000_s1026" style="width:452.4pt;height:168.6pt;mso-position-horizontal-relative:char;mso-position-vertical-relative:line" coordsize="58826,21412" o:gfxdata="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">
+                <v:shapetype id="_x0000_t75" coordsize="21600,21600" o:spt="75" o:preferrelative="t" path="m@4@5l@4@11@9@11@9@5xe" filled="f" stroked="f">
+                  <v:stroke joinstyle="miter"/>
+                  <v:formulas>
+                    <v:f eqn="if lineDrawn pixelLineWidth 0"/>
+                    <v:f eqn="sum @0 1 0"/>
+                    <v:f eqn="sum 0 0 @1"/>
+                    <v:f eqn="prod @2 1 2"/>
+                    <v:f eqn="prod @3 21600 pixelWidth"/>
+                    <v:f eqn="prod @3 21600 pixelHeight"/>
+                    <v:f eqn="sum @0 0 1"/>
+                    <v:f eqn="prod @6 1 2"/>
+                    <v:f eqn="prod @7 21600 pixelWidth"/>
+                    <v:f eqn="sum @8 21600 0"/>
+                    <v:f eqn="prod @7 21600 pixelHeight"/>
+                    <v:f eqn="sum @10 21600 0"/>
+                  </v:formulas>
+                  <v:path o:extrusionok="f" gradientshapeok="t" o:connecttype="rect"/>
+                  <o:lock v:ext="edit" aspectratio="t"/>
+                </v:shapetype>
+                <v:shape id="Picture 12" o:spid="_x0000_s1027" type="#_x0000_t75" alt="Snimak ekrana programa Visual Studio 2013. Uređuje se izvorni kôd u programskom jeziku C++" style="position:absolute;left:18745;width:40081;height:21412;visibility:visible;mso-wrap-style:square" o:gfxdata="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">
+                  <v:imagedata r:id="rId18" o:title="Snimak ekrana programa Visual Studio 2013"/>
+                  <v:path arrowok="t"/>
+                </v:shape>
+                <v:shape id="Picture 3" o:spid="_x0000_s1028" type="#_x0000_t75" alt="Visualstudio 2022 Community(J) : Microsoft : Free Download, Borrow, and  Streaming : Internet Archive" style="position:absolute;top:3048;width:18192;height:14935;visibility:visible;mso-wrap-style:square" o:gfxdata="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">
+                  <v:imagedata r:id="rId19" o:title=" Internet Archive" cropleft="13524f" cropright="14472f" chromakey="#f0f0f0"/>
+                  <v:path arrowok="t"/>
+                </v:shape>
+                <w10:anchorlock/>
+              </v:group>
+            </w:pict>
+          </mc:Fallback>
+        </mc:AlternateContent>
+      </w:r>
+    </w:p>
+    <w:p>
+      <w:pPr>
+        <w:jc w:val="center"/>
+        <w:rPr>
+          <w:i/>
+          <w:sz w:val="18"/>
+          <w:szCs w:val="18"/>
+          <w:lang w:val="bs-Latn-BA" w:eastAsia="bs-Latn-BA"/>
+        </w:rPr>
+      </w:pPr>
+      <w:r>
+        <w:rPr>
+          <w:i/>
+          <w:sz w:val="18"/>
+          <w:szCs w:val="18"/>
+          <w:lang w:val="bs-Latn-BA" w:eastAsia="bs-Latn-BA"/>
+        </w:rPr>
+        <w:t>Slika 3</w:t>
+      </w:r>
+      <w:r>
+        <w:rPr>
+          <w:i/>
+          <w:sz w:val="18"/>
+          <w:szCs w:val="18"/>
+          <w:lang w:val="bs-Latn-BA" w:eastAsia="bs-Latn-BA"/>
+        </w:rPr>
+        <w:t>.1.1. izgled Microsoft Visual Studio okruženja</w:t>
+      </w:r>
+    </w:p>
+    <w:p>
+      <w:pPr>
+        <w:jc w:val="center"/>
+        <w:rPr>
+          <w:i/>
+          <w:sz w:val="18"/>
+          <w:szCs w:val="18"/>
+          <w:lang w:val="bs-Latn-BA" w:eastAsia="bs-Latn-BA"/>
+        </w:rPr>
+      </w:pPr>
+    </w:p>
+    <w:p>
+      <w:pPr>
+        <w:jc w:val="center"/>
+        <w:rPr>
+          <w:i/>
+          <w:sz w:val="18"/>
+          <w:szCs w:val="18"/>
+          <w:lang w:val="bs-Latn-BA" w:eastAsia="bs-Latn-BA"/>
+        </w:rPr>
+      </w:pPr>
+    </w:p>
+    <w:p>
+      <w:pPr>
+        <w:jc w:val="both"/>
+        <w:rPr>
+          <w:lang w:val="bs-Latn-BA" w:eastAsia="bs-Latn-BA"/>
+        </w:rPr>
+      </w:pPr>
+      <w:r>
+        <w:rPr>
+          <w:lang w:val="bs-Latn-BA" w:eastAsia="bs-Latn-BA"/>
+        </w:rPr>
+        <w:t>.NET je platforma otvorenog koda za izradu desktop, web i mobilnih aplikacija koje se mogu izvorno pokretati na bilo kojem operativnom sistemu. .NET sistem uključuje alate, biblioteke i jezike koji podržavaju moderan, skalabilan i visoko performansni razvoj softvera. Aktivna zajednica programera od</w:t>
+      </w:r>
+      <w:r>
+        <w:rPr>
+          <w:lang w:val="bs-Latn-BA" w:eastAsia="bs-Latn-BA"/>
+        </w:rPr>
+        <w:t>ržava i podržava .NET platformu u kojoj je i naša prvobitna aplikacija izvedena.</w:t>
+      </w:r>
+    </w:p>
+    <w:p>
+      <w:pPr>
+        <w:rPr>
+          <w:lang w:val="bs-Latn-BA"/>
+        </w:rPr>
+      </w:pPr>
+    </w:p>
+    <w:p>
+      <w:pPr>
+        <w:pStyle w:val="Heading2"/>
+      </w:pPr>
+      <w:bookmarkStart w:id="11" w:name="_Toc223818040"/>
+      <w:r>
+        <w:t>3.2. Visual Studio Code</w:t>
+      </w:r>
+      <w:bookmarkEnd w:id="11"/>
+    </w:p>
+    <w:p>
+      <w:pPr>
+        <w:jc w:val="both"/>
+        <w:rPr>
+          <w:lang w:val="bs-Latn-BA"/>
+        </w:rPr>
+      </w:pPr>
+      <w:r>
+        <w:rPr>
+          <w:lang w:val="bs-Latn-BA"/>
+        </w:rPr>
+        <w:t xml:space="preserve">Visual Studio Code ( prev . Visual Studio Code , skraćeno VS Code ) je uređivač izvornog koda koji je razvio Microsoft </w:t>
+      </w:r>
+      <w:r>
+        <w:rPr>
+          <w:lang w:val="bs-Latn-BA"/>
+        </w:rPr>
+        <w:t>za Windows , Linux i Mac OS . Podržava otklanjanje grešaka</w:t>
+      </w:r>
+      <w:r>
+        <w:rPr>
+          <w:lang w:val="bs-Latn-BA"/>
+        </w:rPr>
+        <w:t>,</w:t>
+      </w:r>
+      <w:r>
+        <w:rPr>
+          <w:lang w:val="bs-Latn-BA"/>
+        </w:rPr>
+        <w:t xml:space="preserve"> ugrađenu Git kontrolu i GitHub, isticanje sintakse, inteligentno dovršavanje koda</w:t>
+      </w:r>
+      <w:r>
+        <w:rPr>
+          <w:lang w:val="bs-Latn-BA"/>
+        </w:rPr>
+        <w:t>, isječke i refaktorisan</w:t>
+      </w:r>
+      <w:r>
+        <w:rPr>
+          <w:lang w:val="bs-Latn-BA"/>
+        </w:rPr>
+        <w:t>je koda</w:t>
+      </w:r>
+      <w:r>
+        <w:rPr>
+          <w:lang w:val="bs-Latn-BA"/>
+        </w:rPr>
+        <w:t>. Visoko je prilagodljiv, omogućavajući korisnicima da mijen</w:t>
+      </w:r>
+      <w:r>
+        <w:rPr>
+          <w:lang w:val="bs-Latn-BA"/>
+        </w:rPr>
+        <w:t>jaju temu, prečice na tastaturi</w:t>
+      </w:r>
+      <w:r>
+        <w:rPr>
+          <w:lang w:val="bs-Latn-BA"/>
+        </w:rPr>
+        <w:t xml:space="preserve">, postavke i instaliraju dodatke za dodatne funkcionalnosti. Izvorni kod je besplatan i otvorenog koda i objavljen </w:t>
+      </w:r>
+      <w:r>
+        <w:rPr>
+          <w:lang w:val="bs-Latn-BA"/>
+        </w:rPr>
+        <w:t xml:space="preserve">je pod permisivnom MIT licencom. </w:t>
+      </w:r>
+      <w:r>
+        <w:rPr>
+          <w:lang w:val="bs-Latn-BA"/>
+        </w:rPr>
+        <w:t xml:space="preserve">Kompajlirani binarni fajlovi su besplatni i besplatni za ličnu ili komercijalnu upotrebu. </w:t>
+      </w:r>
+    </w:p>
+    <w:p>
+      <w:pPr>
+        <w:jc w:val="both"/>
+        <w:rPr>
+          <w:lang w:val="bs-Latn-BA"/>
+        </w:rPr>
+      </w:pPr>
+    </w:p>
+    <w:p>
+      <w:pPr>
+        <w:jc w:val="both"/>
+        <w:rPr>
+          <w:lang w:val="bs-Latn-BA"/>
+        </w:rPr>
+      </w:pPr>
+      <w:r>
+        <w:rPr>
+          <w:noProof/>
+          <w:lang w:val="en-GB" w:eastAsia="en-GB"/>
+        </w:rPr>
+        <mc:AlternateContent>
+          <mc:Choice Requires="wpg">
+            <w:drawing>
+              <wp:inline distT="0" distB="0" distL="0" distR="0" wp14:anchorId="0504B56C" wp14:editId="20B0A297">
+                <wp:extent cx="5753100" cy="2545080"/>
+                <wp:effectExtent l="0" t="0" r="0" b="7620"/>
+                <wp:docPr id="22" name="Group 22"/>
+                <wp:cNvGraphicFramePr/>
+                <a:graphic xmlns:a="http://schemas.openxmlformats.org/drawingml/2006/main">
+                  <a:graphicData uri="http://schemas.microsoft.com/office/word/2010/wordprocessingGroup">
+                    <wpg:wgp>
+                      <wpg:cNvGrpSpPr/>
+                      <wpg:grpSpPr>
+                        <a:xfrm>
+                          <a:off x="0" y="0"/>
+                          <a:ext cx="5753100" cy="2545080"/>
+                          <a:chOff x="0" y="0"/>
+                          <a:chExt cx="5429250" cy="2491740"/>
+                        </a:xfrm>
+                      </wpg:grpSpPr>
+                      <pic:pic xmlns:pic="http://schemas.openxmlformats.org/drawingml/2006/picture">
+                        <pic:nvPicPr>
+                          <pic:cNvPr id="21" name="Picture 21" descr="nedefinirano"/>
+                          <pic:cNvPicPr>
+                            <a:picLocks noChangeAspect="1"/>
+                          </pic:cNvPicPr>
+                        </pic:nvPicPr>
+                        <pic:blipFill>
+                          <a:blip r:embed="rId20">
+                            <a:extLst>
+                              <a:ext uri="{28A0092B-C50C-407E-A947-70E740481C1C}">
+                                <a14:useLocalDpi xmlns:a14="http://schemas.microsoft.com/office/drawing/2010/main" val="0"/>
+                              </a:ext>
+                            </a:extLst>
+                          </a:blip>
+                          <a:srcRect/>
+                          <a:stretch>
+                            <a:fillRect/>
+                          </a:stretch>
+                        </pic:blipFill>
+                        <pic:spPr bwMode="auto">
+                          <a:xfrm>
+                            <a:off x="0" y="670560"/>
+                            <a:ext cx="1143000" cy="1143000"/>
+                          </a:xfrm>
+                          <a:prstGeom prst="rect">
+                            <a:avLst/>
+                          </a:prstGeom>
+                          <a:noFill/>
+                          <a:ln>
+                            <a:noFill/>
+                          </a:ln>
+                        </pic:spPr>
+                      </pic:pic>
+                      <pic:pic xmlns:pic="http://schemas.openxmlformats.org/drawingml/2006/picture">
+                        <pic:nvPicPr>
+                          <pic:cNvPr id="20" name="Picture 20"/>
+                          <pic:cNvPicPr>
+                            <a:picLocks noChangeAspect="1"/>
+                          </pic:cNvPicPr>
+                        </pic:nvPicPr>
+                        <pic:blipFill>
+                          <a:blip r:embed="rId21">
+                            <a:extLst>
+                              <a:ext uri="{28A0092B-C50C-407E-A947-70E740481C1C}">
+                                <a14:useLocalDpi xmlns:a14="http://schemas.microsoft.com/office/drawing/2010/main" val="0"/>
+                              </a:ext>
+                            </a:extLst>
+                          </a:blip>
+                          <a:stretch>
+                            <a:fillRect/>
+                          </a:stretch>
+                        </pic:blipFill>
+                        <pic:spPr>
+                          <a:xfrm>
+                            <a:off x="1569720" y="0"/>
+                            <a:ext cx="3859530" cy="2491740"/>
+                          </a:xfrm>
+                          <a:prstGeom prst="rect">
+                            <a:avLst/>
+                          </a:prstGeom>
+                        </pic:spPr>
+                      </pic:pic>
+                    </wpg:wgp>
+                  </a:graphicData>
+                </a:graphic>
+              </wp:inline>
+            </w:drawing>
+          </mc:Choice>
+          <mc:Fallback>
+            <w:pict>
+              <v:group w14:anchorId="6844A667" id="Group 22" o:spid="_x0000_s1026" style="width:453pt;height:200.4pt;mso-position-horizontal-relative:char;mso-position-vertical-relative:line" coordsize="54292,24917" o:gfxdata="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">
+                <v:shape id="Picture 21" o:spid="_x0000_s1027" type="#_x0000_t75" alt="nedefinirano" style="position:absolute;top:6705;width:11430;height:11430;visibility:visible;mso-wrap-style:square" o:gfxdata="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">
+                  <v:imagedata r:id="rId22" o:title="nedefinirano"/>
+                  <v:path arrowok="t"/>
+                </v:shape>
+                <v:shape id="Picture 20" o:spid="_x0000_s1028" type="#_x0000_t75" style="position:absolute;left:15697;width:38595;height:24917;visibility:visible;mso-wrap-style:square" o:gfxdata="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">
+                  <v:imagedata r:id="rId23" o:title=""/>
+                  <v:path arrowok="t"/>
+                </v:shape>
+                <w10:anchorlock/>
+              </v:group>
+            </w:pict>
+          </mc:Fallback>
+        </mc:AlternateContent>
+      </w:r>
+    </w:p>
+    <w:p>
+      <w:pPr>
+        <w:jc w:val="center"/>
+        <w:rPr>
+          <w:i/>
+          <w:sz w:val="18"/>
+          <w:szCs w:val="18"/>
+          <w:lang w:val="bs-Latn-BA" w:eastAsia="bs-Latn-BA"/>
+        </w:rPr>
+      </w:pPr>
+      <w:r>
+        <w:rPr>
+          <w:i/>
+          <w:sz w:val="18"/>
+          <w:szCs w:val="18"/>
+          <w:lang w:val="bs-Latn-BA" w:eastAsia="bs-Latn-BA"/>
+        </w:rPr>
+        <w:t>Slika 3</w:t>
+      </w:r>
+      <w:r>
+        <w:rPr>
+          <w:i/>
+          <w:sz w:val="18"/>
+          <w:szCs w:val="18"/>
+          <w:lang w:val="bs-Latn-BA" w:eastAsia="bs-Latn-BA"/>
+        </w:rPr>
+        <w:t>.2</w:t>
+      </w:r>
+      <w:r>
+        <w:rPr>
+          <w:i/>
+          <w:sz w:val="18"/>
+          <w:szCs w:val="18"/>
+          <w:lang w:val="bs-Latn-BA" w:eastAsia="bs-Latn-BA"/>
+        </w:rPr>
+        <w:t xml:space="preserve">.1. izgled Visual Studio </w:t>
+      </w:r>
+      <w:r>
+        <w:rPr>
+          <w:i/>
+          <w:sz w:val="18"/>
+          <w:szCs w:val="18"/>
+          <w:lang w:val="bs-Latn-BA" w:eastAsia="bs-Latn-BA"/>
+        </w:rPr>
+        <w:t xml:space="preserve">Code </w:t>
+      </w:r>
+      <w:r>
+        <w:rPr>
+          <w:i/>
+          <w:sz w:val="18"/>
+          <w:szCs w:val="18"/>
+          <w:lang w:val="bs-Latn-BA" w:eastAsia="bs-Latn-BA"/>
+        </w:rPr>
+        <w:t>okruženja</w:t>
+      </w:r>
+    </w:p>
+    <w:p>
+      <w:pPr>
+        <w:jc w:val="center"/>
+        <w:rPr>
+          <w:i/>
+          <w:sz w:val="18"/>
+          <w:szCs w:val="18"/>
+          <w:lang w:val="bs-Latn-BA"/>
+        </w:rPr>
+      </w:pPr>
+    </w:p>
+    <w:p>
+      <w:pPr>
+        <w:tabs>
+          <w:tab w:val="left" w:pos="1836"/>
+          <w:tab w:val="right" w:pos="9072"/>
+        </w:tabs>
+        <w:rPr>
+          <w:lang w:val="bs-Latn-BA"/>
+        </w:rPr>
+      </w:pPr>
+      <w:r>
+        <w:rPr>
+          <w:lang w:val="bs-Latn-BA"/>
+        </w:rPr>
+        <w:tab/>
+      </w:r>
+    </w:p>
+    <w:p>
+      <w:pPr>
+        <w:tabs>
+          <w:tab w:val="left" w:pos="1836"/>
+          <w:tab w:val="right" w:pos="9072"/>
+        </w:tabs>
+        <w:jc w:val="both"/>
+        <w:rPr>
+          <w:lang w:val="bs-Latn-BA"/>
+        </w:rPr>
+      </w:pPr>
+      <w:r>
+        <w:rPr>
+          <w:lang w:val="bs-Latn-BA"/>
+        </w:rPr>
+        <w:t>Visual Studio Code pruža niz funkcija koje olakšavaju efikasan rad s kodom. Jedna od ključnih je source control, koja omogućava praćenje promjena i upravljanje projektima putem Git-a i drugih sistema verzioniranja. Okruženje podržava brojne programske jezike poput Python-a, C++, JavaScript-a i nudi osnovne funkcije poput isticanja sintakse, uparivanja zagrada i preklapanja dijelova koda.</w:t>
+      </w:r>
+    </w:p>
+    <w:p>
+      <w:pPr>
+        <w:tabs>
+          <w:tab w:val="left" w:pos="1836"/>
+          <w:tab w:val="right" w:pos="9072"/>
+        </w:tabs>
+        <w:jc w:val="both"/>
+        <w:rPr>
+          <w:lang w:val="bs-Latn-BA"/>
+        </w:rPr>
+      </w:pPr>
+    </w:p>
+    <w:p>
+      <w:pPr>
+        <w:tabs>
+          <w:tab w:val="left" w:pos="1836"/>
+          <w:tab w:val="right" w:pos="9072"/>
+        </w:tabs>
+        <w:jc w:val="both"/>
+        <w:rPr>
+          <w:lang w:val="bs-Latn-BA"/>
+        </w:rPr>
+      </w:pPr>
+      <w:r>
+        <w:rPr>
+          <w:lang w:val="bs-Latn-BA"/>
+        </w:rPr>
+        <w:t>IntelliSense pomaže programerima automatskim dovršavanjem koda, prijedlozima za varijable i funkcije te otkrivanjem grešaka. Pored toga, VS Code nudi refaktorisanje koda, kodne isječke, integrisani Git i mogućnost prilagođavanja korisničkog sučelja instalacijom ekstenzija, promjenom tema i korištenjem prečica na tastaturi.</w:t>
+      </w:r>
+    </w:p>
+    <w:p>
+      <w:pPr>
+        <w:tabs>
+          <w:tab w:val="left" w:pos="1836"/>
+          <w:tab w:val="right" w:pos="9072"/>
+        </w:tabs>
+        <w:jc w:val="both"/>
+        <w:rPr>
+          <w:lang w:val="bs-Latn-BA"/>
+        </w:rPr>
+      </w:pPr>
+    </w:p>
+    <w:p>
+      <w:pPr>
+        <w:pStyle w:val="Heading2"/>
+      </w:pPr>
+      <w:bookmarkStart w:id="12" w:name="_Toc223818041"/>
+      <w:r>
+        <w:lastRenderedPageBreak/>
+        <w:t>3.3. Arduino IDE</w:t>
+      </w:r>
+      <w:bookmarkEnd w:id="12"/>
+    </w:p>
+    <w:p>
+      <w:pPr>
+        <w:jc w:val="both"/>
+        <w:rPr>
+          <w:lang w:val="bs-Latn-BA"/>
+        </w:rPr>
+      </w:pPr>
+      <w:r>
+        <w:rPr>
+          <w:lang w:val="bs-Latn-BA"/>
+        </w:rPr>
+        <w:t>Za programiranje Arduina ili bilo kog drugog mikrokontrolera potreban nam je softver u koji možemo pisati i prenositi kod. Ovaj zadatak obavlja Arduino IDE. Zbog varijacija u vrsti operativnog sistema instaliranog u Windowsu, Mac OS X-u i Linuxu, postojala je potreba za razvojem platforme koja bi dobro funkcionirala za svaki operativni sistem. IDE, što se odnosi na integrirano razvojno okruženje (Integrated Development Environment), je softver koji se koristi za pisanje kodova koji kontroliraju Arduino u programskim jezicima poput C i C++.</w:t>
+      </w:r>
+    </w:p>
+    <w:p>
+      <w:pPr>
+        <w:jc w:val="both"/>
+        <w:rPr>
+          <w:lang w:val="bs-Latn-BA"/>
+        </w:rPr>
+      </w:pPr>
+    </w:p>
+    <w:p>
+      <w:pPr>
+        <w:jc w:val="both"/>
+        <w:rPr>
+          <w:lang w:val="bs-Latn-BA"/>
+        </w:rPr>
+      </w:pPr>
+      <w:r>
+        <w:rPr>
+          <w:lang w:val="bs-Latn-BA"/>
+        </w:rPr>
+        <w:t>Arduino IDE je vrlo jednostavan i ta jednostavnost je vjerovatno jedan od glavnih razloga zašto je Arduino postao toliko popularan. Tokom godina, mnoge korisne funkcije su do</w:t>
+      </w:r>
+      <w:r>
+        <w:rPr>
+          <w:lang w:val="bs-Latn-BA"/>
+        </w:rPr>
+        <w:t>dane u Arduino IDE i sada možemo</w:t>
+      </w:r>
+      <w:r>
+        <w:rPr>
+          <w:lang w:val="bs-Latn-BA"/>
+        </w:rPr>
+        <w:t xml:space="preserve"> upravljati bibliotekama i pločama trećih strana</w:t>
+      </w:r>
+      <w:r>
+        <w:rPr>
+          <w:lang w:val="bs-Latn-BA"/>
+        </w:rPr>
+        <w:t xml:space="preserve"> iz IDE-a, a da i dalje zadržimo</w:t>
+      </w:r>
+      <w:r>
+        <w:rPr>
+          <w:lang w:val="bs-Latn-BA"/>
+        </w:rPr>
+        <w:t xml:space="preserve"> jednostavnost programiranja ploče. Glavni prozor Arduino IDE-a prikazan je ispod.</w:t>
+      </w:r>
+      <w:r>
+        <w:rPr>
+          <w:lang w:val="bs-Latn-BA"/>
+        </w:rPr>
+        <w:tab/>
+      </w:r>
+    </w:p>
+    <w:p>
+      <w:pPr>
+        <w:jc w:val="both"/>
+        <w:rPr>
+          <w:lang w:val="bs-Latn-BA"/>
+        </w:rPr>
+      </w:pPr>
+    </w:p>
+    <w:p>
+      <w:pPr>
+        <w:jc w:val="center"/>
+      </w:pPr>
+      <w:r>
+        <w:drawing>
+          <wp:inline distT="0" distB="0" distL="0" distR="0" wp14:anchorId="335A30BB" wp14:editId="260C406A">
+            <wp:extent cx="5044440" cy="2935361"/>
+            <wp:effectExtent l="0" t="0" r="3810" b="0"/>
+            <wp:docPr id="24" name="Picture 24"/>
+            <wp:cNvGraphicFramePr>
+              <a:graphicFrameLocks xmlns:a="http://schemas.openxmlformats.org/drawingml/2006/main" noChangeAspect="1"/>
+            </wp:cNvGraphicFramePr>
+            <a:graphic xmlns:a="http://schemas.openxmlformats.org/drawingml/2006/main">
+              <a:graphicData uri="http://schemas.openxmlformats.org/drawingml/2006/picture">
+                <pic:pic xmlns:pic="http://schemas.openxmlformats.org/drawingml/2006/picture">
+                  <pic:nvPicPr>
+                    <pic:cNvPr id="1" name=""/>
+                    <pic:cNvPicPr/>
+                  </pic:nvPicPr>
+                  <pic:blipFill>
+                    <a:blip r:embed="rId24"/>
+                    <a:stretch>
+                      <a:fillRect/>
+                    </a:stretch>
+                  </pic:blipFill>
+                  <pic:spPr>
+                    <a:xfrm>
+                      <a:off x="0" y="0"/>
+                      <a:ext cx="5053125" cy="2940415"/>
+                    </a:xfrm>
+                    <a:prstGeom prst="rect">
+                      <a:avLst/>
+                    </a:prstGeom>
+                  </pic:spPr>
+                </pic:pic>
+              </a:graphicData>
+            </a:graphic>
+          </wp:inline>
+        </w:drawing>
+      </w:r>
+    </w:p>
+    <w:p>
+      <w:pPr>
+        <w:jc w:val="center"/>
+        <w:rPr>
+          <w:i/>
+          <w:sz w:val="18"/>
+          <w:szCs w:val="18"/>
+          <w:lang w:val="bs-Latn-BA" w:eastAsia="bs-Latn-BA"/>
+        </w:rPr>
+      </w:pPr>
+      <w:r>
+        <w:rPr>
+          <w:i/>
+          <w:sz w:val="18"/>
+          <w:szCs w:val="18"/>
+          <w:lang w:val="bs-Latn-BA" w:eastAsia="bs-Latn-BA"/>
+        </w:rPr>
+        <w:t>Slika 3</w:t>
+      </w:r>
+      <w:r>
+        <w:rPr>
+          <w:i/>
+          <w:sz w:val="18"/>
+          <w:szCs w:val="18"/>
+          <w:lang w:val="bs-Latn-BA" w:eastAsia="bs-Latn-BA"/>
+        </w:rPr>
+        <w:t>.3</w:t>
+      </w:r>
+      <w:r>
+        <w:rPr>
+          <w:i/>
+          <w:sz w:val="18"/>
+          <w:szCs w:val="18"/>
+          <w:lang w:val="bs-Latn-BA" w:eastAsia="bs-Latn-BA"/>
+        </w:rPr>
+        <w:t xml:space="preserve">.1. izgled </w:t>
+      </w:r>
+      <w:r>
+        <w:rPr>
+          <w:i/>
+          <w:sz w:val="18"/>
+          <w:szCs w:val="18"/>
+          <w:lang w:val="bs-Latn-BA" w:eastAsia="bs-Latn-BA"/>
+        </w:rPr>
+        <w:t>Arduino IDE</w:t>
+      </w:r>
+      <w:r>
+        <w:rPr>
+          <w:i/>
+          <w:sz w:val="18"/>
+          <w:szCs w:val="18"/>
+          <w:lang w:val="bs-Latn-BA" w:eastAsia="bs-Latn-BA"/>
+        </w:rPr>
+        <w:t xml:space="preserve"> okruženja</w:t>
+      </w:r>
+    </w:p>
+    <w:p/>
+    <w:p>
+      <w:pPr>
+        <w:jc w:val="both"/>
+      </w:pPr>
+      <w:r>
+        <w:t>Pored osnovne funkcionalnosti pisanja i učitavanja koda na mikrokontroler, Arduino IDE nudi niz korisnih opcija i alata koji olakšavaju razvoj i testiranje. Najvažnije značajke Arduino IDE-a uključuju:</w:t>
+      </w:r>
+    </w:p>
+    <w:p>
+      <w:pPr>
+        <w:jc w:val="both"/>
+      </w:pPr>
+    </w:p>
+    <w:p>
+      <w:pPr>
+        <w:pStyle w:val="ListParagraph"/>
+        <w:numPr>
+          <w:ilvl w:val="0"/>
+          <w:numId w:val="10"/>
+        </w:numPr>
+        <w:jc w:val="both"/>
+      </w:pPr>
+      <w:r>
+        <w:t xml:space="preserve">Serial Monitor </w:t>
+      </w:r>
+    </w:p>
+    <w:p>
+      <w:pPr>
+        <w:pStyle w:val="ListParagraph"/>
+        <w:numPr>
+          <w:ilvl w:val="0"/>
+          <w:numId w:val="10"/>
+        </w:numPr>
+        <w:jc w:val="both"/>
+      </w:pPr>
+      <w:r>
+        <w:t>Libraries (biblioteke)</w:t>
+      </w:r>
+    </w:p>
+    <w:p>
+      <w:pPr>
+        <w:pStyle w:val="ListParagraph"/>
+        <w:numPr>
+          <w:ilvl w:val="0"/>
+          <w:numId w:val="10"/>
+        </w:numPr>
+        <w:jc w:val="both"/>
+      </w:pPr>
+      <w:r>
+        <w:t xml:space="preserve">Boards (ploče) </w:t>
+      </w:r>
+    </w:p>
+    <w:p>
+      <w:pPr>
+        <w:pStyle w:val="ListParagraph"/>
+        <w:numPr>
+          <w:ilvl w:val="0"/>
+          <w:numId w:val="10"/>
+        </w:numPr>
+        <w:jc w:val="both"/>
+      </w:pPr>
+      <w:r>
+        <w:t xml:space="preserve">Primjeri koda </w:t>
+      </w:r>
+    </w:p>
+    <w:p>
+      <w:pPr>
+        <w:pStyle w:val="ListParagraph"/>
+        <w:numPr>
+          <w:ilvl w:val="0"/>
+          <w:numId w:val="10"/>
+        </w:numPr>
+        <w:jc w:val="both"/>
+      </w:pPr>
+      <w:r>
+        <w:t>Jednostavan interfejs</w:t>
+      </w:r>
+      <w:r>
+        <w:br w:type="page"/>
+      </w:r>
+    </w:p>
+    <w:p>
+      <w:pPr>
+        <w:pStyle w:val="Heading1"/>
+      </w:pPr>
+      <w:bookmarkStart w:id="13" w:name="_Toc223818042"/>
+      <w:r>
+        <w:lastRenderedPageBreak/>
+        <w:t>4</w:t>
       </w:r>
       <w:r>
         <w:t xml:space="preserve">. </w:t>
@@ -3949,7 +5377,7 @@
       <w:r>
         <w:t>Hardversko rješenje za School Bell System s LED reklamom</w:t>
       </w:r>
-      <w:bookmarkEnd w:id="8"/>
+      <w:bookmarkEnd w:id="13"/>
     </w:p>
     <w:p>
       <w:pPr>
@@ -3979,7 +5407,7 @@
           <w:lang w:val="en-GB" w:eastAsia="en-GB"/>
         </w:rPr>
         <w:drawing>
-          <wp:inline distT="114300" distB="114300" distL="114300" distR="114300" wp14:anchorId="2EB6FE8B" wp14:editId="3D4FEE57">
+          <wp:inline distT="114300" distB="114300" distL="114300" distR="114300" wp14:anchorId="3F0FEB1D" wp14:editId="60BB91BF">
             <wp:extent cx="3019425" cy="2225040"/>
             <wp:effectExtent l="0" t="0" r="9525" b="3810"/>
             <wp:docPr id="4" name="image1.png"/>
@@ -3992,7 +5420,7 @@
                     <pic:cNvPicPr preferRelativeResize="0"/>
                   </pic:nvPicPr>
                   <pic:blipFill rotWithShape="1">
-                    <a:blip r:embed="rId16"/>
+                    <a:blip r:embed="rId25"/>
                     <a:srcRect b="6184"/>
                     <a:stretch/>
                   </pic:blipFill>
@@ -4053,10 +5481,10 @@
       <w:pPr>
         <w:pStyle w:val="Heading1"/>
       </w:pPr>
-      <w:bookmarkStart w:id="9" w:name="_Toc223797195"/>
+      <w:bookmarkStart w:id="14" w:name="_Toc223818043"/>
       <w:r>
         <w:lastRenderedPageBreak/>
-        <w:t>4</w:t>
+        <w:t>5</w:t>
       </w:r>
       <w:r>
         <w:t xml:space="preserve">. </w:t>
@@ -4064,7 +5492,7 @@
       <w:r>
         <w:t>Softversko rješenje za School Bell System s LED reklamom</w:t>
       </w:r>
-      <w:bookmarkEnd w:id="9"/>
+      <w:bookmarkEnd w:id="14"/>
     </w:p>
     <w:p>
       <w:pPr>
@@ -4101,13 +5529,61 @@
         <w:rPr>
           <w:lang w:val="bs-Latn-BA" w:eastAsia="bs-Latn-BA"/>
         </w:rPr>
-        <w:t xml:space="preserve"> i programski jezik C#.</w:t>
-      </w:r>
-      <w:r>
-        <w:rPr>
-          <w:lang w:val="bs-Latn-BA" w:eastAsia="bs-Latn-BA"/>
-        </w:rPr>
-        <w:t xml:space="preserve"> Također, za izradu aplikacija korištena su sva različita editora: Microsoft Visual Studio 2022 (Windows aplikacija) i Visual Studio Code (Web-aplikacija). U nastavku slijedi objašnjenje tih platformi.</w:t>
+        <w:t xml:space="preserve"> i programski jezik C#</w:t>
+      </w:r>
+      <w:r>
+        <w:rPr>
+          <w:lang w:val="bs-Latn-BA" w:eastAsia="bs-Latn-BA"/>
+        </w:rPr>
+        <w:t>, te programski jezik C++</w:t>
+      </w:r>
+      <w:r>
+        <w:rPr>
+          <w:lang w:val="bs-Latn-BA" w:eastAsia="bs-Latn-BA"/>
+        </w:rPr>
+        <w:t>.</w:t>
+      </w:r>
+      <w:r>
+        <w:rPr>
+          <w:lang w:val="bs-Latn-BA" w:eastAsia="bs-Latn-BA"/>
+        </w:rPr>
+        <w:t xml:space="preserve"> Također, za </w:t>
+      </w:r>
+      <w:r>
+        <w:rPr>
+          <w:lang w:val="bs-Latn-BA" w:eastAsia="bs-Latn-BA"/>
+        </w:rPr>
+        <w:t>izradu aplikacija korištena su d</w:t>
+      </w:r>
+      <w:r>
+        <w:rPr>
+          <w:lang w:val="bs-Latn-BA" w:eastAsia="bs-Latn-BA"/>
+        </w:rPr>
+        <w:t>va različita editora: Microsoft Visual Studio 2022 (Windows aplikacija) i Visua</w:t>
+      </w:r>
+      <w:r>
+        <w:rPr>
+          <w:lang w:val="bs-Latn-BA" w:eastAsia="bs-Latn-BA"/>
+        </w:rPr>
+        <w:t xml:space="preserve">l Studio Code (Web-aplikacija). Razlika između dvije aplikacije jeste u samom povezivanju s ESP32 mikrokontrolerom i samim slanjem podataka na isti. Njegov rad definisan je kroz .ino fajl programiran unutar ArduinoIDE okruženja. </w:t>
+      </w:r>
+      <w:r>
+        <w:rPr>
+          <w:lang w:val="bs-Latn-BA" w:eastAsia="bs-Latn-BA"/>
+        </w:rPr>
+        <w:t xml:space="preserve">U </w:t>
+      </w:r>
+      <w:r>
+        <w:rPr>
+          <w:lang w:val="bs-Latn-BA" w:eastAsia="bs-Latn-BA"/>
+        </w:rPr>
+        <w:t>nastavku slijedi objašnjenje svih</w:t>
+      </w:r>
+      <w:r>
+        <w:rPr>
+          <w:lang w:val="bs-Latn-BA" w:eastAsia="bs-Latn-BA"/>
+        </w:rPr>
+        <w:t xml:space="preserve"> platformi.</w:t>
       </w:r>
     </w:p>
     <w:p>
@@ -4122,113 +5598,40 @@
       <w:pPr>
         <w:pStyle w:val="Heading2"/>
       </w:pPr>
-      <w:r>
-        <w:t xml:space="preserve">4.1. </w:t>
-      </w:r>
-      <w:r>
-        <w:t>Microsoft Visual Studio</w:t>
-      </w:r>
-    </w:p>
-    <w:p>
-      <w:pPr>
-        <w:jc w:val="both"/>
-        <w:rPr>
-          <w:lang w:val="bs-Latn-BA" w:eastAsia="bs-Latn-BA"/>
-        </w:rPr>
-      </w:pPr>
-      <w:r>
-        <w:rPr>
-          <w:lang w:val="bs-Latn-BA" w:eastAsia="bs-Latn-BA"/>
-        </w:rPr>
-        <w:t>Microsoft Visual Studio je integ</w:t>
-      </w:r>
-      <w:r>
-        <w:rPr>
-          <w:lang w:val="bs-Latn-BA" w:eastAsia="bs-Latn-BA"/>
-        </w:rPr>
-        <w:t>risano</w:t>
-      </w:r>
-      <w:r>
-        <w:rPr>
-          <w:lang w:val="bs-Latn-BA" w:eastAsia="bs-Latn-BA"/>
-        </w:rPr>
-        <w:t xml:space="preserve"> razvojno okruženje (IDE) koga je razvio Microsoft. Koristi se za razvoj računarskih programa za Windows, web-s</w:t>
-      </w:r>
-      <w:r>
-        <w:rPr>
-          <w:lang w:val="bs-Latn-BA" w:eastAsia="bs-Latn-BA"/>
-        </w:rPr>
-        <w:t xml:space="preserve">tranica, aplikacija i druge usluge. </w:t>
-      </w:r>
-      <w:r>
-        <w:rPr>
-          <w:lang w:val="bs-Latn-BA" w:eastAsia="bs-Latn-BA"/>
-        </w:rPr>
-        <w:t xml:space="preserve">Visual Studio sadrži uređivač izvornog kôda koji podržava IntelliSense (komponenta koja predlaže ostatak kôda) kao i refaktoriranje </w:t>
-      </w:r>
-      <w:bookmarkStart w:id="10" w:name="_GoBack"/>
-      <w:bookmarkEnd w:id="10"/>
-      <w:r>
-        <w:rPr>
-          <w:lang w:val="bs-Latn-BA" w:eastAsia="bs-Latn-BA"/>
-        </w:rPr>
-        <w:t xml:space="preserve">kôda. Integrirani program za otklanjanje grešaka (debugger) radi na nivou izvornog i mašinskog koda. Program također sadrži alate poput dizajnera oblika koji se koristi za pravljenje aplikacija s grafičkom korisničkim interfejsom, web-dizajnera, dizajnera klasa i dizajnera shema baza podataka. </w:t>
-      </w:r>
-    </w:p>
-    <w:p>
-      <w:pPr>
-        <w:jc w:val="both"/>
-        <w:rPr>
-          <w:lang w:val="bs-Latn-BA" w:eastAsia="bs-Latn-BA"/>
-        </w:rPr>
-      </w:pPr>
-    </w:p>
-    <w:p>
-      <w:pPr>
-        <w:jc w:val="both"/>
-        <w:rPr>
-          <w:lang w:val="bs-Latn-BA" w:eastAsia="bs-Latn-BA"/>
-        </w:rPr>
-      </w:pPr>
-      <w:r>
-        <w:rPr>
-          <w:lang w:val="bs-Latn-BA" w:eastAsia="bs-Latn-BA"/>
-        </w:rPr>
-        <w:t>Visual Studio podržava različite programske jezike i dozvoljava uređivaču kôda i debuggeru da podržava (u različitoj mjeri) gotovo bilo koji programski jezik, pod uvjetom da usluga za taj jezik postoji. Ugrađeni jezici su C, C++ i C++/CLI (preko Visual C++), VB.NET (preko Visual Basic .NET)-a, C# (preko Visual C#) i F# (počevši od programa Visual Studio 2010]).</w:t>
-      </w:r>
-    </w:p>
-    <w:p>
-      <w:pPr>
-        <w:jc w:val="both"/>
-        <w:rPr>
-          <w:lang w:val="bs-Latn-BA" w:eastAsia="bs-Latn-BA"/>
-        </w:rPr>
-      </w:pPr>
-    </w:p>
-    <w:p>
-      <w:pPr>
-        <w:rPr>
-          <w:lang w:val="bs-Latn-BA" w:eastAsia="bs-Latn-BA"/>
-        </w:rPr>
-      </w:pPr>
-      <w:r>
-        <w:rPr>
-          <w:noProof/>
-          <w:lang w:val="en-GB" w:eastAsia="en-GB"/>
+      <w:bookmarkStart w:id="15" w:name="_Toc223818044"/>
+      <w:r>
+        <w:t>5</w:t>
+      </w:r>
+      <w:r>
+        <w:t xml:space="preserve">.1. </w:t>
+      </w:r>
+      <w:r>
+        <w:t>Windows .NET aplikacija</w:t>
+      </w:r>
+      <w:bookmarkEnd w:id="15"/>
+    </w:p>
+    <w:p>
+      <w:pPr>
+        <w:rPr>
+          <w:lang w:val="bs-Latn-BA" w:eastAsia="bs-Latn-BA"/>
+        </w:rPr>
+      </w:pPr>
+    </w:p>
+    <w:p>
+      <w:pPr>
+        <w:rPr>
+          <w:lang w:val="bs-Latn-BA" w:eastAsia="bs-Latn-BA"/>
+        </w:rPr>
+      </w:pPr>
+      <w:r>
+        <w:rPr>
+          <w:lang w:val="bs-Latn-BA" w:eastAsia="bs-Latn-BA"/>
         </w:rPr>
         <w:drawing>
-          <wp:anchor distT="0" distB="0" distL="114300" distR="114300" simplePos="0" relativeHeight="251662336" behindDoc="0" locked="0" layoutInCell="1" allowOverlap="1" wp14:anchorId="2A1EC156" wp14:editId="78EBCF10">
-            <wp:simplePos x="0" y="0"/>
-            <wp:positionH relativeFrom="column">
-              <wp:posOffset>1751330</wp:posOffset>
-            </wp:positionH>
-            <wp:positionV relativeFrom="paragraph">
-              <wp:posOffset>5715</wp:posOffset>
-            </wp:positionV>
-            <wp:extent cx="4008120" cy="2141220"/>
+          <wp:inline distT="0" distB="0" distL="0" distR="0" wp14:anchorId="16D340E7" wp14:editId="416DA2B4">
+            <wp:extent cx="5760720" cy="3148965"/>
             <wp:effectExtent l="0" t="0" r="0" b="0"/>
-            <wp:wrapSquare wrapText="bothSides"/>
-            <wp:docPr id="12" name="Picture 12" descr="Snimak ekrana programa Visual Studio 2013. Uređuje se izvorni kôd u programskom jeziku C++"/>
+            <wp:docPr id="14" name="Picture 14"/>
             <wp:cNvGraphicFramePr>
               <a:graphicFrameLocks xmlns:a="http://schemas.openxmlformats.org/drawingml/2006/main" noChangeAspect="1"/>
             </wp:cNvGraphicFramePr>
@@ -4236,47 +5639,28 @@
               <a:graphicData uri="http://schemas.openxmlformats.org/drawingml/2006/picture">
                 <pic:pic xmlns:pic="http://schemas.openxmlformats.org/drawingml/2006/picture">
                   <pic:nvPicPr>
-                    <pic:cNvPr id="0" name="Picture 3" descr="Snimak ekrana programa Visual Studio 2013. Uređuje se izvorni kôd u programskom jeziku C++"/>
-                    <pic:cNvPicPr>
-                      <a:picLocks noChangeAspect="1" noChangeArrowheads="1"/>
-                    </pic:cNvPicPr>
+                    <pic:cNvPr id="1" name=""/>
+                    <pic:cNvPicPr/>
                   </pic:nvPicPr>
                   <pic:blipFill>
-                    <a:blip r:embed="rId17">
-                      <a:extLst>
-                        <a:ext uri="{28A0092B-C50C-407E-A947-70E740481C1C}">
-                          <a14:useLocalDpi xmlns:a14="http://schemas.microsoft.com/office/drawing/2010/main" val="0"/>
-                        </a:ext>
-                      </a:extLst>
-                    </a:blip>
-                    <a:srcRect/>
+                    <a:blip r:embed="rId26"/>
                     <a:stretch>
                       <a:fillRect/>
                     </a:stretch>
                   </pic:blipFill>
-                  <pic:spPr bwMode="auto">
+                  <pic:spPr>
                     <a:xfrm>
                       <a:off x="0" y="0"/>
-                      <a:ext cx="4008120" cy="2141220"/>
+                      <a:ext cx="5760720" cy="3148965"/>
                     </a:xfrm>
                     <a:prstGeom prst="rect">
                       <a:avLst/>
                     </a:prstGeom>
-                    <a:noFill/>
-                    <a:ln>
-                      <a:noFill/>
-                    </a:ln>
                   </pic:spPr>
                 </pic:pic>
               </a:graphicData>
             </a:graphic>
-            <wp14:sizeRelH relativeFrom="margin">
-              <wp14:pctWidth>0</wp14:pctWidth>
-            </wp14:sizeRelH>
-            <wp14:sizeRelV relativeFrom="margin">
-              <wp14:pctHeight>0</wp14:pctHeight>
-            </wp14:sizeRelV>
-          </wp:anchor>
+          </wp:inline>
         </w:drawing>
       </w:r>
     </w:p>
@@ -4286,24 +5670,37 @@
           <w:lang w:val="bs-Latn-BA" w:eastAsia="bs-Latn-BA"/>
         </w:rPr>
       </w:pPr>
-      <w:r>
-        <w:rPr>
-          <w:noProof/>
-          <w:lang w:val="en-GB" w:eastAsia="en-GB"/>
-        </w:rPr>
+    </w:p>
+    <w:p>
+      <w:pPr>
+        <w:rPr>
+          <w:lang w:val="bs-Latn-BA" w:eastAsia="bs-Latn-BA"/>
+        </w:rPr>
+      </w:pPr>
+    </w:p>
+    <w:p>
+      <w:pPr>
+        <w:rPr>
+          <w:lang w:val="bs-Latn-BA" w:eastAsia="bs-Latn-BA"/>
+        </w:rPr>
+      </w:pPr>
+    </w:p>
+    <w:p>
+      <w:pPr>
+        <w:rPr>
+          <w:lang w:val="bs-Latn-BA" w:eastAsia="bs-Latn-BA"/>
+        </w:rPr>
+      </w:pPr>
+      <w:r>
+        <w:rPr>
+          <w:lang w:val="bs-Latn-BA"/>
+        </w:rPr>
+        <w:lastRenderedPageBreak/>
         <w:drawing>
-          <wp:anchor distT="0" distB="0" distL="114300" distR="114300" simplePos="0" relativeHeight="251663360" behindDoc="0" locked="0" layoutInCell="1" allowOverlap="1" wp14:anchorId="1BEB22C0" wp14:editId="26A0E4FC">
-            <wp:simplePos x="0" y="0"/>
-            <wp:positionH relativeFrom="column">
-              <wp:posOffset>-121920</wp:posOffset>
-            </wp:positionH>
-            <wp:positionV relativeFrom="paragraph">
-              <wp:posOffset>135255</wp:posOffset>
-            </wp:positionV>
-            <wp:extent cx="1819275" cy="1493520"/>
-            <wp:effectExtent l="0" t="0" r="9525" b="0"/>
-            <wp:wrapSquare wrapText="bothSides"/>
-            <wp:docPr id="3" name="Picture 3" descr="Visualstudio 2022 Community(J) : Microsoft : Free Download, Borrow, and  Streaming : Internet Archive"/>
+          <wp:inline distT="0" distB="0" distL="0" distR="0" wp14:anchorId="2607A37E" wp14:editId="0E17D2EC">
+            <wp:extent cx="5760720" cy="3100070"/>
+            <wp:effectExtent l="0" t="0" r="0" b="5080"/>
+            <wp:docPr id="18" name="Picture 18"/>
             <wp:cNvGraphicFramePr>
               <a:graphicFrameLocks xmlns:a="http://schemas.openxmlformats.org/drawingml/2006/main" noChangeAspect="1"/>
             </wp:cNvGraphicFramePr>
@@ -4311,54 +5708,28 @@
               <a:graphicData uri="http://schemas.openxmlformats.org/drawingml/2006/picture">
                 <pic:pic xmlns:pic="http://schemas.openxmlformats.org/drawingml/2006/picture">
                   <pic:nvPicPr>
-                    <pic:cNvPr id="0" name="Picture 1" descr="Visualstudio 2022 Community(J) : Microsoft : Free Download, Borrow, and  Streaming : Internet Archive"/>
-                    <pic:cNvPicPr>
-                      <a:picLocks noChangeAspect="1" noChangeArrowheads="1"/>
-                    </pic:cNvPicPr>
+                    <pic:cNvPr id="1" name=""/>
+                    <pic:cNvPicPr/>
                   </pic:nvPicPr>
-                  <pic:blipFill rotWithShape="1">
-                    <a:blip r:embed="rId18">
-                      <a:clrChange>
-                        <a:clrFrom>
-                          <a:srgbClr val="F0F0F0"/>
-                        </a:clrFrom>
-                        <a:clrTo>
-                          <a:srgbClr val="F0F0F0">
-                            <a:alpha val="0"/>
-                          </a:srgbClr>
-                        </a:clrTo>
-                      </a:clrChange>
-                      <a:extLst>
-                        <a:ext uri="{28A0092B-C50C-407E-A947-70E740481C1C}">
-                          <a14:useLocalDpi xmlns:a14="http://schemas.microsoft.com/office/drawing/2010/main" val="0"/>
-                        </a:ext>
-                      </a:extLst>
-                    </a:blip>
-                    <a:srcRect l="20636" r="22082"/>
-                    <a:stretch/>
+                  <pic:blipFill>
+                    <a:blip r:embed="rId27"/>
+                    <a:stretch>
+                      <a:fillRect/>
+                    </a:stretch>
                   </pic:blipFill>
-                  <pic:spPr bwMode="auto">
+                  <pic:spPr>
                     <a:xfrm>
                       <a:off x="0" y="0"/>
-                      <a:ext cx="1819275" cy="1493520"/>
+                      <a:ext cx="5760720" cy="3100070"/>
                     </a:xfrm>
                     <a:prstGeom prst="rect">
                       <a:avLst/>
                     </a:prstGeom>
-                    <a:noFill/>
-                    <a:ln>
-                      <a:noFill/>
-                    </a:ln>
-                    <a:extLst>
-                      <a:ext uri="{53640926-AAD7-44D8-BBD7-CCE9431645EC}">
-                        <a14:shadowObscured xmlns:a14="http://schemas.microsoft.com/office/drawing/2010/main"/>
-                      </a:ext>
-                    </a:extLst>
                   </pic:spPr>
                 </pic:pic>
               </a:graphicData>
             </a:graphic>
-          </wp:anchor>
+          </wp:inline>
         </w:drawing>
       </w:r>
     </w:p>
@@ -4369,129 +5740,25 @@
         </w:rPr>
       </w:pPr>
     </w:p>
-    <w:p>
-      <w:pPr>
-        <w:jc w:val="center"/>
-        <w:rPr>
-          <w:i/>
-          <w:sz w:val="18"/>
-          <w:szCs w:val="18"/>
-          <w:lang w:val="bs-Latn-BA" w:eastAsia="bs-Latn-BA"/>
-        </w:rPr>
-      </w:pPr>
-      <w:r>
-        <w:rPr>
-          <w:i/>
-          <w:sz w:val="18"/>
-          <w:szCs w:val="18"/>
-          <w:lang w:val="bs-Latn-BA" w:eastAsia="bs-Latn-BA"/>
-        </w:rPr>
-        <w:t>Slika 4.1.1. izgled Microsoft Visual Studio okruženja</w:t>
-      </w:r>
-    </w:p>
-    <w:p>
-      <w:pPr>
-        <w:jc w:val="center"/>
-        <w:rPr>
-          <w:i/>
-          <w:sz w:val="18"/>
-          <w:szCs w:val="18"/>
-          <w:lang w:val="bs-Latn-BA" w:eastAsia="bs-Latn-BA"/>
-        </w:rPr>
-      </w:pPr>
-    </w:p>
-    <w:p>
-      <w:pPr>
-        <w:jc w:val="center"/>
-        <w:rPr>
-          <w:i/>
-          <w:sz w:val="18"/>
-          <w:szCs w:val="18"/>
-          <w:lang w:val="bs-Latn-BA" w:eastAsia="bs-Latn-BA"/>
-        </w:rPr>
-      </w:pPr>
-    </w:p>
-    <w:p>
-      <w:pPr>
-        <w:jc w:val="both"/>
-        <w:rPr>
-          <w:lang w:val="bs-Latn-BA" w:eastAsia="bs-Latn-BA"/>
-        </w:rPr>
-      </w:pPr>
-      <w:r>
-        <w:rPr>
-          <w:lang w:val="bs-Latn-BA" w:eastAsia="bs-Latn-BA"/>
-        </w:rPr>
-        <w:t>.NET je platforma otvorenog koda za izradu desktop, web i mobilnih aplikacija koje se mogu izvorno pokretati na bilo kojem operativnom sistemu. .NET sistem uključuje alate, biblioteke i jezike koji podržavaju moderan, skalabilan i visoko performansni razvoj softvera. Aktivna zajednica programera održava i podržava .NET platformu.</w:t>
-      </w:r>
-    </w:p>
-    <w:p>
-      <w:pPr>
-        <w:rPr>
-          <w:lang w:val="bs-Latn-BA" w:eastAsia="bs-Latn-BA"/>
-        </w:rPr>
-      </w:pPr>
-    </w:p>
-    <w:p>
-      <w:pPr>
-        <w:rPr>
-          <w:lang w:val="bs-Latn-BA" w:eastAsia="bs-Latn-BA"/>
-        </w:rPr>
-      </w:pPr>
-    </w:p>
-    <w:p>
-      <w:pPr>
-        <w:rPr>
-          <w:lang w:val="bs-Latn-BA" w:eastAsia="bs-Latn-BA"/>
-        </w:rPr>
-      </w:pPr>
-    </w:p>
-    <w:p>
-      <w:pPr>
-        <w:rPr>
-          <w:lang w:val="bs-Latn-BA" w:eastAsia="bs-Latn-BA"/>
-        </w:rPr>
-      </w:pPr>
-    </w:p>
-    <w:p>
-      <w:pPr>
-        <w:rPr>
-          <w:lang w:val="bs-Latn-BA" w:eastAsia="bs-Latn-BA"/>
-        </w:rPr>
-      </w:pPr>
-    </w:p>
-    <w:p>
-      <w:pPr>
-        <w:rPr>
-          <w:lang w:val="bs-Latn-BA" w:eastAsia="bs-Latn-BA"/>
-        </w:rPr>
-      </w:pPr>
-    </w:p>
-    <w:p>
-      <w:pPr>
-        <w:rPr>
-          <w:lang w:val="bs-Latn-BA" w:eastAsia="bs-Latn-BA"/>
-        </w:rPr>
-      </w:pPr>
-    </w:p>
-    <w:p>
-      <w:r>
-        <w:rPr>
-          <w:lang w:val="bs-Latn-BA" w:eastAsia="bs-Latn-BA"/>
-        </w:rPr>
+    <w:p/>
+    <w:p>
+      <w:pPr>
+        <w:pStyle w:val="Heading1"/>
+      </w:pPr>
+      <w:r>
         <w:br w:type="page"/>
       </w:r>
-      <w:bookmarkStart w:id="11" w:name="_Toc247374830"/>
-      <w:bookmarkStart w:id="12" w:name="_Toc223797196"/>
+      <w:bookmarkStart w:id="16" w:name="_Toc247374830"/>
+      <w:bookmarkStart w:id="17" w:name="_Toc223818045"/>
       <w:r>
         <w:lastRenderedPageBreak/>
-        <w:t>5</w:t>
+        <w:t>6</w:t>
       </w:r>
       <w:r>
         <w:t>. Zaključak</w:t>
       </w:r>
-      <w:bookmarkEnd w:id="11"/>
-      <w:bookmarkEnd w:id="12"/>
+      <w:bookmarkEnd w:id="16"/>
+      <w:bookmarkEnd w:id="17"/>
     </w:p>
     <w:p>
       <w:pPr>
@@ -4594,14 +5861,14 @@
         </w:rPr>
         <w:br w:type="page"/>
       </w:r>
-      <w:bookmarkStart w:id="13" w:name="_Toc247374831"/>
-      <w:bookmarkStart w:id="14" w:name="_Toc223797197"/>
+      <w:bookmarkStart w:id="18" w:name="_Toc247374831"/>
+      <w:bookmarkStart w:id="19" w:name="_Toc223818046"/>
       <w:r>
         <w:rPr>
           <w:lang w:val="hr-HR"/>
         </w:rPr>
         <w:lastRenderedPageBreak/>
-        <w:t>6</w:t>
+        <w:t>7</w:t>
       </w:r>
       <w:r>
         <w:rPr>
@@ -4609,8 +5876,8 @@
         </w:rPr>
         <w:t>. Literatura</w:t>
       </w:r>
-      <w:bookmarkEnd w:id="13"/>
-      <w:bookmarkEnd w:id="14"/>
+      <w:bookmarkEnd w:id="18"/>
+      <w:bookmarkEnd w:id="19"/>
     </w:p>
     <w:p>
       <w:pPr>
@@ -4632,7 +5899,7 @@
         </w:rPr>
         <w:t xml:space="preserve">[1] </w:t>
       </w:r>
-      <w:hyperlink r:id="rId19" w:history="1">
+      <w:hyperlink r:id="rId28" w:history="1">
         <w:r>
           <w:rPr>
             <w:rStyle w:val="Hyperlink"/>
@@ -4664,7 +5931,7 @@
         </w:rPr>
         <w:t xml:space="preserve">[2] </w:t>
       </w:r>
-      <w:hyperlink r:id="rId20" w:history="1">
+      <w:hyperlink r:id="rId29" w:history="1">
         <w:r>
           <w:rPr>
             <w:rStyle w:val="Hyperlink"/>
@@ -4696,7 +5963,7 @@
         </w:rPr>
         <w:t xml:space="preserve">[3] </w:t>
       </w:r>
-      <w:hyperlink r:id="rId21" w:history="1">
+      <w:hyperlink r:id="rId30" w:history="1">
         <w:r>
           <w:rPr>
             <w:rStyle w:val="Hyperlink"/>
@@ -4728,7 +5995,7 @@
         </w:rPr>
         <w:t xml:space="preserve">[4] </w:t>
       </w:r>
-      <w:hyperlink r:id="rId22" w:history="1">
+      <w:hyperlink r:id="rId31" w:history="1">
         <w:r>
           <w:rPr>
             <w:rStyle w:val="Hyperlink"/>
@@ -4748,8 +6015,7 @@
         <w:ind w:left="697" w:hanging="340"/>
         <w:rPr>
           <w:rStyle w:val="FontStyle42"/>
-          <w:szCs w:val="20"/>
-          <w:lang w:val="hr-HR" w:eastAsia="hr-HR"/>
+          <w:sz w:val="24"/>
         </w:rPr>
       </w:pPr>
       <w:r>
@@ -4768,23 +6034,16 @@
         </w:rPr>
         <w:t xml:space="preserve">] </w:t>
       </w:r>
-      <w:hyperlink r:id="rId23" w:history="1">
+      <w:hyperlink r:id="rId32" w:history="1">
         <w:r>
           <w:rPr>
             <w:rStyle w:val="Hyperlink"/>
-            <w:lang w:val="hr-HR" w:eastAsia="hr-HR"/>
+            <w:sz w:val="20"/>
+            <w:szCs w:val="20"/>
           </w:rPr>
-          <w:t>http://www.wikipedia.org</w:t>
+          <w:t>https://en.wikipedia.org/</w:t>
         </w:r>
       </w:hyperlink>
-      <w:r>
-        <w:rPr>
-          <w:rStyle w:val="FontStyle42"/>
-          <w:szCs w:val="20"/>
-          <w:lang w:val="hr-HR" w:eastAsia="hr-HR"/>
-        </w:rPr>
-        <w:t xml:space="preserve"> </w:t>
-      </w:r>
     </w:p>
     <w:p>
       <w:pPr>
@@ -4806,6 +6065,20 @@
         </w:rPr>
         <w:t>[6]</w:t>
       </w:r>
+      <w:r>
+        <w:t xml:space="preserve"> </w:t>
+      </w:r>
+      <w:hyperlink r:id="rId33" w:history="1">
+        <w:r>
+          <w:rPr>
+            <w:rStyle w:val="Hyperlink"/>
+            <w:sz w:val="20"/>
+            <w:szCs w:val="20"/>
+            <w:lang w:val="hr-HR" w:eastAsia="hr-HR"/>
+          </w:rPr>
+          <w:t>https://www.webopedia.com/</w:t>
+        </w:r>
+      </w:hyperlink>
     </w:p>
     <w:p>
       <w:pPr>
@@ -4827,6 +6100,23 @@
         </w:rPr>
         <w:t>[7]</w:t>
       </w:r>
+      <w:r>
+        <w:t xml:space="preserve"> </w:t>
+      </w:r>
+      <w:hyperlink r:id="rId34" w:history="1">
+        <w:r>
+          <w:rPr>
+            <w:rStyle w:val="Hyperlink"/>
+            <w:sz w:val="20"/>
+            <w:szCs w:val="20"/>
+            <w:lang w:val="hr-HR" w:eastAsia="hr-HR"/>
+          </w:rPr>
+          <w:t>https://code.visualstudio.com/</w:t>
+        </w:r>
+      </w:hyperlink>
+      <w:r>
+        <w:t xml:space="preserve"> </w:t>
+      </w:r>
     </w:p>
     <w:p>
       <w:pPr>
@@ -4848,6 +6138,20 @@
         </w:rPr>
         <w:t>[8]</w:t>
       </w:r>
+      <w:r>
+        <w:t xml:space="preserve"> </w:t>
+      </w:r>
+      <w:hyperlink r:id="rId35" w:history="1">
+        <w:r>
+          <w:rPr>
+            <w:rStyle w:val="Hyperlink"/>
+            <w:sz w:val="20"/>
+            <w:szCs w:val="20"/>
+            <w:lang w:val="hr-HR" w:eastAsia="hr-HR"/>
+          </w:rPr>
+          <w:t>https://www.geeksforgeeks.org/</w:t>
+        </w:r>
+      </w:hyperlink>
     </w:p>
     <w:p>
       <w:pPr>
@@ -4877,17 +6181,165 @@
         <w:spacing w:before="82" w:line="240" w:lineRule="auto"/>
         <w:ind w:left="697" w:hanging="340"/>
         <w:rPr>
-          <w:lang w:val="hr-HR" w:eastAsia="hr-HR"/>
-        </w:rPr>
-      </w:pPr>
-      <w:r>
-        <w:rPr>
           <w:rStyle w:val="FontStyle42"/>
           <w:szCs w:val="20"/>
           <w:lang w:val="hr-HR" w:eastAsia="hr-HR"/>
         </w:rPr>
+      </w:pPr>
+      <w:r>
+        <w:rPr>
+          <w:rStyle w:val="FontStyle42"/>
+          <w:szCs w:val="20"/>
+          <w:lang w:val="hr-HR" w:eastAsia="hr-HR"/>
+        </w:rPr>
         <w:t>[10]</w:t>
       </w:r>
+    </w:p>
+    <w:p>
+      <w:pPr>
+        <w:pStyle w:val="Style23"/>
+        <w:widowControl/>
+        <w:spacing w:before="82" w:line="240" w:lineRule="auto"/>
+        <w:ind w:left="697" w:hanging="340"/>
+        <w:rPr>
+          <w:lang w:val="hr-HR" w:eastAsia="hr-HR"/>
+        </w:rPr>
+      </w:pPr>
+      <w:r>
+        <w:rPr>
+          <w:rStyle w:val="FontStyle42"/>
+          <w:szCs w:val="20"/>
+          <w:lang w:val="hr-HR" w:eastAsia="hr-HR"/>
+        </w:rPr>
+        <w:t>[11</w:t>
+      </w:r>
+      <w:r>
+        <w:rPr>
+          <w:rStyle w:val="FontStyle42"/>
+          <w:szCs w:val="20"/>
+          <w:lang w:val="hr-HR" w:eastAsia="hr-HR"/>
+        </w:rPr>
+        <w:t>]</w:t>
+      </w:r>
+    </w:p>
+    <w:p>
+      <w:pPr>
+        <w:pStyle w:val="Style23"/>
+        <w:widowControl/>
+        <w:spacing w:before="82" w:line="240" w:lineRule="auto"/>
+        <w:ind w:left="697" w:hanging="340"/>
+        <w:rPr>
+          <w:lang w:val="hr-HR" w:eastAsia="hr-HR"/>
+        </w:rPr>
+      </w:pPr>
+      <w:r>
+        <w:rPr>
+          <w:rStyle w:val="FontStyle42"/>
+          <w:szCs w:val="20"/>
+          <w:lang w:val="hr-HR" w:eastAsia="hr-HR"/>
+        </w:rPr>
+        <w:t>[12</w:t>
+      </w:r>
+      <w:r>
+        <w:rPr>
+          <w:rStyle w:val="FontStyle42"/>
+          <w:szCs w:val="20"/>
+          <w:lang w:val="hr-HR" w:eastAsia="hr-HR"/>
+        </w:rPr>
+        <w:t>]</w:t>
+      </w:r>
+    </w:p>
+    <w:p>
+      <w:pPr>
+        <w:pStyle w:val="Style23"/>
+        <w:widowControl/>
+        <w:spacing w:before="82" w:line="240" w:lineRule="auto"/>
+        <w:ind w:left="697" w:hanging="340"/>
+        <w:rPr>
+          <w:lang w:val="hr-HR" w:eastAsia="hr-HR"/>
+        </w:rPr>
+      </w:pPr>
+      <w:r>
+        <w:rPr>
+          <w:rStyle w:val="FontStyle42"/>
+          <w:szCs w:val="20"/>
+          <w:lang w:val="hr-HR" w:eastAsia="hr-HR"/>
+        </w:rPr>
+        <w:t>[13</w:t>
+      </w:r>
+      <w:r>
+        <w:rPr>
+          <w:rStyle w:val="FontStyle42"/>
+          <w:szCs w:val="20"/>
+          <w:lang w:val="hr-HR" w:eastAsia="hr-HR"/>
+        </w:rPr>
+        <w:t>]</w:t>
+      </w:r>
+    </w:p>
+    <w:p>
+      <w:pPr>
+        <w:pStyle w:val="Style23"/>
+        <w:widowControl/>
+        <w:spacing w:before="82" w:line="240" w:lineRule="auto"/>
+        <w:ind w:left="697" w:hanging="340"/>
+        <w:rPr>
+          <w:lang w:val="hr-HR" w:eastAsia="hr-HR"/>
+        </w:rPr>
+      </w:pPr>
+      <w:r>
+        <w:rPr>
+          <w:rStyle w:val="FontStyle42"/>
+          <w:szCs w:val="20"/>
+          <w:lang w:val="hr-HR" w:eastAsia="hr-HR"/>
+        </w:rPr>
+        <w:t>[14</w:t>
+      </w:r>
+      <w:r>
+        <w:rPr>
+          <w:rStyle w:val="FontStyle42"/>
+          <w:szCs w:val="20"/>
+          <w:lang w:val="hr-HR" w:eastAsia="hr-HR"/>
+        </w:rPr>
+        <w:t>]</w:t>
+      </w:r>
+    </w:p>
+    <w:p>
+      <w:pPr>
+        <w:pStyle w:val="Style23"/>
+        <w:widowControl/>
+        <w:spacing w:before="82" w:line="240" w:lineRule="auto"/>
+        <w:ind w:left="697" w:hanging="340"/>
+        <w:rPr>
+          <w:lang w:val="hr-HR" w:eastAsia="hr-HR"/>
+        </w:rPr>
+      </w:pPr>
+      <w:r>
+        <w:rPr>
+          <w:rStyle w:val="FontStyle42"/>
+          <w:szCs w:val="20"/>
+          <w:lang w:val="hr-HR" w:eastAsia="hr-HR"/>
+        </w:rPr>
+        <w:t>[15</w:t>
+      </w:r>
+      <w:r>
+        <w:rPr>
+          <w:rStyle w:val="FontStyle42"/>
+          <w:szCs w:val="20"/>
+          <w:lang w:val="hr-HR" w:eastAsia="hr-HR"/>
+        </w:rPr>
+        <w:t>]</w:t>
+      </w:r>
+    </w:p>
+    <w:p>
+      <w:pPr>
+        <w:pStyle w:val="Style23"/>
+        <w:widowControl/>
+        <w:spacing w:before="82" w:line="240" w:lineRule="auto"/>
+        <w:ind w:left="697" w:hanging="340"/>
+        <w:rPr>
+          <w:lang w:val="hr-HR" w:eastAsia="hr-HR"/>
+        </w:rPr>
+      </w:pPr>
     </w:p>
     <w:p>
       <w:pPr>
@@ -5143,7 +6595,7 @@
         <mc:AlternateContent>
           <mc:Choice Requires="wps">
             <w:drawing>
-              <wp:anchor distT="4294967295" distB="4294967295" distL="114300" distR="114300" simplePos="0" relativeHeight="251655168" behindDoc="0" locked="0" layoutInCell="1" allowOverlap="1">
+              <wp:anchor distT="4294967295" distB="4294967295" distL="114300" distR="114300" simplePos="0" relativeHeight="251653120" behindDoc="0" locked="0" layoutInCell="1" allowOverlap="1">
                 <wp:simplePos x="0" y="0"/>
                 <wp:positionH relativeFrom="column">
                   <wp:posOffset>-12065</wp:posOffset>
@@ -5204,11 +6656,11 @@
           </mc:Choice>
           <mc:Fallback>
             <w:pict>
-              <v:shapetype w14:anchorId="3BF745F0" id="_x0000_t32" coordsize="21600,21600" o:spt="32" o:oned="t" path="m,l21600,21600e" filled="f">
+              <v:shapetype w14:anchorId="7A732339" id="_x0000_t32" coordsize="21600,21600" o:spt="32" o:oned="t" path="m,l21600,21600e" filled="f">
                 <v:path arrowok="t" fillok="f" o:connecttype="none"/>
                 <o:lock v:ext="edit" shapetype="t"/>
               </v:shapetype>
-              <v:shape id="Straight Arrow Connector 9" o:spid="_x0000_s1026" type="#_x0000_t32" style="position:absolute;margin-left:-.95pt;margin-top:16.55pt;width:454.7pt;height:0;z-index:251655168;visibility:visible;mso-wrap-style:square;mso-width-percent:0;mso-height-percent:0;mso-wrap-distance-left:9pt;mso-wrap-distance-top:-3e-5mm;mso-wrap-distance-right:9pt;mso-wrap-distance-bottom:-3e-5mm;mso-position-horizontal:absolute;mso-position-horizontal-relative:text;mso-position-vertical:absolute;mso-position-vertical-relative:text;mso-width-percent:0;mso-height-percent:0;mso-width-relative:page;mso-height-relative:page" o:gfxdata="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"/>
+              <v:shape id="Straight Arrow Connector 9" o:spid="_x0000_s1026" type="#_x0000_t32" style="position:absolute;margin-left:-.95pt;margin-top:16.55pt;width:454.7pt;height:0;z-index:251653120;visibility:visible;mso-wrap-style:square;mso-width-percent:0;mso-height-percent:0;mso-wrap-distance-left:9pt;mso-wrap-distance-top:-3e-5mm;mso-wrap-distance-right:9pt;mso-wrap-distance-bottom:-3e-5mm;mso-position-horizontal:absolute;mso-position-horizontal-relative:text;mso-position-vertical:absolute;mso-position-vertical-relative:text;mso-width-percent:0;mso-height-percent:0;mso-width-relative:page;mso-height-relative:page" o:gfxdata="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"/>
             </w:pict>
           </mc:Fallback>
         </mc:AlternateContent>
@@ -5239,7 +6691,7 @@
         <mc:AlternateContent>
           <mc:Choice Requires="wps">
             <w:drawing>
-              <wp:anchor distT="4294967295" distB="4294967295" distL="114300" distR="114300" simplePos="0" relativeHeight="251659264" behindDoc="0" locked="0" layoutInCell="1" allowOverlap="1">
+              <wp:anchor distT="4294967295" distB="4294967295" distL="114300" distR="114300" simplePos="0" relativeHeight="251657216" behindDoc="0" locked="0" layoutInCell="1" allowOverlap="1">
                 <wp:simplePos x="0" y="0"/>
                 <wp:positionH relativeFrom="column">
                   <wp:posOffset>-12065</wp:posOffset>
@@ -5300,7 +6752,7 @@
           </mc:Choice>
           <mc:Fallback>
             <w:pict>
-              <v:shape w14:anchorId="35642180" id="Straight Arrow Connector 8" o:spid="_x0000_s1026" type="#_x0000_t32" style="position:absolute;margin-left:-.95pt;margin-top:64.95pt;width:454.7pt;height:0;z-index:251659264;visibility:visible;mso-wrap-style:square;mso-width-percent:0;mso-height-percent:0;mso-wrap-distance-left:9pt;mso-wrap-distance-top:-3e-5mm;mso-wrap-distance-right:9pt;mso-wrap-distance-bottom:-3e-5mm;mso-position-horizontal:absolute;mso-position-horizontal-relative:text;mso-position-vertical:absolute;mso-position-vertical-relative:text;mso-width-percent:0;mso-height-percent:0;mso-width-relative:page;mso-height-relative:page" o:gfxdata="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"/>
+              <v:shape w14:anchorId="27911BC9" id="Straight Arrow Connector 8" o:spid="_x0000_s1026" type="#_x0000_t32" style="position:absolute;margin-left:-.95pt;margin-top:64.95pt;width:454.7pt;height:0;z-index:251657216;visibility:visible;mso-wrap-style:square;mso-width-percent:0;mso-height-percent:0;mso-wrap-distance-left:9pt;mso-wrap-distance-top:-3e-5mm;mso-wrap-distance-right:9pt;mso-wrap-distance-bottom:-3e-5mm;mso-position-horizontal:absolute;mso-position-horizontal-relative:text;mso-position-vertical:absolute;mso-position-vertical-relative:text;mso-width-percent:0;mso-height-percent:0;mso-width-relative:page;mso-height-relative:page" o:gfxdata="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"/>
             </w:pict>
           </mc:Fallback>
         </mc:AlternateContent>
@@ -5313,7 +6765,7 @@
         <mc:AlternateContent>
           <mc:Choice Requires="wps">
             <w:drawing>
-              <wp:anchor distT="4294967295" distB="4294967295" distL="114300" distR="114300" simplePos="0" relativeHeight="251658240" behindDoc="0" locked="0" layoutInCell="1" allowOverlap="1">
+              <wp:anchor distT="4294967295" distB="4294967295" distL="114300" distR="114300" simplePos="0" relativeHeight="251656192" behindDoc="0" locked="0" layoutInCell="1" allowOverlap="1">
                 <wp:simplePos x="0" y="0"/>
                 <wp:positionH relativeFrom="column">
                   <wp:posOffset>-12065</wp:posOffset>
@@ -5374,7 +6826,7 @@
           </mc:Choice>
           <mc:Fallback>
             <w:pict>
-              <v:shape w14:anchorId="6F7BA30E" id="Straight Arrow Connector 7" o:spid="_x0000_s1026" type="#_x0000_t32" style="position:absolute;margin-left:-.95pt;margin-top:46.2pt;width:454.7pt;height:0;z-index:251658240;visibility:visible;mso-wrap-style:square;mso-width-percent:0;mso-height-percent:0;mso-wrap-distance-left:9pt;mso-wrap-distance-top:-3e-5mm;mso-wrap-distance-right:9pt;mso-wrap-distance-bottom:-3e-5mm;mso-position-horizontal:absolute;mso-position-horizontal-relative:text;mso-position-vertical:absolute;mso-position-vertical-relative:text;mso-width-percent:0;mso-height-percent:0;mso-width-relative:page;mso-height-relative:page" o:gfxdata="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"/>
+              <v:shape w14:anchorId="0F6A3952" id="Straight Arrow Connector 7" o:spid="_x0000_s1026" type="#_x0000_t32" style="position:absolute;margin-left:-.95pt;margin-top:46.2pt;width:454.7pt;height:0;z-index:251656192;visibility:visible;mso-wrap-style:square;mso-width-percent:0;mso-height-percent:0;mso-wrap-distance-left:9pt;mso-wrap-distance-top:-3e-5mm;mso-wrap-distance-right:9pt;mso-wrap-distance-bottom:-3e-5mm;mso-position-horizontal:absolute;mso-position-horizontal-relative:text;mso-position-vertical:absolute;mso-position-vertical-relative:text;mso-width-percent:0;mso-height-percent:0;mso-width-relative:page;mso-height-relative:page" o:gfxdata="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"/>
             </w:pict>
           </mc:Fallback>
         </mc:AlternateContent>
@@ -5387,7 +6839,7 @@
         <mc:AlternateContent>
           <mc:Choice Requires="wps">
             <w:drawing>
-              <wp:anchor distT="4294967295" distB="4294967295" distL="114300" distR="114300" simplePos="0" relativeHeight="251657216" behindDoc="0" locked="0" layoutInCell="1" allowOverlap="1">
+              <wp:anchor distT="4294967295" distB="4294967295" distL="114300" distR="114300" simplePos="0" relativeHeight="251655168" behindDoc="0" locked="0" layoutInCell="1" allowOverlap="1">
                 <wp:simplePos x="0" y="0"/>
                 <wp:positionH relativeFrom="column">
                   <wp:posOffset>-12065</wp:posOffset>
@@ -5448,7 +6900,7 @@
           </mc:Choice>
           <mc:Fallback>
             <w:pict>
-              <v:shape w14:anchorId="3D5F7E6C" id="Straight Arrow Connector 6" o:spid="_x0000_s1026" type="#_x0000_t32" style="position:absolute;margin-left:-.95pt;margin-top:27.45pt;width:454.7pt;height:0;z-index:251657216;visibility:visible;mso-wrap-style:square;mso-width-percent:0;mso-height-percent:0;mso-wrap-distance-left:9pt;mso-wrap-distance-top:-3e-5mm;mso-wrap-distance-right:9pt;mso-wrap-distance-bottom:-3e-5mm;mso-position-horizontal:absolute;mso-position-horizontal-relative:text;mso-position-vertical:absolute;mso-position-vertical-relative:text;mso-width-percent:0;mso-height-percent:0;mso-width-relative:page;mso-height-relative:page" o:gfxdata="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"/>
+              <v:shape w14:anchorId="2FD01AB1" id="Straight Arrow Connector 6" o:spid="_x0000_s1026" type="#_x0000_t32" style="position:absolute;margin-left:-.95pt;margin-top:27.45pt;width:454.7pt;height:0;z-index:251655168;visibility:visible;mso-wrap-style:square;mso-width-percent:0;mso-height-percent:0;mso-wrap-distance-left:9pt;mso-wrap-distance-top:-3e-5mm;mso-wrap-distance-right:9pt;mso-wrap-distance-bottom:-3e-5mm;mso-position-horizontal:absolute;mso-position-horizontal-relative:text;mso-position-vertical:absolute;mso-position-vertical-relative:text;mso-width-percent:0;mso-height-percent:0;mso-width-relative:page;mso-height-relative:page" o:gfxdata="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"/>
             </w:pict>
           </mc:Fallback>
         </mc:AlternateContent>
@@ -5461,7 +6913,7 @@
         <mc:AlternateContent>
           <mc:Choice Requires="wps">
             <w:drawing>
-              <wp:anchor distT="4294967295" distB="4294967295" distL="114300" distR="114300" simplePos="0" relativeHeight="251656192" behindDoc="0" locked="0" layoutInCell="1" allowOverlap="1">
+              <wp:anchor distT="4294967295" distB="4294967295" distL="114300" distR="114300" simplePos="0" relativeHeight="251654144" behindDoc="0" locked="0" layoutInCell="1" allowOverlap="1">
                 <wp:simplePos x="0" y="0"/>
                 <wp:positionH relativeFrom="column">
                   <wp:posOffset>-12065</wp:posOffset>
@@ -5522,7 +6974,7 @@
           </mc:Choice>
           <mc:Fallback>
             <w:pict>
-              <v:shape w14:anchorId="04B662EF" id="Straight Arrow Connector 5" o:spid="_x0000_s1026" type="#_x0000_t32" style="position:absolute;margin-left:-.95pt;margin-top:9.45pt;width:454.7pt;height:0;z-index:251656192;visibility:visible;mso-wrap-style:square;mso-width-percent:0;mso-height-percent:0;mso-wrap-distance-left:9pt;mso-wrap-distance-top:-3e-5mm;mso-wrap-distance-right:9pt;mso-wrap-distance-bottom:-3e-5mm;mso-position-horizontal:absolute;mso-position-horizontal-relative:text;mso-position-vertical:absolute;mso-position-vertical-relative:text;mso-width-percent:0;mso-height-percent:0;mso-width-relative:page;mso-height-relative:page" o:gfxdata="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"/>
+              <v:shape w14:anchorId="3C178839" id="Straight Arrow Connector 5" o:spid="_x0000_s1026" type="#_x0000_t32" style="position:absolute;margin-left:-.95pt;margin-top:9.45pt;width:454.7pt;height:0;z-index:251654144;visibility:visible;mso-wrap-style:square;mso-width-percent:0;mso-height-percent:0;mso-wrap-distance-left:9pt;mso-wrap-distance-top:-3e-5mm;mso-wrap-distance-right:9pt;mso-wrap-distance-bottom:-3e-5mm;mso-position-horizontal:absolute;mso-position-horizontal-relative:text;mso-position-vertical:absolute;mso-position-vertical-relative:text;mso-width-percent:0;mso-height-percent:0;mso-width-relative:page;mso-height-relative:page" o:gfxdata="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"/>
             </w:pict>
           </mc:Fallback>
         </mc:AlternateContent>
@@ -5683,9 +7135,9 @@
 <file path=word/numbering.xml><?xml version="1.0" encoding="utf-8"?>
 <w:numbering xmlns:wpc="http://schemas.microsoft.com/office/word/2010/wordprocessingCanvas" xmlns:cx="http://schemas.microsoft.com/office/drawing/2014/chartex" xmlns:mc="http://schemas.openxmlformats.org/markup-compatibility/2006" xmlns:o="urn:schemas-microsoft-com:office:office" xmlns:r="http://schemas.openxmlformats.org/officeDocument/2006/relationships" xmlns:m="http://schemas.openxmlformats.org/officeDocument/2006/math" xmlns:v="urn:schemas-microsoft-com:vml" xmlns:wp14="http://schemas.microsoft.com/office/word/2010/wordprocessingDrawing" xmlns:wp="http://schemas.openxmlformats.org/drawingml/2006/wordprocessingDrawing" xmlns:w10="urn:schemas-microsoft-com:office:word" xmlns:w="http://schemas.openxmlformats.org/wordprocessingml/2006/main" xmlns:w14="http://schemas.microsoft.com/office/word/2010/wordml" xmlns:w15="http://schemas.microsoft.com/office/word/2012/wordml" xmlns:w16se="http://schemas.microsoft.com/office/word/2015/wordml/symex" xmlns:wpg="http://schemas.microsoft.com/office/word/2010/wordprocessingGroup" xmlns:wpi="http://schemas.microsoft.com/office/word/2010/wordprocessingInk" xmlns:wne="http://schemas.microsoft.com/office/word/2006/wordml" xmlns:wps="http://schemas.microsoft.com/office/word/2010/wordprocessingShape" mc:Ignorable="w14 w15 w16se wp14">
   <w:abstractNum w:abstractNumId="0" w15:restartNumberingAfterBreak="0">
-    <w:nsid w:val="1A782087"/>
+    <w:nsid w:val="19C12DD2"/>
     <w:multiLevelType w:val="hybridMultilevel"/>
-    <w:tmpl w:val="0B4A7664"/>
+    <w:tmpl w:val="3CDC15AC"/>
     <w:lvl w:ilvl="0" w:tplc="5DD06B14">
       <w:start w:val="2"/>
       <w:numFmt w:val="bullet"/>
@@ -5796,6 +7248,119 @@
     </w:lvl>
   </w:abstractNum>
   <w:abstractNum w:abstractNumId="1" w15:restartNumberingAfterBreak="0">
+    <w:nsid w:val="1A782087"/>
+    <w:multiLevelType w:val="hybridMultilevel"/>
+    <w:tmpl w:val="0B4A7664"/>
+    <w:lvl w:ilvl="0" w:tplc="5DD06B14">
+      <w:start w:val="2"/>
+      <w:numFmt w:val="bullet"/>
+      <w:lvlText w:val="-"/>
+      <w:lvlJc w:val="left"/>
+      <w:pPr>
+        <w:ind w:left="720" w:hanging="360"/>
+      </w:pPr>
+      <w:rPr>
+        <w:rFonts w:ascii="Times New Roman" w:eastAsia="Times New Roman" w:hAnsi="Times New Roman" w:cs="Times New Roman" w:hint="default"/>
+      </w:rPr>
+    </w:lvl>
+    <w:lvl w:ilvl="1" w:tplc="08090003" w:tentative="1">
+      <w:start w:val="1"/>
+      <w:numFmt w:val="bullet"/>
+      <w:lvlText w:val="o"/>
+      <w:lvlJc w:val="left"/>
+      <w:pPr>
+        <w:ind w:left="1440" w:hanging="360"/>
+      </w:pPr>
+      <w:rPr>
+        <w:rFonts w:ascii="Courier New" w:hAnsi="Courier New" w:cs="Courier New" w:hint="default"/>
+      </w:rPr>
+    </w:lvl>
+    <w:lvl w:ilvl="2" w:tplc="08090005" w:tentative="1">
+      <w:start w:val="1"/>
+      <w:numFmt w:val="bullet"/>
+      <w:lvlText w:val=""/>
+      <w:lvlJc w:val="left"/>
+      <w:pPr>
+        <w:ind w:left="2160" w:hanging="360"/>
+      </w:pPr>
+      <w:rPr>
+        <w:rFonts w:ascii="Wingdings" w:hAnsi="Wingdings" w:hint="default"/>
+      </w:rPr>
+    </w:lvl>
+    <w:lvl w:ilvl="3" w:tplc="08090001" w:tentative="1">
+      <w:start w:val="1"/>
+      <w:numFmt w:val="bullet"/>
+      <w:lvlText w:val=""/>
+      <w:lvlJc w:val="left"/>
+      <w:pPr>
+        <w:ind w:left="2880" w:hanging="360"/>
+      </w:pPr>
+      <w:rPr>
+        <w:rFonts w:ascii="Symbol" w:hAnsi="Symbol" w:hint="default"/>
+      </w:rPr>
+    </w:lvl>
+    <w:lvl w:ilvl="4" w:tplc="08090003" w:tentative="1">
+      <w:start w:val="1"/>
+      <w:numFmt w:val="bullet"/>
+      <w:lvlText w:val="o"/>
+      <w:lvlJc w:val="left"/>
+      <w:pPr>
+        <w:ind w:left="3600" w:hanging="360"/>
+      </w:pPr>
+      <w:rPr>
+        <w:rFonts w:ascii="Courier New" w:hAnsi="Courier New" w:cs="Courier New" w:hint="default"/>
+      </w:rPr>
+    </w:lvl>
+    <w:lvl w:ilvl="5" w:tplc="08090005" w:tentative="1">
+      <w:start w:val="1"/>
+      <w:numFmt w:val="bullet"/>
+      <w:lvlText w:val=""/>
+      <w:lvlJc w:val="left"/>
+      <w:pPr>
+        <w:ind w:left="4320" w:hanging="360"/>
+      </w:pPr>
+      <w:rPr>
+        <w:rFonts w:ascii="Wingdings" w:hAnsi="Wingdings" w:hint="default"/>
+      </w:rPr>
+    </w:lvl>
+    <w:lvl w:ilvl="6" w:tplc="08090001" w:tentative="1">
+      <w:start w:val="1"/>
+      <w:numFmt w:val="bullet"/>
+      <w:lvlText w:val=""/>
+      <w:lvlJc w:val="left"/>
+      <w:pPr>
+        <w:ind w:left="5040" w:hanging="360"/>
+      </w:pPr>
+      <w:rPr>
+        <w:rFonts w:ascii="Symbol" w:hAnsi="Symbol" w:hint="default"/>
+      </w:rPr>
+    </w:lvl>
+    <w:lvl w:ilvl="7" w:tplc="08090003" w:tentative="1">
+      <w:start w:val="1"/>
+      <w:numFmt w:val="bullet"/>
+      <w:lvlText w:val="o"/>
+      <w:lvlJc w:val="left"/>
+      <w:pPr>
+        <w:ind w:left="5760" w:hanging="360"/>
+      </w:pPr>
+      <w:rPr>
+        <w:rFonts w:ascii="Courier New" w:hAnsi="Courier New" w:cs="Courier New" w:hint="default"/>
+      </w:rPr>
+    </w:lvl>
+    <w:lvl w:ilvl="8" w:tplc="08090005" w:tentative="1">
+      <w:start w:val="1"/>
+      <w:numFmt w:val="bullet"/>
+      <w:lvlText w:val=""/>
+      <w:lvlJc w:val="left"/>
+      <w:pPr>
+        <w:ind w:left="6480" w:hanging="360"/>
+      </w:pPr>
+      <w:rPr>
+        <w:rFonts w:ascii="Wingdings" w:hAnsi="Wingdings" w:hint="default"/>
+      </w:rPr>
+    </w:lvl>
+  </w:abstractNum>
+  <w:abstractNum w:abstractNumId="2" w15:restartNumberingAfterBreak="0">
     <w:nsid w:val="282C487B"/>
     <w:multiLevelType w:val="hybridMultilevel"/>
     <w:tmpl w:val="D18C91DA"/>
@@ -5935,7 +7500,120 @@
       </w:rPr>
     </w:lvl>
   </w:abstractNum>
-  <w:abstractNum w:abstractNumId="2" w15:restartNumberingAfterBreak="0">
+  <w:abstractNum w:abstractNumId="3" w15:restartNumberingAfterBreak="0">
+    <w:nsid w:val="386D7FB0"/>
+    <w:multiLevelType w:val="hybridMultilevel"/>
+    <w:tmpl w:val="A6A802C2"/>
+    <w:lvl w:ilvl="0" w:tplc="08090001">
+      <w:start w:val="1"/>
+      <w:numFmt w:val="bullet"/>
+      <w:lvlText w:val=""/>
+      <w:lvlJc w:val="left"/>
+      <w:pPr>
+        <w:ind w:left="720" w:hanging="360"/>
+      </w:pPr>
+      <w:rPr>
+        <w:rFonts w:ascii="Symbol" w:hAnsi="Symbol" w:hint="default"/>
+      </w:rPr>
+    </w:lvl>
+    <w:lvl w:ilvl="1" w:tplc="08090003" w:tentative="1">
+      <w:start w:val="1"/>
+      <w:numFmt w:val="bullet"/>
+      <w:lvlText w:val="o"/>
+      <w:lvlJc w:val="left"/>
+      <w:pPr>
+        <w:ind w:left="1440" w:hanging="360"/>
+      </w:pPr>
+      <w:rPr>
+        <w:rFonts w:ascii="Courier New" w:hAnsi="Courier New" w:cs="Courier New" w:hint="default"/>
+      </w:rPr>
+    </w:lvl>
+    <w:lvl w:ilvl="2" w:tplc="08090005" w:tentative="1">
+      <w:start w:val="1"/>
+      <w:numFmt w:val="bullet"/>
+      <w:lvlText w:val=""/>
+      <w:lvlJc w:val="left"/>
+      <w:pPr>
+        <w:ind w:left="2160" w:hanging="360"/>
+      </w:pPr>
+      <w:rPr>
+        <w:rFonts w:ascii="Wingdings" w:hAnsi="Wingdings" w:hint="default"/>
+      </w:rPr>
+    </w:lvl>
+    <w:lvl w:ilvl="3" w:tplc="08090001" w:tentative="1">
+      <w:start w:val="1"/>
+      <w:numFmt w:val="bullet"/>
+      <w:lvlText w:val=""/>
+      <w:lvlJc w:val="left"/>
+      <w:pPr>
+        <w:ind w:left="2880" w:hanging="360"/>
+      </w:pPr>
+      <w:rPr>
+        <w:rFonts w:ascii="Symbol" w:hAnsi="Symbol" w:hint="default"/>
+      </w:rPr>
+    </w:lvl>
+    <w:lvl w:ilvl="4" w:tplc="08090003" w:tentative="1">
+      <w:start w:val="1"/>
+      <w:numFmt w:val="bullet"/>
+      <w:lvlText w:val="o"/>
+      <w:lvlJc w:val="left"/>
+      <w:pPr>
+        <w:ind w:left="3600" w:hanging="360"/>
+      </w:pPr>
+      <w:rPr>
+        <w:rFonts w:ascii="Courier New" w:hAnsi="Courier New" w:cs="Courier New" w:hint="default"/>
+      </w:rPr>
+    </w:lvl>
+    <w:lvl w:ilvl="5" w:tplc="08090005" w:tentative="1">
+      <w:start w:val="1"/>
+      <w:numFmt w:val="bullet"/>
+      <w:lvlText w:val=""/>
+      <w:lvlJc w:val="left"/>
+      <w:pPr>
+        <w:ind w:left="4320" w:hanging="360"/>
+      </w:pPr>
+      <w:rPr>
+        <w:rFonts w:ascii="Wingdings" w:hAnsi="Wingdings" w:hint="default"/>
+      </w:rPr>
+    </w:lvl>
+    <w:lvl w:ilvl="6" w:tplc="08090001" w:tentative="1">
+      <w:start w:val="1"/>
+      <w:numFmt w:val="bullet"/>
+      <w:lvlText w:val=""/>
+      <w:lvlJc w:val="left"/>
+      <w:pPr>
+        <w:ind w:left="5040" w:hanging="360"/>
+      </w:pPr>
+      <w:rPr>
+        <w:rFonts w:ascii="Symbol" w:hAnsi="Symbol" w:hint="default"/>
+      </w:rPr>
+    </w:lvl>
+    <w:lvl w:ilvl="7" w:tplc="08090003" w:tentative="1">
+      <w:start w:val="1"/>
+      <w:numFmt w:val="bullet"/>
+      <w:lvlText w:val="o"/>
+      <w:lvlJc w:val="left"/>
+      <w:pPr>
+        <w:ind w:left="5760" w:hanging="360"/>
+      </w:pPr>
+      <w:rPr>
+        <w:rFonts w:ascii="Courier New" w:hAnsi="Courier New" w:cs="Courier New" w:hint="default"/>
+      </w:rPr>
+    </w:lvl>
+    <w:lvl w:ilvl="8" w:tplc="08090005" w:tentative="1">
+      <w:start w:val="1"/>
+      <w:numFmt w:val="bullet"/>
+      <w:lvlText w:val=""/>
+      <w:lvlJc w:val="left"/>
+      <w:pPr>
+        <w:ind w:left="6480" w:hanging="360"/>
+      </w:pPr>
+      <w:rPr>
+        <w:rFonts w:ascii="Wingdings" w:hAnsi="Wingdings" w:hint="default"/>
+      </w:rPr>
+    </w:lvl>
+  </w:abstractNum>
+  <w:abstractNum w:abstractNumId="4" w15:restartNumberingAfterBreak="0">
     <w:nsid w:val="43067BD4"/>
     <w:multiLevelType w:val="hybridMultilevel"/>
     <w:tmpl w:val="7BB8C598"/>
@@ -6075,7 +7753,7 @@
       </w:rPr>
     </w:lvl>
   </w:abstractNum>
-  <w:abstractNum w:abstractNumId="3" w15:restartNumberingAfterBreak="0">
+  <w:abstractNum w:abstractNumId="5" w15:restartNumberingAfterBreak="0">
     <w:nsid w:val="4CA34940"/>
     <w:multiLevelType w:val="hybridMultilevel"/>
     <w:tmpl w:val="9E547AC4"/>
@@ -6215,7 +7893,7 @@
       </w:rPr>
     </w:lvl>
   </w:abstractNum>
-  <w:abstractNum w:abstractNumId="4" w15:restartNumberingAfterBreak="0">
+  <w:abstractNum w:abstractNumId="6" w15:restartNumberingAfterBreak="0">
     <w:nsid w:val="4D614E43"/>
     <w:multiLevelType w:val="hybridMultilevel"/>
     <w:tmpl w:val="5DF27BB0"/>
@@ -6355,7 +8033,7 @@
       </w:rPr>
     </w:lvl>
   </w:abstractNum>
-  <w:abstractNum w:abstractNumId="5" w15:restartNumberingAfterBreak="0">
+  <w:abstractNum w:abstractNumId="7" w15:restartNumberingAfterBreak="0">
     <w:nsid w:val="5BBC127A"/>
     <w:multiLevelType w:val="hybridMultilevel"/>
     <w:tmpl w:val="F0AE0908"/>
@@ -6495,7 +8173,7 @@
       </w:rPr>
     </w:lvl>
   </w:abstractNum>
-  <w:abstractNum w:abstractNumId="6" w15:restartNumberingAfterBreak="0">
+  <w:abstractNum w:abstractNumId="8" w15:restartNumberingAfterBreak="0">
     <w:nsid w:val="5E6C1C71"/>
     <w:multiLevelType w:val="hybridMultilevel"/>
     <w:tmpl w:val="A75AC7C0"/>
@@ -6635,7 +8313,7 @@
       </w:rPr>
     </w:lvl>
   </w:abstractNum>
-  <w:abstractNum w:abstractNumId="7" w15:restartNumberingAfterBreak="0">
+  <w:abstractNum w:abstractNumId="9" w15:restartNumberingAfterBreak="0">
     <w:nsid w:val="778A3808"/>
     <w:multiLevelType w:val="hybridMultilevel"/>
     <w:tmpl w:val="6BF02EEA"/>
@@ -6749,27 +8427,33 @@
     </w:lvl>
   </w:abstractNum>
   <w:num w:numId="1">
+    <w:abstractNumId w:val="7"/>
+  </w:num>
+  <w:num w:numId="2">
     <w:abstractNumId w:val="5"/>
   </w:num>
-  <w:num w:numId="2">
+  <w:num w:numId="3">
+    <w:abstractNumId w:val="2"/>
+  </w:num>
+  <w:num w:numId="4">
+    <w:abstractNumId w:val="8"/>
+  </w:num>
+  <w:num w:numId="5">
+    <w:abstractNumId w:val="6"/>
+  </w:num>
+  <w:num w:numId="6">
+    <w:abstractNumId w:val="4"/>
+  </w:num>
+  <w:num w:numId="7">
+    <w:abstractNumId w:val="9"/>
+  </w:num>
+  <w:num w:numId="8">
+    <w:abstractNumId w:val="1"/>
+  </w:num>
+  <w:num w:numId="9">
     <w:abstractNumId w:val="3"/>
   </w:num>
-  <w:num w:numId="3">
-    <w:abstractNumId w:val="1"/>
-  </w:num>
-  <w:num w:numId="4">
-    <w:abstractNumId w:val="6"/>
-  </w:num>
-  <w:num w:numId="5">
-    <w:abstractNumId w:val="4"/>
-  </w:num>
-  <w:num w:numId="6">
-    <w:abstractNumId w:val="2"/>
-  </w:num>
-  <w:num w:numId="7">
-    <w:abstractNumId w:val="7"/>
-  </w:num>
-  <w:num w:numId="8">
+  <w:num w:numId="10">
     <w:abstractNumId w:val="0"/>
   </w:num>
 </w:numbering>
@@ -7901,7 +9585,7 @@
 </file>
 
 <file path=customXml/itemProps1.xml><?xml version="1.0" encoding="utf-8"?>
-<ds:datastoreItem xmlns:ds="http://schemas.openxmlformats.org/officeDocument/2006/customXml" ds:itemID="{5D1A8458-101A-4869-900C-8301651B2D1E}">
+<ds:datastoreItem xmlns:ds="http://schemas.openxmlformats.org/officeDocument/2006/customXml" ds:itemID="{427963A8-8EE1-4BA6-AE3C-0AB4BA79FF38}">
   <ds:schemaRefs>
     <ds:schemaRef ds:uri="http://schemas.openxmlformats.org/officeDocument/2006/bibliography"/>
   </ds:schemaRefs>

--- a/docs/Maturski rad - urnek (1).docx
+++ b/docs/Maturski rad - urnek (1).docx
@@ -151,7 +151,7 @@
           </mc:Choice>
           <mc:Fallback>
             <w:pict>
-              <v:rect w14:anchorId="102AE756" id="Rectangle 26" o:spid="_x0000_s1026" style="position:absolute;margin-left:-27pt;margin-top:-73.05pt;width:423pt;height:81pt;z-index:251658240;visibility:visible;mso-wrap-style:square;mso-width-percent:0;mso-height-percent:0;mso-wrap-distance-left:9pt;mso-wrap-distance-top:0;mso-wrap-distance-right:9pt;mso-wrap-distance-bottom:0;mso-position-horizontal:absolute;mso-position-horizontal-relative:text;mso-position-vertical:absolute;mso-position-vertical-relative:text;mso-width-percent:0;mso-height-percent:0;mso-width-relative:page;mso-height-relative:page;v-text-anchor:top" o:gfxdata="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" strokecolor="white"/>
+              <v:rect w14:anchorId="7F97FBE4" id="Rectangle 26" o:spid="_x0000_s1026" style="position:absolute;margin-left:-27pt;margin-top:-73.05pt;width:423pt;height:81pt;z-index:251658240;visibility:visible;mso-wrap-style:square;mso-width-percent:0;mso-height-percent:0;mso-wrap-distance-left:9pt;mso-wrap-distance-top:0;mso-wrap-distance-right:9pt;mso-wrap-distance-bottom:0;mso-position-horizontal:absolute;mso-position-horizontal-relative:text;mso-position-vertical:absolute;mso-position-vertical-relative:text;mso-width-percent:0;mso-height-percent:0;mso-width-relative:page;mso-height-relative:page;v-text-anchor:top" o:gfxdata="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" strokecolor="white"/>
             </w:pict>
           </mc:Fallback>
         </mc:AlternateContent>
@@ -729,7 +729,7 @@
           </mc:Choice>
           <mc:Fallback>
             <w:pict>
-              <v:rect w14:anchorId="34698DC2" id="Rectangle 25" o:spid="_x0000_s1026" style="position:absolute;margin-left:12pt;margin-top:483.1pt;width:423pt;height:81pt;z-index:251659264;visibility:visible;mso-wrap-style:square;mso-width-percent:0;mso-height-percent:0;mso-wrap-distance-left:9pt;mso-wrap-distance-top:0;mso-wrap-distance-right:9pt;mso-wrap-distance-bottom:0;mso-position-horizontal:absolute;mso-position-horizontal-relative:text;mso-position-vertical:absolute;mso-position-vertical-relative:text;mso-width-percent:0;mso-height-percent:0;mso-width-relative:page;mso-height-relative:page;v-text-anchor:top" o:gfxdata="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" strokecolor="white"/>
+              <v:rect w14:anchorId="5F0C71FE" id="Rectangle 25" o:spid="_x0000_s1026" style="position:absolute;margin-left:12pt;margin-top:483.1pt;width:423pt;height:81pt;z-index:251659264;visibility:visible;mso-wrap-style:square;mso-width-percent:0;mso-height-percent:0;mso-wrap-distance-left:9pt;mso-wrap-distance-top:0;mso-wrap-distance-right:9pt;mso-wrap-distance-bottom:0;mso-position-horizontal:absolute;mso-position-horizontal-relative:text;mso-position-vertical:absolute;mso-position-vertical-relative:text;mso-width-percent:0;mso-height-percent:0;mso-width-relative:page;mso-height-relative:page;v-text-anchor:top" o:gfxdata="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" strokecolor="white"/>
             </w:pict>
           </mc:Fallback>
         </mc:AlternateContent>
@@ -774,9 +774,11 @@
           <w:pPr>
             <w:pStyle w:val="TOCHeading"/>
           </w:pPr>
+          <w:proofErr w:type="spellStart"/>
           <w:r>
             <w:t>Sadržaj</w:t>
           </w:r>
+          <w:proofErr w:type="spellEnd"/>
         </w:p>
         <w:p/>
         <w:p>
@@ -802,7 +804,7 @@
           <w:r>
             <w:fldChar w:fldCharType="separate"/>
           </w:r>
-          <w:hyperlink w:anchor="_Toc223818033" w:history="1">
+          <w:hyperlink w:anchor="_Toc223859589" w:history="1">
             <w:r>
               <w:rPr>
                 <w:rStyle w:val="Hyperlink"/>
@@ -829,7 +831,7 @@
                 <w:noProof/>
                 <w:webHidden/>
               </w:rPr>
-              <w:instrText xml:space="preserve"> PAGEREF _Toc223818033 \h </w:instrText>
+              <w:instrText xml:space="preserve"> PAGEREF _Toc223859589 \h </w:instrText>
             </w:r>
             <w:r>
               <w:rPr>
@@ -874,7 +876,7 @@
               <w:lang w:val="en-GB" w:eastAsia="en-GB"/>
             </w:rPr>
           </w:pPr>
-          <w:hyperlink w:anchor="_Toc223818034" w:history="1">
+          <w:hyperlink w:anchor="_Toc223859590" w:history="1">
             <w:r>
               <w:rPr>
                 <w:rStyle w:val="Hyperlink"/>
@@ -901,7 +903,7 @@
                 <w:noProof/>
                 <w:webHidden/>
               </w:rPr>
-              <w:instrText xml:space="preserve"> PAGEREF _Toc223818034 \h </w:instrText>
+              <w:instrText xml:space="preserve"> PAGEREF _Toc223859590 \h </w:instrText>
             </w:r>
             <w:r>
               <w:rPr>
@@ -946,7 +948,7 @@
               <w:lang w:val="en-GB" w:eastAsia="en-GB"/>
             </w:rPr>
           </w:pPr>
-          <w:hyperlink w:anchor="_Toc223818035" w:history="1">
+          <w:hyperlink w:anchor="_Toc223859591" w:history="1">
             <w:r>
               <w:rPr>
                 <w:rStyle w:val="Hyperlink"/>
@@ -973,7 +975,7 @@
                 <w:noProof/>
                 <w:webHidden/>
               </w:rPr>
-              <w:instrText xml:space="preserve"> PAGEREF _Toc223818035 \h </w:instrText>
+              <w:instrText xml:space="preserve"> PAGEREF _Toc223859591 \h </w:instrText>
             </w:r>
             <w:r>
               <w:rPr>
@@ -1018,7 +1020,7 @@
               <w:lang w:val="en-GB" w:eastAsia="en-GB"/>
             </w:rPr>
           </w:pPr>
-          <w:hyperlink w:anchor="_Toc223818036" w:history="1">
+          <w:hyperlink w:anchor="_Toc223859592" w:history="1">
             <w:r>
               <w:rPr>
                 <w:rStyle w:val="Hyperlink"/>
@@ -1053,7 +1055,7 @@
                 <w:noProof/>
                 <w:webHidden/>
               </w:rPr>
-              <w:instrText xml:space="preserve"> PAGEREF _Toc223818036 \h </w:instrText>
+              <w:instrText xml:space="preserve"> PAGEREF _Toc223859592 \h </w:instrText>
             </w:r>
             <w:r>
               <w:rPr>
@@ -1098,7 +1100,7 @@
               <w:lang w:val="en-GB" w:eastAsia="en-GB"/>
             </w:rPr>
           </w:pPr>
-          <w:hyperlink w:anchor="_Toc223818037" w:history="1">
+          <w:hyperlink w:anchor="_Toc223859593" w:history="1">
             <w:r>
               <w:rPr>
                 <w:rStyle w:val="Hyperlink"/>
@@ -1133,7 +1135,7 @@
                 <w:noProof/>
                 <w:webHidden/>
               </w:rPr>
-              <w:instrText xml:space="preserve"> PAGEREF _Toc223818037 \h </w:instrText>
+              <w:instrText xml:space="preserve"> PAGEREF _Toc223859593 \h </w:instrText>
             </w:r>
             <w:r>
               <w:rPr>
@@ -1178,7 +1180,7 @@
               <w:lang w:val="en-GB" w:eastAsia="en-GB"/>
             </w:rPr>
           </w:pPr>
-          <w:hyperlink w:anchor="_Toc223818038" w:history="1">
+          <w:hyperlink w:anchor="_Toc223859594" w:history="1">
             <w:r>
               <w:rPr>
                 <w:rStyle w:val="Hyperlink"/>
@@ -1205,7 +1207,7 @@
                 <w:noProof/>
                 <w:webHidden/>
               </w:rPr>
-              <w:instrText xml:space="preserve"> PAGEREF _Toc223818038 \h </w:instrText>
+              <w:instrText xml:space="preserve"> PAGEREF _Toc223859594 \h </w:instrText>
             </w:r>
             <w:r>
               <w:rPr>
@@ -1250,7 +1252,7 @@
               <w:lang w:val="en-GB" w:eastAsia="en-GB"/>
             </w:rPr>
           </w:pPr>
-          <w:hyperlink w:anchor="_Toc223818039" w:history="1">
+          <w:hyperlink w:anchor="_Toc223859595" w:history="1">
             <w:r>
               <w:rPr>
                 <w:rStyle w:val="Hyperlink"/>
@@ -1277,7 +1279,7 @@
                 <w:noProof/>
                 <w:webHidden/>
               </w:rPr>
-              <w:instrText xml:space="preserve"> PAGEREF _Toc223818039 \h </w:instrText>
+              <w:instrText xml:space="preserve"> PAGEREF _Toc223859595 \h </w:instrText>
             </w:r>
             <w:r>
               <w:rPr>
@@ -1322,7 +1324,7 @@
               <w:lang w:val="en-GB" w:eastAsia="en-GB"/>
             </w:rPr>
           </w:pPr>
-          <w:hyperlink w:anchor="_Toc223818040" w:history="1">
+          <w:hyperlink w:anchor="_Toc223859596" w:history="1">
             <w:r>
               <w:rPr>
                 <w:rStyle w:val="Hyperlink"/>
@@ -1349,7 +1351,7 @@
                 <w:noProof/>
                 <w:webHidden/>
               </w:rPr>
-              <w:instrText xml:space="preserve"> PAGEREF _Toc223818040 \h </w:instrText>
+              <w:instrText xml:space="preserve"> PAGEREF _Toc223859596 \h </w:instrText>
             </w:r>
             <w:r>
               <w:rPr>
@@ -1394,7 +1396,7 @@
               <w:lang w:val="en-GB" w:eastAsia="en-GB"/>
             </w:rPr>
           </w:pPr>
-          <w:hyperlink w:anchor="_Toc223818041" w:history="1">
+          <w:hyperlink w:anchor="_Toc223859597" w:history="1">
             <w:r>
               <w:rPr>
                 <w:rStyle w:val="Hyperlink"/>
@@ -1421,7 +1423,7 @@
                 <w:noProof/>
                 <w:webHidden/>
               </w:rPr>
-              <w:instrText xml:space="preserve"> PAGEREF _Toc223818041 \h </w:instrText>
+              <w:instrText xml:space="preserve"> PAGEREF _Toc223859597 \h </w:instrText>
             </w:r>
             <w:r>
               <w:rPr>
@@ -1466,7 +1468,7 @@
               <w:lang w:val="en-GB" w:eastAsia="en-GB"/>
             </w:rPr>
           </w:pPr>
-          <w:hyperlink w:anchor="_Toc223818042" w:history="1">
+          <w:hyperlink w:anchor="_Toc223859598" w:history="1">
             <w:r>
               <w:rPr>
                 <w:rStyle w:val="Hyperlink"/>
@@ -1493,7 +1495,7 @@
                 <w:noProof/>
                 <w:webHidden/>
               </w:rPr>
-              <w:instrText xml:space="preserve"> PAGEREF _Toc223818042 \h </w:instrText>
+              <w:instrText xml:space="preserve"> PAGEREF _Toc223859598 \h </w:instrText>
             </w:r>
             <w:r>
               <w:rPr>
@@ -1538,7 +1540,7 @@
               <w:lang w:val="en-GB" w:eastAsia="en-GB"/>
             </w:rPr>
           </w:pPr>
-          <w:hyperlink w:anchor="_Toc223818043" w:history="1">
+          <w:hyperlink w:anchor="_Toc223859599" w:history="1">
             <w:r>
               <w:rPr>
                 <w:rStyle w:val="Hyperlink"/>
@@ -1565,7 +1567,7 @@
                 <w:noProof/>
                 <w:webHidden/>
               </w:rPr>
-              <w:instrText xml:space="preserve"> PAGEREF _Toc223818043 \h </w:instrText>
+              <w:instrText xml:space="preserve"> PAGEREF _Toc223859599 \h </w:instrText>
             </w:r>
             <w:r>
               <w:rPr>
@@ -1610,7 +1612,7 @@
               <w:lang w:val="en-GB" w:eastAsia="en-GB"/>
             </w:rPr>
           </w:pPr>
-          <w:hyperlink w:anchor="_Toc223818044" w:history="1">
+          <w:hyperlink w:anchor="_Toc223859600" w:history="1">
             <w:r>
               <w:rPr>
                 <w:rStyle w:val="Hyperlink"/>
@@ -1637,7 +1639,7 @@
                 <w:noProof/>
                 <w:webHidden/>
               </w:rPr>
-              <w:instrText xml:space="preserve"> PAGEREF _Toc223818044 \h </w:instrText>
+              <w:instrText xml:space="preserve"> PAGEREF _Toc223859600 \h </w:instrText>
             </w:r>
             <w:r>
               <w:rPr>
@@ -1658,6 +1660,438 @@
                 <w:webHidden/>
               </w:rPr>
               <w:t>12</w:t>
+            </w:r>
+            <w:r>
+              <w:rPr>
+                <w:noProof/>
+                <w:webHidden/>
+              </w:rPr>
+              <w:fldChar w:fldCharType="end"/>
+            </w:r>
+          </w:hyperlink>
+        </w:p>
+        <w:p>
+          <w:pPr>
+            <w:pStyle w:val="TOC3"/>
+            <w:tabs>
+              <w:tab w:val="right" w:leader="dot" w:pos="9062"/>
+            </w:tabs>
+            <w:rPr>
+              <w:rFonts w:asciiTheme="minorHAnsi" w:eastAsiaTheme="minorEastAsia" w:hAnsiTheme="minorHAnsi" w:cstheme="minorBidi"/>
+              <w:noProof/>
+              <w:sz w:val="22"/>
+              <w:szCs w:val="22"/>
+              <w:lang w:val="en-GB" w:eastAsia="en-GB"/>
+            </w:rPr>
+          </w:pPr>
+          <w:hyperlink w:anchor="_Toc223859601" w:history="1">
+            <w:r>
+              <w:rPr>
+                <w:rStyle w:val="Hyperlink"/>
+                <w:noProof/>
+              </w:rPr>
+              <w:t>Dizajn aplikacije</w:t>
+            </w:r>
+            <w:r>
+              <w:rPr>
+                <w:noProof/>
+                <w:webHidden/>
+              </w:rPr>
+              <w:tab/>
+            </w:r>
+            <w:r>
+              <w:rPr>
+                <w:noProof/>
+                <w:webHidden/>
+              </w:rPr>
+              <w:fldChar w:fldCharType="begin"/>
+            </w:r>
+            <w:r>
+              <w:rPr>
+                <w:noProof/>
+                <w:webHidden/>
+              </w:rPr>
+              <w:instrText xml:space="preserve"> PAGEREF _Toc223859601 \h </w:instrText>
+            </w:r>
+            <w:r>
+              <w:rPr>
+                <w:noProof/>
+                <w:webHidden/>
+              </w:rPr>
+            </w:r>
+            <w:r>
+              <w:rPr>
+                <w:noProof/>
+                <w:webHidden/>
+              </w:rPr>
+              <w:fldChar w:fldCharType="separate"/>
+            </w:r>
+            <w:r>
+              <w:rPr>
+                <w:noProof/>
+                <w:webHidden/>
+              </w:rPr>
+              <w:t>12</w:t>
+            </w:r>
+            <w:r>
+              <w:rPr>
+                <w:noProof/>
+                <w:webHidden/>
+              </w:rPr>
+              <w:fldChar w:fldCharType="end"/>
+            </w:r>
+          </w:hyperlink>
+        </w:p>
+        <w:p>
+          <w:pPr>
+            <w:pStyle w:val="TOC3"/>
+            <w:tabs>
+              <w:tab w:val="right" w:leader="dot" w:pos="9062"/>
+            </w:tabs>
+            <w:rPr>
+              <w:rFonts w:asciiTheme="minorHAnsi" w:eastAsiaTheme="minorEastAsia" w:hAnsiTheme="minorHAnsi" w:cstheme="minorBidi"/>
+              <w:noProof/>
+              <w:sz w:val="22"/>
+              <w:szCs w:val="22"/>
+              <w:lang w:val="en-GB" w:eastAsia="en-GB"/>
+            </w:rPr>
+          </w:pPr>
+          <w:hyperlink w:anchor="_Toc223859602" w:history="1">
+            <w:r>
+              <w:rPr>
+                <w:rStyle w:val="Hyperlink"/>
+                <w:noProof/>
+              </w:rPr>
+              <w:t>Funkcionalnost aplikacije</w:t>
+            </w:r>
+            <w:r>
+              <w:rPr>
+                <w:noProof/>
+                <w:webHidden/>
+              </w:rPr>
+              <w:tab/>
+            </w:r>
+            <w:r>
+              <w:rPr>
+                <w:noProof/>
+                <w:webHidden/>
+              </w:rPr>
+              <w:fldChar w:fldCharType="begin"/>
+            </w:r>
+            <w:r>
+              <w:rPr>
+                <w:noProof/>
+                <w:webHidden/>
+              </w:rPr>
+              <w:instrText xml:space="preserve"> PAGEREF _Toc223859602 \h </w:instrText>
+            </w:r>
+            <w:r>
+              <w:rPr>
+                <w:noProof/>
+                <w:webHidden/>
+              </w:rPr>
+            </w:r>
+            <w:r>
+              <w:rPr>
+                <w:noProof/>
+                <w:webHidden/>
+              </w:rPr>
+              <w:fldChar w:fldCharType="separate"/>
+            </w:r>
+            <w:r>
+              <w:rPr>
+                <w:noProof/>
+                <w:webHidden/>
+              </w:rPr>
+              <w:t>14</w:t>
+            </w:r>
+            <w:r>
+              <w:rPr>
+                <w:noProof/>
+                <w:webHidden/>
+              </w:rPr>
+              <w:fldChar w:fldCharType="end"/>
+            </w:r>
+          </w:hyperlink>
+        </w:p>
+        <w:p>
+          <w:pPr>
+            <w:pStyle w:val="TOC2"/>
+            <w:tabs>
+              <w:tab w:val="right" w:leader="dot" w:pos="9062"/>
+            </w:tabs>
+            <w:rPr>
+              <w:rFonts w:asciiTheme="minorHAnsi" w:eastAsiaTheme="minorEastAsia" w:hAnsiTheme="minorHAnsi" w:cstheme="minorBidi"/>
+              <w:noProof/>
+              <w:sz w:val="22"/>
+              <w:szCs w:val="22"/>
+              <w:lang w:val="en-GB" w:eastAsia="en-GB"/>
+            </w:rPr>
+          </w:pPr>
+          <w:hyperlink w:anchor="_Toc223859603" w:history="1">
+            <w:r>
+              <w:rPr>
+                <w:rStyle w:val="Hyperlink"/>
+                <w:noProof/>
+              </w:rPr>
+              <w:t>5.2. Web aplikacija</w:t>
+            </w:r>
+            <w:r>
+              <w:rPr>
+                <w:noProof/>
+                <w:webHidden/>
+              </w:rPr>
+              <w:tab/>
+            </w:r>
+            <w:r>
+              <w:rPr>
+                <w:noProof/>
+                <w:webHidden/>
+              </w:rPr>
+              <w:fldChar w:fldCharType="begin"/>
+            </w:r>
+            <w:r>
+              <w:rPr>
+                <w:noProof/>
+                <w:webHidden/>
+              </w:rPr>
+              <w:instrText xml:space="preserve"> PAGEREF _Toc223859603 \h </w:instrText>
+            </w:r>
+            <w:r>
+              <w:rPr>
+                <w:noProof/>
+                <w:webHidden/>
+              </w:rPr>
+            </w:r>
+            <w:r>
+              <w:rPr>
+                <w:noProof/>
+                <w:webHidden/>
+              </w:rPr>
+              <w:fldChar w:fldCharType="separate"/>
+            </w:r>
+            <w:r>
+              <w:rPr>
+                <w:noProof/>
+                <w:webHidden/>
+              </w:rPr>
+              <w:t>15</w:t>
+            </w:r>
+            <w:r>
+              <w:rPr>
+                <w:noProof/>
+                <w:webHidden/>
+              </w:rPr>
+              <w:fldChar w:fldCharType="end"/>
+            </w:r>
+          </w:hyperlink>
+        </w:p>
+        <w:p>
+          <w:pPr>
+            <w:pStyle w:val="TOC3"/>
+            <w:tabs>
+              <w:tab w:val="right" w:leader="dot" w:pos="9062"/>
+            </w:tabs>
+            <w:rPr>
+              <w:rFonts w:asciiTheme="minorHAnsi" w:eastAsiaTheme="minorEastAsia" w:hAnsiTheme="minorHAnsi" w:cstheme="minorBidi"/>
+              <w:noProof/>
+              <w:sz w:val="22"/>
+              <w:szCs w:val="22"/>
+              <w:lang w:val="en-GB" w:eastAsia="en-GB"/>
+            </w:rPr>
+          </w:pPr>
+          <w:hyperlink w:anchor="_Toc223859604" w:history="1">
+            <w:r>
+              <w:rPr>
+                <w:rStyle w:val="Hyperlink"/>
+                <w:noProof/>
+              </w:rPr>
+              <w:t>Dizajn aplikacije</w:t>
+            </w:r>
+            <w:r>
+              <w:rPr>
+                <w:noProof/>
+                <w:webHidden/>
+              </w:rPr>
+              <w:tab/>
+            </w:r>
+            <w:r>
+              <w:rPr>
+                <w:noProof/>
+                <w:webHidden/>
+              </w:rPr>
+              <w:fldChar w:fldCharType="begin"/>
+            </w:r>
+            <w:r>
+              <w:rPr>
+                <w:noProof/>
+                <w:webHidden/>
+              </w:rPr>
+              <w:instrText xml:space="preserve"> PAGEREF _Toc223859604 \h </w:instrText>
+            </w:r>
+            <w:r>
+              <w:rPr>
+                <w:noProof/>
+                <w:webHidden/>
+              </w:rPr>
+            </w:r>
+            <w:r>
+              <w:rPr>
+                <w:noProof/>
+                <w:webHidden/>
+              </w:rPr>
+              <w:fldChar w:fldCharType="separate"/>
+            </w:r>
+            <w:r>
+              <w:rPr>
+                <w:noProof/>
+                <w:webHidden/>
+              </w:rPr>
+              <w:t>15</w:t>
+            </w:r>
+            <w:r>
+              <w:rPr>
+                <w:noProof/>
+                <w:webHidden/>
+              </w:rPr>
+              <w:fldChar w:fldCharType="end"/>
+            </w:r>
+          </w:hyperlink>
+        </w:p>
+        <w:p>
+          <w:pPr>
+            <w:pStyle w:val="TOC3"/>
+            <w:tabs>
+              <w:tab w:val="right" w:leader="dot" w:pos="9062"/>
+            </w:tabs>
+            <w:rPr>
+              <w:rFonts w:asciiTheme="minorHAnsi" w:eastAsiaTheme="minorEastAsia" w:hAnsiTheme="minorHAnsi" w:cstheme="minorBidi"/>
+              <w:noProof/>
+              <w:sz w:val="22"/>
+              <w:szCs w:val="22"/>
+              <w:lang w:val="en-GB" w:eastAsia="en-GB"/>
+            </w:rPr>
+          </w:pPr>
+          <w:hyperlink w:anchor="_Toc223859605" w:history="1">
+            <w:r>
+              <w:rPr>
+                <w:rStyle w:val="Hyperlink"/>
+                <w:noProof/>
+              </w:rPr>
+              <w:t>Funkcionalnost aplikacije</w:t>
+            </w:r>
+            <w:r>
+              <w:rPr>
+                <w:noProof/>
+                <w:webHidden/>
+              </w:rPr>
+              <w:tab/>
+            </w:r>
+            <w:r>
+              <w:rPr>
+                <w:noProof/>
+                <w:webHidden/>
+              </w:rPr>
+              <w:fldChar w:fldCharType="begin"/>
+            </w:r>
+            <w:r>
+              <w:rPr>
+                <w:noProof/>
+                <w:webHidden/>
+              </w:rPr>
+              <w:instrText xml:space="preserve"> PAGEREF _Toc223859605 \h </w:instrText>
+            </w:r>
+            <w:r>
+              <w:rPr>
+                <w:noProof/>
+                <w:webHidden/>
+              </w:rPr>
+            </w:r>
+            <w:r>
+              <w:rPr>
+                <w:noProof/>
+                <w:webHidden/>
+              </w:rPr>
+              <w:fldChar w:fldCharType="separate"/>
+            </w:r>
+            <w:r>
+              <w:rPr>
+                <w:noProof/>
+                <w:webHidden/>
+              </w:rPr>
+              <w:t>15</w:t>
+            </w:r>
+            <w:r>
+              <w:rPr>
+                <w:noProof/>
+                <w:webHidden/>
+              </w:rPr>
+              <w:fldChar w:fldCharType="end"/>
+            </w:r>
+          </w:hyperlink>
+        </w:p>
+        <w:p>
+          <w:pPr>
+            <w:pStyle w:val="TOC2"/>
+            <w:tabs>
+              <w:tab w:val="right" w:leader="dot" w:pos="9062"/>
+            </w:tabs>
+            <w:rPr>
+              <w:rFonts w:asciiTheme="minorHAnsi" w:eastAsiaTheme="minorEastAsia" w:hAnsiTheme="minorHAnsi" w:cstheme="minorBidi"/>
+              <w:noProof/>
+              <w:sz w:val="22"/>
+              <w:szCs w:val="22"/>
+              <w:lang w:val="en-GB" w:eastAsia="en-GB"/>
+            </w:rPr>
+          </w:pPr>
+          <w:hyperlink w:anchor="_Toc223859606" w:history="1">
+            <w:r>
+              <w:rPr>
+                <w:rStyle w:val="Hyperlink"/>
+                <w:noProof/>
+              </w:rPr>
+              <w:t>5.3. .ino rješenje</w:t>
+            </w:r>
+            <w:r>
+              <w:rPr>
+                <w:noProof/>
+                <w:webHidden/>
+              </w:rPr>
+              <w:tab/>
+            </w:r>
+            <w:r>
+              <w:rPr>
+                <w:noProof/>
+                <w:webHidden/>
+              </w:rPr>
+              <w:fldChar w:fldCharType="begin"/>
+            </w:r>
+            <w:r>
+              <w:rPr>
+                <w:noProof/>
+                <w:webHidden/>
+              </w:rPr>
+              <w:instrText xml:space="preserve"> PAGEREF _Toc223859606 \h </w:instrText>
+            </w:r>
+            <w:r>
+              <w:rPr>
+                <w:noProof/>
+                <w:webHidden/>
+              </w:rPr>
+            </w:r>
+            <w:r>
+              <w:rPr>
+                <w:noProof/>
+                <w:webHidden/>
+              </w:rPr>
+              <w:fldChar w:fldCharType="separate"/>
+            </w:r>
+            <w:r>
+              <w:rPr>
+                <w:noProof/>
+                <w:webHidden/>
+              </w:rPr>
+              <w:t>16</w:t>
             </w:r>
             <w:r>
               <w:rPr>
@@ -1682,7 +2116,7 @@
               <w:lang w:val="en-GB" w:eastAsia="en-GB"/>
             </w:rPr>
           </w:pPr>
-          <w:hyperlink w:anchor="_Toc223818045" w:history="1">
+          <w:hyperlink w:anchor="_Toc223859607" w:history="1">
             <w:r>
               <w:rPr>
                 <w:rStyle w:val="Hyperlink"/>
@@ -1709,7 +2143,7 @@
                 <w:noProof/>
                 <w:webHidden/>
               </w:rPr>
-              <w:instrText xml:space="preserve"> PAGEREF _Toc223818045 \h </w:instrText>
+              <w:instrText xml:space="preserve"> PAGEREF _Toc223859607 \h </w:instrText>
             </w:r>
             <w:r>
               <w:rPr>
@@ -1729,7 +2163,7 @@
                 <w:noProof/>
                 <w:webHidden/>
               </w:rPr>
-              <w:t>14</w:t>
+              <w:t>17</w:t>
             </w:r>
             <w:r>
               <w:rPr>
@@ -1754,7 +2188,7 @@
               <w:lang w:val="en-GB" w:eastAsia="en-GB"/>
             </w:rPr>
           </w:pPr>
-          <w:hyperlink w:anchor="_Toc223818046" w:history="1">
+          <w:hyperlink w:anchor="_Toc223859608" w:history="1">
             <w:r>
               <w:rPr>
                 <w:rStyle w:val="Hyperlink"/>
@@ -1782,7 +2216,7 @@
                 <w:noProof/>
                 <w:webHidden/>
               </w:rPr>
-              <w:instrText xml:space="preserve"> PAGEREF _Toc223818046 \h </w:instrText>
+              <w:instrText xml:space="preserve"> PAGEREF _Toc223859608 \h </w:instrText>
             </w:r>
             <w:r>
               <w:rPr>
@@ -1802,7 +2236,7 @@
                 <w:noProof/>
                 <w:webHidden/>
               </w:rPr>
-              <w:t>15</w:t>
+              <w:t>18</w:t>
             </w:r>
             <w:r>
               <w:rPr>
@@ -1853,7 +2287,7 @@
         </w:rPr>
         <w:br w:type="page"/>
       </w:r>
-      <w:bookmarkStart w:id="2" w:name="_Toc223818033"/>
+      <w:bookmarkStart w:id="2" w:name="_Toc223859589"/>
       <w:r>
         <w:lastRenderedPageBreak/>
         <w:t>1.</w:t>
@@ -1958,7 +2392,7 @@
         <w:pStyle w:val="Heading1"/>
       </w:pPr>
       <w:bookmarkStart w:id="3" w:name="_Toc247374825"/>
-      <w:bookmarkStart w:id="4" w:name="_Toc223818034"/>
+      <w:bookmarkStart w:id="4" w:name="_Toc223859590"/>
       <w:r>
         <w:lastRenderedPageBreak/>
         <w:t xml:space="preserve">2. </w:t>
@@ -2100,7 +2534,7 @@
                 <w:lang w:val="en-GB" w:eastAsia="en-GB"/>
               </w:rPr>
               <w:drawing>
-                <wp:inline distT="0" distB="0" distL="0" distR="0" wp14:anchorId="0E4AB1E1" wp14:editId="6296B7C3">
+                <wp:inline distT="0" distB="0" distL="0" distR="0" wp14:anchorId="4DCA278B" wp14:editId="5F5BE925">
                   <wp:extent cx="1043940" cy="1043940"/>
                   <wp:effectExtent l="0" t="0" r="0" b="0"/>
                   <wp:docPr id="11" name="Picture 11" descr="ESP32-DevKitC-S1 Espressif Systems | Mouser Hungary"/>
@@ -2246,7 +2680,7 @@
                 <w:lang w:val="en-GB" w:eastAsia="en-GB"/>
               </w:rPr>
               <w:drawing>
-                <wp:inline distT="0" distB="0" distL="0" distR="0" wp14:anchorId="4B14A86E" wp14:editId="728E4FB6">
+                <wp:inline distT="0" distB="0" distL="0" distR="0" wp14:anchorId="640C0EA0" wp14:editId="3D99F654">
                   <wp:extent cx="1306567" cy="1165860"/>
                   <wp:effectExtent l="0" t="0" r="0" b="0"/>
                   <wp:docPr id="15" name="Picture 15"/>
@@ -2362,7 +2796,7 @@
                 <w:lang w:val="en-GB" w:eastAsia="en-GB"/>
               </w:rPr>
               <w:drawing>
-                <wp:inline distT="0" distB="0" distL="0" distR="0" wp14:anchorId="5894EB75" wp14:editId="6419C889">
+                <wp:inline distT="0" distB="0" distL="0" distR="0" wp14:anchorId="568BC510" wp14:editId="4B13DAC4">
                   <wp:extent cx="1090716" cy="960120"/>
                   <wp:effectExtent l="0" t="0" r="0" b="0"/>
                   <wp:docPr id="16" name="Picture 16"/>
@@ -2478,7 +2912,7 @@
                 <w:lang w:val="en-GB" w:eastAsia="en-GB"/>
               </w:rPr>
               <w:drawing>
-                <wp:inline distT="0" distB="0" distL="0" distR="0" wp14:anchorId="4C2F123A" wp14:editId="44DB0879">
+                <wp:inline distT="0" distB="0" distL="0" distR="0" wp14:anchorId="53BC76E1" wp14:editId="0029823D">
                   <wp:extent cx="944880" cy="944880"/>
                   <wp:effectExtent l="0" t="0" r="7620" b="7620"/>
                   <wp:docPr id="17" name="Picture 17" descr="School Ring Time Bell 8 inch Stainless Steel Electric Bell Ring Factory  Agencies School Home Use 220V 35W : Amazon.com.au: Home Improvement"/>
@@ -2596,7 +3030,7 @@
                 <w:lang w:val="en-GB" w:eastAsia="en-GB"/>
               </w:rPr>
               <w:drawing>
-                <wp:inline distT="0" distB="0" distL="0" distR="0" wp14:anchorId="21E0D5C9" wp14:editId="497652F7">
+                <wp:inline distT="0" distB="0" distL="0" distR="0" wp14:anchorId="5376123C" wp14:editId="73A66ADA">
                   <wp:extent cx="1135073" cy="998220"/>
                   <wp:effectExtent l="0" t="0" r="8255" b="0"/>
                   <wp:docPr id="2" name="Picture 2"/>
@@ -2656,6 +3090,125 @@
           </w:p>
         </w:tc>
       </w:tr>
+      <w:tr>
+        <w:trPr>
+          <w:trHeight w:val="1562"/>
+        </w:trPr>
+        <w:tc>
+          <w:tcPr>
+            <w:tcW w:w="3076" w:type="dxa"/>
+            <w:vAlign w:val="center"/>
+          </w:tcPr>
+          <w:p>
+            <w:pPr>
+              <w:pStyle w:val="ListParagraph"/>
+              <w:numPr>
+                <w:ilvl w:val="0"/>
+                <w:numId w:val="7"/>
+              </w:numPr>
+              <w:rPr>
+                <w:lang w:val="hr-HR" w:eastAsia="bs-Latn-BA"/>
+              </w:rPr>
+            </w:pPr>
+            <w:r>
+              <w:rPr>
+                <w:lang w:val="hr-HR" w:eastAsia="bs-Latn-BA"/>
+              </w:rPr>
+              <w:t>RGB LED traka</w:t>
+            </w:r>
+          </w:p>
+        </w:tc>
+        <w:tc>
+          <w:tcPr>
+            <w:tcW w:w="3076" w:type="dxa"/>
+          </w:tcPr>
+          <w:p>
+            <w:pPr>
+              <w:jc w:val="center"/>
+              <w:rPr>
+                <w:noProof/>
+                <w:lang w:val="en-GB" w:eastAsia="en-GB"/>
+              </w:rPr>
+            </w:pPr>
+            <w:r>
+              <w:rPr>
+                <w:noProof/>
+                <w:lang w:val="en-GB" w:eastAsia="en-GB"/>
+              </w:rPr>
+              <w:drawing>
+                <wp:inline distT="0" distB="0" distL="0" distR="0" wp14:anchorId="525E1A5D" wp14:editId="7F2654A6">
+                  <wp:extent cx="982980" cy="982980"/>
+                  <wp:effectExtent l="0" t="0" r="0" b="0"/>
+                  <wp:docPr id="13" name="Picture 13" descr="USB LED TRAKA 5050 5VDC 30PCS/M IP20 RGB 3m | ELMARK"/>
+                  <wp:cNvGraphicFramePr>
+                    <a:graphicFrameLocks xmlns:a="http://schemas.openxmlformats.org/drawingml/2006/main" noChangeAspect="1"/>
+                  </wp:cNvGraphicFramePr>
+                  <a:graphic xmlns:a="http://schemas.openxmlformats.org/drawingml/2006/main">
+                    <a:graphicData uri="http://schemas.openxmlformats.org/drawingml/2006/picture">
+                      <pic:pic xmlns:pic="http://schemas.openxmlformats.org/drawingml/2006/picture">
+                        <pic:nvPicPr>
+                          <pic:cNvPr id="0" name="Picture 1" descr="USB LED TRAKA 5050 5VDC 30PCS/M IP20 RGB 3m | ELMARK"/>
+                          <pic:cNvPicPr>
+                            <a:picLocks noChangeAspect="1" noChangeArrowheads="1"/>
+                          </pic:cNvPicPr>
+                        </pic:nvPicPr>
+                        <pic:blipFill>
+                          <a:blip r:embed="rId14">
+                            <a:extLst>
+                              <a:ext uri="{28A0092B-C50C-407E-A947-70E740481C1C}">
+                                <a14:useLocalDpi xmlns:a14="http://schemas.microsoft.com/office/drawing/2010/main" val="0"/>
+                              </a:ext>
+                            </a:extLst>
+                          </a:blip>
+                          <a:srcRect/>
+                          <a:stretch>
+                            <a:fillRect/>
+                          </a:stretch>
+                        </pic:blipFill>
+                        <pic:spPr bwMode="auto">
+                          <a:xfrm>
+                            <a:off x="0" y="0"/>
+                            <a:ext cx="982980" cy="982980"/>
+                          </a:xfrm>
+                          <a:prstGeom prst="rect">
+                            <a:avLst/>
+                          </a:prstGeom>
+                          <a:noFill/>
+                          <a:ln>
+                            <a:noFill/>
+                          </a:ln>
+                        </pic:spPr>
+                      </pic:pic>
+                    </a:graphicData>
+                  </a:graphic>
+                </wp:inline>
+              </w:drawing>
+            </w:r>
+          </w:p>
+        </w:tc>
+        <w:tc>
+          <w:tcPr>
+            <w:tcW w:w="3076" w:type="dxa"/>
+          </w:tcPr>
+          <w:p>
+            <w:pPr>
+              <w:rPr>
+                <w:sz w:val="22"/>
+                <w:szCs w:val="22"/>
+                <w:lang w:val="hr-HR"/>
+              </w:rPr>
+            </w:pPr>
+            <w:r>
+              <w:rPr>
+                <w:sz w:val="22"/>
+                <w:szCs w:val="22"/>
+                <w:lang w:val="hr-HR"/>
+              </w:rPr>
+              <w:t>RGB LED traka pruža osvjetljenje u više nijansi boja zbog prisustva crvenih, zelenih i plavih dijoda. Korisna je za ljepši vizuelni prikaz i radi estetike.</w:t>
+            </w:r>
+          </w:p>
+        </w:tc>
+      </w:tr>
     </w:tbl>
     <w:p>
       <w:pPr>
@@ -2679,7 +3232,7 @@
         <w:br w:type="page"/>
       </w:r>
       <w:bookmarkStart w:id="5" w:name="_Toc247374826"/>
-      <w:bookmarkStart w:id="6" w:name="_Toc223818035"/>
+      <w:bookmarkStart w:id="6" w:name="_Toc223859591"/>
       <w:r>
         <w:lastRenderedPageBreak/>
         <w:t xml:space="preserve">2.1. </w:t>
@@ -2970,7 +3523,7 @@
           <w:lang w:val="en-GB" w:eastAsia="en-GB"/>
         </w:rPr>
         <w:drawing>
-          <wp:inline distT="0" distB="0" distL="0" distR="0" wp14:anchorId="5B59AA7E" wp14:editId="19EE78AB">
+          <wp:inline distT="0" distB="0" distL="0" distR="0" wp14:anchorId="7C8A4F99" wp14:editId="611CA4FB">
             <wp:extent cx="4381595" cy="2324100"/>
             <wp:effectExtent l="0" t="0" r="0" b="0"/>
             <wp:docPr id="1" name="Picture 1"/>
@@ -2985,7 +3538,7 @@
                     <pic:cNvPicPr/>
                   </pic:nvPicPr>
                   <pic:blipFill rotWithShape="1">
-                    <a:blip r:embed="rId14"/>
+                    <a:blip r:embed="rId15"/>
                     <a:srcRect b="1454"/>
                     <a:stretch/>
                   </pic:blipFill>
@@ -3129,7 +3682,7 @@
           <w:lang w:val="hr-HR"/>
         </w:rPr>
       </w:pPr>
-      <w:bookmarkStart w:id="7" w:name="_Toc223818036"/>
+      <w:bookmarkStart w:id="7" w:name="_Toc223859592"/>
       <w:r>
         <w:t xml:space="preserve">2.2. </w:t>
       </w:r>
@@ -3208,7 +3761,7 @@
           <w:lang w:val="en-GB" w:eastAsia="en-GB"/>
         </w:rPr>
         <w:drawing>
-          <wp:inline distT="0" distB="0" distL="0" distR="0" wp14:anchorId="6C980A3D" wp14:editId="1FCDC95D">
+          <wp:inline distT="0" distB="0" distL="0" distR="0" wp14:anchorId="22F20987" wp14:editId="3A643970">
             <wp:extent cx="5218583" cy="2255520"/>
             <wp:effectExtent l="0" t="0" r="0" b="0"/>
             <wp:docPr id="19" name="Picture 19" descr="RGB Full-Color LED Matrix Panel, 4mm Pitch, 64×32 Pixels, Adjustable  Brightness | RGB-Matrix-P4-64x32"/>
@@ -3225,7 +3778,7 @@
                     </pic:cNvPicPr>
                   </pic:nvPicPr>
                   <pic:blipFill rotWithShape="1">
-                    <a:blip r:embed="rId15">
+                    <a:blip r:embed="rId16">
                       <a:clrChange>
                         <a:clrFrom>
                           <a:srgbClr val="FFFFFF"/>
@@ -3449,8 +4002,21 @@
             <w:pPr>
               <w:cnfStyle w:val="000000100000" w:firstRow="0" w:lastRow="0" w:firstColumn="0" w:lastColumn="0" w:oddVBand="0" w:evenVBand="0" w:oddHBand="1" w:evenHBand="0" w:firstRowFirstColumn="0" w:firstRowLastColumn="0" w:lastRowFirstColumn="0" w:lastRowLastColumn="0"/>
             </w:pPr>
-            <w:r>
-              <w:t>Ulazno napajanje od 5V</w:t>
+            <w:proofErr w:type="spellStart"/>
+            <w:r>
+              <w:t>Ulazno</w:t>
+            </w:r>
+            <w:proofErr w:type="spellEnd"/>
+            <w:r>
+              <w:t xml:space="preserve"> </w:t>
+            </w:r>
+            <w:proofErr w:type="spellStart"/>
+            <w:r>
+              <w:t>napajanje</w:t>
+            </w:r>
+            <w:proofErr w:type="spellEnd"/>
+            <w:r>
+              <w:t xml:space="preserve"> od 5V</w:t>
             </w:r>
           </w:p>
         </w:tc>
@@ -3485,9 +4051,11 @@
             <w:pPr>
               <w:cnfStyle w:val="000000100000" w:firstRow="0" w:lastRow="0" w:firstColumn="0" w:lastColumn="0" w:oddVBand="0" w:evenVBand="0" w:oddHBand="1" w:evenHBand="0" w:firstRowFirstColumn="0" w:firstRowLastColumn="0" w:lastRowFirstColumn="0" w:lastRowLastColumn="0"/>
             </w:pPr>
+            <w:proofErr w:type="spellStart"/>
             <w:r>
               <w:t>Uzemljenje</w:t>
             </w:r>
+            <w:proofErr w:type="spellEnd"/>
           </w:p>
         </w:tc>
       </w:tr>
@@ -3514,8 +4082,29 @@
             <w:pPr>
               <w:cnfStyle w:val="000000000000" w:firstRow="0" w:lastRow="0" w:firstColumn="0" w:lastColumn="0" w:oddVBand="0" w:evenVBand="0" w:oddHBand="0" w:evenHBand="0" w:firstRowFirstColumn="0" w:firstRowLastColumn="0" w:lastRowFirstColumn="0" w:lastRowLastColumn="0"/>
             </w:pPr>
-            <w:r>
-              <w:t>Podaci višeg bita R</w:t>
+            <w:proofErr w:type="spellStart"/>
+            <w:r>
+              <w:t>Podaci</w:t>
+            </w:r>
+            <w:proofErr w:type="spellEnd"/>
+            <w:r>
+              <w:t xml:space="preserve"> </w:t>
+            </w:r>
+            <w:proofErr w:type="spellStart"/>
+            <w:r>
+              <w:t>višeg</w:t>
+            </w:r>
+            <w:proofErr w:type="spellEnd"/>
+            <w:r>
+              <w:t xml:space="preserve"> </w:t>
+            </w:r>
+            <w:proofErr w:type="spellStart"/>
+            <w:r>
+              <w:t>bita</w:t>
+            </w:r>
+            <w:proofErr w:type="spellEnd"/>
+            <w:r>
+              <w:t xml:space="preserve"> R</w:t>
             </w:r>
           </w:p>
         </w:tc>
@@ -3550,8 +4139,29 @@
             <w:pPr>
               <w:cnfStyle w:val="000000000000" w:firstRow="0" w:lastRow="0" w:firstColumn="0" w:lastColumn="0" w:oddVBand="0" w:evenVBand="0" w:oddHBand="0" w:evenHBand="0" w:firstRowFirstColumn="0" w:firstRowLastColumn="0" w:lastRowFirstColumn="0" w:lastRowLastColumn="0"/>
             </w:pPr>
-            <w:r>
-              <w:t>Podaci nižeg bita R</w:t>
+            <w:proofErr w:type="spellStart"/>
+            <w:r>
+              <w:t>Podaci</w:t>
+            </w:r>
+            <w:proofErr w:type="spellEnd"/>
+            <w:r>
+              <w:t xml:space="preserve"> </w:t>
+            </w:r>
+            <w:proofErr w:type="spellStart"/>
+            <w:r>
+              <w:t>nižeg</w:t>
+            </w:r>
+            <w:proofErr w:type="spellEnd"/>
+            <w:r>
+              <w:t xml:space="preserve"> </w:t>
+            </w:r>
+            <w:proofErr w:type="spellStart"/>
+            <w:r>
+              <w:t>bita</w:t>
+            </w:r>
+            <w:proofErr w:type="spellEnd"/>
+            <w:r>
+              <w:t xml:space="preserve"> R</w:t>
             </w:r>
           </w:p>
         </w:tc>
@@ -3580,8 +4190,29 @@
             <w:pPr>
               <w:cnfStyle w:val="000000100000" w:firstRow="0" w:lastRow="0" w:firstColumn="0" w:lastColumn="0" w:oddVBand="0" w:evenVBand="0" w:oddHBand="1" w:evenHBand="0" w:firstRowFirstColumn="0" w:firstRowLastColumn="0" w:lastRowFirstColumn="0" w:lastRowLastColumn="0"/>
             </w:pPr>
-            <w:r>
-              <w:t>Podaci višeg bita G</w:t>
+            <w:proofErr w:type="spellStart"/>
+            <w:r>
+              <w:t>Podaci</w:t>
+            </w:r>
+            <w:proofErr w:type="spellEnd"/>
+            <w:r>
+              <w:t xml:space="preserve"> </w:t>
+            </w:r>
+            <w:proofErr w:type="spellStart"/>
+            <w:r>
+              <w:t>višeg</w:t>
+            </w:r>
+            <w:proofErr w:type="spellEnd"/>
+            <w:r>
+              <w:t xml:space="preserve"> </w:t>
+            </w:r>
+            <w:proofErr w:type="spellStart"/>
+            <w:r>
+              <w:t>bita</w:t>
+            </w:r>
+            <w:proofErr w:type="spellEnd"/>
+            <w:r>
+              <w:t xml:space="preserve"> G</w:t>
             </w:r>
           </w:p>
         </w:tc>
@@ -3616,8 +4247,29 @@
             <w:pPr>
               <w:cnfStyle w:val="000000100000" w:firstRow="0" w:lastRow="0" w:firstColumn="0" w:lastColumn="0" w:oddVBand="0" w:evenVBand="0" w:oddHBand="1" w:evenHBand="0" w:firstRowFirstColumn="0" w:firstRowLastColumn="0" w:lastRowFirstColumn="0" w:lastRowLastColumn="0"/>
             </w:pPr>
-            <w:r>
-              <w:t>Podaci nižeg bita G</w:t>
+            <w:proofErr w:type="spellStart"/>
+            <w:r>
+              <w:t>Podaci</w:t>
+            </w:r>
+            <w:proofErr w:type="spellEnd"/>
+            <w:r>
+              <w:t xml:space="preserve"> </w:t>
+            </w:r>
+            <w:proofErr w:type="spellStart"/>
+            <w:r>
+              <w:t>nižeg</w:t>
+            </w:r>
+            <w:proofErr w:type="spellEnd"/>
+            <w:r>
+              <w:t xml:space="preserve"> </w:t>
+            </w:r>
+            <w:proofErr w:type="spellStart"/>
+            <w:r>
+              <w:t>bita</w:t>
+            </w:r>
+            <w:proofErr w:type="spellEnd"/>
+            <w:r>
+              <w:t xml:space="preserve"> G</w:t>
             </w:r>
           </w:p>
         </w:tc>
@@ -3645,8 +4297,29 @@
             <w:pPr>
               <w:cnfStyle w:val="000000000000" w:firstRow="0" w:lastRow="0" w:firstColumn="0" w:lastColumn="0" w:oddVBand="0" w:evenVBand="0" w:oddHBand="0" w:evenHBand="0" w:firstRowFirstColumn="0" w:firstRowLastColumn="0" w:lastRowFirstColumn="0" w:lastRowLastColumn="0"/>
             </w:pPr>
-            <w:r>
-              <w:t>Podaci višeg bita B</w:t>
+            <w:proofErr w:type="spellStart"/>
+            <w:r>
+              <w:t>Podaci</w:t>
+            </w:r>
+            <w:proofErr w:type="spellEnd"/>
+            <w:r>
+              <w:t xml:space="preserve"> </w:t>
+            </w:r>
+            <w:proofErr w:type="spellStart"/>
+            <w:r>
+              <w:t>višeg</w:t>
+            </w:r>
+            <w:proofErr w:type="spellEnd"/>
+            <w:r>
+              <w:t xml:space="preserve"> </w:t>
+            </w:r>
+            <w:proofErr w:type="spellStart"/>
+            <w:r>
+              <w:t>bita</w:t>
+            </w:r>
+            <w:proofErr w:type="spellEnd"/>
+            <w:r>
+              <w:t xml:space="preserve"> B</w:t>
             </w:r>
           </w:p>
         </w:tc>
@@ -3681,8 +4354,29 @@
             <w:pPr>
               <w:cnfStyle w:val="000000000000" w:firstRow="0" w:lastRow="0" w:firstColumn="0" w:lastColumn="0" w:oddVBand="0" w:evenVBand="0" w:oddHBand="0" w:evenHBand="0" w:firstRowFirstColumn="0" w:firstRowLastColumn="0" w:lastRowFirstColumn="0" w:lastRowLastColumn="0"/>
             </w:pPr>
-            <w:r>
-              <w:t>Podaci nižeg bita B</w:t>
+            <w:proofErr w:type="spellStart"/>
+            <w:r>
+              <w:t>Podaci</w:t>
+            </w:r>
+            <w:proofErr w:type="spellEnd"/>
+            <w:r>
+              <w:t xml:space="preserve"> </w:t>
+            </w:r>
+            <w:proofErr w:type="spellStart"/>
+            <w:r>
+              <w:t>nižeg</w:t>
+            </w:r>
+            <w:proofErr w:type="spellEnd"/>
+            <w:r>
+              <w:t xml:space="preserve"> </w:t>
+            </w:r>
+            <w:proofErr w:type="spellStart"/>
+            <w:r>
+              <w:t>bita</w:t>
+            </w:r>
+            <w:proofErr w:type="spellEnd"/>
+            <w:r>
+              <w:t xml:space="preserve"> B</w:t>
             </w:r>
           </w:p>
         </w:tc>
@@ -3711,15 +4405,22 @@
             <w:pPr>
               <w:cnfStyle w:val="000000100000" w:firstRow="0" w:lastRow="0" w:firstColumn="0" w:lastColumn="0" w:oddVBand="0" w:evenVBand="0" w:oddHBand="1" w:evenHBand="0" w:firstRowFirstColumn="0" w:firstRowLastColumn="0" w:lastRowFirstColumn="0" w:lastRowLastColumn="0"/>
             </w:pPr>
+            <w:proofErr w:type="spellStart"/>
             <w:r>
               <w:t>Odabir</w:t>
             </w:r>
+            <w:proofErr w:type="spellEnd"/>
             <w:r>
               <w:t xml:space="preserve"> A</w:t>
             </w:r>
             <w:r>
-              <w:t xml:space="preserve"> linije</w:t>
-            </w:r>
+              <w:t xml:space="preserve"> </w:t>
+            </w:r>
+            <w:proofErr w:type="spellStart"/>
+            <w:r>
+              <w:t>linije</w:t>
+            </w:r>
+            <w:proofErr w:type="spellEnd"/>
           </w:p>
         </w:tc>
         <w:tc>
@@ -3753,9 +4454,19 @@
             <w:pPr>
               <w:cnfStyle w:val="000000100000" w:firstRow="0" w:lastRow="0" w:firstColumn="0" w:lastColumn="0" w:oddVBand="0" w:evenVBand="0" w:oddHBand="1" w:evenHBand="0" w:firstRowFirstColumn="0" w:firstRowLastColumn="0" w:lastRowFirstColumn="0" w:lastRowLastColumn="0"/>
             </w:pPr>
-            <w:r>
-              <w:t>Odabir B linije</w:t>
-            </w:r>
+            <w:proofErr w:type="spellStart"/>
+            <w:r>
+              <w:t>Odabir</w:t>
+            </w:r>
+            <w:proofErr w:type="spellEnd"/>
+            <w:r>
+              <w:t xml:space="preserve"> B </w:t>
+            </w:r>
+            <w:proofErr w:type="spellStart"/>
+            <w:r>
+              <w:t>linije</w:t>
+            </w:r>
+            <w:proofErr w:type="spellEnd"/>
           </w:p>
         </w:tc>
       </w:tr>
@@ -3782,9 +4493,19 @@
             <w:pPr>
               <w:cnfStyle w:val="000000000000" w:firstRow="0" w:lastRow="0" w:firstColumn="0" w:lastColumn="0" w:oddVBand="0" w:evenVBand="0" w:oddHBand="0" w:evenHBand="0" w:firstRowFirstColumn="0" w:firstRowLastColumn="0" w:lastRowFirstColumn="0" w:lastRowLastColumn="0"/>
             </w:pPr>
-            <w:r>
-              <w:t>Odabir C linije</w:t>
-            </w:r>
+            <w:proofErr w:type="spellStart"/>
+            <w:r>
+              <w:t>Odabir</w:t>
+            </w:r>
+            <w:proofErr w:type="spellEnd"/>
+            <w:r>
+              <w:t xml:space="preserve"> C </w:t>
+            </w:r>
+            <w:proofErr w:type="spellStart"/>
+            <w:r>
+              <w:t>linije</w:t>
+            </w:r>
+            <w:proofErr w:type="spellEnd"/>
           </w:p>
         </w:tc>
         <w:tc>
@@ -3818,9 +4539,19 @@
             <w:pPr>
               <w:cnfStyle w:val="000000000000" w:firstRow="0" w:lastRow="0" w:firstColumn="0" w:lastColumn="0" w:oddVBand="0" w:evenVBand="0" w:oddHBand="0" w:evenHBand="0" w:firstRowFirstColumn="0" w:firstRowLastColumn="0" w:lastRowFirstColumn="0" w:lastRowLastColumn="0"/>
             </w:pPr>
-            <w:r>
-              <w:t>Odabir D linije</w:t>
-            </w:r>
+            <w:proofErr w:type="spellStart"/>
+            <w:r>
+              <w:t>Odabir</w:t>
+            </w:r>
+            <w:proofErr w:type="spellEnd"/>
+            <w:r>
+              <w:t xml:space="preserve"> D </w:t>
+            </w:r>
+            <w:proofErr w:type="spellStart"/>
+            <w:r>
+              <w:t>linije</w:t>
+            </w:r>
+            <w:proofErr w:type="spellEnd"/>
           </w:p>
         </w:tc>
       </w:tr>
@@ -3848,9 +4579,19 @@
             <w:pPr>
               <w:cnfStyle w:val="000000100000" w:firstRow="0" w:lastRow="0" w:firstColumn="0" w:lastColumn="0" w:oddVBand="0" w:evenVBand="0" w:oddHBand="1" w:evenHBand="0" w:firstRowFirstColumn="0" w:firstRowLastColumn="0" w:lastRowFirstColumn="0" w:lastRowLastColumn="0"/>
             </w:pPr>
-            <w:r>
-              <w:t>Izbor E linije</w:t>
-            </w:r>
+            <w:proofErr w:type="spellStart"/>
+            <w:r>
+              <w:t>Izbor</w:t>
+            </w:r>
+            <w:proofErr w:type="spellEnd"/>
+            <w:r>
+              <w:t xml:space="preserve"> E </w:t>
+            </w:r>
+            <w:proofErr w:type="spellStart"/>
+            <w:r>
+              <w:t>linije</w:t>
+            </w:r>
+            <w:proofErr w:type="spellEnd"/>
           </w:p>
         </w:tc>
         <w:tc>
@@ -3884,9 +4625,19 @@
             <w:pPr>
               <w:cnfStyle w:val="000000100000" w:firstRow="0" w:lastRow="0" w:firstColumn="0" w:lastColumn="0" w:oddVBand="0" w:evenVBand="0" w:oddHBand="1" w:evenHBand="0" w:firstRowFirstColumn="0" w:firstRowLastColumn="0" w:lastRowFirstColumn="0" w:lastRowLastColumn="0"/>
             </w:pPr>
-            <w:r>
-              <w:t>ulaz takta</w:t>
-            </w:r>
+            <w:proofErr w:type="spellStart"/>
+            <w:r>
+              <w:t>ulaz</w:t>
+            </w:r>
+            <w:proofErr w:type="spellEnd"/>
+            <w:r>
+              <w:t xml:space="preserve"> </w:t>
+            </w:r>
+            <w:proofErr w:type="spellStart"/>
+            <w:r>
+              <w:t>takta</w:t>
+            </w:r>
+            <w:proofErr w:type="spellEnd"/>
           </w:p>
         </w:tc>
       </w:tr>
@@ -4077,11 +4828,75 @@
           <w:lang w:val="de-AT"/>
         </w:rPr>
       </w:pPr>
-      <w:r>
-        <w:rPr>
-          <w:lang w:val="en-GB"/>
-        </w:rPr>
-        <w:t xml:space="preserve">Regulisani ulaz napajanja od 5V, ~4A maks. </w:t>
+      <w:proofErr w:type="spellStart"/>
+      <w:r>
+        <w:rPr>
+          <w:lang w:val="en-GB"/>
+        </w:rPr>
+        <w:t>Regulisani</w:t>
+      </w:r>
+      <w:proofErr w:type="spellEnd"/>
+      <w:r>
+        <w:rPr>
+          <w:lang w:val="en-GB"/>
+        </w:rPr>
+        <w:t xml:space="preserve"> </w:t>
+      </w:r>
+      <w:proofErr w:type="spellStart"/>
+      <w:r>
+        <w:rPr>
+          <w:lang w:val="en-GB"/>
+        </w:rPr>
+        <w:t>ulaz</w:t>
+      </w:r>
+      <w:proofErr w:type="spellEnd"/>
+      <w:r>
+        <w:rPr>
+          <w:lang w:val="en-GB"/>
+        </w:rPr>
+        <w:t xml:space="preserve"> </w:t>
+      </w:r>
+      <w:proofErr w:type="spellStart"/>
+      <w:r>
+        <w:rPr>
+          <w:lang w:val="en-GB"/>
+        </w:rPr>
+        <w:t>napajanja</w:t>
+      </w:r>
+      <w:proofErr w:type="spellEnd"/>
+      <w:r>
+        <w:rPr>
+          <w:lang w:val="en-GB"/>
+        </w:rPr>
+        <w:t xml:space="preserve"> </w:t>
+      </w:r>
+      <w:proofErr w:type="spellStart"/>
+      <w:r>
+        <w:rPr>
+          <w:lang w:val="en-GB"/>
+        </w:rPr>
+        <w:t>od</w:t>
+      </w:r>
+      <w:proofErr w:type="spellEnd"/>
+      <w:r>
+        <w:rPr>
+          <w:lang w:val="en-GB"/>
+        </w:rPr>
+        <w:t xml:space="preserve"> 5V, ~4A </w:t>
+      </w:r>
+      <w:proofErr w:type="spellStart"/>
+      <w:r>
+        <w:rPr>
+          <w:lang w:val="en-GB"/>
+        </w:rPr>
+        <w:t>maks</w:t>
+      </w:r>
+      <w:proofErr w:type="spellEnd"/>
+      <w:r>
+        <w:rPr>
+          <w:lang w:val="en-GB"/>
+        </w:rPr>
+        <w:t xml:space="preserve">. </w:t>
       </w:r>
       <w:r>
         <w:rPr>
@@ -4116,9 +4931,35 @@
           <w:numId w:val="8"/>
         </w:numPr>
       </w:pPr>
-      <w:r>
-        <w:t>Unutrašnji ekran, vidljivost od 160 stepeni</w:t>
-      </w:r>
+      <w:proofErr w:type="spellStart"/>
+      <w:r>
+        <w:t>Unutrašnji</w:t>
+      </w:r>
+      <w:proofErr w:type="spellEnd"/>
+      <w:r>
+        <w:t xml:space="preserve"> </w:t>
+      </w:r>
+      <w:proofErr w:type="spellStart"/>
+      <w:r>
+        <w:t>ekran</w:t>
+      </w:r>
+      <w:proofErr w:type="spellEnd"/>
+      <w:r>
+        <w:t xml:space="preserve">, </w:t>
+      </w:r>
+      <w:proofErr w:type="spellStart"/>
+      <w:r>
+        <w:t>vidljivost</w:t>
+      </w:r>
+      <w:proofErr w:type="spellEnd"/>
+      <w:r>
+        <w:t xml:space="preserve"> od 160 </w:t>
+      </w:r>
+      <w:proofErr w:type="spellStart"/>
+      <w:r>
+        <w:t>stepeni</w:t>
+      </w:r>
+      <w:proofErr w:type="spellEnd"/>
     </w:p>
     <w:p>
       <w:pPr>
@@ -4131,17 +4972,96 @@
           <w:lang w:val="hr-HR"/>
         </w:rPr>
       </w:pPr>
-      <w:r>
-        <w:t>Ekrani se mogu lančano/serijski povezivati - povezivanjem jednog</w:t>
-      </w:r>
-      <w:r>
-        <w:t xml:space="preserve"> izlaz</w:t>
+      <w:proofErr w:type="spellStart"/>
+      <w:r>
+        <w:t>Ekrani</w:t>
+      </w:r>
+      <w:proofErr w:type="spellEnd"/>
+      <w:r>
+        <w:t xml:space="preserve"> se </w:t>
+      </w:r>
+      <w:proofErr w:type="spellStart"/>
+      <w:r>
+        <w:t>mogu</w:t>
+      </w:r>
+      <w:proofErr w:type="spellEnd"/>
+      <w:r>
+        <w:t xml:space="preserve"> </w:t>
+      </w:r>
+      <w:proofErr w:type="spellStart"/>
+      <w:r>
+        <w:t>lančano</w:t>
+      </w:r>
+      <w:proofErr w:type="spellEnd"/>
+      <w:r>
+        <w:t>/</w:t>
+      </w:r>
+      <w:proofErr w:type="spellStart"/>
+      <w:r>
+        <w:t>serijski</w:t>
+      </w:r>
+      <w:proofErr w:type="spellEnd"/>
+      <w:r>
+        <w:t xml:space="preserve"> </w:t>
+      </w:r>
+      <w:proofErr w:type="spellStart"/>
+      <w:r>
+        <w:t>povezivati</w:t>
+      </w:r>
+      <w:proofErr w:type="spellEnd"/>
+      <w:r>
+        <w:t xml:space="preserve"> - </w:t>
+      </w:r>
+      <w:proofErr w:type="spellStart"/>
+      <w:r>
+        <w:t>povezivanjem</w:t>
+      </w:r>
+      <w:proofErr w:type="spellEnd"/>
+      <w:r>
+        <w:t xml:space="preserve"> </w:t>
+      </w:r>
+      <w:proofErr w:type="spellStart"/>
+      <w:r>
+        <w:t>jednog</w:t>
+      </w:r>
+      <w:proofErr w:type="spellEnd"/>
+      <w:r>
+        <w:t xml:space="preserve"> </w:t>
+      </w:r>
+      <w:proofErr w:type="spellStart"/>
+      <w:r>
+        <w:t>izlaz</w:t>
       </w:r>
       <w:r>
         <w:t>a</w:t>
       </w:r>
-      <w:r>
-        <w:t xml:space="preserve"> sa sljedećim ulazom </w:t>
+      <w:proofErr w:type="spellEnd"/>
+      <w:r>
+        <w:t xml:space="preserve"> </w:t>
+      </w:r>
+      <w:proofErr w:type="spellStart"/>
+      <w:r>
+        <w:t>sa</w:t>
+      </w:r>
+      <w:proofErr w:type="spellEnd"/>
+      <w:r>
+        <w:t xml:space="preserve"> </w:t>
+      </w:r>
+      <w:proofErr w:type="spellStart"/>
+      <w:r>
+        <w:t>sljedećim</w:t>
+      </w:r>
+      <w:proofErr w:type="spellEnd"/>
+      <w:r>
+        <w:t xml:space="preserve"> </w:t>
+      </w:r>
+      <w:proofErr w:type="spellStart"/>
+      <w:r>
+        <w:t>ulazom</w:t>
+      </w:r>
+      <w:proofErr w:type="spellEnd"/>
+      <w:r>
+        <w:t xml:space="preserve"> </w:t>
       </w:r>
     </w:p>
     <w:p>
@@ -4167,7 +5087,7 @@
           <w:lang w:val="hr-HR"/>
         </w:rPr>
       </w:pPr>
-      <w:bookmarkStart w:id="8" w:name="_Toc223818037"/>
+      <w:bookmarkStart w:id="8" w:name="_Toc223859593"/>
       <w:r>
         <w:t xml:space="preserve">2.3. </w:t>
       </w:r>
@@ -4242,11 +5162,509 @@
           <w:lang w:val="en-GB"/>
         </w:rPr>
       </w:pPr>
-      <w:r>
-        <w:rPr>
-          <w:lang w:val="en-GB"/>
-        </w:rPr>
-        <w:t xml:space="preserve">Princip rada napojne jedinice zasniva se na pretvaranju i regulaciji električne energije. Ulazna struja se kroz transformator, ispravljač i filtere pretvara u jednosmernu struju odgovarajuće snage, dok regulator napona održava konstantan izlazni napon bez obzira na promjene u opterećenju ili ulaznoj struji. </w:t>
+      <w:proofErr w:type="spellStart"/>
+      <w:r>
+        <w:rPr>
+          <w:lang w:val="en-GB"/>
+        </w:rPr>
+        <w:t>Princip</w:t>
+      </w:r>
+      <w:proofErr w:type="spellEnd"/>
+      <w:r>
+        <w:rPr>
+          <w:lang w:val="en-GB"/>
+        </w:rPr>
+        <w:t xml:space="preserve"> </w:t>
+      </w:r>
+      <w:proofErr w:type="spellStart"/>
+      <w:r>
+        <w:rPr>
+          <w:lang w:val="en-GB"/>
+        </w:rPr>
+        <w:t>rada</w:t>
+      </w:r>
+      <w:proofErr w:type="spellEnd"/>
+      <w:r>
+        <w:rPr>
+          <w:lang w:val="en-GB"/>
+        </w:rPr>
+        <w:t xml:space="preserve"> </w:t>
+      </w:r>
+      <w:proofErr w:type="spellStart"/>
+      <w:r>
+        <w:rPr>
+          <w:lang w:val="en-GB"/>
+        </w:rPr>
+        <w:t>napojne</w:t>
+      </w:r>
+      <w:proofErr w:type="spellEnd"/>
+      <w:r>
+        <w:rPr>
+          <w:lang w:val="en-GB"/>
+        </w:rPr>
+        <w:t xml:space="preserve"> </w:t>
+      </w:r>
+      <w:proofErr w:type="spellStart"/>
+      <w:r>
+        <w:rPr>
+          <w:lang w:val="en-GB"/>
+        </w:rPr>
+        <w:t>jedinice</w:t>
+      </w:r>
+      <w:proofErr w:type="spellEnd"/>
+      <w:r>
+        <w:rPr>
+          <w:lang w:val="en-GB"/>
+        </w:rPr>
+        <w:t xml:space="preserve"> </w:t>
+      </w:r>
+      <w:proofErr w:type="spellStart"/>
+      <w:r>
+        <w:rPr>
+          <w:lang w:val="en-GB"/>
+        </w:rPr>
+        <w:t>zasniva</w:t>
+      </w:r>
+      <w:proofErr w:type="spellEnd"/>
+      <w:r>
+        <w:rPr>
+          <w:lang w:val="en-GB"/>
+        </w:rPr>
+        <w:t xml:space="preserve"> se </w:t>
+      </w:r>
+      <w:proofErr w:type="spellStart"/>
+      <w:r>
+        <w:rPr>
+          <w:lang w:val="en-GB"/>
+        </w:rPr>
+        <w:t>na</w:t>
+      </w:r>
+      <w:proofErr w:type="spellEnd"/>
+      <w:r>
+        <w:rPr>
+          <w:lang w:val="en-GB"/>
+        </w:rPr>
+        <w:t xml:space="preserve"> </w:t>
+      </w:r>
+      <w:proofErr w:type="spellStart"/>
+      <w:r>
+        <w:rPr>
+          <w:lang w:val="en-GB"/>
+        </w:rPr>
+        <w:t>pretvaranju</w:t>
+      </w:r>
+      <w:proofErr w:type="spellEnd"/>
+      <w:r>
+        <w:rPr>
+          <w:lang w:val="en-GB"/>
+        </w:rPr>
+        <w:t xml:space="preserve"> </w:t>
+      </w:r>
+      <w:proofErr w:type="spellStart"/>
+      <w:r>
+        <w:rPr>
+          <w:lang w:val="en-GB"/>
+        </w:rPr>
+        <w:t>i</w:t>
+      </w:r>
+      <w:proofErr w:type="spellEnd"/>
+      <w:r>
+        <w:rPr>
+          <w:lang w:val="en-GB"/>
+        </w:rPr>
+        <w:t xml:space="preserve"> </w:t>
+      </w:r>
+      <w:proofErr w:type="spellStart"/>
+      <w:r>
+        <w:rPr>
+          <w:lang w:val="en-GB"/>
+        </w:rPr>
+        <w:t>regulaciji</w:t>
+      </w:r>
+      <w:proofErr w:type="spellEnd"/>
+      <w:r>
+        <w:rPr>
+          <w:lang w:val="en-GB"/>
+        </w:rPr>
+        <w:t xml:space="preserve"> </w:t>
+      </w:r>
+      <w:proofErr w:type="spellStart"/>
+      <w:r>
+        <w:rPr>
+          <w:lang w:val="en-GB"/>
+        </w:rPr>
+        <w:t>električne</w:t>
+      </w:r>
+      <w:proofErr w:type="spellEnd"/>
+      <w:r>
+        <w:rPr>
+          <w:lang w:val="en-GB"/>
+        </w:rPr>
+        <w:t xml:space="preserve"> </w:t>
+      </w:r>
+      <w:proofErr w:type="spellStart"/>
+      <w:r>
+        <w:rPr>
+          <w:lang w:val="en-GB"/>
+        </w:rPr>
+        <w:t>energije</w:t>
+      </w:r>
+      <w:proofErr w:type="spellEnd"/>
+      <w:r>
+        <w:rPr>
+          <w:lang w:val="en-GB"/>
+        </w:rPr>
+        <w:t xml:space="preserve">. </w:t>
+      </w:r>
+      <w:proofErr w:type="spellStart"/>
+      <w:r>
+        <w:rPr>
+          <w:lang w:val="en-GB"/>
+        </w:rPr>
+        <w:t>Ulazna</w:t>
+      </w:r>
+      <w:proofErr w:type="spellEnd"/>
+      <w:r>
+        <w:rPr>
+          <w:lang w:val="en-GB"/>
+        </w:rPr>
+        <w:t xml:space="preserve"> </w:t>
+      </w:r>
+      <w:proofErr w:type="spellStart"/>
+      <w:r>
+        <w:rPr>
+          <w:lang w:val="en-GB"/>
+        </w:rPr>
+        <w:t>struja</w:t>
+      </w:r>
+      <w:proofErr w:type="spellEnd"/>
+      <w:r>
+        <w:rPr>
+          <w:lang w:val="en-GB"/>
+        </w:rPr>
+        <w:t xml:space="preserve"> se </w:t>
+      </w:r>
+      <w:proofErr w:type="spellStart"/>
+      <w:r>
+        <w:rPr>
+          <w:lang w:val="en-GB"/>
+        </w:rPr>
+        <w:t>kroz</w:t>
+      </w:r>
+      <w:proofErr w:type="spellEnd"/>
+      <w:r>
+        <w:rPr>
+          <w:lang w:val="en-GB"/>
+        </w:rPr>
+        <w:t xml:space="preserve"> </w:t>
+      </w:r>
+      <w:proofErr w:type="spellStart"/>
+      <w:r>
+        <w:rPr>
+          <w:lang w:val="en-GB"/>
+        </w:rPr>
+        <w:t>transformator</w:t>
+      </w:r>
+      <w:proofErr w:type="spellEnd"/>
+      <w:r>
+        <w:rPr>
+          <w:lang w:val="en-GB"/>
+        </w:rPr>
+        <w:t xml:space="preserve">, </w:t>
+      </w:r>
+      <w:proofErr w:type="spellStart"/>
+      <w:r>
+        <w:rPr>
+          <w:lang w:val="en-GB"/>
+        </w:rPr>
+        <w:t>ispravljač</w:t>
+      </w:r>
+      <w:proofErr w:type="spellEnd"/>
+      <w:r>
+        <w:rPr>
+          <w:lang w:val="en-GB"/>
+        </w:rPr>
+        <w:t xml:space="preserve"> </w:t>
+      </w:r>
+      <w:proofErr w:type="spellStart"/>
+      <w:r>
+        <w:rPr>
+          <w:lang w:val="en-GB"/>
+        </w:rPr>
+        <w:t>i</w:t>
+      </w:r>
+      <w:proofErr w:type="spellEnd"/>
+      <w:r>
+        <w:rPr>
+          <w:lang w:val="en-GB"/>
+        </w:rPr>
+        <w:t xml:space="preserve"> </w:t>
+      </w:r>
+      <w:proofErr w:type="spellStart"/>
+      <w:r>
+        <w:rPr>
+          <w:lang w:val="en-GB"/>
+        </w:rPr>
+        <w:t>filtere</w:t>
+      </w:r>
+      <w:proofErr w:type="spellEnd"/>
+      <w:r>
+        <w:rPr>
+          <w:lang w:val="en-GB"/>
+        </w:rPr>
+        <w:t xml:space="preserve"> </w:t>
+      </w:r>
+      <w:proofErr w:type="spellStart"/>
+      <w:r>
+        <w:rPr>
+          <w:lang w:val="en-GB"/>
+        </w:rPr>
+        <w:t>pretvara</w:t>
+      </w:r>
+      <w:proofErr w:type="spellEnd"/>
+      <w:r>
+        <w:rPr>
+          <w:lang w:val="en-GB"/>
+        </w:rPr>
+        <w:t xml:space="preserve"> u </w:t>
+      </w:r>
+      <w:proofErr w:type="spellStart"/>
+      <w:r>
+        <w:rPr>
+          <w:lang w:val="en-GB"/>
+        </w:rPr>
+        <w:t>jednosmernu</w:t>
+      </w:r>
+      <w:proofErr w:type="spellEnd"/>
+      <w:r>
+        <w:rPr>
+          <w:lang w:val="en-GB"/>
+        </w:rPr>
+        <w:t xml:space="preserve"> </w:t>
+      </w:r>
+      <w:proofErr w:type="spellStart"/>
+      <w:r>
+        <w:rPr>
+          <w:lang w:val="en-GB"/>
+        </w:rPr>
+        <w:t>struju</w:t>
+      </w:r>
+      <w:proofErr w:type="spellEnd"/>
+      <w:r>
+        <w:rPr>
+          <w:lang w:val="en-GB"/>
+        </w:rPr>
+        <w:t xml:space="preserve"> </w:t>
+      </w:r>
+      <w:proofErr w:type="spellStart"/>
+      <w:r>
+        <w:rPr>
+          <w:lang w:val="en-GB"/>
+        </w:rPr>
+        <w:t>odgovarajuće</w:t>
+      </w:r>
+      <w:proofErr w:type="spellEnd"/>
+      <w:r>
+        <w:rPr>
+          <w:lang w:val="en-GB"/>
+        </w:rPr>
+        <w:t xml:space="preserve"> </w:t>
+      </w:r>
+      <w:proofErr w:type="spellStart"/>
+      <w:r>
+        <w:rPr>
+          <w:lang w:val="en-GB"/>
+        </w:rPr>
+        <w:t>snage</w:t>
+      </w:r>
+      <w:proofErr w:type="spellEnd"/>
+      <w:r>
+        <w:rPr>
+          <w:lang w:val="en-GB"/>
+        </w:rPr>
+        <w:t xml:space="preserve">, </w:t>
+      </w:r>
+      <w:proofErr w:type="spellStart"/>
+      <w:r>
+        <w:rPr>
+          <w:lang w:val="en-GB"/>
+        </w:rPr>
+        <w:t>dok</w:t>
+      </w:r>
+      <w:proofErr w:type="spellEnd"/>
+      <w:r>
+        <w:rPr>
+          <w:lang w:val="en-GB"/>
+        </w:rPr>
+        <w:t xml:space="preserve"> regulator </w:t>
+      </w:r>
+      <w:proofErr w:type="spellStart"/>
+      <w:r>
+        <w:rPr>
+          <w:lang w:val="en-GB"/>
+        </w:rPr>
+        <w:t>napona</w:t>
+      </w:r>
+      <w:proofErr w:type="spellEnd"/>
+      <w:r>
+        <w:rPr>
+          <w:lang w:val="en-GB"/>
+        </w:rPr>
+        <w:t xml:space="preserve"> </w:t>
+      </w:r>
+      <w:proofErr w:type="spellStart"/>
+      <w:r>
+        <w:rPr>
+          <w:lang w:val="en-GB"/>
+        </w:rPr>
+        <w:t>održava</w:t>
+      </w:r>
+      <w:proofErr w:type="spellEnd"/>
+      <w:r>
+        <w:rPr>
+          <w:lang w:val="en-GB"/>
+        </w:rPr>
+        <w:t xml:space="preserve"> </w:t>
+      </w:r>
+      <w:proofErr w:type="spellStart"/>
+      <w:r>
+        <w:rPr>
+          <w:lang w:val="en-GB"/>
+        </w:rPr>
+        <w:t>konstantan</w:t>
+      </w:r>
+      <w:proofErr w:type="spellEnd"/>
+      <w:r>
+        <w:rPr>
+          <w:lang w:val="en-GB"/>
+        </w:rPr>
+        <w:t xml:space="preserve"> </w:t>
+      </w:r>
+      <w:proofErr w:type="spellStart"/>
+      <w:r>
+        <w:rPr>
+          <w:lang w:val="en-GB"/>
+        </w:rPr>
+        <w:t>izlazni</w:t>
+      </w:r>
+      <w:proofErr w:type="spellEnd"/>
+      <w:r>
+        <w:rPr>
+          <w:lang w:val="en-GB"/>
+        </w:rPr>
+        <w:t xml:space="preserve"> </w:t>
+      </w:r>
+      <w:proofErr w:type="spellStart"/>
+      <w:r>
+        <w:rPr>
+          <w:lang w:val="en-GB"/>
+        </w:rPr>
+        <w:t>napon</w:t>
+      </w:r>
+      <w:proofErr w:type="spellEnd"/>
+      <w:r>
+        <w:rPr>
+          <w:lang w:val="en-GB"/>
+        </w:rPr>
+        <w:t xml:space="preserve"> bez </w:t>
+      </w:r>
+      <w:proofErr w:type="spellStart"/>
+      <w:r>
+        <w:rPr>
+          <w:lang w:val="en-GB"/>
+        </w:rPr>
+        <w:t>obzira</w:t>
+      </w:r>
+      <w:proofErr w:type="spellEnd"/>
+      <w:r>
+        <w:rPr>
+          <w:lang w:val="en-GB"/>
+        </w:rPr>
+        <w:t xml:space="preserve"> </w:t>
+      </w:r>
+      <w:proofErr w:type="spellStart"/>
+      <w:r>
+        <w:rPr>
+          <w:lang w:val="en-GB"/>
+        </w:rPr>
+        <w:t>na</w:t>
+      </w:r>
+      <w:proofErr w:type="spellEnd"/>
+      <w:r>
+        <w:rPr>
+          <w:lang w:val="en-GB"/>
+        </w:rPr>
+        <w:t xml:space="preserve"> </w:t>
+      </w:r>
+      <w:proofErr w:type="spellStart"/>
+      <w:r>
+        <w:rPr>
+          <w:lang w:val="en-GB"/>
+        </w:rPr>
+        <w:t>promjene</w:t>
+      </w:r>
+      <w:proofErr w:type="spellEnd"/>
+      <w:r>
+        <w:rPr>
+          <w:lang w:val="en-GB"/>
+        </w:rPr>
+        <w:t xml:space="preserve"> u </w:t>
+      </w:r>
+      <w:proofErr w:type="spellStart"/>
+      <w:r>
+        <w:rPr>
+          <w:lang w:val="en-GB"/>
+        </w:rPr>
+        <w:t>opterećenju</w:t>
+      </w:r>
+      <w:proofErr w:type="spellEnd"/>
+      <w:r>
+        <w:rPr>
+          <w:lang w:val="en-GB"/>
+        </w:rPr>
+        <w:t xml:space="preserve"> </w:t>
+      </w:r>
+      <w:proofErr w:type="spellStart"/>
+      <w:r>
+        <w:rPr>
+          <w:lang w:val="en-GB"/>
+        </w:rPr>
+        <w:t>ili</w:t>
+      </w:r>
+      <w:proofErr w:type="spellEnd"/>
+      <w:r>
+        <w:rPr>
+          <w:lang w:val="en-GB"/>
+        </w:rPr>
+        <w:t xml:space="preserve"> </w:t>
+      </w:r>
+      <w:proofErr w:type="spellStart"/>
+      <w:r>
+        <w:rPr>
+          <w:lang w:val="en-GB"/>
+        </w:rPr>
+        <w:t>ulaznoj</w:t>
+      </w:r>
+      <w:proofErr w:type="spellEnd"/>
+      <w:r>
+        <w:rPr>
+          <w:lang w:val="en-GB"/>
+        </w:rPr>
+        <w:t xml:space="preserve"> </w:t>
+      </w:r>
+      <w:proofErr w:type="spellStart"/>
+      <w:r>
+        <w:rPr>
+          <w:lang w:val="en-GB"/>
+        </w:rPr>
+        <w:t>struji</w:t>
+      </w:r>
+      <w:proofErr w:type="spellEnd"/>
+      <w:r>
+        <w:rPr>
+          <w:lang w:val="en-GB"/>
+        </w:rPr>
+        <w:t xml:space="preserve">. </w:t>
       </w:r>
     </w:p>
     <w:p>
@@ -4264,11 +5682,523 @@
           <w:lang w:val="en-GB"/>
         </w:rPr>
       </w:pPr>
-      <w:r>
-        <w:rPr>
-          <w:lang w:val="en-GB"/>
-        </w:rPr>
-        <w:t>Za naš projekat koristimo napojnu jedinicu od 5 V i 5 A, koja je dovoljna da napaja LED matricu i RGB trake na slovima. Ovaj izbor omogućava sigurno i stabilno napajanje svih LED dioda, bez fluktuacija napona ili prenapona, čime se osigurava pravilno i ujednačeno osvjetljenje i pouzdan rad sistema.</w:t>
+      <w:proofErr w:type="spellStart"/>
+      <w:r>
+        <w:rPr>
+          <w:lang w:val="en-GB"/>
+        </w:rPr>
+        <w:t>Za</w:t>
+      </w:r>
+      <w:proofErr w:type="spellEnd"/>
+      <w:r>
+        <w:rPr>
+          <w:lang w:val="en-GB"/>
+        </w:rPr>
+        <w:t xml:space="preserve"> </w:t>
+      </w:r>
+      <w:proofErr w:type="spellStart"/>
+      <w:r>
+        <w:rPr>
+          <w:lang w:val="en-GB"/>
+        </w:rPr>
+        <w:t>naš</w:t>
+      </w:r>
+      <w:proofErr w:type="spellEnd"/>
+      <w:r>
+        <w:rPr>
+          <w:lang w:val="en-GB"/>
+        </w:rPr>
+        <w:t xml:space="preserve"> </w:t>
+      </w:r>
+      <w:proofErr w:type="spellStart"/>
+      <w:r>
+        <w:rPr>
+          <w:lang w:val="en-GB"/>
+        </w:rPr>
+        <w:t>projekat</w:t>
+      </w:r>
+      <w:proofErr w:type="spellEnd"/>
+      <w:r>
+        <w:rPr>
+          <w:lang w:val="en-GB"/>
+        </w:rPr>
+        <w:t xml:space="preserve"> </w:t>
+      </w:r>
+      <w:proofErr w:type="spellStart"/>
+      <w:r>
+        <w:rPr>
+          <w:lang w:val="en-GB"/>
+        </w:rPr>
+        <w:t>koristimo</w:t>
+      </w:r>
+      <w:proofErr w:type="spellEnd"/>
+      <w:r>
+        <w:rPr>
+          <w:lang w:val="en-GB"/>
+        </w:rPr>
+        <w:t xml:space="preserve"> </w:t>
+      </w:r>
+      <w:proofErr w:type="spellStart"/>
+      <w:r>
+        <w:rPr>
+          <w:lang w:val="en-GB"/>
+        </w:rPr>
+        <w:t>napojnu</w:t>
+      </w:r>
+      <w:proofErr w:type="spellEnd"/>
+      <w:r>
+        <w:rPr>
+          <w:lang w:val="en-GB"/>
+        </w:rPr>
+        <w:t xml:space="preserve"> </w:t>
+      </w:r>
+      <w:proofErr w:type="spellStart"/>
+      <w:r>
+        <w:rPr>
+          <w:lang w:val="en-GB"/>
+        </w:rPr>
+        <w:t>jedinicu</w:t>
+      </w:r>
+      <w:proofErr w:type="spellEnd"/>
+      <w:r>
+        <w:rPr>
+          <w:lang w:val="en-GB"/>
+        </w:rPr>
+        <w:t xml:space="preserve"> od 5 V </w:t>
+      </w:r>
+      <w:proofErr w:type="spellStart"/>
+      <w:r>
+        <w:rPr>
+          <w:lang w:val="en-GB"/>
+        </w:rPr>
+        <w:t>i</w:t>
+      </w:r>
+      <w:proofErr w:type="spellEnd"/>
+      <w:r>
+        <w:rPr>
+          <w:lang w:val="en-GB"/>
+        </w:rPr>
+        <w:t xml:space="preserve"> 5 A, </w:t>
+      </w:r>
+      <w:proofErr w:type="spellStart"/>
+      <w:r>
+        <w:rPr>
+          <w:lang w:val="en-GB"/>
+        </w:rPr>
+        <w:t>koja</w:t>
+      </w:r>
+      <w:proofErr w:type="spellEnd"/>
+      <w:r>
+        <w:rPr>
+          <w:lang w:val="en-GB"/>
+        </w:rPr>
+        <w:t xml:space="preserve"> je </w:t>
+      </w:r>
+      <w:proofErr w:type="spellStart"/>
+      <w:r>
+        <w:rPr>
+          <w:lang w:val="en-GB"/>
+        </w:rPr>
+        <w:t>dovoljna</w:t>
+      </w:r>
+      <w:proofErr w:type="spellEnd"/>
+      <w:r>
+        <w:rPr>
+          <w:lang w:val="en-GB"/>
+        </w:rPr>
+        <w:t xml:space="preserve"> da </w:t>
+      </w:r>
+      <w:proofErr w:type="spellStart"/>
+      <w:r>
+        <w:rPr>
+          <w:lang w:val="en-GB"/>
+        </w:rPr>
+        <w:t>napaja</w:t>
+      </w:r>
+      <w:proofErr w:type="spellEnd"/>
+      <w:r>
+        <w:rPr>
+          <w:lang w:val="en-GB"/>
+        </w:rPr>
+        <w:t xml:space="preserve"> LED </w:t>
+      </w:r>
+      <w:proofErr w:type="spellStart"/>
+      <w:r>
+        <w:rPr>
+          <w:lang w:val="en-GB"/>
+        </w:rPr>
+        <w:t>matricu</w:t>
+      </w:r>
+      <w:proofErr w:type="spellEnd"/>
+      <w:r>
+        <w:rPr>
+          <w:lang w:val="en-GB"/>
+        </w:rPr>
+        <w:t xml:space="preserve"> </w:t>
+      </w:r>
+      <w:proofErr w:type="spellStart"/>
+      <w:r>
+        <w:rPr>
+          <w:lang w:val="en-GB"/>
+        </w:rPr>
+        <w:t>i</w:t>
+      </w:r>
+      <w:proofErr w:type="spellEnd"/>
+      <w:r>
+        <w:rPr>
+          <w:lang w:val="en-GB"/>
+        </w:rPr>
+        <w:t xml:space="preserve"> RGB </w:t>
+      </w:r>
+      <w:proofErr w:type="spellStart"/>
+      <w:r>
+        <w:rPr>
+          <w:lang w:val="en-GB"/>
+        </w:rPr>
+        <w:t>trake</w:t>
+      </w:r>
+      <w:proofErr w:type="spellEnd"/>
+      <w:r>
+        <w:rPr>
+          <w:lang w:val="en-GB"/>
+        </w:rPr>
+        <w:t xml:space="preserve"> </w:t>
+      </w:r>
+      <w:proofErr w:type="spellStart"/>
+      <w:r>
+        <w:rPr>
+          <w:lang w:val="en-GB"/>
+        </w:rPr>
+        <w:t>na</w:t>
+      </w:r>
+      <w:proofErr w:type="spellEnd"/>
+      <w:r>
+        <w:rPr>
+          <w:lang w:val="en-GB"/>
+        </w:rPr>
+        <w:t xml:space="preserve"> </w:t>
+      </w:r>
+      <w:proofErr w:type="spellStart"/>
+      <w:r>
+        <w:rPr>
+          <w:lang w:val="en-GB"/>
+        </w:rPr>
+        <w:t>slovima</w:t>
+      </w:r>
+      <w:proofErr w:type="spellEnd"/>
+      <w:r>
+        <w:rPr>
+          <w:lang w:val="en-GB"/>
+        </w:rPr>
+        <w:t xml:space="preserve">. </w:t>
+      </w:r>
+      <w:proofErr w:type="spellStart"/>
+      <w:r>
+        <w:rPr>
+          <w:lang w:val="en-GB"/>
+        </w:rPr>
+        <w:t>Ovaj</w:t>
+      </w:r>
+      <w:proofErr w:type="spellEnd"/>
+      <w:r>
+        <w:rPr>
+          <w:lang w:val="en-GB"/>
+        </w:rPr>
+        <w:t xml:space="preserve"> </w:t>
+      </w:r>
+      <w:proofErr w:type="spellStart"/>
+      <w:r>
+        <w:rPr>
+          <w:lang w:val="en-GB"/>
+        </w:rPr>
+        <w:t>izbor</w:t>
+      </w:r>
+      <w:proofErr w:type="spellEnd"/>
+      <w:r>
+        <w:rPr>
+          <w:lang w:val="en-GB"/>
+        </w:rPr>
+        <w:t xml:space="preserve"> </w:t>
+      </w:r>
+      <w:proofErr w:type="spellStart"/>
+      <w:r>
+        <w:rPr>
+          <w:lang w:val="en-GB"/>
+        </w:rPr>
+        <w:t>omogućava</w:t>
+      </w:r>
+      <w:proofErr w:type="spellEnd"/>
+      <w:r>
+        <w:rPr>
+          <w:lang w:val="en-GB"/>
+        </w:rPr>
+        <w:t xml:space="preserve"> </w:t>
+      </w:r>
+      <w:proofErr w:type="spellStart"/>
+      <w:r>
+        <w:rPr>
+          <w:lang w:val="en-GB"/>
+        </w:rPr>
+        <w:t>sigurno</w:t>
+      </w:r>
+      <w:proofErr w:type="spellEnd"/>
+      <w:r>
+        <w:rPr>
+          <w:lang w:val="en-GB"/>
+        </w:rPr>
+        <w:t xml:space="preserve"> </w:t>
+      </w:r>
+      <w:proofErr w:type="spellStart"/>
+      <w:r>
+        <w:rPr>
+          <w:lang w:val="en-GB"/>
+        </w:rPr>
+        <w:t>i</w:t>
+      </w:r>
+      <w:proofErr w:type="spellEnd"/>
+      <w:r>
+        <w:rPr>
+          <w:lang w:val="en-GB"/>
+        </w:rPr>
+        <w:t xml:space="preserve"> </w:t>
+      </w:r>
+      <w:proofErr w:type="spellStart"/>
+      <w:r>
+        <w:rPr>
+          <w:lang w:val="en-GB"/>
+        </w:rPr>
+        <w:t>stabilno</w:t>
+      </w:r>
+      <w:proofErr w:type="spellEnd"/>
+      <w:r>
+        <w:rPr>
+          <w:lang w:val="en-GB"/>
+        </w:rPr>
+        <w:t xml:space="preserve"> </w:t>
+      </w:r>
+      <w:proofErr w:type="spellStart"/>
+      <w:r>
+        <w:rPr>
+          <w:lang w:val="en-GB"/>
+        </w:rPr>
+        <w:t>napajanje</w:t>
+      </w:r>
+      <w:proofErr w:type="spellEnd"/>
+      <w:r>
+        <w:rPr>
+          <w:lang w:val="en-GB"/>
+        </w:rPr>
+        <w:t xml:space="preserve"> </w:t>
+      </w:r>
+      <w:proofErr w:type="spellStart"/>
+      <w:r>
+        <w:rPr>
+          <w:lang w:val="en-GB"/>
+        </w:rPr>
+        <w:t>svih</w:t>
+      </w:r>
+      <w:proofErr w:type="spellEnd"/>
+      <w:r>
+        <w:rPr>
+          <w:lang w:val="en-GB"/>
+        </w:rPr>
+        <w:t xml:space="preserve"> LED </w:t>
+      </w:r>
+      <w:proofErr w:type="spellStart"/>
+      <w:r>
+        <w:rPr>
+          <w:lang w:val="en-GB"/>
+        </w:rPr>
+        <w:t>dioda</w:t>
+      </w:r>
+      <w:proofErr w:type="spellEnd"/>
+      <w:r>
+        <w:rPr>
+          <w:lang w:val="en-GB"/>
+        </w:rPr>
+        <w:t xml:space="preserve">, bez </w:t>
+      </w:r>
+      <w:proofErr w:type="spellStart"/>
+      <w:r>
+        <w:rPr>
+          <w:lang w:val="en-GB"/>
+        </w:rPr>
+        <w:t>fluktuacija</w:t>
+      </w:r>
+      <w:proofErr w:type="spellEnd"/>
+      <w:r>
+        <w:rPr>
+          <w:lang w:val="en-GB"/>
+        </w:rPr>
+        <w:t xml:space="preserve"> </w:t>
+      </w:r>
+      <w:proofErr w:type="spellStart"/>
+      <w:r>
+        <w:rPr>
+          <w:lang w:val="en-GB"/>
+        </w:rPr>
+        <w:t>napona</w:t>
+      </w:r>
+      <w:proofErr w:type="spellEnd"/>
+      <w:r>
+        <w:rPr>
+          <w:lang w:val="en-GB"/>
+        </w:rPr>
+        <w:t xml:space="preserve"> </w:t>
+      </w:r>
+      <w:proofErr w:type="spellStart"/>
+      <w:r>
+        <w:rPr>
+          <w:lang w:val="en-GB"/>
+        </w:rPr>
+        <w:t>ili</w:t>
+      </w:r>
+      <w:proofErr w:type="spellEnd"/>
+      <w:r>
+        <w:rPr>
+          <w:lang w:val="en-GB"/>
+        </w:rPr>
+        <w:t xml:space="preserve"> </w:t>
+      </w:r>
+      <w:proofErr w:type="spellStart"/>
+      <w:r>
+        <w:rPr>
+          <w:lang w:val="en-GB"/>
+        </w:rPr>
+        <w:t>prenapona</w:t>
+      </w:r>
+      <w:proofErr w:type="spellEnd"/>
+      <w:r>
+        <w:rPr>
+          <w:lang w:val="en-GB"/>
+        </w:rPr>
+        <w:t xml:space="preserve">, </w:t>
+      </w:r>
+      <w:proofErr w:type="spellStart"/>
+      <w:r>
+        <w:rPr>
+          <w:lang w:val="en-GB"/>
+        </w:rPr>
+        <w:t>čime</w:t>
+      </w:r>
+      <w:proofErr w:type="spellEnd"/>
+      <w:r>
+        <w:rPr>
+          <w:lang w:val="en-GB"/>
+        </w:rPr>
+        <w:t xml:space="preserve"> se </w:t>
+      </w:r>
+      <w:proofErr w:type="spellStart"/>
+      <w:r>
+        <w:rPr>
+          <w:lang w:val="en-GB"/>
+        </w:rPr>
+        <w:t>osigurava</w:t>
+      </w:r>
+      <w:proofErr w:type="spellEnd"/>
+      <w:r>
+        <w:rPr>
+          <w:lang w:val="en-GB"/>
+        </w:rPr>
+        <w:t xml:space="preserve"> </w:t>
+      </w:r>
+      <w:proofErr w:type="spellStart"/>
+      <w:r>
+        <w:rPr>
+          <w:lang w:val="en-GB"/>
+        </w:rPr>
+        <w:t>pravilno</w:t>
+      </w:r>
+      <w:proofErr w:type="spellEnd"/>
+      <w:r>
+        <w:rPr>
+          <w:lang w:val="en-GB"/>
+        </w:rPr>
+        <w:t xml:space="preserve"> </w:t>
+      </w:r>
+      <w:proofErr w:type="spellStart"/>
+      <w:r>
+        <w:rPr>
+          <w:lang w:val="en-GB"/>
+        </w:rPr>
+        <w:t>i</w:t>
+      </w:r>
+      <w:proofErr w:type="spellEnd"/>
+      <w:r>
+        <w:rPr>
+          <w:lang w:val="en-GB"/>
+        </w:rPr>
+        <w:t xml:space="preserve"> </w:t>
+      </w:r>
+      <w:proofErr w:type="spellStart"/>
+      <w:r>
+        <w:rPr>
+          <w:lang w:val="en-GB"/>
+        </w:rPr>
+        <w:t>ujednačeno</w:t>
+      </w:r>
+      <w:proofErr w:type="spellEnd"/>
+      <w:r>
+        <w:rPr>
+          <w:lang w:val="en-GB"/>
+        </w:rPr>
+        <w:t xml:space="preserve"> </w:t>
+      </w:r>
+      <w:proofErr w:type="spellStart"/>
+      <w:r>
+        <w:rPr>
+          <w:lang w:val="en-GB"/>
+        </w:rPr>
+        <w:t>osvjetljenje</w:t>
+      </w:r>
+      <w:proofErr w:type="spellEnd"/>
+      <w:r>
+        <w:rPr>
+          <w:lang w:val="en-GB"/>
+        </w:rPr>
+        <w:t xml:space="preserve"> </w:t>
+      </w:r>
+      <w:proofErr w:type="spellStart"/>
+      <w:r>
+        <w:rPr>
+          <w:lang w:val="en-GB"/>
+        </w:rPr>
+        <w:t>i</w:t>
+      </w:r>
+      <w:proofErr w:type="spellEnd"/>
+      <w:r>
+        <w:rPr>
+          <w:lang w:val="en-GB"/>
+        </w:rPr>
+        <w:t xml:space="preserve"> </w:t>
+      </w:r>
+      <w:proofErr w:type="spellStart"/>
+      <w:r>
+        <w:rPr>
+          <w:lang w:val="en-GB"/>
+        </w:rPr>
+        <w:t>pouzdan</w:t>
+      </w:r>
+      <w:proofErr w:type="spellEnd"/>
+      <w:r>
+        <w:rPr>
+          <w:lang w:val="en-GB"/>
+        </w:rPr>
+        <w:t xml:space="preserve"> rad </w:t>
+      </w:r>
+      <w:proofErr w:type="spellStart"/>
+      <w:r>
+        <w:rPr>
+          <w:lang w:val="en-GB"/>
+        </w:rPr>
+        <w:t>sistema</w:t>
+      </w:r>
+      <w:proofErr w:type="spellEnd"/>
+      <w:r>
+        <w:rPr>
+          <w:lang w:val="en-GB"/>
+        </w:rPr>
+        <w:t>.</w:t>
       </w:r>
     </w:p>
     <w:p>
@@ -4320,7 +6250,7 @@
       <w:pPr>
         <w:pStyle w:val="Heading1"/>
       </w:pPr>
-      <w:bookmarkStart w:id="9" w:name="_Toc223818038"/>
+      <w:bookmarkStart w:id="9" w:name="_Toc223859594"/>
       <w:r>
         <w:lastRenderedPageBreak/>
         <w:t>3. Korištene tehnologije</w:t>
@@ -4404,7 +6334,7 @@
       <w:pPr>
         <w:pStyle w:val="Heading2"/>
       </w:pPr>
-      <w:bookmarkStart w:id="10" w:name="_Toc223818039"/>
+      <w:bookmarkStart w:id="10" w:name="_Toc223859595"/>
       <w:r>
         <w:t xml:space="preserve">3.1. </w:t>
       </w:r>
@@ -4523,7 +6453,7 @@
         <mc:AlternateContent>
           <mc:Choice Requires="wpg">
             <w:drawing>
-              <wp:inline distT="0" distB="0" distL="0" distR="0" wp14:anchorId="34B2AA5C" wp14:editId="453E6064">
+              <wp:inline distT="0" distB="0" distL="0" distR="0" wp14:anchorId="31FC5CC6" wp14:editId="397FDEAA">
                 <wp:extent cx="5745480" cy="2141220"/>
                 <wp:effectExtent l="0" t="0" r="7620" b="0"/>
                 <wp:docPr id="23" name="Group 23"/>
@@ -4548,7 +6478,7 @@
                           </pic:cNvPicPr>
                         </pic:nvPicPr>
                         <pic:blipFill>
-                          <a:blip r:embed="rId16">
+                          <a:blip r:embed="rId17">
                             <a:extLst>
                               <a:ext uri="{28A0092B-C50C-407E-A947-70E740481C1C}">
                                 <a14:useLocalDpi xmlns:a14="http://schemas.microsoft.com/office/drawing/2010/main" val="0"/>
@@ -4582,7 +6512,7 @@
                           </pic:cNvPicPr>
                         </pic:nvPicPr>
                         <pic:blipFill rotWithShape="1">
-                          <a:blip r:embed="rId17">
+                          <a:blip r:embed="rId18">
                             <a:clrChange>
                               <a:clrFrom>
                                 <a:srgbClr val="F0F0F0"/>
@@ -4629,7 +6559,7 @@
           </mc:Choice>
           <mc:Fallback>
             <w:pict>
-              <v:group w14:anchorId="05CBC2FC" id="Group 23" o:spid="_x0000_s1026" style="width:452.4pt;height:168.6pt;mso-position-horizontal-relative:char;mso-position-vertical-relative:line" coordsize="58826,21412" o:gfxdata="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">
+              <v:group w14:anchorId="27399B4C" id="Group 23" o:spid="_x0000_s1026" style="width:452.4pt;height:168.6pt;mso-position-horizontal-relative:char;mso-position-vertical-relative:line" coordsize="58826,21412" o:gfxdata="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">
                 <v:shapetype id="_x0000_t75" coordsize="21600,21600" o:spt="75" o:preferrelative="t" path="m@4@5l@4@11@9@11@9@5xe" filled="f" stroked="f">
                   <v:stroke joinstyle="miter"/>
                   <v:formulas>
@@ -4650,11 +6580,11 @@
                   <o:lock v:ext="edit" aspectratio="t"/>
                 </v:shapetype>
                 <v:shape id="Picture 12" o:spid="_x0000_s1027" type="#_x0000_t75" alt="Snimak ekrana programa Visual Studio 2013. Uređuje se izvorni kôd u programskom jeziku C++" style="position:absolute;left:18745;width:40081;height:21412;visibility:visible;mso-wrap-style:square" o:gfxdata="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">
-                  <v:imagedata r:id="rId18" o:title="Snimak ekrana programa Visual Studio 2013"/>
+                  <v:imagedata r:id="rId19" o:title="Snimak ekrana programa Visual Studio 2013"/>
                   <v:path arrowok="t"/>
                 </v:shape>
                 <v:shape id="Picture 3" o:spid="_x0000_s1028" type="#_x0000_t75" alt="Visualstudio 2022 Community(J) : Microsoft : Free Download, Borrow, and  Streaming : Internet Archive" style="position:absolute;top:3048;width:18192;height:14935;visibility:visible;mso-wrap-style:square" o:gfxdata="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">
-                  <v:imagedata r:id="rId19" o:title=" Internet Archive" cropleft="13524f" cropright="14472f" chromakey="#f0f0f0"/>
+                  <v:imagedata r:id="rId20" o:title=" Internet Archive" cropleft="13524f" cropright="14472f" chromakey="#f0f0f0"/>
                   <v:path arrowok="t"/>
                 </v:shape>
                 <w10:anchorlock/>
@@ -4746,7 +6676,7 @@
       <w:pPr>
         <w:pStyle w:val="Heading2"/>
       </w:pPr>
-      <w:bookmarkStart w:id="11" w:name="_Toc223818040"/>
+      <w:bookmarkStart w:id="11" w:name="_Toc223859596"/>
       <w:r>
         <w:t>3.2. Visual Studio Code</w:t>
       </w:r>
@@ -4849,7 +6779,7 @@
         <mc:AlternateContent>
           <mc:Choice Requires="wpg">
             <w:drawing>
-              <wp:inline distT="0" distB="0" distL="0" distR="0" wp14:anchorId="0504B56C" wp14:editId="20B0A297">
+              <wp:inline distT="0" distB="0" distL="0" distR="0" wp14:anchorId="798DE537" wp14:editId="539F576E">
                 <wp:extent cx="5753100" cy="2545080"/>
                 <wp:effectExtent l="0" t="0" r="0" b="7620"/>
                 <wp:docPr id="22" name="Group 22"/>
@@ -4874,7 +6804,7 @@
                           </pic:cNvPicPr>
                         </pic:nvPicPr>
                         <pic:blipFill>
-                          <a:blip r:embed="rId20">
+                          <a:blip r:embed="rId21">
                             <a:extLst>
                               <a:ext uri="{28A0092B-C50C-407E-A947-70E740481C1C}">
                                 <a14:useLocalDpi xmlns:a14="http://schemas.microsoft.com/office/drawing/2010/main" val="0"/>
@@ -4908,7 +6838,7 @@
                           </pic:cNvPicPr>
                         </pic:nvPicPr>
                         <pic:blipFill>
-                          <a:blip r:embed="rId21">
+                          <a:blip r:embed="rId22">
                             <a:extLst>
                               <a:ext uri="{28A0092B-C50C-407E-A947-70E740481C1C}">
                                 <a14:useLocalDpi xmlns:a14="http://schemas.microsoft.com/office/drawing/2010/main" val="0"/>
@@ -4937,13 +6867,13 @@
           </mc:Choice>
           <mc:Fallback>
             <w:pict>
-              <v:group w14:anchorId="6844A667" id="Group 22" o:spid="_x0000_s1026" style="width:453pt;height:200.4pt;mso-position-horizontal-relative:char;mso-position-vertical-relative:line" coordsize="54292,24917" o:gfxdata="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">
+              <v:group w14:anchorId="2F44E365" id="Group 22" o:spid="_x0000_s1026" style="width:453pt;height:200.4pt;mso-position-horizontal-relative:char;mso-position-vertical-relative:line" coordsize="54292,24917" o:gfxdata="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">
                 <v:shape id="Picture 21" o:spid="_x0000_s1027" type="#_x0000_t75" alt="nedefinirano" style="position:absolute;top:6705;width:11430;height:11430;visibility:visible;mso-wrap-style:square" o:gfxdata="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">
-                  <v:imagedata r:id="rId22" o:title="nedefinirano"/>
+                  <v:imagedata r:id="rId23" o:title="nedefinirano"/>
                   <v:path arrowok="t"/>
                 </v:shape>
                 <v:shape id="Picture 20" o:spid="_x0000_s1028" type="#_x0000_t75" style="position:absolute;left:15697;width:38595;height:24917;visibility:visible;mso-wrap-style:square" o:gfxdata="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">
-                  <v:imagedata r:id="rId23" o:title=""/>
+                  <v:imagedata r:id="rId24" o:title=""/>
                   <v:path arrowok="t"/>
                 </v:shape>
                 <w10:anchorlock/>
@@ -4970,43 +6900,7 @@
           <w:szCs w:val="18"/>
           <w:lang w:val="bs-Latn-BA" w:eastAsia="bs-Latn-BA"/>
         </w:rPr>
-        <w:t>Slika 3</w:t>
-      </w:r>
-      <w:r>
-        <w:rPr>
-          <w:i/>
-          <w:sz w:val="18"/>
-          <w:szCs w:val="18"/>
-          <w:lang w:val="bs-Latn-BA" w:eastAsia="bs-Latn-BA"/>
-        </w:rPr>
-        <w:t>.2</w:t>
-      </w:r>
-      <w:r>
-        <w:rPr>
-          <w:i/>
-          <w:sz w:val="18"/>
-          <w:szCs w:val="18"/>
-          <w:lang w:val="bs-Latn-BA" w:eastAsia="bs-Latn-BA"/>
-        </w:rPr>
-        <w:t xml:space="preserve">.1. izgled Visual Studio </w:t>
-      </w:r>
-      <w:r>
-        <w:rPr>
-          <w:i/>
-          <w:sz w:val="18"/>
-          <w:szCs w:val="18"/>
-          <w:lang w:val="bs-Latn-BA" w:eastAsia="bs-Latn-BA"/>
-        </w:rPr>
-        <w:t xml:space="preserve">Code </w:t>
-      </w:r>
-      <w:r>
-        <w:rPr>
-          <w:i/>
-          <w:sz w:val="18"/>
-          <w:szCs w:val="18"/>
-          <w:lang w:val="bs-Latn-BA" w:eastAsia="bs-Latn-BA"/>
-        </w:rPr>
-        <w:t>okruženja</w:t>
+        <w:t>Slika 3.2.1. izgled Visual Studio Code okruženja</w:t>
       </w:r>
     </w:p>
     <w:p>
@@ -5101,7 +6995,7 @@
       <w:pPr>
         <w:pStyle w:val="Heading2"/>
       </w:pPr>
-      <w:bookmarkStart w:id="12" w:name="_Toc223818041"/>
+      <w:bookmarkStart w:id="12" w:name="_Toc223859597"/>
       <w:r>
         <w:lastRenderedPageBreak/>
         <w:t>3.3. Arduino IDE</w:t>
@@ -5187,8 +7081,12 @@
         <w:jc w:val="center"/>
       </w:pPr>
       <w:r>
+        <w:rPr>
+          <w:noProof/>
+          <w:lang w:val="en-GB" w:eastAsia="en-GB"/>
+        </w:rPr>
         <w:drawing>
-          <wp:inline distT="0" distB="0" distL="0" distR="0" wp14:anchorId="335A30BB" wp14:editId="260C406A">
+          <wp:inline distT="0" distB="0" distL="0" distR="0" wp14:anchorId="22E9F8E5" wp14:editId="04FE2C2E">
             <wp:extent cx="5044440" cy="2935361"/>
             <wp:effectExtent l="0" t="0" r="3810" b="0"/>
             <wp:docPr id="24" name="Picture 24"/>
@@ -5203,7 +7101,7 @@
                     <pic:cNvPicPr/>
                   </pic:nvPicPr>
                   <pic:blipFill>
-                    <a:blip r:embed="rId24"/>
+                    <a:blip r:embed="rId25"/>
                     <a:stretch>
                       <a:fillRect/>
                     </a:stretch>
@@ -5241,43 +7139,7 @@
           <w:szCs w:val="18"/>
           <w:lang w:val="bs-Latn-BA" w:eastAsia="bs-Latn-BA"/>
         </w:rPr>
-        <w:t>Slika 3</w:t>
-      </w:r>
-      <w:r>
-        <w:rPr>
-          <w:i/>
-          <w:sz w:val="18"/>
-          <w:szCs w:val="18"/>
-          <w:lang w:val="bs-Latn-BA" w:eastAsia="bs-Latn-BA"/>
-        </w:rPr>
-        <w:t>.3</w:t>
-      </w:r>
-      <w:r>
-        <w:rPr>
-          <w:i/>
-          <w:sz w:val="18"/>
-          <w:szCs w:val="18"/>
-          <w:lang w:val="bs-Latn-BA" w:eastAsia="bs-Latn-BA"/>
-        </w:rPr>
-        <w:t xml:space="preserve">.1. izgled </w:t>
-      </w:r>
-      <w:r>
-        <w:rPr>
-          <w:i/>
-          <w:sz w:val="18"/>
-          <w:szCs w:val="18"/>
-          <w:lang w:val="bs-Latn-BA" w:eastAsia="bs-Latn-BA"/>
-        </w:rPr>
-        <w:t>Arduino IDE</w:t>
-      </w:r>
-      <w:r>
-        <w:rPr>
-          <w:i/>
-          <w:sz w:val="18"/>
-          <w:szCs w:val="18"/>
-          <w:lang w:val="bs-Latn-BA" w:eastAsia="bs-Latn-BA"/>
-        </w:rPr>
-        <w:t xml:space="preserve"> okruženja</w:t>
+        <w:t>Slika 3.3.1. izgled Arduino IDE okruženja</w:t>
       </w:r>
     </w:p>
     <w:p/>
@@ -5286,7 +7148,183 @@
         <w:jc w:val="both"/>
       </w:pPr>
       <w:r>
-        <w:t>Pored osnovne funkcionalnosti pisanja i učitavanja koda na mikrokontroler, Arduino IDE nudi niz korisnih opcija i alata koji olakšavaju razvoj i testiranje. Najvažnije značajke Arduino IDE-a uključuju:</w:t>
+        <w:t xml:space="preserve">Pored </w:t>
+      </w:r>
+      <w:proofErr w:type="spellStart"/>
+      <w:r>
+        <w:t>osnovne</w:t>
+      </w:r>
+      <w:proofErr w:type="spellEnd"/>
+      <w:r>
+        <w:t xml:space="preserve"> </w:t>
+      </w:r>
+      <w:proofErr w:type="spellStart"/>
+      <w:r>
+        <w:t>funkcionalnosti</w:t>
+      </w:r>
+      <w:proofErr w:type="spellEnd"/>
+      <w:r>
+        <w:t xml:space="preserve"> </w:t>
+      </w:r>
+      <w:proofErr w:type="spellStart"/>
+      <w:r>
+        <w:t>pisanja</w:t>
+      </w:r>
+      <w:proofErr w:type="spellEnd"/>
+      <w:r>
+        <w:t xml:space="preserve"> </w:t>
+      </w:r>
+      <w:proofErr w:type="spellStart"/>
+      <w:r>
+        <w:t>i</w:t>
+      </w:r>
+      <w:proofErr w:type="spellEnd"/>
+      <w:r>
+        <w:t xml:space="preserve"> </w:t>
+      </w:r>
+      <w:proofErr w:type="spellStart"/>
+      <w:r>
+        <w:t>učitavanja</w:t>
+      </w:r>
+      <w:proofErr w:type="spellEnd"/>
+      <w:r>
+        <w:t xml:space="preserve"> </w:t>
+      </w:r>
+      <w:proofErr w:type="spellStart"/>
+      <w:r>
+        <w:t>koda</w:t>
+      </w:r>
+      <w:proofErr w:type="spellEnd"/>
+      <w:r>
+        <w:t xml:space="preserve"> </w:t>
+      </w:r>
+      <w:proofErr w:type="spellStart"/>
+      <w:r>
+        <w:t>na</w:t>
+      </w:r>
+      <w:proofErr w:type="spellEnd"/>
+      <w:r>
+        <w:t xml:space="preserve"> </w:t>
+      </w:r>
+      <w:proofErr w:type="spellStart"/>
+      <w:r>
+        <w:t>mikrokontroler</w:t>
+      </w:r>
+      <w:proofErr w:type="spellEnd"/>
+      <w:r>
+        <w:t xml:space="preserve">, Arduino IDE </w:t>
+      </w:r>
+      <w:proofErr w:type="spellStart"/>
+      <w:r>
+        <w:t>nudi</w:t>
+      </w:r>
+      <w:proofErr w:type="spellEnd"/>
+      <w:r>
+        <w:t xml:space="preserve"> </w:t>
+      </w:r>
+      <w:proofErr w:type="spellStart"/>
+      <w:r>
+        <w:t>niz</w:t>
+      </w:r>
+      <w:proofErr w:type="spellEnd"/>
+      <w:r>
+        <w:t xml:space="preserve"> </w:t>
+      </w:r>
+      <w:proofErr w:type="spellStart"/>
+      <w:r>
+        <w:t>korisnih</w:t>
+      </w:r>
+      <w:proofErr w:type="spellEnd"/>
+      <w:r>
+        <w:t xml:space="preserve"> </w:t>
+      </w:r>
+      <w:proofErr w:type="spellStart"/>
+      <w:r>
+        <w:t>opcija</w:t>
+      </w:r>
+      <w:proofErr w:type="spellEnd"/>
+      <w:r>
+        <w:t xml:space="preserve"> </w:t>
+      </w:r>
+      <w:proofErr w:type="spellStart"/>
+      <w:r>
+        <w:t>i</w:t>
+      </w:r>
+      <w:proofErr w:type="spellEnd"/>
+      <w:r>
+        <w:t xml:space="preserve"> </w:t>
+      </w:r>
+      <w:proofErr w:type="spellStart"/>
+      <w:r>
+        <w:t>alata</w:t>
+      </w:r>
+      <w:proofErr w:type="spellEnd"/>
+      <w:r>
+        <w:t xml:space="preserve"> </w:t>
+      </w:r>
+      <w:proofErr w:type="spellStart"/>
+      <w:r>
+        <w:t>koji</w:t>
+      </w:r>
+      <w:proofErr w:type="spellEnd"/>
+      <w:r>
+        <w:t xml:space="preserve"> </w:t>
+      </w:r>
+      <w:proofErr w:type="spellStart"/>
+      <w:r>
+        <w:t>olakšavaju</w:t>
+      </w:r>
+      <w:proofErr w:type="spellEnd"/>
+      <w:r>
+        <w:t xml:space="preserve"> </w:t>
+      </w:r>
+      <w:proofErr w:type="spellStart"/>
+      <w:r>
+        <w:t>razvoj</w:t>
+      </w:r>
+      <w:proofErr w:type="spellEnd"/>
+      <w:r>
+        <w:t xml:space="preserve"> </w:t>
+      </w:r>
+      <w:proofErr w:type="spellStart"/>
+      <w:r>
+        <w:t>i</w:t>
+      </w:r>
+      <w:proofErr w:type="spellEnd"/>
+      <w:r>
+        <w:t xml:space="preserve"> </w:t>
+      </w:r>
+      <w:proofErr w:type="spellStart"/>
+      <w:r>
+        <w:t>testiranje</w:t>
+      </w:r>
+      <w:proofErr w:type="spellEnd"/>
+      <w:r>
+        <w:t xml:space="preserve">. </w:t>
+      </w:r>
+      <w:proofErr w:type="spellStart"/>
+      <w:r>
+        <w:t>Najvažnije</w:t>
+      </w:r>
+      <w:proofErr w:type="spellEnd"/>
+      <w:r>
+        <w:t xml:space="preserve"> </w:t>
+      </w:r>
+      <w:proofErr w:type="spellStart"/>
+      <w:r>
+        <w:t>značajke</w:t>
+      </w:r>
+      <w:proofErr w:type="spellEnd"/>
+      <w:r>
+        <w:t xml:space="preserve"> Arduino IDE-a </w:t>
+      </w:r>
+      <w:proofErr w:type="spellStart"/>
+      <w:r>
+        <w:t>uključuju</w:t>
+      </w:r>
+      <w:proofErr w:type="spellEnd"/>
+      <w:r>
+        <w:t>:</w:t>
       </w:r>
     </w:p>
     <w:p>
@@ -5317,7 +7355,15 @@
         <w:jc w:val="both"/>
       </w:pPr>
       <w:r>
-        <w:t>Libraries (biblioteke)</w:t>
+        <w:t>Libraries (</w:t>
+      </w:r>
+      <w:proofErr w:type="spellStart"/>
+      <w:r>
+        <w:t>biblioteke</w:t>
+      </w:r>
+      <w:proofErr w:type="spellEnd"/>
+      <w:r>
+        <w:t>)</w:t>
       </w:r>
     </w:p>
     <w:p>
@@ -5330,7 +7376,15 @@
         <w:jc w:val="both"/>
       </w:pPr>
       <w:r>
-        <w:t xml:space="preserve">Boards (ploče) </w:t>
+        <w:t>Boards (</w:t>
+      </w:r>
+      <w:proofErr w:type="spellStart"/>
+      <w:r>
+        <w:t>ploče</w:t>
+      </w:r>
+      <w:proofErr w:type="spellEnd"/>
+      <w:r>
+        <w:t xml:space="preserve">) </w:t>
       </w:r>
     </w:p>
     <w:p>
@@ -5342,8 +7396,21 @@
         </w:numPr>
         <w:jc w:val="both"/>
       </w:pPr>
-      <w:r>
-        <w:t xml:space="preserve">Primjeri koda </w:t>
+      <w:proofErr w:type="spellStart"/>
+      <w:r>
+        <w:t>Primjeri</w:t>
+      </w:r>
+      <w:proofErr w:type="spellEnd"/>
+      <w:r>
+        <w:t xml:space="preserve"> </w:t>
+      </w:r>
+      <w:proofErr w:type="spellStart"/>
+      <w:r>
+        <w:t>koda</w:t>
+      </w:r>
+      <w:proofErr w:type="spellEnd"/>
+      <w:r>
+        <w:t xml:space="preserve"> </w:t>
       </w:r>
     </w:p>
     <w:p>
@@ -5355,9 +7422,19 @@
         </w:numPr>
         <w:jc w:val="both"/>
       </w:pPr>
-      <w:r>
-        <w:t>Jednostavan interfejs</w:t>
-      </w:r>
+      <w:proofErr w:type="spellStart"/>
+      <w:r>
+        <w:t>Jednostavan</w:t>
+      </w:r>
+      <w:proofErr w:type="spellEnd"/>
+      <w:r>
+        <w:t xml:space="preserve"> </w:t>
+      </w:r>
+      <w:proofErr w:type="spellStart"/>
+      <w:r>
+        <w:t>interfejs</w:t>
+      </w:r>
+      <w:proofErr w:type="spellEnd"/>
       <w:r>
         <w:br w:type="page"/>
       </w:r>
@@ -5366,7 +7443,7 @@
       <w:pPr>
         <w:pStyle w:val="Heading1"/>
       </w:pPr>
-      <w:bookmarkStart w:id="13" w:name="_Toc223818042"/>
+      <w:bookmarkStart w:id="13" w:name="_Toc223859598"/>
       <w:r>
         <w:lastRenderedPageBreak/>
         <w:t>4</w:t>
@@ -5407,7 +7484,7 @@
           <w:lang w:val="en-GB" w:eastAsia="en-GB"/>
         </w:rPr>
         <w:drawing>
-          <wp:inline distT="114300" distB="114300" distL="114300" distR="114300" wp14:anchorId="3F0FEB1D" wp14:editId="60BB91BF">
+          <wp:inline distT="114300" distB="114300" distL="114300" distR="114300" wp14:anchorId="25F1A306" wp14:editId="4207ED81">
             <wp:extent cx="3019425" cy="2225040"/>
             <wp:effectExtent l="0" t="0" r="9525" b="3810"/>
             <wp:docPr id="4" name="image1.png"/>
@@ -5420,7 +7497,7 @@
                     <pic:cNvPicPr preferRelativeResize="0"/>
                   </pic:nvPicPr>
                   <pic:blipFill rotWithShape="1">
-                    <a:blip r:embed="rId25"/>
+                    <a:blip r:embed="rId26"/>
                     <a:srcRect b="6184"/>
                     <a:stretch/>
                   </pic:blipFill>
@@ -5481,7 +7558,7 @@
       <w:pPr>
         <w:pStyle w:val="Heading1"/>
       </w:pPr>
-      <w:bookmarkStart w:id="14" w:name="_Toc223818043"/>
+      <w:bookmarkStart w:id="14" w:name="_Toc223859599"/>
       <w:r>
         <w:lastRenderedPageBreak/>
         <w:t>5</w:t>
@@ -5559,31 +7636,37 @@
         <w:rPr>
           <w:lang w:val="bs-Latn-BA" w:eastAsia="bs-Latn-BA"/>
         </w:rPr>
-        <w:t>va različita editora: Microsoft Visual Studio 2022 (Windows aplikacija) i Visua</w:t>
+        <w:t>v</w:t>
       </w:r>
       <w:r>
         <w:rPr>
           <w:lang w:val="bs-Latn-BA" w:eastAsia="bs-Latn-BA"/>
         </w:rPr>
-        <w:t xml:space="preserve">l Studio Code (Web-aplikacija). Razlika između dvije aplikacije jeste u samom povezivanju s ESP32 mikrokontrolerom i samim slanjem podataka na isti. Njegov rad definisan je kroz .ino fajl programiran unutar ArduinoIDE okruženja. </w:t>
+        <w:t xml:space="preserve">a </w:t>
       </w:r>
       <w:r>
         <w:rPr>
           <w:lang w:val="bs-Latn-BA" w:eastAsia="bs-Latn-BA"/>
         </w:rPr>
-        <w:t xml:space="preserve">U </w:t>
+        <w:t>editora: Microsoft Visual Studio 2022 (Windows aplikacija) i Visua</w:t>
       </w:r>
       <w:r>
         <w:rPr>
           <w:lang w:val="bs-Latn-BA" w:eastAsia="bs-Latn-BA"/>
         </w:rPr>
-        <w:t>nastavku slijedi objašnjenje svih</w:t>
+        <w:t>l Studio Code (Web-aplikacija). Razlika između dvije aplikacije jeste u povezivanju s ESP32 mikrokontrolerom i samim slanjem podataka na isti. Njegov rad definisan je kroz .ino fajl programiran unutar Arduino</w:t>
       </w:r>
       <w:r>
         <w:rPr>
           <w:lang w:val="bs-Latn-BA" w:eastAsia="bs-Latn-BA"/>
         </w:rPr>
-        <w:t xml:space="preserve"> platformi.</w:t>
+        <w:t xml:space="preserve"> </w:t>
+      </w:r>
+      <w:r>
+        <w:rPr>
+          <w:lang w:val="bs-Latn-BA" w:eastAsia="bs-Latn-BA"/>
+        </w:rPr>
+        <w:t xml:space="preserve">IDE okruženja. </w:t>
       </w:r>
     </w:p>
     <w:p>
@@ -5598,7 +7681,7 @@
       <w:pPr>
         <w:pStyle w:val="Heading2"/>
       </w:pPr>
-      <w:bookmarkStart w:id="15" w:name="_Toc223818044"/>
+      <w:bookmarkStart w:id="15" w:name="_Toc223859600"/>
       <w:r>
         <w:t>5</w:t>
       </w:r>
@@ -5612,25 +7695,217 @@
     </w:p>
     <w:p>
       <w:pPr>
+        <w:jc w:val="both"/>
         <w:rPr>
           <w:lang w:val="bs-Latn-BA" w:eastAsia="bs-Latn-BA"/>
         </w:rPr>
       </w:pPr>
-    </w:p>
-    <w:p>
-      <w:pPr>
+      <w:r>
         <w:rPr>
           <w:lang w:val="bs-Latn-BA" w:eastAsia="bs-Latn-BA"/>
         </w:rPr>
-      </w:pPr>
-      <w:r>
+        <w:t>Prva aplikacija izrađena je u .NET okruženju, odnosno u programu Microsoft Visual Studio 2022. Prvobitna svrha ove aplikacije bila je da predstavlja glavno softversko rješenje ovog maturskog rada. Međutim, tokom razvoja pojavio se problem pri prijenosu podataka.</w:t>
+      </w:r>
+    </w:p>
+    <w:p>
+      <w:pPr>
+        <w:jc w:val="both"/>
         <w:rPr>
           <w:lang w:val="bs-Latn-BA" w:eastAsia="bs-Latn-BA"/>
         </w:rPr>
+      </w:pPr>
+    </w:p>
+    <w:p>
+      <w:pPr>
+        <w:jc w:val="both"/>
+        <w:rPr>
+          <w:lang w:val="bs-Latn-BA" w:eastAsia="bs-Latn-BA"/>
+        </w:rPr>
+      </w:pPr>
+      <w:r>
+        <w:rPr>
+          <w:lang w:val="bs-Latn-BA" w:eastAsia="bs-Latn-BA"/>
+        </w:rPr>
+        <w:t>Naime, kako bi komunikacija između mikrokontrolera ESP32 i LED matrice bila moguća, bio je potreban fizički kontakt, odnosno kablovska veza koja bi omogućila razmjenu podataka. To je dovodilo do dodatnog problema: svaki put kada bi se novi podaci trebali poslati na matricu za ispis (npr. obavještenja ili raspored dežurnih profesora), bilo je potrebno skinuti matricu sa ploče, povezati je s laptopom i ponovo učitati kod.</w:t>
+      </w:r>
+    </w:p>
+    <w:p>
+      <w:pPr>
+        <w:jc w:val="both"/>
+        <w:rPr>
+          <w:lang w:val="bs-Latn-BA" w:eastAsia="bs-Latn-BA"/>
+        </w:rPr>
+      </w:pPr>
+    </w:p>
+    <w:p>
+      <w:pPr>
+        <w:jc w:val="both"/>
+        <w:rPr>
+          <w:lang w:val="bs-Latn-BA" w:eastAsia="bs-Latn-BA"/>
+        </w:rPr>
+      </w:pPr>
+      <w:r>
+        <w:rPr>
+          <w:lang w:val="bs-Latn-BA" w:eastAsia="bs-Latn-BA"/>
+        </w:rPr>
+        <w:t>Takav proces pokazao se nepraktičnim i neefikasnim za svakodnevnu upotrebu sistema. Zbog toga je ova aplikacija proglašena neadekvatnim rješenjem i ostavljena je kao rezervna opcija u slučaju da web-aplikacija ima poteškoće pri povezivanju. Može se reći da predstavlja „manualni“ pristup upravljanju sistemom.</w:t>
+      </w:r>
+    </w:p>
+    <w:p>
+      <w:pPr>
+        <w:jc w:val="both"/>
+        <w:rPr>
+          <w:lang w:val="bs-Latn-BA" w:eastAsia="bs-Latn-BA"/>
+        </w:rPr>
+      </w:pPr>
+    </w:p>
+    <w:p>
+      <w:pPr>
+        <w:jc w:val="both"/>
+        <w:rPr>
+          <w:lang w:val="bs-Latn-BA" w:eastAsia="bs-Latn-BA"/>
+        </w:rPr>
+      </w:pPr>
+      <w:r>
+        <w:rPr>
+          <w:lang w:val="bs-Latn-BA" w:eastAsia="bs-Latn-BA"/>
+        </w:rPr>
+        <w:t>Iako nije korištena kao primarno rješenje, ova aplikacija bila je prvi razvijeni softverski dio projekta te je, kao takva, važna za razumijevanje procesa razvoja cijelog sistema.</w:t>
+      </w:r>
+    </w:p>
+    <w:p/>
+    <w:p>
+      <w:pPr>
+        <w:pStyle w:val="Heading3"/>
+      </w:pPr>
+      <w:bookmarkStart w:id="16" w:name="_Toc223859601"/>
+      <w:r>
+        <w:t>Dizajn aplikacije</w:t>
+      </w:r>
+      <w:bookmarkEnd w:id="16"/>
+    </w:p>
+    <w:p>
+      <w:pPr>
+        <w:rPr>
+          <w:lang w:val="bs-Latn-BA" w:eastAsia="bs-Latn-BA"/>
+        </w:rPr>
+      </w:pPr>
+    </w:p>
+    <w:p>
+      <w:pPr>
+        <w:rPr>
+          <w:lang w:val="bs-Latn-BA" w:eastAsia="bs-Latn-BA"/>
+        </w:rPr>
+      </w:pPr>
+      <w:r>
+        <w:rPr>
+          <w:lang w:val="bs-Latn-BA" w:eastAsia="bs-Latn-BA"/>
+        </w:rPr>
+        <w:t>Dizajn aplika</w:t>
+      </w:r>
+      <w:r>
+        <w:rPr>
+          <w:lang w:val="bs-Latn-BA" w:eastAsia="bs-Latn-BA"/>
+        </w:rPr>
+        <w:t>cije sastoji se od dvije forme.</w:t>
+      </w:r>
+    </w:p>
+    <w:p>
+      <w:pPr>
+        <w:rPr>
+          <w:lang w:val="bs-Latn-BA" w:eastAsia="bs-Latn-BA"/>
+        </w:rPr>
+      </w:pPr>
+    </w:p>
+    <w:p>
+      <w:pPr>
+        <w:jc w:val="both"/>
+        <w:rPr>
+          <w:lang w:val="bs-Latn-BA" w:eastAsia="bs-Latn-BA"/>
+        </w:rPr>
+      </w:pPr>
+      <w:r>
+        <w:rPr>
+          <w:lang w:val="bs-Latn-BA" w:eastAsia="bs-Latn-BA"/>
+        </w:rPr>
+        <w:t>Prva forma koja se učitava pri pokretanju aplikacije zapravo predstavlja sekundarnu formu ovog projekta i služi kao log-in forma. Njen izgled prikazan je na slici 5.1.1.</w:t>
+      </w:r>
+    </w:p>
+    <w:p>
+      <w:pPr>
+        <w:jc w:val="both"/>
+        <w:rPr>
+          <w:lang w:val="bs-Latn-BA" w:eastAsia="bs-Latn-BA"/>
+        </w:rPr>
+      </w:pPr>
+    </w:p>
+    <w:p>
+      <w:pPr>
+        <w:jc w:val="both"/>
+        <w:rPr>
+          <w:lang w:val="bs-Latn-BA" w:eastAsia="bs-Latn-BA"/>
+        </w:rPr>
+      </w:pPr>
+      <w:r>
+        <w:rPr>
+          <w:lang w:val="bs-Latn-BA" w:eastAsia="bs-Latn-BA"/>
+        </w:rPr>
+        <w:t>Njena osnovna svrha je da osigura pristup sistemu tako što je u prva dva polja potrebno unijeti validne korisničke podatke kako bi se omogućio prelazak na primarnu formu aplikacije. Opcija odabira COM porta uvedena je zbog potrebe za povezivanjem mikrokontrolera ESP32 sa računarom prilikom učitavanja novih podataka. Bez ove opcije bilo bi potrebno definisati statički port direktno u kodu, što bi moglo uzrokovati probleme prilikom promjene računara ili komunikacijskog porta.</w:t>
+      </w:r>
+    </w:p>
+    <w:p>
+      <w:pPr>
+        <w:jc w:val="both"/>
+        <w:rPr>
+          <w:lang w:val="bs-Latn-BA" w:eastAsia="bs-Latn-BA"/>
+        </w:rPr>
+      </w:pPr>
+    </w:p>
+    <w:p>
+      <w:pPr>
+        <w:jc w:val="both"/>
+        <w:rPr>
+          <w:lang w:val="bs-Latn-BA" w:eastAsia="bs-Latn-BA"/>
+        </w:rPr>
+      </w:pPr>
+      <w:r>
+        <w:rPr>
+          <w:lang w:val="bs-Latn-BA" w:eastAsia="bs-Latn-BA"/>
+        </w:rPr>
+        <w:t xml:space="preserve">Pritiskom na dugme „Login“ vrši se provjera unesenih podataka, nakon čega se prikazuje odgovarajuća poruka u zavisnosti od njihove validnosti. Ukoliko su uneseni podaci ispravni, aplikacija se automatski povezuje sa mikrokontrolerom, a zatim se u MessageBox prozoru </w:t>
+      </w:r>
+      <w:r>
+        <w:rPr>
+          <w:lang w:val="bs-Latn-BA" w:eastAsia="bs-Latn-BA"/>
+        </w:rPr>
+        <w:lastRenderedPageBreak/>
+        <w:t>prikazuje potvrda o uspješnom povezivanju. Nakon toga korisnik se preusmjerava na početnu (Home) stranicu aplikacije.</w:t>
+      </w:r>
+    </w:p>
+    <w:p>
+      <w:pPr>
+        <w:jc w:val="both"/>
+        <w:rPr>
+          <w:lang w:val="bs-Latn-BA" w:eastAsia="bs-Latn-BA"/>
+        </w:rPr>
+      </w:pPr>
+    </w:p>
+    <w:p>
+      <w:pPr>
+        <w:jc w:val="center"/>
+        <w:rPr>
+          <w:lang w:val="bs-Latn-BA" w:eastAsia="bs-Latn-BA"/>
+        </w:rPr>
+      </w:pPr>
+      <w:r>
+        <w:rPr>
+          <w:noProof/>
+          <w:lang w:val="en-GB" w:eastAsia="en-GB"/>
+        </w:rPr>
         <w:drawing>
-          <wp:inline distT="0" distB="0" distL="0" distR="0" wp14:anchorId="16D340E7" wp14:editId="416DA2B4">
-            <wp:extent cx="5760720" cy="3148965"/>
-            <wp:effectExtent l="0" t="0" r="0" b="0"/>
+          <wp:inline distT="0" distB="0" distL="0" distR="0" wp14:anchorId="452F3CEA" wp14:editId="4040A8B0">
+            <wp:extent cx="5073650" cy="2773680"/>
+            <wp:effectExtent l="0" t="0" r="0" b="7620"/>
             <wp:docPr id="14" name="Picture 14"/>
             <wp:cNvGraphicFramePr>
               <a:graphicFrameLocks xmlns:a="http://schemas.openxmlformats.org/drawingml/2006/main" noChangeAspect="1"/>
@@ -5643,7 +7918,13 @@
                     <pic:cNvPicPr/>
                   </pic:nvPicPr>
                   <pic:blipFill>
-                    <a:blip r:embed="rId26"/>
+                    <a:blip r:embed="rId27">
+                      <a:extLst>
+                        <a:ext uri="{28A0092B-C50C-407E-A947-70E740481C1C}">
+                          <a14:useLocalDpi xmlns:a14="http://schemas.microsoft.com/office/drawing/2010/main" val="0"/>
+                        </a:ext>
+                      </a:extLst>
+                    </a:blip>
                     <a:stretch>
                       <a:fillRect/>
                     </a:stretch>
@@ -5651,7 +7932,7 @@
                   <pic:spPr>
                     <a:xfrm>
                       <a:off x="0" y="0"/>
-                      <a:ext cx="5760720" cy="3148965"/>
+                      <a:ext cx="5073650" cy="2773680"/>
                     </a:xfrm>
                     <a:prstGeom prst="rect">
                       <a:avLst/>
@@ -5666,17 +7947,23 @@
     </w:p>
     <w:p>
       <w:pPr>
-        <w:rPr>
+        <w:jc w:val="center"/>
+        <w:rPr>
+          <w:i/>
+          <w:sz w:val="18"/>
+          <w:szCs w:val="18"/>
           <w:lang w:val="bs-Latn-BA" w:eastAsia="bs-Latn-BA"/>
         </w:rPr>
       </w:pPr>
-    </w:p>
-    <w:p>
-      <w:pPr>
-        <w:rPr>
+      <w:r>
+        <w:rPr>
+          <w:i/>
+          <w:sz w:val="18"/>
+          <w:szCs w:val="18"/>
           <w:lang w:val="bs-Latn-BA" w:eastAsia="bs-Latn-BA"/>
         </w:rPr>
-      </w:pPr>
+        <w:t>Slika 5.1.1. prikaz Log-in forme</w:t>
+      </w:r>
     </w:p>
     <w:p>
       <w:pPr>
@@ -5691,15 +7978,29 @@
           <w:lang w:val="bs-Latn-BA" w:eastAsia="bs-Latn-BA"/>
         </w:rPr>
       </w:pPr>
-      <w:r>
-        <w:rPr>
-          <w:lang w:val="bs-Latn-BA"/>
-        </w:rPr>
-        <w:lastRenderedPageBreak/>
+    </w:p>
+    <w:p>
+      <w:pPr>
+        <w:rPr>
+          <w:lang w:val="bs-Latn-BA" w:eastAsia="bs-Latn-BA"/>
+        </w:rPr>
+      </w:pPr>
+    </w:p>
+    <w:p>
+      <w:pPr>
+        <w:rPr>
+          <w:lang w:val="bs-Latn-BA" w:eastAsia="bs-Latn-BA"/>
+        </w:rPr>
+      </w:pPr>
+      <w:r>
+        <w:rPr>
+          <w:noProof/>
+          <w:lang w:val="en-GB" w:eastAsia="en-GB"/>
+        </w:rPr>
         <w:drawing>
-          <wp:inline distT="0" distB="0" distL="0" distR="0" wp14:anchorId="2607A37E" wp14:editId="0E17D2EC">
-            <wp:extent cx="5760720" cy="3100070"/>
-            <wp:effectExtent l="0" t="0" r="0" b="5080"/>
+          <wp:inline distT="0" distB="0" distL="0" distR="0" wp14:anchorId="0B942CF3" wp14:editId="4E8D24EB">
+            <wp:extent cx="5135880" cy="2763819"/>
+            <wp:effectExtent l="0" t="0" r="7620" b="0"/>
             <wp:docPr id="18" name="Picture 18"/>
             <wp:cNvGraphicFramePr>
               <a:graphicFrameLocks xmlns:a="http://schemas.openxmlformats.org/drawingml/2006/main" noChangeAspect="1"/>
@@ -5712,7 +8013,7 @@
                     <pic:cNvPicPr/>
                   </pic:nvPicPr>
                   <pic:blipFill>
-                    <a:blip r:embed="rId27"/>
+                    <a:blip r:embed="rId28"/>
                     <a:stretch>
                       <a:fillRect/>
                     </a:stretch>
@@ -5720,7 +8021,7 @@
                   <pic:spPr>
                     <a:xfrm>
                       <a:off x="0" y="0"/>
-                      <a:ext cx="5760720" cy="3100070"/>
+                      <a:ext cx="5144249" cy="2768322"/>
                     </a:xfrm>
                     <a:prstGeom prst="rect">
                       <a:avLst/>
@@ -5741,6 +8042,153 @@
       </w:pPr>
     </w:p>
     <w:p/>
+    <w:p/>
+    <w:p/>
+    <w:p>
+      <w:pPr>
+        <w:rPr>
+          <w:lang w:val="bs-Latn-BA" w:eastAsia="bs-Latn-BA"/>
+        </w:rPr>
+      </w:pPr>
+    </w:p>
+    <w:p>
+      <w:pPr>
+        <w:rPr>
+          <w:lang w:val="bs-Latn-BA" w:eastAsia="bs-Latn-BA"/>
+        </w:rPr>
+      </w:pPr>
+    </w:p>
+    <w:p>
+      <w:pPr>
+        <w:rPr>
+          <w:lang w:val="bs-Latn-BA" w:eastAsia="bs-Latn-BA"/>
+        </w:rPr>
+      </w:pPr>
+    </w:p>
+    <w:p/>
+    <w:p>
+      <w:r>
+        <w:br w:type="page"/>
+      </w:r>
+    </w:p>
+    <w:p>
+      <w:pPr>
+        <w:pStyle w:val="Heading3"/>
+      </w:pPr>
+      <w:bookmarkStart w:id="17" w:name="_Toc223859602"/>
+      <w:r>
+        <w:lastRenderedPageBreak/>
+        <w:t>Funkcionalnost</w:t>
+      </w:r>
+      <w:r>
+        <w:t xml:space="preserve"> aplikacije</w:t>
+      </w:r>
+      <w:bookmarkEnd w:id="17"/>
+    </w:p>
+    <w:p/>
+    <w:p/>
+    <w:p>
+      <w:r>
+        <w:tab/>
+      </w:r>
+    </w:p>
+    <w:p>
+      <w:r>
+        <w:br w:type="page"/>
+      </w:r>
+    </w:p>
+    <w:p>
+      <w:pPr>
+        <w:pStyle w:val="Heading2"/>
+      </w:pPr>
+      <w:bookmarkStart w:id="18" w:name="_Toc223859603"/>
+      <w:r>
+        <w:lastRenderedPageBreak/>
+        <w:t>5</w:t>
+      </w:r>
+      <w:r>
+        <w:t>.2</w:t>
+      </w:r>
+      <w:r>
+        <w:t xml:space="preserve">. </w:t>
+      </w:r>
+      <w:r>
+        <w:t>Web aplikacija</w:t>
+      </w:r>
+      <w:bookmarkEnd w:id="18"/>
+    </w:p>
+    <w:p>
+      <w:pPr>
+        <w:pStyle w:val="Heading3"/>
+      </w:pPr>
+      <w:bookmarkStart w:id="19" w:name="_Toc223859604"/>
+      <w:r>
+        <w:t>Dizajn aplikacije</w:t>
+      </w:r>
+      <w:bookmarkEnd w:id="19"/>
+    </w:p>
+    <w:p>
+      <w:pPr>
+        <w:rPr>
+          <w:lang w:val="bs-Latn-BA" w:eastAsia="bs-Latn-BA"/>
+        </w:rPr>
+      </w:pPr>
+    </w:p>
+    <w:p>
+      <w:pPr>
+        <w:pStyle w:val="Heading3"/>
+      </w:pPr>
+      <w:bookmarkStart w:id="20" w:name="_Toc223859605"/>
+      <w:r>
+        <w:t>Funkcionalnost aplikacije</w:t>
+      </w:r>
+      <w:bookmarkEnd w:id="20"/>
+    </w:p>
+    <w:p>
+      <w:pPr>
+        <w:rPr>
+          <w:rFonts w:cs="Arial"/>
+          <w:b/>
+          <w:bCs/>
+          <w:i/>
+          <w:sz w:val="28"/>
+          <w:szCs w:val="26"/>
+          <w:lang w:val="bs-Latn-BA" w:eastAsia="bs-Latn-BA"/>
+        </w:rPr>
+      </w:pPr>
+      <w:r>
+        <w:br w:type="page"/>
+      </w:r>
+    </w:p>
+    <w:p>
+      <w:pPr>
+        <w:pStyle w:val="Heading2"/>
+      </w:pPr>
+      <w:bookmarkStart w:id="21" w:name="_Toc223859606"/>
+      <w:r>
+        <w:lastRenderedPageBreak/>
+        <w:t>5</w:t>
+      </w:r>
+      <w:r>
+        <w:t>.3</w:t>
+      </w:r>
+      <w:r>
+        <w:t xml:space="preserve">. </w:t>
+      </w:r>
+      <w:r>
+        <w:t>.ino rješenje</w:t>
+      </w:r>
+      <w:bookmarkEnd w:id="21"/>
+    </w:p>
+    <w:p/>
+    <w:p>
+      <w:pPr>
+        <w:rPr>
+          <w:lang w:val="bs-Latn-BA"/>
+        </w:rPr>
+      </w:pPr>
+    </w:p>
+    <w:p/>
     <w:p>
       <w:pPr>
         <w:pStyle w:val="Heading1"/>
@@ -5748,8 +8196,8 @@
       <w:r>
         <w:br w:type="page"/>
       </w:r>
-      <w:bookmarkStart w:id="16" w:name="_Toc247374830"/>
-      <w:bookmarkStart w:id="17" w:name="_Toc223818045"/>
+      <w:bookmarkStart w:id="22" w:name="_Toc247374830"/>
+      <w:bookmarkStart w:id="23" w:name="_Toc223859607"/>
       <w:r>
         <w:lastRenderedPageBreak/>
         <w:t>6</w:t>
@@ -5757,8 +8205,8 @@
       <w:r>
         <w:t>. Zaključak</w:t>
       </w:r>
-      <w:bookmarkEnd w:id="16"/>
-      <w:bookmarkEnd w:id="17"/>
+      <w:bookmarkEnd w:id="22"/>
+      <w:bookmarkEnd w:id="23"/>
     </w:p>
     <w:p>
       <w:pPr>
@@ -5861,8 +8309,8 @@
         </w:rPr>
         <w:br w:type="page"/>
       </w:r>
-      <w:bookmarkStart w:id="18" w:name="_Toc247374831"/>
-      <w:bookmarkStart w:id="19" w:name="_Toc223818046"/>
+      <w:bookmarkStart w:id="24" w:name="_Toc247374831"/>
+      <w:bookmarkStart w:id="25" w:name="_Toc223859608"/>
       <w:r>
         <w:rPr>
           <w:lang w:val="hr-HR"/>
@@ -5876,8 +8324,8 @@
         </w:rPr>
         <w:t>. Literatura</w:t>
       </w:r>
-      <w:bookmarkEnd w:id="18"/>
-      <w:bookmarkEnd w:id="19"/>
+      <w:bookmarkEnd w:id="24"/>
+      <w:bookmarkEnd w:id="25"/>
     </w:p>
     <w:p>
       <w:pPr>
@@ -5899,7 +8347,7 @@
         </w:rPr>
         <w:t xml:space="preserve">[1] </w:t>
       </w:r>
-      <w:hyperlink r:id="rId28" w:history="1">
+      <w:hyperlink r:id="rId29" w:history="1">
         <w:r>
           <w:rPr>
             <w:rStyle w:val="Hyperlink"/>
@@ -5931,7 +8379,7 @@
         </w:rPr>
         <w:t xml:space="preserve">[2] </w:t>
       </w:r>
-      <w:hyperlink r:id="rId29" w:history="1">
+      <w:hyperlink r:id="rId30" w:history="1">
         <w:r>
           <w:rPr>
             <w:rStyle w:val="Hyperlink"/>
@@ -5963,7 +8411,7 @@
         </w:rPr>
         <w:t xml:space="preserve">[3] </w:t>
       </w:r>
-      <w:hyperlink r:id="rId30" w:history="1">
+      <w:hyperlink r:id="rId31" w:history="1">
         <w:r>
           <w:rPr>
             <w:rStyle w:val="Hyperlink"/>
@@ -5995,7 +8443,7 @@
         </w:rPr>
         <w:t xml:space="preserve">[4] </w:t>
       </w:r>
-      <w:hyperlink r:id="rId31" w:history="1">
+      <w:hyperlink r:id="rId32" w:history="1">
         <w:r>
           <w:rPr>
             <w:rStyle w:val="Hyperlink"/>
@@ -6034,7 +8482,7 @@
         </w:rPr>
         <w:t xml:space="preserve">] </w:t>
       </w:r>
-      <w:hyperlink r:id="rId32" w:history="1">
+      <w:hyperlink r:id="rId33" w:history="1">
         <w:r>
           <w:rPr>
             <w:rStyle w:val="Hyperlink"/>
@@ -6068,7 +8516,7 @@
       <w:r>
         <w:t xml:space="preserve"> </w:t>
       </w:r>
-      <w:hyperlink r:id="rId33" w:history="1">
+      <w:hyperlink r:id="rId34" w:history="1">
         <w:r>
           <w:rPr>
             <w:rStyle w:val="Hyperlink"/>
@@ -6103,7 +8551,7 @@
       <w:r>
         <w:t xml:space="preserve"> </w:t>
       </w:r>
-      <w:hyperlink r:id="rId34" w:history="1">
+      <w:hyperlink r:id="rId35" w:history="1">
         <w:r>
           <w:rPr>
             <w:rStyle w:val="Hyperlink"/>
@@ -6141,7 +8589,7 @@
       <w:r>
         <w:t xml:space="preserve"> </w:t>
       </w:r>
-      <w:hyperlink r:id="rId35" w:history="1">
+      <w:hyperlink r:id="rId36" w:history="1">
         <w:r>
           <w:rPr>
             <w:rStyle w:val="Hyperlink"/>
@@ -6211,15 +8659,7 @@
           <w:szCs w:val="20"/>
           <w:lang w:val="hr-HR" w:eastAsia="hr-HR"/>
         </w:rPr>
-        <w:t>[11</w:t>
-      </w:r>
-      <w:r>
-        <w:rPr>
-          <w:rStyle w:val="FontStyle42"/>
-          <w:szCs w:val="20"/>
-          <w:lang w:val="hr-HR" w:eastAsia="hr-HR"/>
-        </w:rPr>
-        <w:t>]</w:t>
+        <w:t>[11]</w:t>
       </w:r>
     </w:p>
     <w:p>
@@ -6238,15 +8678,7 @@
           <w:szCs w:val="20"/>
           <w:lang w:val="hr-HR" w:eastAsia="hr-HR"/>
         </w:rPr>
-        <w:t>[12</w:t>
-      </w:r>
-      <w:r>
-        <w:rPr>
-          <w:rStyle w:val="FontStyle42"/>
-          <w:szCs w:val="20"/>
-          <w:lang w:val="hr-HR" w:eastAsia="hr-HR"/>
-        </w:rPr>
-        <w:t>]</w:t>
+        <w:t>[12]</w:t>
       </w:r>
     </w:p>
     <w:p>
@@ -6265,15 +8697,7 @@
           <w:szCs w:val="20"/>
           <w:lang w:val="hr-HR" w:eastAsia="hr-HR"/>
         </w:rPr>
-        <w:t>[13</w:t>
-      </w:r>
-      <w:r>
-        <w:rPr>
-          <w:rStyle w:val="FontStyle42"/>
-          <w:szCs w:val="20"/>
-          <w:lang w:val="hr-HR" w:eastAsia="hr-HR"/>
-        </w:rPr>
-        <w:t>]</w:t>
+        <w:t>[13]</w:t>
       </w:r>
     </w:p>
     <w:p>
@@ -6292,15 +8716,7 @@
           <w:szCs w:val="20"/>
           <w:lang w:val="hr-HR" w:eastAsia="hr-HR"/>
         </w:rPr>
-        <w:t>[14</w:t>
-      </w:r>
-      <w:r>
-        <w:rPr>
-          <w:rStyle w:val="FontStyle42"/>
-          <w:szCs w:val="20"/>
-          <w:lang w:val="hr-HR" w:eastAsia="hr-HR"/>
-        </w:rPr>
-        <w:t>]</w:t>
+        <w:t>[14]</w:t>
       </w:r>
     </w:p>
     <w:p>
@@ -6319,15 +8735,7 @@
           <w:szCs w:val="20"/>
           <w:lang w:val="hr-HR" w:eastAsia="hr-HR"/>
         </w:rPr>
-        <w:t>[15</w:t>
-      </w:r>
-      <w:r>
-        <w:rPr>
-          <w:rStyle w:val="FontStyle42"/>
-          <w:szCs w:val="20"/>
-          <w:lang w:val="hr-HR" w:eastAsia="hr-HR"/>
-        </w:rPr>
-        <w:t>]</w:t>
+        <w:t>[15]</w:t>
       </w:r>
     </w:p>
     <w:p>
@@ -6656,7 +9064,7 @@
           </mc:Choice>
           <mc:Fallback>
             <w:pict>
-              <v:shapetype w14:anchorId="7A732339" id="_x0000_t32" coordsize="21600,21600" o:spt="32" o:oned="t" path="m,l21600,21600e" filled="f">
+              <v:shapetype w14:anchorId="607283DE" id="_x0000_t32" coordsize="21600,21600" o:spt="32" o:oned="t" path="m,l21600,21600e" filled="f">
                 <v:path arrowok="t" fillok="f" o:connecttype="none"/>
                 <o:lock v:ext="edit" shapetype="t"/>
               </v:shapetype>
@@ -6752,7 +9160,7 @@
           </mc:Choice>
           <mc:Fallback>
             <w:pict>
-              <v:shape w14:anchorId="27911BC9" id="Straight Arrow Connector 8" o:spid="_x0000_s1026" type="#_x0000_t32" style="position:absolute;margin-left:-.95pt;margin-top:64.95pt;width:454.7pt;height:0;z-index:251657216;visibility:visible;mso-wrap-style:square;mso-width-percent:0;mso-height-percent:0;mso-wrap-distance-left:9pt;mso-wrap-distance-top:-3e-5mm;mso-wrap-distance-right:9pt;mso-wrap-distance-bottom:-3e-5mm;mso-position-horizontal:absolute;mso-position-horizontal-relative:text;mso-position-vertical:absolute;mso-position-vertical-relative:text;mso-width-percent:0;mso-height-percent:0;mso-width-relative:page;mso-height-relative:page" o:gfxdata="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"/>
+              <v:shape w14:anchorId="4899CCBF" id="Straight Arrow Connector 8" o:spid="_x0000_s1026" type="#_x0000_t32" style="position:absolute;margin-left:-.95pt;margin-top:64.95pt;width:454.7pt;height:0;z-index:251657216;visibility:visible;mso-wrap-style:square;mso-width-percent:0;mso-height-percent:0;mso-wrap-distance-left:9pt;mso-wrap-distance-top:-3e-5mm;mso-wrap-distance-right:9pt;mso-wrap-distance-bottom:-3e-5mm;mso-position-horizontal:absolute;mso-position-horizontal-relative:text;mso-position-vertical:absolute;mso-position-vertical-relative:text;mso-width-percent:0;mso-height-percent:0;mso-width-relative:page;mso-height-relative:page" o:gfxdata="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"/>
             </w:pict>
           </mc:Fallback>
         </mc:AlternateContent>
@@ -6826,7 +9234,7 @@
           </mc:Choice>
           <mc:Fallback>
             <w:pict>
-              <v:shape w14:anchorId="0F6A3952" id="Straight Arrow Connector 7" o:spid="_x0000_s1026" type="#_x0000_t32" style="position:absolute;margin-left:-.95pt;margin-top:46.2pt;width:454.7pt;height:0;z-index:251656192;visibility:visible;mso-wrap-style:square;mso-width-percent:0;mso-height-percent:0;mso-wrap-distance-left:9pt;mso-wrap-distance-top:-3e-5mm;mso-wrap-distance-right:9pt;mso-wrap-distance-bottom:-3e-5mm;mso-position-horizontal:absolute;mso-position-horizontal-relative:text;mso-position-vertical:absolute;mso-position-vertical-relative:text;mso-width-percent:0;mso-height-percent:0;mso-width-relative:page;mso-height-relative:page" o:gfxdata="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"/>
+              <v:shape w14:anchorId="5CC948A9" id="Straight Arrow Connector 7" o:spid="_x0000_s1026" type="#_x0000_t32" style="position:absolute;margin-left:-.95pt;margin-top:46.2pt;width:454.7pt;height:0;z-index:251656192;visibility:visible;mso-wrap-style:square;mso-width-percent:0;mso-height-percent:0;mso-wrap-distance-left:9pt;mso-wrap-distance-top:-3e-5mm;mso-wrap-distance-right:9pt;mso-wrap-distance-bottom:-3e-5mm;mso-position-horizontal:absolute;mso-position-horizontal-relative:text;mso-position-vertical:absolute;mso-position-vertical-relative:text;mso-width-percent:0;mso-height-percent:0;mso-width-relative:page;mso-height-relative:page" o:gfxdata="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"/>
             </w:pict>
           </mc:Fallback>
         </mc:AlternateContent>
@@ -6900,7 +9308,7 @@
           </mc:Choice>
           <mc:Fallback>
             <w:pict>
-              <v:shape w14:anchorId="2FD01AB1" id="Straight Arrow Connector 6" o:spid="_x0000_s1026" type="#_x0000_t32" style="position:absolute;margin-left:-.95pt;margin-top:27.45pt;width:454.7pt;height:0;z-index:251655168;visibility:visible;mso-wrap-style:square;mso-width-percent:0;mso-height-percent:0;mso-wrap-distance-left:9pt;mso-wrap-distance-top:-3e-5mm;mso-wrap-distance-right:9pt;mso-wrap-distance-bottom:-3e-5mm;mso-position-horizontal:absolute;mso-position-horizontal-relative:text;mso-position-vertical:absolute;mso-position-vertical-relative:text;mso-width-percent:0;mso-height-percent:0;mso-width-relative:page;mso-height-relative:page" o:gfxdata="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"/>
+              <v:shape w14:anchorId="5F42B6D1" id="Straight Arrow Connector 6" o:spid="_x0000_s1026" type="#_x0000_t32" style="position:absolute;margin-left:-.95pt;margin-top:27.45pt;width:454.7pt;height:0;z-index:251655168;visibility:visible;mso-wrap-style:square;mso-width-percent:0;mso-height-percent:0;mso-wrap-distance-left:9pt;mso-wrap-distance-top:-3e-5mm;mso-wrap-distance-right:9pt;mso-wrap-distance-bottom:-3e-5mm;mso-position-horizontal:absolute;mso-position-horizontal-relative:text;mso-position-vertical:absolute;mso-position-vertical-relative:text;mso-width-percent:0;mso-height-percent:0;mso-width-relative:page;mso-height-relative:page" o:gfxdata="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"/>
             </w:pict>
           </mc:Fallback>
         </mc:AlternateContent>
@@ -6974,7 +9382,7 @@
           </mc:Choice>
           <mc:Fallback>
             <w:pict>
-              <v:shape w14:anchorId="3C178839" id="Straight Arrow Connector 5" o:spid="_x0000_s1026" type="#_x0000_t32" style="position:absolute;margin-left:-.95pt;margin-top:9.45pt;width:454.7pt;height:0;z-index:251654144;visibility:visible;mso-wrap-style:square;mso-width-percent:0;mso-height-percent:0;mso-wrap-distance-left:9pt;mso-wrap-distance-top:-3e-5mm;mso-wrap-distance-right:9pt;mso-wrap-distance-bottom:-3e-5mm;mso-position-horizontal:absolute;mso-position-horizontal-relative:text;mso-position-vertical:absolute;mso-position-vertical-relative:text;mso-width-percent:0;mso-height-percent:0;mso-width-relative:page;mso-height-relative:page" o:gfxdata="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"/>
+              <v:shape w14:anchorId="0B7C4CA6" id="Straight Arrow Connector 5" o:spid="_x0000_s1026" type="#_x0000_t32" style="position:absolute;margin-left:-.95pt;margin-top:9.45pt;width:454.7pt;height:0;z-index:251654144;visibility:visible;mso-wrap-style:square;mso-width-percent:0;mso-height-percent:0;mso-wrap-distance-left:9pt;mso-wrap-distance-top:-3e-5mm;mso-wrap-distance-right:9pt;mso-wrap-distance-bottom:-3e-5mm;mso-position-horizontal:absolute;mso-position-horizontal-relative:text;mso-position-vertical:absolute;mso-position-vertical-relative:text;mso-width-percent:0;mso-height-percent:0;mso-width-relative:page;mso-height-relative:page" o:gfxdata="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"/>
             </w:pict>
           </mc:Fallback>
         </mc:AlternateContent>
@@ -8492,7 +10900,7 @@
     <w:lsdException w:name="index 9" w:semiHidden="1" w:unhideWhenUsed="1"/>
     <w:lsdException w:name="toc 1" w:semiHidden="1" w:uiPriority="39" w:unhideWhenUsed="1"/>
     <w:lsdException w:name="toc 2" w:semiHidden="1" w:uiPriority="39" w:unhideWhenUsed="1"/>
-    <w:lsdException w:name="toc 3" w:semiHidden="1" w:uiPriority="0" w:unhideWhenUsed="1"/>
+    <w:lsdException w:name="toc 3" w:semiHidden="1" w:uiPriority="39" w:unhideWhenUsed="1"/>
     <w:lsdException w:name="toc 4" w:semiHidden="1" w:uiPriority="39" w:unhideWhenUsed="1"/>
     <w:lsdException w:name="toc 5" w:semiHidden="1" w:uiPriority="39" w:unhideWhenUsed="1"/>
     <w:lsdException w:name="toc 6" w:semiHidden="1" w:uiPriority="39" w:unhideWhenUsed="1"/>
@@ -9080,7 +11488,6 @@
     <w:next w:val="Normal"/>
     <w:autoRedefine/>
     <w:uiPriority w:val="39"/>
-    <w:semiHidden/>
     <w:rsid w:val="004C1B7C"/>
     <w:pPr>
       <w:ind w:left="480"/>
@@ -9585,7 +11992,7 @@
 </file>
 
 <file path=customXml/itemProps1.xml><?xml version="1.0" encoding="utf-8"?>
-<ds:datastoreItem xmlns:ds="http://schemas.openxmlformats.org/officeDocument/2006/customXml" ds:itemID="{427963A8-8EE1-4BA6-AE3C-0AB4BA79FF38}">
+<ds:datastoreItem xmlns:ds="http://schemas.openxmlformats.org/officeDocument/2006/customXml" ds:itemID="{1139EC5B-D8D0-443B-BF13-33CED05BF082}">
   <ds:schemaRefs>
     <ds:schemaRef ds:uri="http://schemas.openxmlformats.org/officeDocument/2006/bibliography"/>
   </ds:schemaRefs>

--- a/docs/Maturski rad - urnek (1).docx
+++ b/docs/Maturski rad - urnek (1).docx
@@ -151,7 +151,7 @@
           </mc:Choice>
           <mc:Fallback>
             <w:pict>
-              <v:rect w14:anchorId="7F97FBE4" id="Rectangle 26" o:spid="_x0000_s1026" style="position:absolute;margin-left:-27pt;margin-top:-73.05pt;width:423pt;height:81pt;z-index:251658240;visibility:visible;mso-wrap-style:square;mso-width-percent:0;mso-height-percent:0;mso-wrap-distance-left:9pt;mso-wrap-distance-top:0;mso-wrap-distance-right:9pt;mso-wrap-distance-bottom:0;mso-position-horizontal:absolute;mso-position-horizontal-relative:text;mso-position-vertical:absolute;mso-position-vertical-relative:text;mso-width-percent:0;mso-height-percent:0;mso-width-relative:page;mso-height-relative:page;v-text-anchor:top" o:gfxdata="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" strokecolor="white"/>
+              <v:rect w14:anchorId="0D8DC3F3" id="Rectangle 26" o:spid="_x0000_s1026" style="position:absolute;margin-left:-27pt;margin-top:-73.05pt;width:423pt;height:81pt;z-index:251658240;visibility:visible;mso-wrap-style:square;mso-width-percent:0;mso-height-percent:0;mso-wrap-distance-left:9pt;mso-wrap-distance-top:0;mso-wrap-distance-right:9pt;mso-wrap-distance-bottom:0;mso-position-horizontal:absolute;mso-position-horizontal-relative:text;mso-position-vertical:absolute;mso-position-vertical-relative:text;mso-width-percent:0;mso-height-percent:0;mso-width-relative:page;mso-height-relative:page;v-text-anchor:top" o:gfxdata="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" strokecolor="white"/>
             </w:pict>
           </mc:Fallback>
         </mc:AlternateContent>
@@ -729,7 +729,7 @@
           </mc:Choice>
           <mc:Fallback>
             <w:pict>
-              <v:rect w14:anchorId="5F0C71FE" id="Rectangle 25" o:spid="_x0000_s1026" style="position:absolute;margin-left:12pt;margin-top:483.1pt;width:423pt;height:81pt;z-index:251659264;visibility:visible;mso-wrap-style:square;mso-width-percent:0;mso-height-percent:0;mso-wrap-distance-left:9pt;mso-wrap-distance-top:0;mso-wrap-distance-right:9pt;mso-wrap-distance-bottom:0;mso-position-horizontal:absolute;mso-position-horizontal-relative:text;mso-position-vertical:absolute;mso-position-vertical-relative:text;mso-width-percent:0;mso-height-percent:0;mso-width-relative:page;mso-height-relative:page;v-text-anchor:top" o:gfxdata="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" strokecolor="white"/>
+              <v:rect w14:anchorId="55507025" id="Rectangle 25" o:spid="_x0000_s1026" style="position:absolute;margin-left:12pt;margin-top:483.1pt;width:423pt;height:81pt;z-index:251659264;visibility:visible;mso-wrap-style:square;mso-width-percent:0;mso-height-percent:0;mso-wrap-distance-left:9pt;mso-wrap-distance-top:0;mso-wrap-distance-right:9pt;mso-wrap-distance-bottom:0;mso-position-horizontal:absolute;mso-position-horizontal-relative:text;mso-position-vertical:absolute;mso-position-vertical-relative:text;mso-width-percent:0;mso-height-percent:0;mso-width-relative:page;mso-height-relative:page;v-text-anchor:top" o:gfxdata="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" strokecolor="white"/>
             </w:pict>
           </mc:Fallback>
         </mc:AlternateContent>
@@ -774,11 +774,9 @@
           <w:pPr>
             <w:pStyle w:val="TOCHeading"/>
           </w:pPr>
-          <w:proofErr w:type="spellStart"/>
           <w:r>
             <w:t>Sadržaj</w:t>
           </w:r>
-          <w:proofErr w:type="spellEnd"/>
         </w:p>
         <w:p/>
         <w:p>
@@ -804,7 +802,7 @@
           <w:r>
             <w:fldChar w:fldCharType="separate"/>
           </w:r>
-          <w:hyperlink w:anchor="_Toc223859589" w:history="1">
+          <w:hyperlink w:anchor="_Toc224141959" w:history="1">
             <w:r>
               <w:rPr>
                 <w:rStyle w:val="Hyperlink"/>
@@ -831,7 +829,7 @@
                 <w:noProof/>
                 <w:webHidden/>
               </w:rPr>
-              <w:instrText xml:space="preserve"> PAGEREF _Toc223859589 \h </w:instrText>
+              <w:instrText xml:space="preserve"> PAGEREF _Toc224141959 \h </w:instrText>
             </w:r>
             <w:r>
               <w:rPr>
@@ -876,7 +874,7 @@
               <w:lang w:val="en-GB" w:eastAsia="en-GB"/>
             </w:rPr>
           </w:pPr>
-          <w:hyperlink w:anchor="_Toc223859590" w:history="1">
+          <w:hyperlink w:anchor="_Toc224141960" w:history="1">
             <w:r>
               <w:rPr>
                 <w:rStyle w:val="Hyperlink"/>
@@ -903,7 +901,7 @@
                 <w:noProof/>
                 <w:webHidden/>
               </w:rPr>
-              <w:instrText xml:space="preserve"> PAGEREF _Toc223859590 \h </w:instrText>
+              <w:instrText xml:space="preserve"> PAGEREF _Toc224141960 \h </w:instrText>
             </w:r>
             <w:r>
               <w:rPr>
@@ -948,7 +946,7 @@
               <w:lang w:val="en-GB" w:eastAsia="en-GB"/>
             </w:rPr>
           </w:pPr>
-          <w:hyperlink w:anchor="_Toc223859591" w:history="1">
+          <w:hyperlink w:anchor="_Toc224141961" w:history="1">
             <w:r>
               <w:rPr>
                 <w:rStyle w:val="Hyperlink"/>
@@ -975,7 +973,7 @@
                 <w:noProof/>
                 <w:webHidden/>
               </w:rPr>
-              <w:instrText xml:space="preserve"> PAGEREF _Toc223859591 \h </w:instrText>
+              <w:instrText xml:space="preserve"> PAGEREF _Toc224141961 \h </w:instrText>
             </w:r>
             <w:r>
               <w:rPr>
@@ -1020,7 +1018,7 @@
               <w:lang w:val="en-GB" w:eastAsia="en-GB"/>
             </w:rPr>
           </w:pPr>
-          <w:hyperlink w:anchor="_Toc223859592" w:history="1">
+          <w:hyperlink w:anchor="_Toc224141962" w:history="1">
             <w:r>
               <w:rPr>
                 <w:rStyle w:val="Hyperlink"/>
@@ -1055,7 +1053,7 @@
                 <w:noProof/>
                 <w:webHidden/>
               </w:rPr>
-              <w:instrText xml:space="preserve"> PAGEREF _Toc223859592 \h </w:instrText>
+              <w:instrText xml:space="preserve"> PAGEREF _Toc224141962 \h </w:instrText>
             </w:r>
             <w:r>
               <w:rPr>
@@ -1100,7 +1098,7 @@
               <w:lang w:val="en-GB" w:eastAsia="en-GB"/>
             </w:rPr>
           </w:pPr>
-          <w:hyperlink w:anchor="_Toc223859593" w:history="1">
+          <w:hyperlink w:anchor="_Toc224141963" w:history="1">
             <w:r>
               <w:rPr>
                 <w:rStyle w:val="Hyperlink"/>
@@ -1135,7 +1133,7 @@
                 <w:noProof/>
                 <w:webHidden/>
               </w:rPr>
-              <w:instrText xml:space="preserve"> PAGEREF _Toc223859593 \h </w:instrText>
+              <w:instrText xml:space="preserve"> PAGEREF _Toc224141963 \h </w:instrText>
             </w:r>
             <w:r>
               <w:rPr>
@@ -1180,7 +1178,7 @@
               <w:lang w:val="en-GB" w:eastAsia="en-GB"/>
             </w:rPr>
           </w:pPr>
-          <w:hyperlink w:anchor="_Toc223859594" w:history="1">
+          <w:hyperlink w:anchor="_Toc224141964" w:history="1">
             <w:r>
               <w:rPr>
                 <w:rStyle w:val="Hyperlink"/>
@@ -1207,7 +1205,7 @@
                 <w:noProof/>
                 <w:webHidden/>
               </w:rPr>
-              <w:instrText xml:space="preserve"> PAGEREF _Toc223859594 \h </w:instrText>
+              <w:instrText xml:space="preserve"> PAGEREF _Toc224141964 \h </w:instrText>
             </w:r>
             <w:r>
               <w:rPr>
@@ -1252,7 +1250,7 @@
               <w:lang w:val="en-GB" w:eastAsia="en-GB"/>
             </w:rPr>
           </w:pPr>
-          <w:hyperlink w:anchor="_Toc223859595" w:history="1">
+          <w:hyperlink w:anchor="_Toc224141965" w:history="1">
             <w:r>
               <w:rPr>
                 <w:rStyle w:val="Hyperlink"/>
@@ -1279,7 +1277,7 @@
                 <w:noProof/>
                 <w:webHidden/>
               </w:rPr>
-              <w:instrText xml:space="preserve"> PAGEREF _Toc223859595 \h </w:instrText>
+              <w:instrText xml:space="preserve"> PAGEREF _Toc224141965 \h </w:instrText>
             </w:r>
             <w:r>
               <w:rPr>
@@ -1324,7 +1322,7 @@
               <w:lang w:val="en-GB" w:eastAsia="en-GB"/>
             </w:rPr>
           </w:pPr>
-          <w:hyperlink w:anchor="_Toc223859596" w:history="1">
+          <w:hyperlink w:anchor="_Toc224141966" w:history="1">
             <w:r>
               <w:rPr>
                 <w:rStyle w:val="Hyperlink"/>
@@ -1351,7 +1349,7 @@
                 <w:noProof/>
                 <w:webHidden/>
               </w:rPr>
-              <w:instrText xml:space="preserve"> PAGEREF _Toc223859596 \h </w:instrText>
+              <w:instrText xml:space="preserve"> PAGEREF _Toc224141966 \h </w:instrText>
             </w:r>
             <w:r>
               <w:rPr>
@@ -1396,7 +1394,7 @@
               <w:lang w:val="en-GB" w:eastAsia="en-GB"/>
             </w:rPr>
           </w:pPr>
-          <w:hyperlink w:anchor="_Toc223859597" w:history="1">
+          <w:hyperlink w:anchor="_Toc224141967" w:history="1">
             <w:r>
               <w:rPr>
                 <w:rStyle w:val="Hyperlink"/>
@@ -1423,7 +1421,7 @@
                 <w:noProof/>
                 <w:webHidden/>
               </w:rPr>
-              <w:instrText xml:space="preserve"> PAGEREF _Toc223859597 \h </w:instrText>
+              <w:instrText xml:space="preserve"> PAGEREF _Toc224141967 \h </w:instrText>
             </w:r>
             <w:r>
               <w:rPr>
@@ -1468,7 +1466,7 @@
               <w:lang w:val="en-GB" w:eastAsia="en-GB"/>
             </w:rPr>
           </w:pPr>
-          <w:hyperlink w:anchor="_Toc223859598" w:history="1">
+          <w:hyperlink w:anchor="_Toc224141968" w:history="1">
             <w:r>
               <w:rPr>
                 <w:rStyle w:val="Hyperlink"/>
@@ -1495,7 +1493,7 @@
                 <w:noProof/>
                 <w:webHidden/>
               </w:rPr>
-              <w:instrText xml:space="preserve"> PAGEREF _Toc223859598 \h </w:instrText>
+              <w:instrText xml:space="preserve"> PAGEREF _Toc224141968 \h </w:instrText>
             </w:r>
             <w:r>
               <w:rPr>
@@ -1540,7 +1538,7 @@
               <w:lang w:val="en-GB" w:eastAsia="en-GB"/>
             </w:rPr>
           </w:pPr>
-          <w:hyperlink w:anchor="_Toc223859599" w:history="1">
+          <w:hyperlink w:anchor="_Toc224141969" w:history="1">
             <w:r>
               <w:rPr>
                 <w:rStyle w:val="Hyperlink"/>
@@ -1567,7 +1565,7 @@
                 <w:noProof/>
                 <w:webHidden/>
               </w:rPr>
-              <w:instrText xml:space="preserve"> PAGEREF _Toc223859599 \h </w:instrText>
+              <w:instrText xml:space="preserve"> PAGEREF _Toc224141969 \h </w:instrText>
             </w:r>
             <w:r>
               <w:rPr>
@@ -1612,7 +1610,7 @@
               <w:lang w:val="en-GB" w:eastAsia="en-GB"/>
             </w:rPr>
           </w:pPr>
-          <w:hyperlink w:anchor="_Toc223859600" w:history="1">
+          <w:hyperlink w:anchor="_Toc224141970" w:history="1">
             <w:r>
               <w:rPr>
                 <w:rStyle w:val="Hyperlink"/>
@@ -1639,7 +1637,7 @@
                 <w:noProof/>
                 <w:webHidden/>
               </w:rPr>
-              <w:instrText xml:space="preserve"> PAGEREF _Toc223859600 \h </w:instrText>
+              <w:instrText xml:space="preserve"> PAGEREF _Toc224141970 \h </w:instrText>
             </w:r>
             <w:r>
               <w:rPr>
@@ -1684,7 +1682,7 @@
               <w:lang w:val="en-GB" w:eastAsia="en-GB"/>
             </w:rPr>
           </w:pPr>
-          <w:hyperlink w:anchor="_Toc223859601" w:history="1">
+          <w:hyperlink w:anchor="_Toc224141971" w:history="1">
             <w:r>
               <w:rPr>
                 <w:rStyle w:val="Hyperlink"/>
@@ -1711,7 +1709,7 @@
                 <w:noProof/>
                 <w:webHidden/>
               </w:rPr>
-              <w:instrText xml:space="preserve"> PAGEREF _Toc223859601 \h </w:instrText>
+              <w:instrText xml:space="preserve"> PAGEREF _Toc224141971 \h </w:instrText>
             </w:r>
             <w:r>
               <w:rPr>
@@ -1756,7 +1754,7 @@
               <w:lang w:val="en-GB" w:eastAsia="en-GB"/>
             </w:rPr>
           </w:pPr>
-          <w:hyperlink w:anchor="_Toc223859602" w:history="1">
+          <w:hyperlink w:anchor="_Toc224141972" w:history="1">
             <w:r>
               <w:rPr>
                 <w:rStyle w:val="Hyperlink"/>
@@ -1783,7 +1781,7 @@
                 <w:noProof/>
                 <w:webHidden/>
               </w:rPr>
-              <w:instrText xml:space="preserve"> PAGEREF _Toc223859602 \h </w:instrText>
+              <w:instrText xml:space="preserve"> PAGEREF _Toc224141972 \h </w:instrText>
             </w:r>
             <w:r>
               <w:rPr>
@@ -1828,7 +1826,7 @@
               <w:lang w:val="en-GB" w:eastAsia="en-GB"/>
             </w:rPr>
           </w:pPr>
-          <w:hyperlink w:anchor="_Toc223859603" w:history="1">
+          <w:hyperlink w:anchor="_Toc224141973" w:history="1">
             <w:r>
               <w:rPr>
                 <w:rStyle w:val="Hyperlink"/>
@@ -1855,7 +1853,7 @@
                 <w:noProof/>
                 <w:webHidden/>
               </w:rPr>
-              <w:instrText xml:space="preserve"> PAGEREF _Toc223859603 \h </w:instrText>
+              <w:instrText xml:space="preserve"> PAGEREF _Toc224141973 \h </w:instrText>
             </w:r>
             <w:r>
               <w:rPr>
@@ -1900,7 +1898,7 @@
               <w:lang w:val="en-GB" w:eastAsia="en-GB"/>
             </w:rPr>
           </w:pPr>
-          <w:hyperlink w:anchor="_Toc223859604" w:history="1">
+          <w:hyperlink w:anchor="_Toc224141974" w:history="1">
             <w:r>
               <w:rPr>
                 <w:rStyle w:val="Hyperlink"/>
@@ -1927,7 +1925,7 @@
                 <w:noProof/>
                 <w:webHidden/>
               </w:rPr>
-              <w:instrText xml:space="preserve"> PAGEREF _Toc223859604 \h </w:instrText>
+              <w:instrText xml:space="preserve"> PAGEREF _Toc224141974 \h </w:instrText>
             </w:r>
             <w:r>
               <w:rPr>
@@ -1972,7 +1970,7 @@
               <w:lang w:val="en-GB" w:eastAsia="en-GB"/>
             </w:rPr>
           </w:pPr>
-          <w:hyperlink w:anchor="_Toc223859605" w:history="1">
+          <w:hyperlink w:anchor="_Toc224141975" w:history="1">
             <w:r>
               <w:rPr>
                 <w:rStyle w:val="Hyperlink"/>
@@ -1999,7 +1997,7 @@
                 <w:noProof/>
                 <w:webHidden/>
               </w:rPr>
-              <w:instrText xml:space="preserve"> PAGEREF _Toc223859605 \h </w:instrText>
+              <w:instrText xml:space="preserve"> PAGEREF _Toc224141975 \h </w:instrText>
             </w:r>
             <w:r>
               <w:rPr>
@@ -2044,7 +2042,7 @@
               <w:lang w:val="en-GB" w:eastAsia="en-GB"/>
             </w:rPr>
           </w:pPr>
-          <w:hyperlink w:anchor="_Toc223859606" w:history="1">
+          <w:hyperlink w:anchor="_Toc224141976" w:history="1">
             <w:r>
               <w:rPr>
                 <w:rStyle w:val="Hyperlink"/>
@@ -2071,7 +2069,7 @@
                 <w:noProof/>
                 <w:webHidden/>
               </w:rPr>
-              <w:instrText xml:space="preserve"> PAGEREF _Toc223859606 \h </w:instrText>
+              <w:instrText xml:space="preserve"> PAGEREF _Toc224141976 \h </w:instrText>
             </w:r>
             <w:r>
               <w:rPr>
@@ -2116,7 +2114,7 @@
               <w:lang w:val="en-GB" w:eastAsia="en-GB"/>
             </w:rPr>
           </w:pPr>
-          <w:hyperlink w:anchor="_Toc223859607" w:history="1">
+          <w:hyperlink w:anchor="_Toc224141977" w:history="1">
             <w:r>
               <w:rPr>
                 <w:rStyle w:val="Hyperlink"/>
@@ -2143,7 +2141,7 @@
                 <w:noProof/>
                 <w:webHidden/>
               </w:rPr>
-              <w:instrText xml:space="preserve"> PAGEREF _Toc223859607 \h </w:instrText>
+              <w:instrText xml:space="preserve"> PAGEREF _Toc224141977 \h </w:instrText>
             </w:r>
             <w:r>
               <w:rPr>
@@ -2188,7 +2186,7 @@
               <w:lang w:val="en-GB" w:eastAsia="en-GB"/>
             </w:rPr>
           </w:pPr>
-          <w:hyperlink w:anchor="_Toc223859608" w:history="1">
+          <w:hyperlink w:anchor="_Toc224141978" w:history="1">
             <w:r>
               <w:rPr>
                 <w:rStyle w:val="Hyperlink"/>
@@ -2216,7 +2214,7 @@
                 <w:noProof/>
                 <w:webHidden/>
               </w:rPr>
-              <w:instrText xml:space="preserve"> PAGEREF _Toc223859608 \h </w:instrText>
+              <w:instrText xml:space="preserve"> PAGEREF _Toc224141978 \h </w:instrText>
             </w:r>
             <w:r>
               <w:rPr>
@@ -2266,8 +2264,6 @@
           <w:lang w:val="hr-HR"/>
         </w:rPr>
       </w:pPr>
-      <w:bookmarkStart w:id="1" w:name="_GoBack"/>
-      <w:bookmarkEnd w:id="1"/>
     </w:p>
     <w:p>
       <w:pPr>
@@ -2287,7 +2283,7 @@
         </w:rPr>
         <w:br w:type="page"/>
       </w:r>
-      <w:bookmarkStart w:id="2" w:name="_Toc223859589"/>
+      <w:bookmarkStart w:id="1" w:name="_Toc224141959"/>
       <w:r>
         <w:lastRenderedPageBreak/>
         <w:t>1.</w:t>
@@ -2299,86 +2295,130 @@
       <w:r>
         <w:t>d</w:t>
       </w:r>
-      <w:bookmarkEnd w:id="2"/>
-    </w:p>
-    <w:p>
-      <w:pPr>
-        <w:jc w:val="both"/>
-        <w:rPr>
-          <w:lang w:val="hr-HR"/>
-        </w:rPr>
-      </w:pPr>
-      <w:r>
-        <w:rPr>
-          <w:lang w:val="hr-HR"/>
-        </w:rPr>
-        <w:t>School Bell System predstavlja inovativno rješenje za upravljanje školskim zvonom zasnovano na modernim tehnologijama i mikrokontrolerima. Sistem je razvijen koristeći ESP32 mikrokontroler, koji omogućava bežičnu kontrolu i integraciju sa LED matricom, čime se učenicima i osoblju škole pružaju vizuelne obavijesti i informacije u realnom vremenu. Primarna svrha ovog sistema je automatizacija školskog zvona i olakšavanje upravljanja rasporedom zvona i dodatnim obavještenjima, što značajno smanjuje potrebu za manuelnom kontrolom i povećava efikasnost školskog okruženja.</w:t>
-      </w:r>
-    </w:p>
-    <w:p>
-      <w:pPr>
-        <w:jc w:val="both"/>
-        <w:rPr>
-          <w:lang w:val="hr-HR"/>
-        </w:rPr>
-      </w:pPr>
-    </w:p>
-    <w:p>
-      <w:pPr>
-        <w:jc w:val="both"/>
-        <w:rPr>
-          <w:lang w:val="hr-HR"/>
-        </w:rPr>
-      </w:pPr>
-      <w:r>
-        <w:rPr>
-          <w:lang w:val="hr-HR"/>
-        </w:rPr>
-        <w:t>Centralni dio sistema čini ESP32 mikrokontroler, koji upravlja relejnim modulom za aktiviranje školskog zvona, čita i prikazuje poruke na LED matrici te pohranjuje sve rasporede u internu memoriju. Zahvaljujući integriranoj WiFi i Bluetooth funkcionalnosti, ESP32 omogućava komunikaciju sa Windows desktop aplikacijom, koja služi kao korisnički interfejs za kreiranje rasporeda, slanje poruka i testiranje zvona. Ovakva arhitektura omogućava da sistem radi u realnom vremenu, a podaci ostaju sačuvani čak i u slučaju nestanka struje, čime se povećava pouzdanost i stabilnost sistema.</w:t>
-      </w:r>
-    </w:p>
-    <w:p>
-      <w:pPr>
-        <w:jc w:val="both"/>
-        <w:rPr>
-          <w:lang w:val="hr-HR"/>
-        </w:rPr>
-      </w:pPr>
-    </w:p>
-    <w:p>
-      <w:pPr>
-        <w:jc w:val="both"/>
-        <w:rPr>
-          <w:lang w:val="hr-HR"/>
-        </w:rPr>
-      </w:pPr>
-      <w:r>
-        <w:rPr>
-          <w:lang w:val="hr-HR"/>
-        </w:rPr>
-        <w:t>Kako bi se prevazišla ograničenja desktop aplikacije, razvijen je i web interfejs sa sedam stranica – index, obavještenja, raspored, dežurstvo, testiranje zvona, postavke, profil i sistem. Web aplikacija koristi zajedničke CSS i JavaScript fajlove, a komunikacija sa ESP32 uređajem odvija se preko JSON protokola i WiFi mreže. Ovaj pristup omogućava bežični pristup sistemu sa bilo kojeg uređaja u mreži, čime se eliminira potreba za kablovskom vezom i manuelnom interakcijom, te se značajno olakšava upravljanje rasporedima i vizuelnim obavještenjima.</w:t>
-      </w:r>
-    </w:p>
-    <w:p>
-      <w:pPr>
-        <w:jc w:val="both"/>
-        <w:rPr>
-          <w:lang w:val="hr-HR"/>
-        </w:rPr>
-      </w:pPr>
-    </w:p>
-    <w:p>
-      <w:pPr>
-        <w:jc w:val="both"/>
-        <w:rPr>
-          <w:lang w:val="hr-HR"/>
-        </w:rPr>
-      </w:pPr>
-      <w:r>
-        <w:rPr>
-          <w:lang w:val="hr-HR"/>
-        </w:rPr>
-        <w:t>Kombinacija ESP32 mikrokontrolera, relejnog modula, LED matrice i web aplikacije stvara kompletan i fleksibilan sistem koji može pratiti i prilagođavati se školskom rasporedu, pružajući korisnicima intuitivno i pouzdano iskustvo. Kroz ovaj projekat demonstrirana je primjena modernih tehnologija u svakodnevnim školskim procesima, kao i mogućnost integracije bežične komunikacije i vizuelnih prikaza u automatizovane sisteme za upravljanje informacijama.</w:t>
+      <w:bookmarkEnd w:id="1"/>
+    </w:p>
+    <w:p>
+      <w:pPr>
+        <w:jc w:val="both"/>
+        <w:rPr>
+          <w:lang w:val="hr-HR"/>
+        </w:rPr>
+      </w:pPr>
+      <w:r>
+        <w:rPr>
+          <w:lang w:val="hr-HR"/>
+        </w:rPr>
+        <w:t>Četiri godine pohađamo ovu školu i dobro poznajemo njene hodnike, učionice i dnevni ritam nastave. Ipak, čak i uz toliko iskustva, određena obavještenja i rasporedi skraćene nastave često ostaju nepoznanica do posljednje minute. Često se dešava da učenici ili posjetioci škole ne znaju gdje se trebaju nalaziti, posebno u situacijama kada se u hodnicima istovremeno nalazi veliki broj ljudi. Tokom međusmjena, kada se približno pedeset učenika kreće hodnicima u isto vrijeme, lako može doći do konfuzije, a pravovremeno informisanje postaje gotovo nemoguće.</w:t>
+      </w:r>
+    </w:p>
+    <w:p>
+      <w:pPr>
+        <w:jc w:val="both"/>
+        <w:rPr>
+          <w:lang w:val="hr-HR"/>
+        </w:rPr>
+      </w:pPr>
+    </w:p>
+    <w:p>
+      <w:pPr>
+        <w:jc w:val="both"/>
+        <w:rPr>
+          <w:lang w:val="hr-HR"/>
+        </w:rPr>
+      </w:pPr>
+      <w:r>
+        <w:rPr>
+          <w:lang w:val="hr-HR"/>
+        </w:rPr>
+        <w:t>Problem je naročito vidljiv kod posjetilaca, gostujućih predavača ili novih učenika, koji nemaju iskustvo kretanja unutar škole. Oni se često suočavaju s nejasnim rasporedom i moraju se oslanjati na druge učenike ili nastavno osoblje kako bi saznali gdje trebaju biti. Slično važi i za situacije kada nastavnici moraju pratiti promjene rasporeda ili posebno obavještenja, kao što su promjene termina nastave, testiranja ili vanredna obavještenja. U takvim okolnostima ručno praćenje rasporeda i obavještenja može biti zamorno, nepraktično i sklono greškama.</w:t>
+      </w:r>
+    </w:p>
+    <w:p>
+      <w:pPr>
+        <w:jc w:val="both"/>
+        <w:rPr>
+          <w:lang w:val="hr-HR"/>
+        </w:rPr>
+      </w:pPr>
+    </w:p>
+    <w:p>
+      <w:pPr>
+        <w:jc w:val="both"/>
+        <w:rPr>
+          <w:lang w:val="hr-HR"/>
+        </w:rPr>
+      </w:pPr>
+      <w:r>
+        <w:rPr>
+          <w:lang w:val="hr-HR"/>
+        </w:rPr>
+        <w:t>Zbog ovih izazova, ideja projekta „School Bell System“ proizašla je iz stvarne potrebe da se upravljanje školskim rasporedom i obavještenjima pojednostavi i učini dostupnim u realnom vremenu. Sistem je zamišljen tako da učenicima, nastavnicima i posjetiocima pruži jednostavan, pregledan i pouzdan način praćenja svih relevantnih informacija. Ideja nije samo da se automatizuje zvono, već i da se omogući pravovremeno obavještavanje o događanjima unutar škole, uključujući raspored skraćene nastave, testove, posebne obavijesti i hitne situacije.</w:t>
+      </w:r>
+    </w:p>
+    <w:p>
+      <w:pPr>
+        <w:jc w:val="both"/>
+        <w:rPr>
+          <w:lang w:val="hr-HR"/>
+        </w:rPr>
+      </w:pPr>
+    </w:p>
+    <w:p>
+      <w:pPr>
+        <w:jc w:val="both"/>
+        <w:rPr>
+          <w:lang w:val="hr-HR"/>
+        </w:rPr>
+      </w:pPr>
+      <w:r>
+        <w:rPr>
+          <w:lang w:val="hr-HR"/>
+        </w:rPr>
+        <w:t>Primarna svrha sistema je stvoriti okruženje u kojem svi korisnici – bilo da su učenici, nastavnici ili posjetioci – imaju pristup ažurnim informacijama bez potrebe za dodatnim pitanjima, provjerama ili čekanjem. Time se ne samo smanjuje konfuzija i stres u hodnicima, već se i poboljšava efikasnost svakodnevnog školskog života. Učenici mogu planirati svoje vrijeme između časova, a nastavno osoblje može lakše organizovati aktivnosti i pratiti promjene u rasporedu.</w:t>
+      </w:r>
+    </w:p>
+    <w:p>
+      <w:pPr>
+        <w:jc w:val="both"/>
+        <w:rPr>
+          <w:lang w:val="hr-HR"/>
+        </w:rPr>
+      </w:pPr>
+    </w:p>
+    <w:p>
+      <w:pPr>
+        <w:jc w:val="both"/>
+        <w:rPr>
+          <w:lang w:val="hr-HR"/>
+        </w:rPr>
+      </w:pPr>
+      <w:r>
+        <w:rPr>
+          <w:lang w:val="hr-HR"/>
+        </w:rPr>
+        <w:t>Ovaj projekat takođe demonstrira kako primjena jednostavnih, ali praktičnih tehnologija može značajno unaprijediti svakodnevne procese u školskom okruženju. Ideja je da sistem bude intuitivan i jednostavan za korištenje, tako da njegova primjena ne zahtijeva dodatnu obuku niti tehničko predznanje korisnika. Cilj je omogućiti da informacije budu dostupne svima u realnom vremenu, a da pritom cijeli proces bude automatizovan i pouzdan.</w:t>
+      </w:r>
+    </w:p>
+    <w:p>
+      <w:pPr>
+        <w:jc w:val="both"/>
+        <w:rPr>
+          <w:lang w:val="hr-HR"/>
+        </w:rPr>
+      </w:pPr>
+    </w:p>
+    <w:p>
+      <w:pPr>
+        <w:jc w:val="both"/>
+        <w:rPr>
+          <w:lang w:val="hr-HR"/>
+        </w:rPr>
+      </w:pPr>
+      <w:r>
+        <w:rPr>
+          <w:lang w:val="hr-HR"/>
+        </w:rPr>
+        <w:t>Kombinacija ovih funkcionalnosti – automatsko zvono, prikaz obavještenja i upravljanje rasporedom – predstavlja kompletno rješenje za jednu od svakodnevnih, ali značajnih problema unutar škole. Uvođenjem ovog sistema, škola dobija način da na moderan i efikasan način informiše sve korisnike i smanji potrebu za manuelnom kontrolom. To omogućava bolju organizaciju i poboljšava ukupno iskustvo učenika i osoblja u školskom okruženju, čineći svakodnevne aktivnosti jasnijim i preglednijim.</w:t>
       </w:r>
       <w:r>
         <w:rPr>
@@ -2391,20 +2431,20 @@
       <w:pPr>
         <w:pStyle w:val="Heading1"/>
       </w:pPr>
-      <w:bookmarkStart w:id="3" w:name="_Toc247374825"/>
-      <w:bookmarkStart w:id="4" w:name="_Toc223859590"/>
+      <w:bookmarkStart w:id="2" w:name="_Toc247374825"/>
+      <w:bookmarkStart w:id="3" w:name="_Toc224141960"/>
       <w:r>
         <w:lastRenderedPageBreak/>
         <w:t xml:space="preserve">2. </w:t>
       </w:r>
+      <w:bookmarkEnd w:id="2"/>
+      <w:r>
+        <w:t xml:space="preserve">Korištene komponente i </w:t>
+      </w:r>
+      <w:r>
+        <w:t>tehnička osnova</w:t>
+      </w:r>
       <w:bookmarkEnd w:id="3"/>
-      <w:r>
-        <w:t xml:space="preserve">Korištene komponente i </w:t>
-      </w:r>
-      <w:r>
-        <w:t>tehnička osnova</w:t>
-      </w:r>
-      <w:bookmarkEnd w:id="4"/>
     </w:p>
     <w:p>
       <w:pPr>
@@ -2534,7 +2574,7 @@
                 <w:lang w:val="en-GB" w:eastAsia="en-GB"/>
               </w:rPr>
               <w:drawing>
-                <wp:inline distT="0" distB="0" distL="0" distR="0" wp14:anchorId="4DCA278B" wp14:editId="5F5BE925">
+                <wp:inline distT="0" distB="0" distL="0" distR="0" wp14:anchorId="738C1997" wp14:editId="60BEB169">
                   <wp:extent cx="1043940" cy="1043940"/>
                   <wp:effectExtent l="0" t="0" r="0" b="0"/>
                   <wp:docPr id="11" name="Picture 11" descr="ESP32-DevKitC-S1 Espressif Systems | Mouser Hungary"/>
@@ -2680,7 +2720,7 @@
                 <w:lang w:val="en-GB" w:eastAsia="en-GB"/>
               </w:rPr>
               <w:drawing>
-                <wp:inline distT="0" distB="0" distL="0" distR="0" wp14:anchorId="640C0EA0" wp14:editId="3D99F654">
+                <wp:inline distT="0" distB="0" distL="0" distR="0" wp14:anchorId="0EA8F738" wp14:editId="0320CC4E">
                   <wp:extent cx="1306567" cy="1165860"/>
                   <wp:effectExtent l="0" t="0" r="0" b="0"/>
                   <wp:docPr id="15" name="Picture 15"/>
@@ -2796,7 +2836,7 @@
                 <w:lang w:val="en-GB" w:eastAsia="en-GB"/>
               </w:rPr>
               <w:drawing>
-                <wp:inline distT="0" distB="0" distL="0" distR="0" wp14:anchorId="568BC510" wp14:editId="4B13DAC4">
+                <wp:inline distT="0" distB="0" distL="0" distR="0" wp14:anchorId="1C4A7F37" wp14:editId="70FF2145">
                   <wp:extent cx="1090716" cy="960120"/>
                   <wp:effectExtent l="0" t="0" r="0" b="0"/>
                   <wp:docPr id="16" name="Picture 16"/>
@@ -2912,7 +2952,7 @@
                 <w:lang w:val="en-GB" w:eastAsia="en-GB"/>
               </w:rPr>
               <w:drawing>
-                <wp:inline distT="0" distB="0" distL="0" distR="0" wp14:anchorId="53BC76E1" wp14:editId="0029823D">
+                <wp:inline distT="0" distB="0" distL="0" distR="0" wp14:anchorId="06AC3F11" wp14:editId="18FC3157">
                   <wp:extent cx="944880" cy="944880"/>
                   <wp:effectExtent l="0" t="0" r="7620" b="7620"/>
                   <wp:docPr id="17" name="Picture 17" descr="School Ring Time Bell 8 inch Stainless Steel Electric Bell Ring Factory  Agencies School Home Use 220V 35W : Amazon.com.au: Home Improvement"/>
@@ -3030,7 +3070,7 @@
                 <w:lang w:val="en-GB" w:eastAsia="en-GB"/>
               </w:rPr>
               <w:drawing>
-                <wp:inline distT="0" distB="0" distL="0" distR="0" wp14:anchorId="5376123C" wp14:editId="73A66ADA">
+                <wp:inline distT="0" distB="0" distL="0" distR="0" wp14:anchorId="1DFD98FF" wp14:editId="24E31F91">
                   <wp:extent cx="1135073" cy="998220"/>
                   <wp:effectExtent l="0" t="0" r="8255" b="0"/>
                   <wp:docPr id="2" name="Picture 2"/>
@@ -3136,7 +3176,7 @@
                 <w:lang w:val="en-GB" w:eastAsia="en-GB"/>
               </w:rPr>
               <w:drawing>
-                <wp:inline distT="0" distB="0" distL="0" distR="0" wp14:anchorId="525E1A5D" wp14:editId="7F2654A6">
+                <wp:inline distT="0" distB="0" distL="0" distR="0" wp14:anchorId="383EC89B" wp14:editId="5BA2AE5C">
                   <wp:extent cx="982980" cy="982980"/>
                   <wp:effectExtent l="0" t="0" r="0" b="0"/>
                   <wp:docPr id="13" name="Picture 13" descr="USB LED TRAKA 5050 5VDC 30PCS/M IP20 RGB 3m | ELMARK"/>
@@ -3231,17 +3271,17 @@
       <w:r>
         <w:br w:type="page"/>
       </w:r>
-      <w:bookmarkStart w:id="5" w:name="_Toc247374826"/>
-      <w:bookmarkStart w:id="6" w:name="_Toc223859591"/>
+      <w:bookmarkStart w:id="4" w:name="_Toc247374826"/>
+      <w:bookmarkStart w:id="5" w:name="_Toc224141961"/>
       <w:r>
         <w:lastRenderedPageBreak/>
         <w:t xml:space="preserve">2.1. </w:t>
       </w:r>
+      <w:bookmarkEnd w:id="4"/>
+      <w:r>
+        <w:t>Esp32 mikrokontroler</w:t>
+      </w:r>
       <w:bookmarkEnd w:id="5"/>
-      <w:r>
-        <w:t>Esp32 mikrokontroler</w:t>
-      </w:r>
-      <w:bookmarkEnd w:id="6"/>
     </w:p>
     <w:p>
       <w:pPr>
@@ -3523,7 +3563,7 @@
           <w:lang w:val="en-GB" w:eastAsia="en-GB"/>
         </w:rPr>
         <w:drawing>
-          <wp:inline distT="0" distB="0" distL="0" distR="0" wp14:anchorId="7C8A4F99" wp14:editId="611CA4FB">
+          <wp:inline distT="0" distB="0" distL="0" distR="0" wp14:anchorId="0B07E747" wp14:editId="494038D4">
             <wp:extent cx="4381595" cy="2324100"/>
             <wp:effectExtent l="0" t="0" r="0" b="0"/>
             <wp:docPr id="1" name="Picture 1"/>
@@ -3682,7 +3722,7 @@
           <w:lang w:val="hr-HR"/>
         </w:rPr>
       </w:pPr>
-      <w:bookmarkStart w:id="7" w:name="_Toc223859592"/>
+      <w:bookmarkStart w:id="6" w:name="_Toc224141962"/>
       <w:r>
         <w:t xml:space="preserve">2.2. </w:t>
       </w:r>
@@ -3710,7 +3750,7 @@
         </w:rPr>
         <w:t xml:space="preserve"> 32x64 P4 (RGB)</w:t>
       </w:r>
-      <w:bookmarkEnd w:id="7"/>
+      <w:bookmarkEnd w:id="6"/>
     </w:p>
     <w:p>
       <w:pPr>
@@ -3761,7 +3801,7 @@
           <w:lang w:val="en-GB" w:eastAsia="en-GB"/>
         </w:rPr>
         <w:drawing>
-          <wp:inline distT="0" distB="0" distL="0" distR="0" wp14:anchorId="22F20987" wp14:editId="3A643970">
+          <wp:inline distT="0" distB="0" distL="0" distR="0" wp14:anchorId="3FD0F309" wp14:editId="4E0867D3">
             <wp:extent cx="5218583" cy="2255520"/>
             <wp:effectExtent l="0" t="0" r="0" b="0"/>
             <wp:docPr id="19" name="Picture 19" descr="RGB Full-Color LED Matrix Panel, 4mm Pitch, 64×32 Pixels, Adjustable  Brightness | RGB-Matrix-P4-64x32"/>
@@ -4002,21 +4042,8 @@
             <w:pPr>
               <w:cnfStyle w:val="000000100000" w:firstRow="0" w:lastRow="0" w:firstColumn="0" w:lastColumn="0" w:oddVBand="0" w:evenVBand="0" w:oddHBand="1" w:evenHBand="0" w:firstRowFirstColumn="0" w:firstRowLastColumn="0" w:lastRowFirstColumn="0" w:lastRowLastColumn="0"/>
             </w:pPr>
-            <w:proofErr w:type="spellStart"/>
-            <w:r>
-              <w:t>Ulazno</w:t>
-            </w:r>
-            <w:proofErr w:type="spellEnd"/>
-            <w:r>
-              <w:t xml:space="preserve"> </w:t>
-            </w:r>
-            <w:proofErr w:type="spellStart"/>
-            <w:r>
-              <w:t>napajanje</w:t>
-            </w:r>
-            <w:proofErr w:type="spellEnd"/>
-            <w:r>
-              <w:t xml:space="preserve"> od 5V</w:t>
+            <w:r>
+              <w:t>Ulazno napajanje od 5V</w:t>
             </w:r>
           </w:p>
         </w:tc>
@@ -4051,11 +4078,9 @@
             <w:pPr>
               <w:cnfStyle w:val="000000100000" w:firstRow="0" w:lastRow="0" w:firstColumn="0" w:lastColumn="0" w:oddVBand="0" w:evenVBand="0" w:oddHBand="1" w:evenHBand="0" w:firstRowFirstColumn="0" w:firstRowLastColumn="0" w:lastRowFirstColumn="0" w:lastRowLastColumn="0"/>
             </w:pPr>
-            <w:proofErr w:type="spellStart"/>
             <w:r>
               <w:t>Uzemljenje</w:t>
             </w:r>
-            <w:proofErr w:type="spellEnd"/>
           </w:p>
         </w:tc>
       </w:tr>
@@ -4082,29 +4107,8 @@
             <w:pPr>
               <w:cnfStyle w:val="000000000000" w:firstRow="0" w:lastRow="0" w:firstColumn="0" w:lastColumn="0" w:oddVBand="0" w:evenVBand="0" w:oddHBand="0" w:evenHBand="0" w:firstRowFirstColumn="0" w:firstRowLastColumn="0" w:lastRowFirstColumn="0" w:lastRowLastColumn="0"/>
             </w:pPr>
-            <w:proofErr w:type="spellStart"/>
-            <w:r>
-              <w:t>Podaci</w:t>
-            </w:r>
-            <w:proofErr w:type="spellEnd"/>
-            <w:r>
-              <w:t xml:space="preserve"> </w:t>
-            </w:r>
-            <w:proofErr w:type="spellStart"/>
-            <w:r>
-              <w:t>višeg</w:t>
-            </w:r>
-            <w:proofErr w:type="spellEnd"/>
-            <w:r>
-              <w:t xml:space="preserve"> </w:t>
-            </w:r>
-            <w:proofErr w:type="spellStart"/>
-            <w:r>
-              <w:t>bita</w:t>
-            </w:r>
-            <w:proofErr w:type="spellEnd"/>
-            <w:r>
-              <w:t xml:space="preserve"> R</w:t>
+            <w:r>
+              <w:t>Podaci višeg bita R</w:t>
             </w:r>
           </w:p>
         </w:tc>
@@ -4139,29 +4143,8 @@
             <w:pPr>
               <w:cnfStyle w:val="000000000000" w:firstRow="0" w:lastRow="0" w:firstColumn="0" w:lastColumn="0" w:oddVBand="0" w:evenVBand="0" w:oddHBand="0" w:evenHBand="0" w:firstRowFirstColumn="0" w:firstRowLastColumn="0" w:lastRowFirstColumn="0" w:lastRowLastColumn="0"/>
             </w:pPr>
-            <w:proofErr w:type="spellStart"/>
-            <w:r>
-              <w:t>Podaci</w:t>
-            </w:r>
-            <w:proofErr w:type="spellEnd"/>
-            <w:r>
-              <w:t xml:space="preserve"> </w:t>
-            </w:r>
-            <w:proofErr w:type="spellStart"/>
-            <w:r>
-              <w:t>nižeg</w:t>
-            </w:r>
-            <w:proofErr w:type="spellEnd"/>
-            <w:r>
-              <w:t xml:space="preserve"> </w:t>
-            </w:r>
-            <w:proofErr w:type="spellStart"/>
-            <w:r>
-              <w:t>bita</w:t>
-            </w:r>
-            <w:proofErr w:type="spellEnd"/>
-            <w:r>
-              <w:t xml:space="preserve"> R</w:t>
+            <w:r>
+              <w:t>Podaci nižeg bita R</w:t>
             </w:r>
           </w:p>
         </w:tc>
@@ -4190,29 +4173,8 @@
             <w:pPr>
               <w:cnfStyle w:val="000000100000" w:firstRow="0" w:lastRow="0" w:firstColumn="0" w:lastColumn="0" w:oddVBand="0" w:evenVBand="0" w:oddHBand="1" w:evenHBand="0" w:firstRowFirstColumn="0" w:firstRowLastColumn="0" w:lastRowFirstColumn="0" w:lastRowLastColumn="0"/>
             </w:pPr>
-            <w:proofErr w:type="spellStart"/>
-            <w:r>
-              <w:t>Podaci</w:t>
-            </w:r>
-            <w:proofErr w:type="spellEnd"/>
-            <w:r>
-              <w:t xml:space="preserve"> </w:t>
-            </w:r>
-            <w:proofErr w:type="spellStart"/>
-            <w:r>
-              <w:t>višeg</w:t>
-            </w:r>
-            <w:proofErr w:type="spellEnd"/>
-            <w:r>
-              <w:t xml:space="preserve"> </w:t>
-            </w:r>
-            <w:proofErr w:type="spellStart"/>
-            <w:r>
-              <w:t>bita</w:t>
-            </w:r>
-            <w:proofErr w:type="spellEnd"/>
-            <w:r>
-              <w:t xml:space="preserve"> G</w:t>
+            <w:r>
+              <w:t>Podaci višeg bita G</w:t>
             </w:r>
           </w:p>
         </w:tc>
@@ -4247,29 +4209,8 @@
             <w:pPr>
               <w:cnfStyle w:val="000000100000" w:firstRow="0" w:lastRow="0" w:firstColumn="0" w:lastColumn="0" w:oddVBand="0" w:evenVBand="0" w:oddHBand="1" w:evenHBand="0" w:firstRowFirstColumn="0" w:firstRowLastColumn="0" w:lastRowFirstColumn="0" w:lastRowLastColumn="0"/>
             </w:pPr>
-            <w:proofErr w:type="spellStart"/>
-            <w:r>
-              <w:t>Podaci</w:t>
-            </w:r>
-            <w:proofErr w:type="spellEnd"/>
-            <w:r>
-              <w:t xml:space="preserve"> </w:t>
-            </w:r>
-            <w:proofErr w:type="spellStart"/>
-            <w:r>
-              <w:t>nižeg</w:t>
-            </w:r>
-            <w:proofErr w:type="spellEnd"/>
-            <w:r>
-              <w:t xml:space="preserve"> </w:t>
-            </w:r>
-            <w:proofErr w:type="spellStart"/>
-            <w:r>
-              <w:t>bita</w:t>
-            </w:r>
-            <w:proofErr w:type="spellEnd"/>
-            <w:r>
-              <w:t xml:space="preserve"> G</w:t>
+            <w:r>
+              <w:t>Podaci nižeg bita G</w:t>
             </w:r>
           </w:p>
         </w:tc>
@@ -4297,29 +4238,8 @@
             <w:pPr>
               <w:cnfStyle w:val="000000000000" w:firstRow="0" w:lastRow="0" w:firstColumn="0" w:lastColumn="0" w:oddVBand="0" w:evenVBand="0" w:oddHBand="0" w:evenHBand="0" w:firstRowFirstColumn="0" w:firstRowLastColumn="0" w:lastRowFirstColumn="0" w:lastRowLastColumn="0"/>
             </w:pPr>
-            <w:proofErr w:type="spellStart"/>
-            <w:r>
-              <w:t>Podaci</w:t>
-            </w:r>
-            <w:proofErr w:type="spellEnd"/>
-            <w:r>
-              <w:t xml:space="preserve"> </w:t>
-            </w:r>
-            <w:proofErr w:type="spellStart"/>
-            <w:r>
-              <w:t>višeg</w:t>
-            </w:r>
-            <w:proofErr w:type="spellEnd"/>
-            <w:r>
-              <w:t xml:space="preserve"> </w:t>
-            </w:r>
-            <w:proofErr w:type="spellStart"/>
-            <w:r>
-              <w:t>bita</w:t>
-            </w:r>
-            <w:proofErr w:type="spellEnd"/>
-            <w:r>
-              <w:t xml:space="preserve"> B</w:t>
+            <w:r>
+              <w:t>Podaci višeg bita B</w:t>
             </w:r>
           </w:p>
         </w:tc>
@@ -4354,29 +4274,8 @@
             <w:pPr>
               <w:cnfStyle w:val="000000000000" w:firstRow="0" w:lastRow="0" w:firstColumn="0" w:lastColumn="0" w:oddVBand="0" w:evenVBand="0" w:oddHBand="0" w:evenHBand="0" w:firstRowFirstColumn="0" w:firstRowLastColumn="0" w:lastRowFirstColumn="0" w:lastRowLastColumn="0"/>
             </w:pPr>
-            <w:proofErr w:type="spellStart"/>
-            <w:r>
-              <w:t>Podaci</w:t>
-            </w:r>
-            <w:proofErr w:type="spellEnd"/>
-            <w:r>
-              <w:t xml:space="preserve"> </w:t>
-            </w:r>
-            <w:proofErr w:type="spellStart"/>
-            <w:r>
-              <w:t>nižeg</w:t>
-            </w:r>
-            <w:proofErr w:type="spellEnd"/>
-            <w:r>
-              <w:t xml:space="preserve"> </w:t>
-            </w:r>
-            <w:proofErr w:type="spellStart"/>
-            <w:r>
-              <w:t>bita</w:t>
-            </w:r>
-            <w:proofErr w:type="spellEnd"/>
-            <w:r>
-              <w:t xml:space="preserve"> B</w:t>
+            <w:r>
+              <w:t>Podaci nižeg bita B</w:t>
             </w:r>
           </w:p>
         </w:tc>
@@ -4405,22 +4304,15 @@
             <w:pPr>
               <w:cnfStyle w:val="000000100000" w:firstRow="0" w:lastRow="0" w:firstColumn="0" w:lastColumn="0" w:oddVBand="0" w:evenVBand="0" w:oddHBand="1" w:evenHBand="0" w:firstRowFirstColumn="0" w:firstRowLastColumn="0" w:lastRowFirstColumn="0" w:lastRowLastColumn="0"/>
             </w:pPr>
-            <w:proofErr w:type="spellStart"/>
             <w:r>
               <w:t>Odabir</w:t>
             </w:r>
-            <w:proofErr w:type="spellEnd"/>
             <w:r>
               <w:t xml:space="preserve"> A</w:t>
             </w:r>
             <w:r>
-              <w:t xml:space="preserve"> </w:t>
-            </w:r>
-            <w:proofErr w:type="spellStart"/>
-            <w:r>
-              <w:t>linije</w:t>
-            </w:r>
-            <w:proofErr w:type="spellEnd"/>
+              <w:t xml:space="preserve"> linije</w:t>
+            </w:r>
           </w:p>
         </w:tc>
         <w:tc>
@@ -4454,19 +4346,9 @@
             <w:pPr>
               <w:cnfStyle w:val="000000100000" w:firstRow="0" w:lastRow="0" w:firstColumn="0" w:lastColumn="0" w:oddVBand="0" w:evenVBand="0" w:oddHBand="1" w:evenHBand="0" w:firstRowFirstColumn="0" w:firstRowLastColumn="0" w:lastRowFirstColumn="0" w:lastRowLastColumn="0"/>
             </w:pPr>
-            <w:proofErr w:type="spellStart"/>
-            <w:r>
-              <w:t>Odabir</w:t>
-            </w:r>
-            <w:proofErr w:type="spellEnd"/>
-            <w:r>
-              <w:t xml:space="preserve"> B </w:t>
-            </w:r>
-            <w:proofErr w:type="spellStart"/>
-            <w:r>
-              <w:t>linije</w:t>
-            </w:r>
-            <w:proofErr w:type="spellEnd"/>
+            <w:r>
+              <w:t>Odabir B linije</w:t>
+            </w:r>
           </w:p>
         </w:tc>
       </w:tr>
@@ -4493,19 +4375,9 @@
             <w:pPr>
               <w:cnfStyle w:val="000000000000" w:firstRow="0" w:lastRow="0" w:firstColumn="0" w:lastColumn="0" w:oddVBand="0" w:evenVBand="0" w:oddHBand="0" w:evenHBand="0" w:firstRowFirstColumn="0" w:firstRowLastColumn="0" w:lastRowFirstColumn="0" w:lastRowLastColumn="0"/>
             </w:pPr>
-            <w:proofErr w:type="spellStart"/>
-            <w:r>
-              <w:t>Odabir</w:t>
-            </w:r>
-            <w:proofErr w:type="spellEnd"/>
-            <w:r>
-              <w:t xml:space="preserve"> C </w:t>
-            </w:r>
-            <w:proofErr w:type="spellStart"/>
-            <w:r>
-              <w:t>linije</w:t>
-            </w:r>
-            <w:proofErr w:type="spellEnd"/>
+            <w:r>
+              <w:t>Odabir C linije</w:t>
+            </w:r>
           </w:p>
         </w:tc>
         <w:tc>
@@ -4539,19 +4411,9 @@
             <w:pPr>
               <w:cnfStyle w:val="000000000000" w:firstRow="0" w:lastRow="0" w:firstColumn="0" w:lastColumn="0" w:oddVBand="0" w:evenVBand="0" w:oddHBand="0" w:evenHBand="0" w:firstRowFirstColumn="0" w:firstRowLastColumn="0" w:lastRowFirstColumn="0" w:lastRowLastColumn="0"/>
             </w:pPr>
-            <w:proofErr w:type="spellStart"/>
-            <w:r>
-              <w:t>Odabir</w:t>
-            </w:r>
-            <w:proofErr w:type="spellEnd"/>
-            <w:r>
-              <w:t xml:space="preserve"> D </w:t>
-            </w:r>
-            <w:proofErr w:type="spellStart"/>
-            <w:r>
-              <w:t>linije</w:t>
-            </w:r>
-            <w:proofErr w:type="spellEnd"/>
+            <w:r>
+              <w:t>Odabir D linije</w:t>
+            </w:r>
           </w:p>
         </w:tc>
       </w:tr>
@@ -4579,19 +4441,9 @@
             <w:pPr>
               <w:cnfStyle w:val="000000100000" w:firstRow="0" w:lastRow="0" w:firstColumn="0" w:lastColumn="0" w:oddVBand="0" w:evenVBand="0" w:oddHBand="1" w:evenHBand="0" w:firstRowFirstColumn="0" w:firstRowLastColumn="0" w:lastRowFirstColumn="0" w:lastRowLastColumn="0"/>
             </w:pPr>
-            <w:proofErr w:type="spellStart"/>
-            <w:r>
-              <w:t>Izbor</w:t>
-            </w:r>
-            <w:proofErr w:type="spellEnd"/>
-            <w:r>
-              <w:t xml:space="preserve"> E </w:t>
-            </w:r>
-            <w:proofErr w:type="spellStart"/>
-            <w:r>
-              <w:t>linije</w:t>
-            </w:r>
-            <w:proofErr w:type="spellEnd"/>
+            <w:r>
+              <w:t>Izbor E linije</w:t>
+            </w:r>
           </w:p>
         </w:tc>
         <w:tc>
@@ -4625,19 +4477,9 @@
             <w:pPr>
               <w:cnfStyle w:val="000000100000" w:firstRow="0" w:lastRow="0" w:firstColumn="0" w:lastColumn="0" w:oddVBand="0" w:evenVBand="0" w:oddHBand="1" w:evenHBand="0" w:firstRowFirstColumn="0" w:firstRowLastColumn="0" w:lastRowFirstColumn="0" w:lastRowLastColumn="0"/>
             </w:pPr>
-            <w:proofErr w:type="spellStart"/>
-            <w:r>
-              <w:t>ulaz</w:t>
-            </w:r>
-            <w:proofErr w:type="spellEnd"/>
-            <w:r>
-              <w:t xml:space="preserve"> </w:t>
-            </w:r>
-            <w:proofErr w:type="spellStart"/>
-            <w:r>
-              <w:t>takta</w:t>
-            </w:r>
-            <w:proofErr w:type="spellEnd"/>
+            <w:r>
+              <w:t>ulaz takta</w:t>
+            </w:r>
           </w:p>
         </w:tc>
       </w:tr>
@@ -4828,75 +4670,11 @@
           <w:lang w:val="de-AT"/>
         </w:rPr>
       </w:pPr>
-      <w:proofErr w:type="spellStart"/>
       <w:r>
         <w:rPr>
           <w:lang w:val="en-GB"/>
         </w:rPr>
-        <w:t>Regulisani</w:t>
-      </w:r>
-      <w:proofErr w:type="spellEnd"/>
-      <w:r>
-        <w:rPr>
-          <w:lang w:val="en-GB"/>
-        </w:rPr>
-        <w:t xml:space="preserve"> </w:t>
-      </w:r>
-      <w:proofErr w:type="spellStart"/>
-      <w:r>
-        <w:rPr>
-          <w:lang w:val="en-GB"/>
-        </w:rPr>
-        <w:t>ulaz</w:t>
-      </w:r>
-      <w:proofErr w:type="spellEnd"/>
-      <w:r>
-        <w:rPr>
-          <w:lang w:val="en-GB"/>
-        </w:rPr>
-        <w:t xml:space="preserve"> </w:t>
-      </w:r>
-      <w:proofErr w:type="spellStart"/>
-      <w:r>
-        <w:rPr>
-          <w:lang w:val="en-GB"/>
-        </w:rPr>
-        <w:t>napajanja</w:t>
-      </w:r>
-      <w:proofErr w:type="spellEnd"/>
-      <w:r>
-        <w:rPr>
-          <w:lang w:val="en-GB"/>
-        </w:rPr>
-        <w:t xml:space="preserve"> </w:t>
-      </w:r>
-      <w:proofErr w:type="spellStart"/>
-      <w:r>
-        <w:rPr>
-          <w:lang w:val="en-GB"/>
-        </w:rPr>
-        <w:t>od</w:t>
-      </w:r>
-      <w:proofErr w:type="spellEnd"/>
-      <w:r>
-        <w:rPr>
-          <w:lang w:val="en-GB"/>
-        </w:rPr>
-        <w:t xml:space="preserve"> 5V, ~4A </w:t>
-      </w:r>
-      <w:proofErr w:type="spellStart"/>
-      <w:r>
-        <w:rPr>
-          <w:lang w:val="en-GB"/>
-        </w:rPr>
-        <w:t>maks</w:t>
-      </w:r>
-      <w:proofErr w:type="spellEnd"/>
-      <w:r>
-        <w:rPr>
-          <w:lang w:val="en-GB"/>
-        </w:rPr>
-        <w:t xml:space="preserve">. </w:t>
+        <w:t xml:space="preserve">Regulisani ulaz napajanja od 5V, ~4A maks. </w:t>
       </w:r>
       <w:r>
         <w:rPr>
@@ -4931,35 +4709,9 @@
           <w:numId w:val="8"/>
         </w:numPr>
       </w:pPr>
-      <w:proofErr w:type="spellStart"/>
-      <w:r>
-        <w:t>Unutrašnji</w:t>
-      </w:r>
-      <w:proofErr w:type="spellEnd"/>
-      <w:r>
-        <w:t xml:space="preserve"> </w:t>
-      </w:r>
-      <w:proofErr w:type="spellStart"/>
-      <w:r>
-        <w:t>ekran</w:t>
-      </w:r>
-      <w:proofErr w:type="spellEnd"/>
-      <w:r>
-        <w:t xml:space="preserve">, </w:t>
-      </w:r>
-      <w:proofErr w:type="spellStart"/>
-      <w:r>
-        <w:t>vidljivost</w:t>
-      </w:r>
-      <w:proofErr w:type="spellEnd"/>
-      <w:r>
-        <w:t xml:space="preserve"> od 160 </w:t>
-      </w:r>
-      <w:proofErr w:type="spellStart"/>
-      <w:r>
-        <w:t>stepeni</w:t>
-      </w:r>
-      <w:proofErr w:type="spellEnd"/>
+      <w:r>
+        <w:t>Unutrašnji ekran, vidljivost od 160 stepeni</w:t>
+      </w:r>
     </w:p>
     <w:p>
       <w:pPr>
@@ -4972,96 +4724,17 @@
           <w:lang w:val="hr-HR"/>
         </w:rPr>
       </w:pPr>
-      <w:proofErr w:type="spellStart"/>
-      <w:r>
-        <w:t>Ekrani</w:t>
-      </w:r>
-      <w:proofErr w:type="spellEnd"/>
-      <w:r>
-        <w:t xml:space="preserve"> se </w:t>
-      </w:r>
-      <w:proofErr w:type="spellStart"/>
-      <w:r>
-        <w:t>mogu</w:t>
-      </w:r>
-      <w:proofErr w:type="spellEnd"/>
-      <w:r>
-        <w:t xml:space="preserve"> </w:t>
-      </w:r>
-      <w:proofErr w:type="spellStart"/>
-      <w:r>
-        <w:t>lančano</w:t>
-      </w:r>
-      <w:proofErr w:type="spellEnd"/>
-      <w:r>
-        <w:t>/</w:t>
-      </w:r>
-      <w:proofErr w:type="spellStart"/>
-      <w:r>
-        <w:t>serijski</w:t>
-      </w:r>
-      <w:proofErr w:type="spellEnd"/>
-      <w:r>
-        <w:t xml:space="preserve"> </w:t>
-      </w:r>
-      <w:proofErr w:type="spellStart"/>
-      <w:r>
-        <w:t>povezivati</w:t>
-      </w:r>
-      <w:proofErr w:type="spellEnd"/>
-      <w:r>
-        <w:t xml:space="preserve"> - </w:t>
-      </w:r>
-      <w:proofErr w:type="spellStart"/>
-      <w:r>
-        <w:t>povezivanjem</w:t>
-      </w:r>
-      <w:proofErr w:type="spellEnd"/>
-      <w:r>
-        <w:t xml:space="preserve"> </w:t>
-      </w:r>
-      <w:proofErr w:type="spellStart"/>
-      <w:r>
-        <w:t>jednog</w:t>
-      </w:r>
-      <w:proofErr w:type="spellEnd"/>
-      <w:r>
-        <w:t xml:space="preserve"> </w:t>
-      </w:r>
-      <w:proofErr w:type="spellStart"/>
-      <w:r>
-        <w:t>izlaz</w:t>
+      <w:r>
+        <w:t>Ekrani se mogu lančano/serijski povezivati - povezivanjem jednog</w:t>
+      </w:r>
+      <w:r>
+        <w:t xml:space="preserve"> izlaz</w:t>
       </w:r>
       <w:r>
         <w:t>a</w:t>
       </w:r>
-      <w:proofErr w:type="spellEnd"/>
-      <w:r>
-        <w:t xml:space="preserve"> </w:t>
-      </w:r>
-      <w:proofErr w:type="spellStart"/>
-      <w:r>
-        <w:t>sa</w:t>
-      </w:r>
-      <w:proofErr w:type="spellEnd"/>
-      <w:r>
-        <w:t xml:space="preserve"> </w:t>
-      </w:r>
-      <w:proofErr w:type="spellStart"/>
-      <w:r>
-        <w:t>sljedećim</w:t>
-      </w:r>
-      <w:proofErr w:type="spellEnd"/>
-      <w:r>
-        <w:t xml:space="preserve"> </w:t>
-      </w:r>
-      <w:proofErr w:type="spellStart"/>
-      <w:r>
-        <w:t>ulazom</w:t>
-      </w:r>
-      <w:proofErr w:type="spellEnd"/>
-      <w:r>
-        <w:t xml:space="preserve"> </w:t>
+      <w:r>
+        <w:t xml:space="preserve"> sa sljedećim ulazom </w:t>
       </w:r>
     </w:p>
     <w:p>
@@ -5087,7 +4760,7 @@
           <w:lang w:val="hr-HR"/>
         </w:rPr>
       </w:pPr>
-      <w:bookmarkStart w:id="8" w:name="_Toc223859593"/>
+      <w:bookmarkStart w:id="7" w:name="_Toc224141963"/>
       <w:r>
         <w:t xml:space="preserve">2.3. </w:t>
       </w:r>
@@ -5097,7 +4770,7 @@
         </w:rPr>
         <w:t>Napojna jedinica</w:t>
       </w:r>
-      <w:bookmarkEnd w:id="8"/>
+      <w:bookmarkEnd w:id="7"/>
     </w:p>
     <w:p>
       <w:pPr>
@@ -5162,1087 +4835,77 @@
           <w:lang w:val="en-GB"/>
         </w:rPr>
       </w:pPr>
-      <w:proofErr w:type="spellStart"/>
       <w:r>
         <w:rPr>
           <w:lang w:val="en-GB"/>
         </w:rPr>
-        <w:t>Princip</w:t>
-      </w:r>
-      <w:proofErr w:type="spellEnd"/>
-      <w:r>
+        <w:t xml:space="preserve">Princip rada napojne jedinice zasniva se na pretvaranju i regulaciji električne energije. Ulazna struja se kroz transformator, ispravljač i filtere pretvara u jednosmernu struju odgovarajuće snage, dok regulator napona održava konstantan izlazni napon bez obzira na promjene u opterećenju ili ulaznoj struji. </w:t>
+      </w:r>
+    </w:p>
+    <w:p>
+      <w:pPr>
+        <w:jc w:val="both"/>
         <w:rPr>
           <w:lang w:val="en-GB"/>
         </w:rPr>
-        <w:t xml:space="preserve"> </w:t>
-      </w:r>
-      <w:proofErr w:type="spellStart"/>
-      <w:r>
+      </w:pPr>
+    </w:p>
+    <w:p>
+      <w:pPr>
+        <w:jc w:val="both"/>
         <w:rPr>
           <w:lang w:val="en-GB"/>
         </w:rPr>
-        <w:t>rada</w:t>
-      </w:r>
-      <w:proofErr w:type="spellEnd"/>
+      </w:pPr>
       <w:r>
         <w:rPr>
           <w:lang w:val="en-GB"/>
         </w:rPr>
-        <w:t xml:space="preserve"> </w:t>
-      </w:r>
-      <w:proofErr w:type="spellStart"/>
-      <w:r>
+        <w:t>Za naš projekat koristimo napojnu jedinicu od 5 V i 5 A, koja je dovoljna da napaja LED matricu i RGB trake na slovima. Ovaj izbor omogućava sigurno i stabilno napajanje svih LED dioda, bez fluktuacija napona ili prenapona, čime se osigurava pravilno i ujednačeno osvjetljenje i pouzdan rad sistema.</w:t>
+      </w:r>
+    </w:p>
+    <w:p>
+      <w:pPr>
+        <w:jc w:val="both"/>
         <w:rPr>
           <w:lang w:val="en-GB"/>
         </w:rPr>
-        <w:t>napojne</w:t>
-      </w:r>
-      <w:proofErr w:type="spellEnd"/>
-      <w:r>
+      </w:pPr>
+    </w:p>
+    <w:p>
+      <w:pPr>
+        <w:jc w:val="both"/>
         <w:rPr>
           <w:lang w:val="en-GB"/>
         </w:rPr>
-        <w:t xml:space="preserve"> </w:t>
-      </w:r>
-      <w:proofErr w:type="spellStart"/>
-      <w:r>
+      </w:pPr>
+    </w:p>
+    <w:p>
+      <w:pPr>
+        <w:jc w:val="both"/>
         <w:rPr>
           <w:lang w:val="en-GB"/>
         </w:rPr>
-        <w:t>jedinice</w:t>
-      </w:r>
-      <w:proofErr w:type="spellEnd"/>
-      <w:r>
+      </w:pPr>
+    </w:p>
+    <w:p>
+      <w:pPr>
+        <w:jc w:val="both"/>
         <w:rPr>
           <w:lang w:val="en-GB"/>
         </w:rPr>
-        <w:t xml:space="preserve"> </w:t>
-      </w:r>
-      <w:proofErr w:type="spellStart"/>
-      <w:r>
+      </w:pPr>
+    </w:p>
+    <w:p>
+      <w:pPr>
         <w:rPr>
           <w:lang w:val="en-GB"/>
         </w:rPr>
-        <w:t>zasniva</w:t>
-      </w:r>
-      <w:proofErr w:type="spellEnd"/>
+      </w:pPr>
       <w:r>
         <w:rPr>
           <w:lang w:val="en-GB"/>
         </w:rPr>
-        <w:t xml:space="preserve"> se </w:t>
-      </w:r>
-      <w:proofErr w:type="spellStart"/>
-      <w:r>
-        <w:rPr>
-          <w:lang w:val="en-GB"/>
-        </w:rPr>
-        <w:t>na</w:t>
-      </w:r>
-      <w:proofErr w:type="spellEnd"/>
-      <w:r>
-        <w:rPr>
-          <w:lang w:val="en-GB"/>
-        </w:rPr>
-        <w:t xml:space="preserve"> </w:t>
-      </w:r>
-      <w:proofErr w:type="spellStart"/>
-      <w:r>
-        <w:rPr>
-          <w:lang w:val="en-GB"/>
-        </w:rPr>
-        <w:t>pretvaranju</w:t>
-      </w:r>
-      <w:proofErr w:type="spellEnd"/>
-      <w:r>
-        <w:rPr>
-          <w:lang w:val="en-GB"/>
-        </w:rPr>
-        <w:t xml:space="preserve"> </w:t>
-      </w:r>
-      <w:proofErr w:type="spellStart"/>
-      <w:r>
-        <w:rPr>
-          <w:lang w:val="en-GB"/>
-        </w:rPr>
-        <w:t>i</w:t>
-      </w:r>
-      <w:proofErr w:type="spellEnd"/>
-      <w:r>
-        <w:rPr>
-          <w:lang w:val="en-GB"/>
-        </w:rPr>
-        <w:t xml:space="preserve"> </w:t>
-      </w:r>
-      <w:proofErr w:type="spellStart"/>
-      <w:r>
-        <w:rPr>
-          <w:lang w:val="en-GB"/>
-        </w:rPr>
-        <w:t>regulaciji</w:t>
-      </w:r>
-      <w:proofErr w:type="spellEnd"/>
-      <w:r>
-        <w:rPr>
-          <w:lang w:val="en-GB"/>
-        </w:rPr>
-        <w:t xml:space="preserve"> </w:t>
-      </w:r>
-      <w:proofErr w:type="spellStart"/>
-      <w:r>
-        <w:rPr>
-          <w:lang w:val="en-GB"/>
-        </w:rPr>
-        <w:t>električne</w:t>
-      </w:r>
-      <w:proofErr w:type="spellEnd"/>
-      <w:r>
-        <w:rPr>
-          <w:lang w:val="en-GB"/>
-        </w:rPr>
-        <w:t xml:space="preserve"> </w:t>
-      </w:r>
-      <w:proofErr w:type="spellStart"/>
-      <w:r>
-        <w:rPr>
-          <w:lang w:val="en-GB"/>
-        </w:rPr>
-        <w:t>energije</w:t>
-      </w:r>
-      <w:proofErr w:type="spellEnd"/>
-      <w:r>
-        <w:rPr>
-          <w:lang w:val="en-GB"/>
-        </w:rPr>
-        <w:t xml:space="preserve">. </w:t>
-      </w:r>
-      <w:proofErr w:type="spellStart"/>
-      <w:r>
-        <w:rPr>
-          <w:lang w:val="en-GB"/>
-        </w:rPr>
-        <w:t>Ulazna</w:t>
-      </w:r>
-      <w:proofErr w:type="spellEnd"/>
-      <w:r>
-        <w:rPr>
-          <w:lang w:val="en-GB"/>
-        </w:rPr>
-        <w:t xml:space="preserve"> </w:t>
-      </w:r>
-      <w:proofErr w:type="spellStart"/>
-      <w:r>
-        <w:rPr>
-          <w:lang w:val="en-GB"/>
-        </w:rPr>
-        <w:t>struja</w:t>
-      </w:r>
-      <w:proofErr w:type="spellEnd"/>
-      <w:r>
-        <w:rPr>
-          <w:lang w:val="en-GB"/>
-        </w:rPr>
-        <w:t xml:space="preserve"> se </w:t>
-      </w:r>
-      <w:proofErr w:type="spellStart"/>
-      <w:r>
-        <w:rPr>
-          <w:lang w:val="en-GB"/>
-        </w:rPr>
-        <w:t>kroz</w:t>
-      </w:r>
-      <w:proofErr w:type="spellEnd"/>
-      <w:r>
-        <w:rPr>
-          <w:lang w:val="en-GB"/>
-        </w:rPr>
-        <w:t xml:space="preserve"> </w:t>
-      </w:r>
-      <w:proofErr w:type="spellStart"/>
-      <w:r>
-        <w:rPr>
-          <w:lang w:val="en-GB"/>
-        </w:rPr>
-        <w:t>transformator</w:t>
-      </w:r>
-      <w:proofErr w:type="spellEnd"/>
-      <w:r>
-        <w:rPr>
-          <w:lang w:val="en-GB"/>
-        </w:rPr>
-        <w:t xml:space="preserve">, </w:t>
-      </w:r>
-      <w:proofErr w:type="spellStart"/>
-      <w:r>
-        <w:rPr>
-          <w:lang w:val="en-GB"/>
-        </w:rPr>
-        <w:t>ispravljač</w:t>
-      </w:r>
-      <w:proofErr w:type="spellEnd"/>
-      <w:r>
-        <w:rPr>
-          <w:lang w:val="en-GB"/>
-        </w:rPr>
-        <w:t xml:space="preserve"> </w:t>
-      </w:r>
-      <w:proofErr w:type="spellStart"/>
-      <w:r>
-        <w:rPr>
-          <w:lang w:val="en-GB"/>
-        </w:rPr>
-        <w:t>i</w:t>
-      </w:r>
-      <w:proofErr w:type="spellEnd"/>
-      <w:r>
-        <w:rPr>
-          <w:lang w:val="en-GB"/>
-        </w:rPr>
-        <w:t xml:space="preserve"> </w:t>
-      </w:r>
-      <w:proofErr w:type="spellStart"/>
-      <w:r>
-        <w:rPr>
-          <w:lang w:val="en-GB"/>
-        </w:rPr>
-        <w:t>filtere</w:t>
-      </w:r>
-      <w:proofErr w:type="spellEnd"/>
-      <w:r>
-        <w:rPr>
-          <w:lang w:val="en-GB"/>
-        </w:rPr>
-        <w:t xml:space="preserve"> </w:t>
-      </w:r>
-      <w:proofErr w:type="spellStart"/>
-      <w:r>
-        <w:rPr>
-          <w:lang w:val="en-GB"/>
-        </w:rPr>
-        <w:t>pretvara</w:t>
-      </w:r>
-      <w:proofErr w:type="spellEnd"/>
-      <w:r>
-        <w:rPr>
-          <w:lang w:val="en-GB"/>
-        </w:rPr>
-        <w:t xml:space="preserve"> u </w:t>
-      </w:r>
-      <w:proofErr w:type="spellStart"/>
-      <w:r>
-        <w:rPr>
-          <w:lang w:val="en-GB"/>
-        </w:rPr>
-        <w:t>jednosmernu</w:t>
-      </w:r>
-      <w:proofErr w:type="spellEnd"/>
-      <w:r>
-        <w:rPr>
-          <w:lang w:val="en-GB"/>
-        </w:rPr>
-        <w:t xml:space="preserve"> </w:t>
-      </w:r>
-      <w:proofErr w:type="spellStart"/>
-      <w:r>
-        <w:rPr>
-          <w:lang w:val="en-GB"/>
-        </w:rPr>
-        <w:t>struju</w:t>
-      </w:r>
-      <w:proofErr w:type="spellEnd"/>
-      <w:r>
-        <w:rPr>
-          <w:lang w:val="en-GB"/>
-        </w:rPr>
-        <w:t xml:space="preserve"> </w:t>
-      </w:r>
-      <w:proofErr w:type="spellStart"/>
-      <w:r>
-        <w:rPr>
-          <w:lang w:val="en-GB"/>
-        </w:rPr>
-        <w:t>odgovarajuće</w:t>
-      </w:r>
-      <w:proofErr w:type="spellEnd"/>
-      <w:r>
-        <w:rPr>
-          <w:lang w:val="en-GB"/>
-        </w:rPr>
-        <w:t xml:space="preserve"> </w:t>
-      </w:r>
-      <w:proofErr w:type="spellStart"/>
-      <w:r>
-        <w:rPr>
-          <w:lang w:val="en-GB"/>
-        </w:rPr>
-        <w:t>snage</w:t>
-      </w:r>
-      <w:proofErr w:type="spellEnd"/>
-      <w:r>
-        <w:rPr>
-          <w:lang w:val="en-GB"/>
-        </w:rPr>
-        <w:t xml:space="preserve">, </w:t>
-      </w:r>
-      <w:proofErr w:type="spellStart"/>
-      <w:r>
-        <w:rPr>
-          <w:lang w:val="en-GB"/>
-        </w:rPr>
-        <w:t>dok</w:t>
-      </w:r>
-      <w:proofErr w:type="spellEnd"/>
-      <w:r>
-        <w:rPr>
-          <w:lang w:val="en-GB"/>
-        </w:rPr>
-        <w:t xml:space="preserve"> regulator </w:t>
-      </w:r>
-      <w:proofErr w:type="spellStart"/>
-      <w:r>
-        <w:rPr>
-          <w:lang w:val="en-GB"/>
-        </w:rPr>
-        <w:t>napona</w:t>
-      </w:r>
-      <w:proofErr w:type="spellEnd"/>
-      <w:r>
-        <w:rPr>
-          <w:lang w:val="en-GB"/>
-        </w:rPr>
-        <w:t xml:space="preserve"> </w:t>
-      </w:r>
-      <w:proofErr w:type="spellStart"/>
-      <w:r>
-        <w:rPr>
-          <w:lang w:val="en-GB"/>
-        </w:rPr>
-        <w:t>održava</w:t>
-      </w:r>
-      <w:proofErr w:type="spellEnd"/>
-      <w:r>
-        <w:rPr>
-          <w:lang w:val="en-GB"/>
-        </w:rPr>
-        <w:t xml:space="preserve"> </w:t>
-      </w:r>
-      <w:proofErr w:type="spellStart"/>
-      <w:r>
-        <w:rPr>
-          <w:lang w:val="en-GB"/>
-        </w:rPr>
-        <w:t>konstantan</w:t>
-      </w:r>
-      <w:proofErr w:type="spellEnd"/>
-      <w:r>
-        <w:rPr>
-          <w:lang w:val="en-GB"/>
-        </w:rPr>
-        <w:t xml:space="preserve"> </w:t>
-      </w:r>
-      <w:proofErr w:type="spellStart"/>
-      <w:r>
-        <w:rPr>
-          <w:lang w:val="en-GB"/>
-        </w:rPr>
-        <w:t>izlazni</w:t>
-      </w:r>
-      <w:proofErr w:type="spellEnd"/>
-      <w:r>
-        <w:rPr>
-          <w:lang w:val="en-GB"/>
-        </w:rPr>
-        <w:t xml:space="preserve"> </w:t>
-      </w:r>
-      <w:proofErr w:type="spellStart"/>
-      <w:r>
-        <w:rPr>
-          <w:lang w:val="en-GB"/>
-        </w:rPr>
-        <w:t>napon</w:t>
-      </w:r>
-      <w:proofErr w:type="spellEnd"/>
-      <w:r>
-        <w:rPr>
-          <w:lang w:val="en-GB"/>
-        </w:rPr>
-        <w:t xml:space="preserve"> bez </w:t>
-      </w:r>
-      <w:proofErr w:type="spellStart"/>
-      <w:r>
-        <w:rPr>
-          <w:lang w:val="en-GB"/>
-        </w:rPr>
-        <w:t>obzira</w:t>
-      </w:r>
-      <w:proofErr w:type="spellEnd"/>
-      <w:r>
-        <w:rPr>
-          <w:lang w:val="en-GB"/>
-        </w:rPr>
-        <w:t xml:space="preserve"> </w:t>
-      </w:r>
-      <w:proofErr w:type="spellStart"/>
-      <w:r>
-        <w:rPr>
-          <w:lang w:val="en-GB"/>
-        </w:rPr>
-        <w:t>na</w:t>
-      </w:r>
-      <w:proofErr w:type="spellEnd"/>
-      <w:r>
-        <w:rPr>
-          <w:lang w:val="en-GB"/>
-        </w:rPr>
-        <w:t xml:space="preserve"> </w:t>
-      </w:r>
-      <w:proofErr w:type="spellStart"/>
-      <w:r>
-        <w:rPr>
-          <w:lang w:val="en-GB"/>
-        </w:rPr>
-        <w:t>promjene</w:t>
-      </w:r>
-      <w:proofErr w:type="spellEnd"/>
-      <w:r>
-        <w:rPr>
-          <w:lang w:val="en-GB"/>
-        </w:rPr>
-        <w:t xml:space="preserve"> u </w:t>
-      </w:r>
-      <w:proofErr w:type="spellStart"/>
-      <w:r>
-        <w:rPr>
-          <w:lang w:val="en-GB"/>
-        </w:rPr>
-        <w:t>opterećenju</w:t>
-      </w:r>
-      <w:proofErr w:type="spellEnd"/>
-      <w:r>
-        <w:rPr>
-          <w:lang w:val="en-GB"/>
-        </w:rPr>
-        <w:t xml:space="preserve"> </w:t>
-      </w:r>
-      <w:proofErr w:type="spellStart"/>
-      <w:r>
-        <w:rPr>
-          <w:lang w:val="en-GB"/>
-        </w:rPr>
-        <w:t>ili</w:t>
-      </w:r>
-      <w:proofErr w:type="spellEnd"/>
-      <w:r>
-        <w:rPr>
-          <w:lang w:val="en-GB"/>
-        </w:rPr>
-        <w:t xml:space="preserve"> </w:t>
-      </w:r>
-      <w:proofErr w:type="spellStart"/>
-      <w:r>
-        <w:rPr>
-          <w:lang w:val="en-GB"/>
-        </w:rPr>
-        <w:t>ulaznoj</w:t>
-      </w:r>
-      <w:proofErr w:type="spellEnd"/>
-      <w:r>
-        <w:rPr>
-          <w:lang w:val="en-GB"/>
-        </w:rPr>
-        <w:t xml:space="preserve"> </w:t>
-      </w:r>
-      <w:proofErr w:type="spellStart"/>
-      <w:r>
-        <w:rPr>
-          <w:lang w:val="en-GB"/>
-        </w:rPr>
-        <w:t>struji</w:t>
-      </w:r>
-      <w:proofErr w:type="spellEnd"/>
-      <w:r>
-        <w:rPr>
-          <w:lang w:val="en-GB"/>
-        </w:rPr>
-        <w:t xml:space="preserve">. </w:t>
-      </w:r>
-    </w:p>
-    <w:p>
-      <w:pPr>
-        <w:jc w:val="both"/>
-        <w:rPr>
-          <w:lang w:val="en-GB"/>
-        </w:rPr>
-      </w:pPr>
-    </w:p>
-    <w:p>
-      <w:pPr>
-        <w:jc w:val="both"/>
-        <w:rPr>
-          <w:lang w:val="en-GB"/>
-        </w:rPr>
-      </w:pPr>
-      <w:proofErr w:type="spellStart"/>
-      <w:r>
-        <w:rPr>
-          <w:lang w:val="en-GB"/>
-        </w:rPr>
-        <w:t>Za</w:t>
-      </w:r>
-      <w:proofErr w:type="spellEnd"/>
-      <w:r>
-        <w:rPr>
-          <w:lang w:val="en-GB"/>
-        </w:rPr>
-        <w:t xml:space="preserve"> </w:t>
-      </w:r>
-      <w:proofErr w:type="spellStart"/>
-      <w:r>
-        <w:rPr>
-          <w:lang w:val="en-GB"/>
-        </w:rPr>
-        <w:t>naš</w:t>
-      </w:r>
-      <w:proofErr w:type="spellEnd"/>
-      <w:r>
-        <w:rPr>
-          <w:lang w:val="en-GB"/>
-        </w:rPr>
-        <w:t xml:space="preserve"> </w:t>
-      </w:r>
-      <w:proofErr w:type="spellStart"/>
-      <w:r>
-        <w:rPr>
-          <w:lang w:val="en-GB"/>
-        </w:rPr>
-        <w:t>projekat</w:t>
-      </w:r>
-      <w:proofErr w:type="spellEnd"/>
-      <w:r>
-        <w:rPr>
-          <w:lang w:val="en-GB"/>
-        </w:rPr>
-        <w:t xml:space="preserve"> </w:t>
-      </w:r>
-      <w:proofErr w:type="spellStart"/>
-      <w:r>
-        <w:rPr>
-          <w:lang w:val="en-GB"/>
-        </w:rPr>
-        <w:t>koristimo</w:t>
-      </w:r>
-      <w:proofErr w:type="spellEnd"/>
-      <w:r>
-        <w:rPr>
-          <w:lang w:val="en-GB"/>
-        </w:rPr>
-        <w:t xml:space="preserve"> </w:t>
-      </w:r>
-      <w:proofErr w:type="spellStart"/>
-      <w:r>
-        <w:rPr>
-          <w:lang w:val="en-GB"/>
-        </w:rPr>
-        <w:t>napojnu</w:t>
-      </w:r>
-      <w:proofErr w:type="spellEnd"/>
-      <w:r>
-        <w:rPr>
-          <w:lang w:val="en-GB"/>
-        </w:rPr>
-        <w:t xml:space="preserve"> </w:t>
-      </w:r>
-      <w:proofErr w:type="spellStart"/>
-      <w:r>
-        <w:rPr>
-          <w:lang w:val="en-GB"/>
-        </w:rPr>
-        <w:t>jedinicu</w:t>
-      </w:r>
-      <w:proofErr w:type="spellEnd"/>
-      <w:r>
-        <w:rPr>
-          <w:lang w:val="en-GB"/>
-        </w:rPr>
-        <w:t xml:space="preserve"> od 5 V </w:t>
-      </w:r>
-      <w:proofErr w:type="spellStart"/>
-      <w:r>
-        <w:rPr>
-          <w:lang w:val="en-GB"/>
-        </w:rPr>
-        <w:t>i</w:t>
-      </w:r>
-      <w:proofErr w:type="spellEnd"/>
-      <w:r>
-        <w:rPr>
-          <w:lang w:val="en-GB"/>
-        </w:rPr>
-        <w:t xml:space="preserve"> 5 A, </w:t>
-      </w:r>
-      <w:proofErr w:type="spellStart"/>
-      <w:r>
-        <w:rPr>
-          <w:lang w:val="en-GB"/>
-        </w:rPr>
-        <w:t>koja</w:t>
-      </w:r>
-      <w:proofErr w:type="spellEnd"/>
-      <w:r>
-        <w:rPr>
-          <w:lang w:val="en-GB"/>
-        </w:rPr>
-        <w:t xml:space="preserve"> je </w:t>
-      </w:r>
-      <w:proofErr w:type="spellStart"/>
-      <w:r>
-        <w:rPr>
-          <w:lang w:val="en-GB"/>
-        </w:rPr>
-        <w:t>dovoljna</w:t>
-      </w:r>
-      <w:proofErr w:type="spellEnd"/>
-      <w:r>
-        <w:rPr>
-          <w:lang w:val="en-GB"/>
-        </w:rPr>
-        <w:t xml:space="preserve"> da </w:t>
-      </w:r>
-      <w:proofErr w:type="spellStart"/>
-      <w:r>
-        <w:rPr>
-          <w:lang w:val="en-GB"/>
-        </w:rPr>
-        <w:t>napaja</w:t>
-      </w:r>
-      <w:proofErr w:type="spellEnd"/>
-      <w:r>
-        <w:rPr>
-          <w:lang w:val="en-GB"/>
-        </w:rPr>
-        <w:t xml:space="preserve"> LED </w:t>
-      </w:r>
-      <w:proofErr w:type="spellStart"/>
-      <w:r>
-        <w:rPr>
-          <w:lang w:val="en-GB"/>
-        </w:rPr>
-        <w:t>matricu</w:t>
-      </w:r>
-      <w:proofErr w:type="spellEnd"/>
-      <w:r>
-        <w:rPr>
-          <w:lang w:val="en-GB"/>
-        </w:rPr>
-        <w:t xml:space="preserve"> </w:t>
-      </w:r>
-      <w:proofErr w:type="spellStart"/>
-      <w:r>
-        <w:rPr>
-          <w:lang w:val="en-GB"/>
-        </w:rPr>
-        <w:t>i</w:t>
-      </w:r>
-      <w:proofErr w:type="spellEnd"/>
-      <w:r>
-        <w:rPr>
-          <w:lang w:val="en-GB"/>
-        </w:rPr>
-        <w:t xml:space="preserve"> RGB </w:t>
-      </w:r>
-      <w:proofErr w:type="spellStart"/>
-      <w:r>
-        <w:rPr>
-          <w:lang w:val="en-GB"/>
-        </w:rPr>
-        <w:t>trake</w:t>
-      </w:r>
-      <w:proofErr w:type="spellEnd"/>
-      <w:r>
-        <w:rPr>
-          <w:lang w:val="en-GB"/>
-        </w:rPr>
-        <w:t xml:space="preserve"> </w:t>
-      </w:r>
-      <w:proofErr w:type="spellStart"/>
-      <w:r>
-        <w:rPr>
-          <w:lang w:val="en-GB"/>
-        </w:rPr>
-        <w:t>na</w:t>
-      </w:r>
-      <w:proofErr w:type="spellEnd"/>
-      <w:r>
-        <w:rPr>
-          <w:lang w:val="en-GB"/>
-        </w:rPr>
-        <w:t xml:space="preserve"> </w:t>
-      </w:r>
-      <w:proofErr w:type="spellStart"/>
-      <w:r>
-        <w:rPr>
-          <w:lang w:val="en-GB"/>
-        </w:rPr>
-        <w:t>slovima</w:t>
-      </w:r>
-      <w:proofErr w:type="spellEnd"/>
-      <w:r>
-        <w:rPr>
-          <w:lang w:val="en-GB"/>
-        </w:rPr>
-        <w:t xml:space="preserve">. </w:t>
-      </w:r>
-      <w:proofErr w:type="spellStart"/>
-      <w:r>
-        <w:rPr>
-          <w:lang w:val="en-GB"/>
-        </w:rPr>
-        <w:t>Ovaj</w:t>
-      </w:r>
-      <w:proofErr w:type="spellEnd"/>
-      <w:r>
-        <w:rPr>
-          <w:lang w:val="en-GB"/>
-        </w:rPr>
-        <w:t xml:space="preserve"> </w:t>
-      </w:r>
-      <w:proofErr w:type="spellStart"/>
-      <w:r>
-        <w:rPr>
-          <w:lang w:val="en-GB"/>
-        </w:rPr>
-        <w:t>izbor</w:t>
-      </w:r>
-      <w:proofErr w:type="spellEnd"/>
-      <w:r>
-        <w:rPr>
-          <w:lang w:val="en-GB"/>
-        </w:rPr>
-        <w:t xml:space="preserve"> </w:t>
-      </w:r>
-      <w:proofErr w:type="spellStart"/>
-      <w:r>
-        <w:rPr>
-          <w:lang w:val="en-GB"/>
-        </w:rPr>
-        <w:t>omogućava</w:t>
-      </w:r>
-      <w:proofErr w:type="spellEnd"/>
-      <w:r>
-        <w:rPr>
-          <w:lang w:val="en-GB"/>
-        </w:rPr>
-        <w:t xml:space="preserve"> </w:t>
-      </w:r>
-      <w:proofErr w:type="spellStart"/>
-      <w:r>
-        <w:rPr>
-          <w:lang w:val="en-GB"/>
-        </w:rPr>
-        <w:t>sigurno</w:t>
-      </w:r>
-      <w:proofErr w:type="spellEnd"/>
-      <w:r>
-        <w:rPr>
-          <w:lang w:val="en-GB"/>
-        </w:rPr>
-        <w:t xml:space="preserve"> </w:t>
-      </w:r>
-      <w:proofErr w:type="spellStart"/>
-      <w:r>
-        <w:rPr>
-          <w:lang w:val="en-GB"/>
-        </w:rPr>
-        <w:t>i</w:t>
-      </w:r>
-      <w:proofErr w:type="spellEnd"/>
-      <w:r>
-        <w:rPr>
-          <w:lang w:val="en-GB"/>
-        </w:rPr>
-        <w:t xml:space="preserve"> </w:t>
-      </w:r>
-      <w:proofErr w:type="spellStart"/>
-      <w:r>
-        <w:rPr>
-          <w:lang w:val="en-GB"/>
-        </w:rPr>
-        <w:t>stabilno</w:t>
-      </w:r>
-      <w:proofErr w:type="spellEnd"/>
-      <w:r>
-        <w:rPr>
-          <w:lang w:val="en-GB"/>
-        </w:rPr>
-        <w:t xml:space="preserve"> </w:t>
-      </w:r>
-      <w:proofErr w:type="spellStart"/>
-      <w:r>
-        <w:rPr>
-          <w:lang w:val="en-GB"/>
-        </w:rPr>
-        <w:t>napajanje</w:t>
-      </w:r>
-      <w:proofErr w:type="spellEnd"/>
-      <w:r>
-        <w:rPr>
-          <w:lang w:val="en-GB"/>
-        </w:rPr>
-        <w:t xml:space="preserve"> </w:t>
-      </w:r>
-      <w:proofErr w:type="spellStart"/>
-      <w:r>
-        <w:rPr>
-          <w:lang w:val="en-GB"/>
-        </w:rPr>
-        <w:t>svih</w:t>
-      </w:r>
-      <w:proofErr w:type="spellEnd"/>
-      <w:r>
-        <w:rPr>
-          <w:lang w:val="en-GB"/>
-        </w:rPr>
-        <w:t xml:space="preserve"> LED </w:t>
-      </w:r>
-      <w:proofErr w:type="spellStart"/>
-      <w:r>
-        <w:rPr>
-          <w:lang w:val="en-GB"/>
-        </w:rPr>
-        <w:t>dioda</w:t>
-      </w:r>
-      <w:proofErr w:type="spellEnd"/>
-      <w:r>
-        <w:rPr>
-          <w:lang w:val="en-GB"/>
-        </w:rPr>
-        <w:t xml:space="preserve">, bez </w:t>
-      </w:r>
-      <w:proofErr w:type="spellStart"/>
-      <w:r>
-        <w:rPr>
-          <w:lang w:val="en-GB"/>
-        </w:rPr>
-        <w:t>fluktuacija</w:t>
-      </w:r>
-      <w:proofErr w:type="spellEnd"/>
-      <w:r>
-        <w:rPr>
-          <w:lang w:val="en-GB"/>
-        </w:rPr>
-        <w:t xml:space="preserve"> </w:t>
-      </w:r>
-      <w:proofErr w:type="spellStart"/>
-      <w:r>
-        <w:rPr>
-          <w:lang w:val="en-GB"/>
-        </w:rPr>
-        <w:t>napona</w:t>
-      </w:r>
-      <w:proofErr w:type="spellEnd"/>
-      <w:r>
-        <w:rPr>
-          <w:lang w:val="en-GB"/>
-        </w:rPr>
-        <w:t xml:space="preserve"> </w:t>
-      </w:r>
-      <w:proofErr w:type="spellStart"/>
-      <w:r>
-        <w:rPr>
-          <w:lang w:val="en-GB"/>
-        </w:rPr>
-        <w:t>ili</w:t>
-      </w:r>
-      <w:proofErr w:type="spellEnd"/>
-      <w:r>
-        <w:rPr>
-          <w:lang w:val="en-GB"/>
-        </w:rPr>
-        <w:t xml:space="preserve"> </w:t>
-      </w:r>
-      <w:proofErr w:type="spellStart"/>
-      <w:r>
-        <w:rPr>
-          <w:lang w:val="en-GB"/>
-        </w:rPr>
-        <w:t>prenapona</w:t>
-      </w:r>
-      <w:proofErr w:type="spellEnd"/>
-      <w:r>
-        <w:rPr>
-          <w:lang w:val="en-GB"/>
-        </w:rPr>
-        <w:t xml:space="preserve">, </w:t>
-      </w:r>
-      <w:proofErr w:type="spellStart"/>
-      <w:r>
-        <w:rPr>
-          <w:lang w:val="en-GB"/>
-        </w:rPr>
-        <w:t>čime</w:t>
-      </w:r>
-      <w:proofErr w:type="spellEnd"/>
-      <w:r>
-        <w:rPr>
-          <w:lang w:val="en-GB"/>
-        </w:rPr>
-        <w:t xml:space="preserve"> se </w:t>
-      </w:r>
-      <w:proofErr w:type="spellStart"/>
-      <w:r>
-        <w:rPr>
-          <w:lang w:val="en-GB"/>
-        </w:rPr>
-        <w:t>osigurava</w:t>
-      </w:r>
-      <w:proofErr w:type="spellEnd"/>
-      <w:r>
-        <w:rPr>
-          <w:lang w:val="en-GB"/>
-        </w:rPr>
-        <w:t xml:space="preserve"> </w:t>
-      </w:r>
-      <w:proofErr w:type="spellStart"/>
-      <w:r>
-        <w:rPr>
-          <w:lang w:val="en-GB"/>
-        </w:rPr>
-        <w:t>pravilno</w:t>
-      </w:r>
-      <w:proofErr w:type="spellEnd"/>
-      <w:r>
-        <w:rPr>
-          <w:lang w:val="en-GB"/>
-        </w:rPr>
-        <w:t xml:space="preserve"> </w:t>
-      </w:r>
-      <w:proofErr w:type="spellStart"/>
-      <w:r>
-        <w:rPr>
-          <w:lang w:val="en-GB"/>
-        </w:rPr>
-        <w:t>i</w:t>
-      </w:r>
-      <w:proofErr w:type="spellEnd"/>
-      <w:r>
-        <w:rPr>
-          <w:lang w:val="en-GB"/>
-        </w:rPr>
-        <w:t xml:space="preserve"> </w:t>
-      </w:r>
-      <w:proofErr w:type="spellStart"/>
-      <w:r>
-        <w:rPr>
-          <w:lang w:val="en-GB"/>
-        </w:rPr>
-        <w:t>ujednačeno</w:t>
-      </w:r>
-      <w:proofErr w:type="spellEnd"/>
-      <w:r>
-        <w:rPr>
-          <w:lang w:val="en-GB"/>
-        </w:rPr>
-        <w:t xml:space="preserve"> </w:t>
-      </w:r>
-      <w:proofErr w:type="spellStart"/>
-      <w:r>
-        <w:rPr>
-          <w:lang w:val="en-GB"/>
-        </w:rPr>
-        <w:t>osvjetljenje</w:t>
-      </w:r>
-      <w:proofErr w:type="spellEnd"/>
-      <w:r>
-        <w:rPr>
-          <w:lang w:val="en-GB"/>
-        </w:rPr>
-        <w:t xml:space="preserve"> </w:t>
-      </w:r>
-      <w:proofErr w:type="spellStart"/>
-      <w:r>
-        <w:rPr>
-          <w:lang w:val="en-GB"/>
-        </w:rPr>
-        <w:t>i</w:t>
-      </w:r>
-      <w:proofErr w:type="spellEnd"/>
-      <w:r>
-        <w:rPr>
-          <w:lang w:val="en-GB"/>
-        </w:rPr>
-        <w:t xml:space="preserve"> </w:t>
-      </w:r>
-      <w:proofErr w:type="spellStart"/>
-      <w:r>
-        <w:rPr>
-          <w:lang w:val="en-GB"/>
-        </w:rPr>
-        <w:t>pouzdan</w:t>
-      </w:r>
-      <w:proofErr w:type="spellEnd"/>
-      <w:r>
-        <w:rPr>
-          <w:lang w:val="en-GB"/>
-        </w:rPr>
-        <w:t xml:space="preserve"> rad </w:t>
-      </w:r>
-      <w:proofErr w:type="spellStart"/>
-      <w:r>
-        <w:rPr>
-          <w:lang w:val="en-GB"/>
-        </w:rPr>
-        <w:t>sistema</w:t>
-      </w:r>
-      <w:proofErr w:type="spellEnd"/>
-      <w:r>
-        <w:rPr>
-          <w:lang w:val="en-GB"/>
-        </w:rPr>
-        <w:t>.</w:t>
-      </w:r>
-    </w:p>
-    <w:p>
-      <w:pPr>
-        <w:jc w:val="both"/>
-        <w:rPr>
-          <w:lang w:val="en-GB"/>
-        </w:rPr>
-      </w:pPr>
-    </w:p>
-    <w:p>
-      <w:pPr>
-        <w:jc w:val="both"/>
-        <w:rPr>
-          <w:lang w:val="en-GB"/>
-        </w:rPr>
-      </w:pPr>
-    </w:p>
-    <w:p>
-      <w:pPr>
-        <w:jc w:val="both"/>
-        <w:rPr>
-          <w:lang w:val="en-GB"/>
-        </w:rPr>
-      </w:pPr>
-    </w:p>
-    <w:p>
-      <w:pPr>
-        <w:jc w:val="both"/>
-        <w:rPr>
-          <w:lang w:val="en-GB"/>
-        </w:rPr>
-      </w:pPr>
-    </w:p>
-    <w:p>
-      <w:pPr>
-        <w:rPr>
-          <w:lang w:val="en-GB"/>
-        </w:rPr>
-      </w:pPr>
-      <w:r>
-        <w:rPr>
-          <w:lang w:val="en-GB"/>
-        </w:rPr>
         <w:br w:type="page"/>
       </w:r>
     </w:p>
@@ -6250,98 +4913,98 @@
       <w:pPr>
         <w:pStyle w:val="Heading1"/>
       </w:pPr>
-      <w:bookmarkStart w:id="9" w:name="_Toc223859594"/>
+      <w:bookmarkStart w:id="8" w:name="_Toc224141964"/>
       <w:r>
         <w:lastRenderedPageBreak/>
         <w:t>3. Korištene tehnologije</w:t>
       </w:r>
+      <w:bookmarkEnd w:id="8"/>
+    </w:p>
+    <w:p>
+      <w:pPr>
+        <w:rPr>
+          <w:lang w:val="bs-Latn-BA" w:eastAsia="bs-Latn-BA"/>
+        </w:rPr>
+      </w:pPr>
+    </w:p>
+    <w:p>
+      <w:pPr>
+        <w:jc w:val="both"/>
+        <w:rPr>
+          <w:lang w:val="hr-HR"/>
+        </w:rPr>
+      </w:pPr>
+      <w:r>
+        <w:rPr>
+          <w:lang w:val="hr-HR"/>
+        </w:rPr>
+        <w:t>U izradi ovog maturskog rada korišten je niz tehnologija i razvojnih okruženja koja su omogućila realizaciju funkcionalnosti sistema. Ključnu ulogu u razvoju imali su programski jezici C++ i C#, koji su korišteni za implementaciju logike mikrokontrolerskog sistema i desktop aplikacije. Pored njih, značajnu ulogu imao je i JavaScript, dok su za izradu korisničkog interfejsa web aplikacije korišteni označivački (markup) jezici HTML i CSS. Za praćenje promjena u kodu i međusobnu koordinaciju razvoja korišten je GitHub, pri čemu su izmjene slane i preuzimane putem PowerShell-a, omogućavajući efikasnu saradnju između članova tima.</w:t>
+      </w:r>
+    </w:p>
+    <w:p>
+      <w:pPr>
+        <w:jc w:val="both"/>
+        <w:rPr>
+          <w:lang w:val="hr-HR"/>
+        </w:rPr>
+      </w:pPr>
+    </w:p>
+    <w:p>
+      <w:pPr>
+        <w:jc w:val="both"/>
+        <w:rPr>
+          <w:lang w:val="hr-HR"/>
+        </w:rPr>
+      </w:pPr>
+      <w:r>
+        <w:rPr>
+          <w:lang w:val="hr-HR"/>
+        </w:rPr>
+        <w:t>Za razvoj i testiranje softvera korišteno je više razvojnih platformi. Microsoft Visual Studio korišten je za razvoj desktop aplikacije u .NET okruženju koristeći C#, dok je Visual Studio Code pružao efikasno okruženje za rad sa HTML, CSS i JavaScript tehnologijama. Programiranje i komunikacija sa ESP32 mikrokontrolerom realizovana je pomoću Arduino IDE, koja omogućava jednostavno pisanje, kompajliranje i učitavanje programa na mikrokontroler.</w:t>
+      </w:r>
+    </w:p>
+    <w:p>
+      <w:pPr>
+        <w:jc w:val="both"/>
+        <w:rPr>
+          <w:lang w:val="hr-HR"/>
+        </w:rPr>
+      </w:pPr>
+    </w:p>
+    <w:p>
+      <w:pPr>
+        <w:jc w:val="both"/>
+        <w:rPr>
+          <w:lang w:val="hr-HR"/>
+        </w:rPr>
+      </w:pPr>
+      <w:r>
+        <w:rPr>
+          <w:lang w:val="hr-HR"/>
+        </w:rPr>
+        <w:t>U nastavku slijedi detaljnije objašnjenje korištenih platformi i alata.</w:t>
+      </w:r>
+    </w:p>
+    <w:p>
+      <w:pPr>
+        <w:jc w:val="both"/>
+        <w:rPr>
+          <w:lang w:val="hr-HR"/>
+        </w:rPr>
+      </w:pPr>
+    </w:p>
+    <w:p>
+      <w:pPr>
+        <w:pStyle w:val="Heading2"/>
+      </w:pPr>
+      <w:bookmarkStart w:id="9" w:name="_Toc224141965"/>
+      <w:r>
+        <w:t xml:space="preserve">3.1. </w:t>
+      </w:r>
+      <w:r>
+        <w:t>Microsoft Visual Studio</w:t>
+      </w:r>
       <w:bookmarkEnd w:id="9"/>
-    </w:p>
-    <w:p>
-      <w:pPr>
-        <w:rPr>
-          <w:lang w:val="bs-Latn-BA" w:eastAsia="bs-Latn-BA"/>
-        </w:rPr>
-      </w:pPr>
-    </w:p>
-    <w:p>
-      <w:pPr>
-        <w:jc w:val="both"/>
-        <w:rPr>
-          <w:lang w:val="hr-HR"/>
-        </w:rPr>
-      </w:pPr>
-      <w:r>
-        <w:rPr>
-          <w:lang w:val="hr-HR"/>
-        </w:rPr>
-        <w:t>U izradi ovog maturskog rada korišten je niz tehnologija i razvojnih okruženja koja su omogućila realizaciju funkcionalnosti sistema. Ključnu ulogu u razvoju imali su programski jezici C++ i C#, koji su korišteni za implementaciju logike mikrokontrolerskog sistema i desktop aplikacije. Pored njih, značajnu ulogu imao je i JavaScript, dok su za izradu korisničkog interfejsa web aplikacije korišteni označivački (markup) jezici HTML i CSS. Za praćenje promjena u kodu i međusobnu koordinaciju razvoja korišten je GitHub, pri čemu su izmjene slane i preuzimane putem PowerShell-a, omogućavajući efikasnu saradnju između članova tima.</w:t>
-      </w:r>
-    </w:p>
-    <w:p>
-      <w:pPr>
-        <w:jc w:val="both"/>
-        <w:rPr>
-          <w:lang w:val="hr-HR"/>
-        </w:rPr>
-      </w:pPr>
-    </w:p>
-    <w:p>
-      <w:pPr>
-        <w:jc w:val="both"/>
-        <w:rPr>
-          <w:lang w:val="hr-HR"/>
-        </w:rPr>
-      </w:pPr>
-      <w:r>
-        <w:rPr>
-          <w:lang w:val="hr-HR"/>
-        </w:rPr>
-        <w:t>Za razvoj i testiranje softvera korišteno je više razvojnih platformi. Microsoft Visual Studio korišten je za razvoj desktop aplikacije u .NET okruženju koristeći C#, dok je Visual Studio Code pružao efikasno okruženje za rad sa HTML, CSS i JavaScript tehnologijama. Programiranje i komunikacija sa ESP32 mikrokontrolerom realizovana je pomoću Arduino IDE, koja omogućava jednostavno pisanje, kompajliranje i učitavanje programa na mikrokontroler.</w:t>
-      </w:r>
-    </w:p>
-    <w:p>
-      <w:pPr>
-        <w:jc w:val="both"/>
-        <w:rPr>
-          <w:lang w:val="hr-HR"/>
-        </w:rPr>
-      </w:pPr>
-    </w:p>
-    <w:p>
-      <w:pPr>
-        <w:jc w:val="both"/>
-        <w:rPr>
-          <w:lang w:val="hr-HR"/>
-        </w:rPr>
-      </w:pPr>
-      <w:r>
-        <w:rPr>
-          <w:lang w:val="hr-HR"/>
-        </w:rPr>
-        <w:t>U nastavku slijedi detaljnije objašnjenje korištenih platformi i alata.</w:t>
-      </w:r>
-    </w:p>
-    <w:p>
-      <w:pPr>
-        <w:jc w:val="both"/>
-        <w:rPr>
-          <w:lang w:val="hr-HR"/>
-        </w:rPr>
-      </w:pPr>
-    </w:p>
-    <w:p>
-      <w:pPr>
-        <w:pStyle w:val="Heading2"/>
-      </w:pPr>
-      <w:bookmarkStart w:id="10" w:name="_Toc223859595"/>
-      <w:r>
-        <w:t xml:space="preserve">3.1. </w:t>
-      </w:r>
-      <w:r>
-        <w:t>Microsoft Visual Studio</w:t>
-      </w:r>
-      <w:bookmarkEnd w:id="10"/>
       <w:r>
         <w:t xml:space="preserve"> </w:t>
       </w:r>
@@ -6453,7 +5116,7 @@
         <mc:AlternateContent>
           <mc:Choice Requires="wpg">
             <w:drawing>
-              <wp:inline distT="0" distB="0" distL="0" distR="0" wp14:anchorId="31FC5CC6" wp14:editId="397FDEAA">
+              <wp:inline distT="0" distB="0" distL="0" distR="0" wp14:anchorId="3383F566" wp14:editId="686A2B89">
                 <wp:extent cx="5745480" cy="2141220"/>
                 <wp:effectExtent l="0" t="0" r="7620" b="0"/>
                 <wp:docPr id="23" name="Group 23"/>
@@ -6559,7 +5222,7 @@
           </mc:Choice>
           <mc:Fallback>
             <w:pict>
-              <v:group w14:anchorId="27399B4C" id="Group 23" o:spid="_x0000_s1026" style="width:452.4pt;height:168.6pt;mso-position-horizontal-relative:char;mso-position-vertical-relative:line" coordsize="58826,21412" o:gfxdata="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">
+              <v:group w14:anchorId="7213491C" id="Group 23" o:spid="_x0000_s1026" style="width:452.4pt;height:168.6pt;mso-position-horizontal-relative:char;mso-position-vertical-relative:line" coordsize="58826,21412" o:gfxdata="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